--- a/22207073-phan-B.docx
+++ b/22207073-phan-B.docx
@@ -18071,63 +18071,11 @@
           <w14:ligatures w14:val="standardContextual"/>
         </w:rPr>
       </w:pPr>
-      <w:hyperlink w:anchor="_Toc236574188" w:history="1">
-        <w:r>
-          <w:rPr>
-            <w:rStyle w:val="Hyperlink"/>
-            <w:noProof/>
-          </w:rPr>
-          <w:t>Hình 12. Trạng thái kết nối và kết quả cập nhật OTA của các node trên ThingsBoard</w:t>
-        </w:r>
-        <w:r>
-          <w:rPr>
-            <w:noProof/>
-            <w:webHidden/>
-          </w:rPr>
-          <w:tab/>
-        </w:r>
-        <w:r>
-          <w:rPr>
-            <w:noProof/>
-            <w:webHidden/>
-          </w:rPr>
-          <w:fldChar w:fldCharType="begin"/>
-        </w:r>
-        <w:r>
-          <w:rPr>
-            <w:noProof/>
-            <w:webHidden/>
-          </w:rPr>
-          <w:instrText xml:space="preserve"> PAGEREF _Toc236574188 \h </w:instrText>
-        </w:r>
-        <w:r>
-          <w:rPr>
-            <w:noProof/>
-            <w:webHidden/>
-          </w:rPr>
-        </w:r>
-        <w:r>
-          <w:rPr>
-            <w:noProof/>
-            <w:webHidden/>
-          </w:rPr>
-          <w:fldChar w:fldCharType="separate"/>
-        </w:r>
-        <w:r>
-          <w:rPr>
-            <w:noProof/>
-            <w:webHidden/>
-          </w:rPr>
-          <w:t>39</w:t>
-        </w:r>
-        <w:r>
-          <w:rPr>
-            <w:noProof/>
-            <w:webHidden/>
-          </w:rPr>
-          <w:fldChar w:fldCharType="end"/>
-        </w:r>
-      </w:hyperlink>
+      <w:r>
+        <w:t>Hình 12. Trạng thái kết nối của các node và telemetry trên ThingsBoard</w:t>
+        <w:tab/>
+        <w:t>39</w:t>
+      </w:r>
     </w:p>
     <w:p>
       <w:pPr>

--- a/22207073-phan-B.docx
+++ b/22207073-phan-B.docx
@@ -1207,10 +1207,7 @@
         <w:ind w:firstLine="567"/>
       </w:pPr>
       <w:r>
-        <w:rPr>
-          <w:szCs w:val="26"/>
-        </w:rPr>
-        <w:t>Khóa luận xây dựng hệ thống định vị mức phòng gồm một Tag XIAO nRF52840, ba Scanner ESP32 cho ba phòng, một Relay ESP32-S3 và một Gateway ESP32-S3. Tag phát beacon tùy biến mỗi 900–1100 ms, mang mức pin, mã Tag, số thứ tự và HMAC-16. Scanner xác thực, lọc RSSI bằng Kalman thích nghi rồi gửi báo cáo qua BLE Mesh. Gateway chuyển telemetry lên ThingsBoard bằng MQTTS; Rule Chain dùng hysteresis và debounce để quyết định phòng.</w:t>
+        <w:t>Khóa luận xây dựng hệ thống định vị mức phòng gồm Tag, ba Scanner, Relay và Gateway. Trong phạm vi phần B, kiến trúc tổng thể và BLE Mesh được giữ làm nội dung chung; trọng tâm là Gateway nhận TAG_STATUS, tách callback và MQTTS bằng hàng đợi FreeRTOS, rồi chuyển telemetry lên ThingsBoard. Rule Chain dùng độ tươi dữ liệu, hysteresis và debounce để quyết định phòng. Mỗi Tag được quản lý bằng child device và state độc lập; dashboard hỗ trợ chọn Tag để xem trạng thái và lịch sử.</w:t>
       </w:r>
     </w:p>
     <w:p>
@@ -1230,14 +1227,7 @@
         <w:ind w:firstLine="567"/>
       </w:pPr>
       <w:r>
-        <w:rPr>
-          <w:b/>
-          <w:szCs w:val="26"/>
-        </w:rPr>
-        <w:t>Từ khóa – BLE Mesh, RSSI, định vị trong nhà, nRF52840, ESP32, ThingsBoard, HMAC, bộ lọc Kalman.</w:t>
-      </w:r>
-      <w:r>
-        <w:br w:type="page"/>
+        <w:t>Từ khóa – BLE Mesh, Gateway, FreeRTOS, MQTT, TLS, ThingsBoard, Rule Chain, định vị trong nhà.</w:t>
       </w:r>
     </w:p>
     <w:p>
@@ -1282,10 +1272,7 @@
         </w:rPr>
       </w:pPr>
       <w:r>
-        <w:rPr>
-          <w:szCs w:val="26"/>
-        </w:rPr>
-        <w:t>This thesis develops an open, self-hosted room-level indoor positioning system. The deployed architecture comprises one XIAO nRF52840 Tag, three ESP32 Scanners assigned to three rooms, one ESP32-S3 Relay, and one ESP32-S3 Gateway. The Tag broadcasts a custom beacon every 900–1100 ms with battery level, Tag identifier, sequence number, and HMAC-16. Each Scanner authenticates the payload, applies an adaptive Kalman filter to RSSI, and reports the result through Bluetooth Mesh. The Gateway publishes telemetry to ThingsBoard over MQTTS, where a Rule Chain uses hysteresis and debounce to select the room.</w:t>
+        <w:t>This thesis develops an open, self-hosted room-level indoor positioning system comprising Tags, three Scanners, a Relay, and a Gateway. Within Part B, the overall architecture and Bluetooth Mesh are retained as shared content, while the implementation focuses on the Gateway data path. TAG_STATUS messages are decoupled from MQTTS publishing through a FreeRTOS queue and forwarded to ThingsBoard. A Rule Chain applies sample freshness, hysteresis, and debounce to select the room. Each Tag is represented by an independent child device and state, and the dashboard supports selecting a Tag to inspect its current status and history.</w:t>
       </w:r>
     </w:p>
     <w:p>
@@ -1311,11 +1298,7 @@
         </w:rPr>
       </w:pPr>
       <w:r>
-        <w:rPr>
-          <w:b/>
-          <w:szCs w:val="26"/>
-        </w:rPr>
-        <w:t>Keywords – Bluetooth Mesh, RSSI, indoor positioning, nRF52840, ESP32, ThingsBoard, HMAC, Kalman filter.</w:t>
+        <w:t>Keywords – Bluetooth Mesh, Gateway, FreeRTOS, MQTT, TLS, ThingsBoard, Rule Chain, indoor positioning.</w:t>
       </w:r>
     </w:p>
     <w:p>
@@ -20472,7 +20455,7 @@
         <w:ind w:firstLine="567"/>
       </w:pPr>
       <w:r>
-        <w:t>Đề tài đặt bốn mục tiêu:</w:t>
+        <w:t>Trong phạm vi phần B, tài liệu đặt các mục tiêu sau:</w:t>
       </w:r>
     </w:p>
     <w:p>
@@ -20484,11 +20467,7 @@
         </w:numPr>
       </w:pPr>
       <w:r>
-        <w:t xml:space="preserve">Bốn loại node: Tag (Seeed Studio XIAO nRF52840) phát beacon; Scanner, Relay, Gateway trên nền ESP32/ESP32-S3 (ESP-IDF), lần lượt đo RSSI, chuyển tiếp mesh và </w:t>
-      </w:r>
-      <w:r>
-        <w:lastRenderedPageBreak/>
-        <w:t>làm cầu nối tới server. Hai track firmware (Zephyr cho Tag, ESP-IDF cho ba loại node còn lại) giao tiếp với nhau thuần túy qua chuẩn quảng bá BLE, không phụ thuộc hãng chip.</w:t>
+        <w:t>Tích hợp Gateway vào kiến trúc chung: nhận TAG_STATUS từ BLE Mesh, quản lý node và chuyển dữ liệu sang mạng IP mà không thực hiện quyết định phòng trong firmware.</w:t>
       </w:r>
     </w:p>
     <w:p>
@@ -20500,7 +20479,7 @@
         </w:numPr>
       </w:pPr>
       <w:r>
-        <w:t>Xử lý RSSI và chọn phòng ở phía server (ThingsBoard) thay vì trên firmware, để tinh chỉnh tham số không cần nạp lại firmware.</w:t>
+        <w:t>Xây dựng tuyến truyền Wi-Fi/MQTTS và ThingsBoard Gateway API, tách callback BLE Mesh khỏi thao tác publish bằng hàng đợi FreeRTOS.</w:t>
       </w:r>
     </w:p>
     <w:p>
@@ -20512,31 +20491,7 @@
         </w:numPr>
       </w:pPr>
       <w:r>
-        <w:t>Bảo mật nhiều lớp độc lập:</w:t>
-      </w:r>
-    </w:p>
-    <w:p>
-      <w:pPr>
-        <w:pStyle w:val="ListBullet"/>
-      </w:pPr>
-      <w:r>
-        <w:t>Beacon: HMAC-16 với khóa dẫn xuất theo epoch (kiểu TOTP) hỗ trợ phát hiện giả mạo và hạn chế replay trong phạm vi thiết kế.</w:t>
-      </w:r>
-    </w:p>
-    <w:p>
-      <w:pPr>
-        <w:pStyle w:val="ListBullet"/>
-      </w:pPr>
-      <w:r>
-        <w:t>Truyền dẫn: MQTTS cho telemetry gateway–server, HTTPS cho tải firmware OTA.</w:t>
-      </w:r>
-    </w:p>
-    <w:p>
-      <w:pPr>
-        <w:pStyle w:val="ListBullet"/>
-      </w:pPr>
-      <w:r>
-        <w:t>Firmware/chip: Secure Boot V2 (chữ ký RSA-3072) và Flash Encryption cho toàn bộ node track ESP32; MCUboot (chữ ký ECDSA-P256) cho track Tag nRF52840.</w:t>
+        <w:t>Xử lý RSSI và chọn phòng tại ThingsBoard bằng độ tươi dữ liệu, hysteresis và debounce; lưu attributes/timeseries theo từng Tag.</w:t>
       </w:r>
     </w:p>
     <w:p>
@@ -20548,7 +20503,7 @@
         </w:numPr>
       </w:pPr>
       <w:r>
-        <w:t>OTA đồng loạt cho cả mesh, có chống downgrade và fallback khi cập nhật thất bại.</w:t>
+        <w:t>Hỗ trợ nhiều Tag trên Gateway, Rule Chain và Dashboard; giám sát heartbeat, phát hiện out_of_range và phục hồi trạng thái sau khi MQTT kết nối lại.</w:t>
       </w:r>
     </w:p>
     <w:p>
@@ -20790,15 +20745,7 @@
         <w:ind w:firstLine="567"/>
       </w:pPr>
       <w:r>
-        <w:t>nRF Connect SDK (trên nền Zephyr RTOS) dùng riêng cho Tag chạy trên nRF52840, biên dịch/nạp qua công cụ west, có MCUboot kiểm tra chữ ký ECDSA-P256 trước khi khởi động firmware.</w:t>
-      </w:r>
-    </w:p>
-    <w:p>
-      <w:pPr>
-        <w:ind w:firstLine="567"/>
-      </w:pPr>
-      <w:r>
-        <w:t>Đề tài cố định phiên bản ESP-IDF v6.0.1 và nRF Connect SDK v3.4.0 trong suốt quá trình phát triển để môi trường biên dịch và API BLE (Mesh lẫn advertising) nhất quán.</w:t>
+        <w:t>Phần B cố định ESP-IDF v6.0.1 để môi trường biên dịch, FreeRTOS, Wi-Fi, TLS và API BLE Mesh nhất quán trong quá trình triển khai Gateway.</w:t>
       </w:r>
     </w:p>
     <w:p>
@@ -21290,7 +21237,7 @@
         <w:pStyle w:val="ListBullet"/>
       </w:pPr>
       <w:r>
-        <w:t>nRF Connect for VS Code + west: IDE cho firmware Tag nRF52840, quản lý toolchain Zephyr, build/flash/monitor.</w:t>
+        <w:t>clang-format: chuẩn hóa format mã nguồn C theo style Allman, tab-4.</w:t>
       </w:r>
     </w:p>
     <w:p>
@@ -21298,7 +21245,7 @@
         <w:pStyle w:val="ListBullet"/>
       </w:pPr>
       <w:r>
-        <w:t>clang-format: chuẩn hóa format mã nguồn C theo style Allman, tab-4.</w:t>
+        <w:t>Git + GitHub: quản lý phiên bản, lưu trữ và theo dõi thay đổi.</w:t>
       </w:r>
     </w:p>
     <w:p>
@@ -21306,15 +21253,7 @@
         <w:pStyle w:val="ListBullet"/>
       </w:pPr>
       <w:r>
-        <w:t>Git + GitHub: quản lý phiên bản, lưu trữ và theo dõi thay đổi.</w:t>
-      </w:r>
-    </w:p>
-    <w:p>
-      <w:pPr>
-        <w:pStyle w:val="ListBullet"/>
-      </w:pPr>
-      <w:r>
-        <w:t>Docker Desktop: chạy ThingsBoard và nginx (OTA server) trong container.</w:t>
+        <w:t>Docker Desktop: chạy ThingsBoard và các dịch vụ phụ thuộc trong container.</w:t>
       </w:r>
     </w:p>
     <w:p>
@@ -21373,7 +21312,7 @@
         <w:pStyle w:val="ListBullet"/>
       </w:pPr>
       <w:r>
-        <w:t>Chương 3 – Cơ sở lý thuyết: BLE Advertising và RSSI, giao thức BLE Mesh (provisioner, node, keys, opcode), thuật toán xử lý tín hiệu (Kalman filter, path-loss), thuật toán quyết định zone (hysteresis, leaky-bucket debounce), bảo mật (HMAC, key rotation), OTA, giao thức MQTT/HTTP/TLS và ThingsBoard Gateway API.</w:t>
+        <w:t>Chương 3 – Cơ sở lý thuyết phần B: BLE Mesh dùng chung; thuật toán quyết định zone; MQTT/TLS và ThingsBoard Gateway API.</w:t>
       </w:r>
     </w:p>
     <w:p>
@@ -21381,7 +21320,7 @@
         <w:pStyle w:val="ListBullet"/>
       </w:pPr>
       <w:r>
-        <w:t>Chương 4 – Triển khai hệ thống: Giữ nguyên kiến trúc tổng thể và BLE Mesh dùng chung; phần B đi sâu vào Gateway, hàng đợi FreeRTOS, Wi-Fi/MQTTS, ThingsBoard Gateway API, Rule Chain, dashboard nhiều Tag và cơ chế giám sát–khôi phục kết nối.</w:t>
+        <w:t>Chương 4 – Triển khai phần B: Giữ nguyên kiến trúc tổng thể và Relay/BLE Mesh dùng chung; đi sâu vào Gateway, hàng đợi FreeRTOS, Wi-Fi/MQTTS, ThingsBoard Gateway API, Rule Chain, dashboard nhiều Tag và cơ chế giám sát–khôi phục kết nối.</w:t>
       </w:r>
     </w:p>
     <w:p>
@@ -22396,33 +22335,99 @@
           <w:rFonts w:ascii="Times New Roman" w:hAnsi="Times New Roman" w:cs="Times New Roman"/>
         </w:rPr>
       </w:pPr>
-      <w:bookmarkStart w:id="84" w:name="_Toc236264257"/>
-      <w:bookmarkStart w:id="85" w:name="_Toc236089384"/>
-      <w:bookmarkStart w:id="86" w:name="_Toc236340732"/>
+      <w:r>
+        <w:t>2.3.1 Bluetooth Mesh cho IoT</w:t>
+      </w:r>
+    </w:p>
+    <w:p>
+      <w:pPr>
+        <w:ind w:firstLine="567"/>
+      </w:pPr>
+      <w:r>
+        <w:t>Bluetooth Mesh chuyển BLE từ liên kết điểm–điểm sang mạng publish/subscribe nhiều hop, dùng relay và managed flooding. Các nghiên cứu phân tích chuẩn cũng chỉ ra rằng tham số advertising/scanning và số lần relay ảnh hưởng trực tiếp đến reliability, delay và scalability [1], [3].</w:t>
+      </w:r>
+    </w:p>
+    <w:p>
+      <w:pPr>
+        <w:ind w:firstLine="567"/>
+      </w:pPr>
+      <w:r>
+        <w:t>Các đánh giá định lượng và thực nghiệm Bluetooth Mesh cho thấy độ trễ phụ thuộc số hop, mật độ node, chu kỳ quét và tham số retransmission; đây là cơ sở để đề tài chỉ dùng mesh cho telemetry tần suất thấp và đo lại độ trễ trên hệ thống thực [1], [2].</w:t>
+      </w:r>
+    </w:p>
+    <w:p>
+      <w:pPr>
+        <w:pStyle w:val="Heading2"/>
+        <w:spacing w:before="160" w:after="60" w:line="276" w:lineRule="auto"/>
+        <w:rPr>
+          <w:rFonts w:ascii="Times New Roman" w:hAnsi="Times New Roman" w:cs="Times New Roman"/>
+        </w:rPr>
+      </w:pPr>
+      <w:bookmarkStart w:id="96" w:name="_Toc236264261"/>
+      <w:bookmarkStart w:id="97" w:name="_Toc236089388"/>
+      <w:bookmarkStart w:id="98" w:name="_Toc236340736"/>
       <w:r>
         <w:rPr>
           <w:rFonts w:ascii="Times New Roman" w:eastAsia="Times New Roman" w:hAnsi="Times New Roman" w:cs="Times New Roman"/>
         </w:rPr>
-        <w:t>2.3.1 Lọc Kalman cho RSSI</w:t>
-      </w:r>
-      <w:bookmarkEnd w:id="84"/>
-      <w:bookmarkEnd w:id="85"/>
-      <w:bookmarkEnd w:id="86"/>
+        <w:t>2.4 Khoảng trống nghiên cứu</w:t>
+      </w:r>
+      <w:bookmarkEnd w:id="96"/>
+      <w:bookmarkEnd w:id="97"/>
+      <w:bookmarkEnd w:id="98"/>
+    </w:p>
+    <w:p>
+      <w:pPr/>
+      <w:r>
+        <w:t>Các hệ thống thương mại thường đóng kín logic server, còn nhiều mô hình thử nghiệm đặt quyết định vị trí ngay trên firmware. Cách này làm việc thay đổi ánh xạ phòng, ngưỡng hoặc thuật toán phụ thuộc vào việc biên dịch và nạp lại thiết bị.</w:t>
+      </w:r>
+    </w:p>
+    <w:p>
+      <w:pPr/>
+      <w:r>
+        <w:t>Khoảng trống phần B tập trung xử lý là một Gateway tự host có ranh giới trách nhiệm rõ ràng: firmware chỉ thu nhận và chuyển telemetry; ThingsBoard chịu trách nhiệm xác định phòng, lưu trạng thái và hiển thị. Hệ thống đồng thời cần xử lý nhiều Tag độc lập và phục hồi hợp lý khi BLE Mesh, Wi-Fi hoặc MQTT gián đoạn.</w:t>
+      </w:r>
+    </w:p>
+    <w:p>
+      <w:pPr>
+        <w:pStyle w:val="Heading1"/>
+        <w:spacing w:after="120" w:line="240" w:lineRule="auto"/>
+        <w:rPr>
+          <w:rFonts w:ascii="Times New Roman" w:hAnsi="Times New Roman" w:cs="Times New Roman"/>
+        </w:rPr>
+      </w:pPr>
+      <w:bookmarkStart w:id="99" w:name="_Toc236264262"/>
+      <w:bookmarkStart w:id="100" w:name="_Toc236089389"/>
+      <w:bookmarkStart w:id="101" w:name="_Toc236340737"/>
+      <w:r>
+        <w:rPr>
+          <w:rFonts w:ascii="Times New Roman" w:eastAsia="Times New Roman" w:hAnsi="Times New Roman" w:cs="Times New Roman"/>
+        </w:rPr>
+        <w:lastRenderedPageBreak/>
+        <w:t>CHƯƠNG 3: CƠ SỞ LÝ THUYẾT</w:t>
+      </w:r>
+      <w:bookmarkEnd w:id="99"/>
+      <w:bookmarkEnd w:id="100"/>
+      <w:bookmarkEnd w:id="101"/>
+    </w:p>
+    <w:p>
+      <w:pPr>
+        <w:pStyle w:val="Heading2"/>
+        <w:spacing w:before="160" w:after="60" w:line="276" w:lineRule="auto"/>
+        <w:rPr>
+          <w:rFonts w:ascii="Times New Roman" w:hAnsi="Times New Roman" w:cs="Times New Roman"/>
+        </w:rPr>
+      </w:pPr>
+      <w:r>
+        <w:t>3.1 BLE Mesh</w:t>
+      </w:r>
     </w:p>
     <w:p>
       <w:pPr>
         <w:ind w:firstLine="567"/>
       </w:pPr>
       <w:r>
-        <w:t>RSSI BLE có phương sai lớn do đa đường truyền và nhiễu. Các nghiên cứu về định vị BLE cho thấy Kalman/EKF có thể làm mượt chuỗi đo và cải thiện độ ổn định của ước lượng; đề tài dùng Kalman 1D thích nghi theo phương sai quan sát ở Chương 3 [6], [9].</w:t>
-      </w:r>
-    </w:p>
-    <w:p>
-      <w:pPr>
-        <w:ind w:firstLine="567"/>
-      </w:pPr>
-      <w:r>
-        <w:t>Particle filter và Extended Kalman Filter có thể cải thiện độ ổn định trong một số điều kiện nhưng làm tăng chi phí tính toán. Mức cải thiện phụ thuộc dữ liệu, môi trường và cấu hình, vì vậy đề tài không giả định một tỷ lệ cải thiện cố định.</w:t>
+        <w:t>BLE Mesh (chuẩn Bluetooth SIG 2017, bản 1.0.1 năm 2019) cho phép thiết bị BLE tạo mạng lưới, trong đó thông điệp có thể đi qua nhiều hop tới đích. Cơ chế này chỉ áp dụng cho tầng Scanner/Relay/Gateway; Tag không tham gia mesh, không bật chế độ thu và chỉ phát ADV một chiều để tối ưu năng lượng.</w:t>
       </w:r>
     </w:p>
     <w:p>
@@ -22433,25 +22438,32 @@
           <w:rFonts w:ascii="Times New Roman" w:hAnsi="Times New Roman" w:cs="Times New Roman"/>
         </w:rPr>
       </w:pPr>
-      <w:bookmarkStart w:id="87" w:name="_Toc236264258"/>
-      <w:bookmarkStart w:id="88" w:name="_Toc236089385"/>
-      <w:bookmarkStart w:id="89" w:name="_Toc236340733"/>
-      <w:r>
-        <w:rPr>
-          <w:rFonts w:ascii="Times New Roman" w:eastAsia="Times New Roman" w:hAnsi="Times New Roman" w:cs="Times New Roman"/>
-        </w:rPr>
-        <w:t>2.3.2 Hiệu chỉnh mô hình path-loss</w:t>
-      </w:r>
-      <w:bookmarkEnd w:id="87"/>
-      <w:bookmarkEnd w:id="88"/>
-      <w:bookmarkEnd w:id="89"/>
+      <w:r>
+        <w:t>3.1.1 Provisioner và Node</w:t>
+      </w:r>
     </w:p>
     <w:p>
       <w:pPr>
         <w:ind w:firstLine="567"/>
       </w:pPr>
       <w:r>
-        <w:t>Hệ số n thay đổi theo môi trường. Bahillo và cộng sự đo trong 5 loại môi trường: không gian mở (n ≈ 2.0), văn phòng vách kính (n ≈ 2.5), văn phòng tường thạch cao (n ≈ 3.0), toà nhà bê tông (n ≈ 3.5), hành lang dài (n ≈ 4.0).</w:t>
+        <w:t>Mạng mesh gồm hai vai trò chính:</w:t>
+      </w:r>
+    </w:p>
+    <w:p>
+      <w:pPr>
+        <w:pStyle w:val="ListBullet"/>
+      </w:pPr>
+      <w:r>
+        <w:t>Provisioner: thiết bị có quyền thêm node mới vào mạng, cấp NetKey/AppKey và địa chỉ. Trong đề tài, chỉ có Gateway đóng vai trò này.</w:t>
+      </w:r>
+    </w:p>
+    <w:p>
+      <w:pPr>
+        <w:pStyle w:val="ListBullet"/>
+      </w:pPr>
+      <w:r>
+        <w:t>Node: thành viên bình thường, gửi/nhận thông điệp. Scanner và Relay là Node.</w:t>
       </w:r>
     </w:p>
     <w:p>
@@ -22459,7 +22471,8 @@
         <w:ind w:firstLine="567"/>
       </w:pPr>
       <w:r>
-        <w:t>Đề tài chọn n = 2.5 cho môi trường thí nghiệm căn hộ có tường thạch cao lẫn tường bê tông.</w:t>
+        <w:lastRenderedPageBreak/>
+        <w:t>Chuẩn định nghĩa bốn tính năng optional cho Node: Relay (forward gói của node khác), Proxy (bridge BLE Mesh sang smartphone qua GATT), Friend (đóng vai trò cache cho node LPN), Low Power Node – LPN (tiết kiệm pin cực đại). Đề tài không dùng Friend/LPN vì mọi node mesh (Scanner/Relay/Gateway) đều cắm điện; Relay được bật trên tất cả node để tăng khả năng phủ; Proxy để mặc định cho tiện debug.</w:t>
       </w:r>
     </w:p>
     <w:p>
@@ -22470,25 +22483,32 @@
           <w:rFonts w:ascii="Times New Roman" w:hAnsi="Times New Roman" w:cs="Times New Roman"/>
         </w:rPr>
       </w:pPr>
-      <w:bookmarkStart w:id="90" w:name="_Toc236264259"/>
-      <w:bookmarkStart w:id="91" w:name="_Toc236089386"/>
-      <w:bookmarkStart w:id="92" w:name="_Toc236340734"/>
-      <w:r>
-        <w:rPr>
-          <w:rFonts w:ascii="Times New Roman" w:eastAsia="Times New Roman" w:hAnsi="Times New Roman" w:cs="Times New Roman"/>
-        </w:rPr>
-        <w:t>2.3.3 Bluetooth Mesh cho IoT</w:t>
-      </w:r>
-      <w:bookmarkEnd w:id="90"/>
-      <w:bookmarkEnd w:id="91"/>
-      <w:bookmarkEnd w:id="92"/>
+      <w:r>
+        <w:t>3.1.2 Khóa và các layer</w:t>
+      </w:r>
     </w:p>
     <w:p>
       <w:pPr>
         <w:ind w:firstLine="567"/>
       </w:pPr>
       <w:r>
-        <w:t>Bluetooth Mesh chuyển BLE từ liên kết điểm–điểm sang mạng publish/subscribe nhiều hop, dùng relay và managed flooding. Các nghiên cứu phân tích chuẩn cũng chỉ ra rằng tham số advertising/scanning và số lần relay ảnh hưởng trực tiếp đến reliability, delay và scalability [1], [3].</w:t>
+        <w:t>Hai lớp mã hóa độc lập:</w:t>
+      </w:r>
+    </w:p>
+    <w:p>
+      <w:pPr>
+        <w:pStyle w:val="ListBullet"/>
+      </w:pPr>
+      <w:r>
+        <w:t>Network Layer: mã hóa bằng NetKey (16 byte). Mọi node trong cùng mạng dùng chung NetKey. Đây là lớp forwarding: một node muốn relay gói không cần biết nội dung, chỉ cần NetKey để giải mã header network.</w:t>
+      </w:r>
+    </w:p>
+    <w:p>
+      <w:pPr>
+        <w:pStyle w:val="ListBullet"/>
+      </w:pPr>
+      <w:r>
+        <w:t>Access Layer: mã hóa bằng AppKey (16 byte). Chỉ những node được cấp AppKey mới đọc được nội dung thông điệp. Một mạng có thể có nhiều AppKey cho các nhóm ứng dụng khác nhau.</w:t>
       </w:r>
     </w:p>
     <w:p>
@@ -22496,7 +22516,7 @@
         <w:ind w:firstLine="567"/>
       </w:pPr>
       <w:r>
-        <w:t>Các đánh giá định lượng và thực nghiệm Bluetooth Mesh cho thấy độ trễ phụ thuộc số hop, mật độ node, chu kỳ quét và tham số retransmission; đây là cơ sở để đề tài chỉ dùng mesh cho telemetry tần suất thấp và đo lại độ trễ trên hệ thống thực [1], [2].</w:t>
+        <w:t>Đề tài dùng 1 NetKey và 1 AppKey mỗi mạng, sinh ngẫu nhiên bằng esp_fill_random() khi Gateway boot lần đầu, lưu NVS.</w:t>
       </w:r>
     </w:p>
     <w:p>
@@ -22507,79 +22527,84 @@
           <w:rFonts w:ascii="Times New Roman" w:hAnsi="Times New Roman" w:cs="Times New Roman"/>
         </w:rPr>
       </w:pPr>
-      <w:bookmarkStart w:id="93" w:name="_Toc236264260"/>
-      <w:bookmarkStart w:id="94" w:name="_Toc236089387"/>
-      <w:bookmarkStart w:id="95" w:name="_Toc236340735"/>
-      <w:r>
-        <w:rPr>
-          <w:rFonts w:ascii="Times New Roman" w:eastAsia="Times New Roman" w:hAnsi="Times New Roman" w:cs="Times New Roman"/>
-        </w:rPr>
-        <w:t>2.3.4 Cập nhật firmware qua BLE Mesh</w:t>
-      </w:r>
-      <w:bookmarkEnd w:id="93"/>
-      <w:bookmarkEnd w:id="94"/>
-      <w:bookmarkEnd w:id="95"/>
+      <w:r>
+        <w:t>3.1.3 Provisioning và Static OOB</w:t>
+      </w:r>
     </w:p>
     <w:p>
       <w:pPr>
         <w:ind w:firstLine="567"/>
       </w:pPr>
       <w:r>
-        <w:t>Chuẩn Bluetooth Mesh 1.1 (2023) bổ sung DFU qua mesh, ESP-IDF chưa hỗ trợ. Cách hiện tại là lai: mesh trigger, tải firmware qua Wi-Fi/HTTP. Đề tài đi theo hướng này.</w:t>
-      </w:r>
-    </w:p>
-    <w:p>
-      <w:pPr>
-        <w:pStyle w:val="Heading2"/>
-        <w:spacing w:before="160" w:after="60" w:line="276" w:lineRule="auto"/>
-        <w:rPr>
-          <w:rFonts w:ascii="Times New Roman" w:hAnsi="Times New Roman" w:cs="Times New Roman"/>
-        </w:rPr>
-      </w:pPr>
-      <w:bookmarkStart w:id="96" w:name="_Toc236264261"/>
-      <w:bookmarkStart w:id="97" w:name="_Toc236089388"/>
-      <w:bookmarkStart w:id="98" w:name="_Toc236340736"/>
-      <w:r>
-        <w:rPr>
-          <w:rFonts w:ascii="Times New Roman" w:eastAsia="Times New Roman" w:hAnsi="Times New Roman" w:cs="Times New Roman"/>
-        </w:rPr>
-        <w:t>2.4 Khoảng trống nghiên cứu</w:t>
-      </w:r>
-      <w:bookmarkEnd w:id="96"/>
-      <w:bookmarkEnd w:id="97"/>
-      <w:bookmarkEnd w:id="98"/>
+        <w:t>Quá trình Provisioner thêm một thiết bị unprovisioned vào mạng, chuẩn Mesh định nghĩa 5 bước:</w:t>
+      </w:r>
+    </w:p>
+    <w:p>
+      <w:pPr>
+        <w:pStyle w:val="ListNumber"/>
+        <w:numPr>
+          <w:ilvl w:val="0"/>
+          <w:numId w:val="16"/>
+        </w:numPr>
+      </w:pPr>
+      <w:r>
+        <w:t>Provisioning Beacon: Unprovisioned Device phát quảng bá chứa UUID 128-bit.</w:t>
+      </w:r>
+    </w:p>
+    <w:p>
+      <w:pPr>
+        <w:pStyle w:val="ListNumber"/>
+        <w:numPr>
+          <w:ilvl w:val="0"/>
+          <w:numId w:val="6"/>
+        </w:numPr>
+      </w:pPr>
+      <w:r>
+        <w:t>Invite: Provisioner gửi lời mời kèm khả năng OOB (Out-Of-Band authentication).</w:t>
+      </w:r>
+    </w:p>
+    <w:p>
+      <w:pPr>
+        <w:pStyle w:val="ListNumber"/>
+        <w:numPr>
+          <w:ilvl w:val="0"/>
+          <w:numId w:val="6"/>
+        </w:numPr>
+      </w:pPr>
+      <w:r>
+        <w:t>Public Key exchange: hai bên trao đổi khóa công khai theo ECDH curve P-256.</w:t>
+      </w:r>
+    </w:p>
+    <w:p>
+      <w:pPr>
+        <w:pStyle w:val="ListNumber"/>
+        <w:numPr>
+          <w:ilvl w:val="0"/>
+          <w:numId w:val="6"/>
+        </w:numPr>
+      </w:pPr>
+      <w:r>
+        <w:t>Authentication: xác thực dựa trên OOB (numeric, static, output, input).</w:t>
+      </w:r>
+    </w:p>
+    <w:p>
+      <w:pPr>
+        <w:pStyle w:val="ListNumber"/>
+        <w:numPr>
+          <w:ilvl w:val="0"/>
+          <w:numId w:val="6"/>
+        </w:numPr>
+      </w:pPr>
+      <w:r>
+        <w:t>Data delivery: Provisioner gửi NetKey và địa chỉ unicast đã mã hóa bằng khóa phiên (session key).</w:t>
+      </w:r>
     </w:p>
     <w:p>
       <w:pPr>
         <w:ind w:firstLine="567"/>
       </w:pPr>
       <w:r>
-        <w:t>Ba khoảng trống rút ra từ khảo sát:</w:t>
-      </w:r>
-    </w:p>
-    <w:p>
-      <w:pPr>
-        <w:pStyle w:val="ListBullet"/>
-      </w:pPr>
-      <w:r>
-        <w:t>Thiếu mã nguồn mở end-to-end tự host được. Nghiên cứu học thuật thường chỉ giải quyết một phần (lọc RSSI, thuật toán zone), không có full stack. Giải pháp thương mại đóng nguồn, khóa vào cloud riêng. Người dùng muốn hiểu và sửa hệ thống không có lựa chọn.</w:t>
-      </w:r>
-    </w:p>
-    <w:p>
-      <w:pPr>
-        <w:pStyle w:val="ListBullet"/>
-      </w:pPr>
-      <w:r>
-        <w:lastRenderedPageBreak/>
-        <w:t>Bảo mật beacon thường bị xem nhẹ trong các công trình định vị. Các nghiên cứu về spoofing BLE và xác thực IoT cho thấy nguy cơ giả mạo/replay là có thật; vì vậy đề tài dùng HMAC-16, sequence và khóa biến đổi theo thời gian, đồng thời thừa nhận giới hạn bảo mật của MAC rút gọn [10], [11], [12], [13], [14].</w:t>
-      </w:r>
-    </w:p>
-    <w:p>
-      <w:pPr>
-        <w:pStyle w:val="ListBullet"/>
-      </w:pPr>
-      <w:r>
-        <w:t>OTA hàng loạt cho fleet ít được đề cập. Với hàng chục node, cập nhật thủ công qua UART không khả thi. Cần OTA đồng loạt có chống downgrade, báo cáo trạng thái từng node, fallback khi lỗi. Đề tài tập trung phần này ở Chương 4.</w:t>
+        <w:t>Đề tài dùng Static OOB: Provisioner và Node cùng biết trước 16 byte bí mật hardcode trong firmware. Node lạ không có giá trị này sẽ fail ở bước 4. Đây là cách đơn giản nhất chặn thiết bị lạ tự join mạng, hợp với triển khai closed-fleet.</w:t>
       </w:r>
     </w:p>
     <w:p>
@@ -22587,56 +22612,8 @@
         <w:ind w:firstLine="567"/>
       </w:pPr>
       <w:r>
-        <w:t>Đề tài không cạnh tranh về độ chính xác định vị (đã có kỹ thuật ổn định) mà nhắm vào full stack tự host, bảo mật beacon và OTA fleet – ba khía cạnh chưa được giải pháp hiện tại làm cùng lúc.</w:t>
-      </w:r>
-    </w:p>
-    <w:p>
-      <w:r>
-        <w:br w:type="page"/>
-      </w:r>
-    </w:p>
-    <w:p>
-      <w:pPr>
-        <w:pStyle w:val="Heading1"/>
-        <w:spacing w:after="120" w:line="240" w:lineRule="auto"/>
-        <w:rPr>
-          <w:rFonts w:ascii="Times New Roman" w:hAnsi="Times New Roman" w:cs="Times New Roman"/>
-        </w:rPr>
-      </w:pPr>
-      <w:bookmarkStart w:id="99" w:name="_Toc236264262"/>
-      <w:bookmarkStart w:id="100" w:name="_Toc236089389"/>
-      <w:bookmarkStart w:id="101" w:name="_Toc236340737"/>
-      <w:r>
-        <w:rPr>
-          <w:rFonts w:ascii="Times New Roman" w:eastAsia="Times New Roman" w:hAnsi="Times New Roman" w:cs="Times New Roman"/>
-        </w:rPr>
-        <w:lastRenderedPageBreak/>
-        <w:t>CHƯƠNG 3: CƠ SỞ LÝ THUYẾT</w:t>
-      </w:r>
-      <w:bookmarkEnd w:id="99"/>
-      <w:bookmarkEnd w:id="100"/>
-      <w:bookmarkEnd w:id="101"/>
-    </w:p>
-    <w:p>
-      <w:pPr>
-        <w:pStyle w:val="Heading2"/>
-        <w:spacing w:before="160" w:after="60" w:line="276" w:lineRule="auto"/>
-        <w:rPr>
-          <w:rFonts w:ascii="Times New Roman" w:hAnsi="Times New Roman" w:cs="Times New Roman"/>
-        </w:rPr>
-      </w:pPr>
-      <w:bookmarkStart w:id="102" w:name="_Toc236264263"/>
-      <w:bookmarkStart w:id="103" w:name="_Toc236089390"/>
-      <w:bookmarkStart w:id="104" w:name="_Toc236340738"/>
-      <w:r>
-        <w:rPr>
-          <w:rFonts w:ascii="Times New Roman" w:eastAsia="Times New Roman" w:hAnsi="Times New Roman" w:cs="Times New Roman"/>
-        </w:rPr>
-        <w:t>3.1 BLE Advertising và RSSI</w:t>
-      </w:r>
-      <w:bookmarkEnd w:id="102"/>
-      <w:bookmarkEnd w:id="103"/>
-      <w:bookmarkEnd w:id="104"/>
+        <w:t>Năm bước trên là quy trình chuẩn Bluetooth Mesh, áp dụng cho mọi node (Scanner/Relay). Cách Gateway của đề tài vận hành cụ thể quy trình này – nhận diện loại node qua UUID prefix, và hai bước cấu hình bổ sung sau khi provisioning xong (AppKey Add, Model App Bind) – được trình bày chi tiết ở Chương 4, mục firmware Gateway.</w:t>
+      </w:r>
     </w:p>
     <w:p>
       <w:pPr>
@@ -22646,1088 +22623,9 @@
           <w:rFonts w:ascii="Times New Roman" w:hAnsi="Times New Roman" w:cs="Times New Roman"/>
         </w:rPr>
       </w:pPr>
-      <w:bookmarkStart w:id="105" w:name="_Toc236264264"/>
-      <w:bookmarkStart w:id="106" w:name="_Toc236089391"/>
-      <w:bookmarkStart w:id="107" w:name="_Toc236340739"/>
-      <w:r>
-        <w:rPr>
-          <w:rFonts w:ascii="Times New Roman" w:eastAsia="Times New Roman" w:hAnsi="Times New Roman" w:cs="Times New Roman"/>
-        </w:rPr>
-        <w:t>3.1.1 Cấu trúc gói ADV</w:t>
-      </w:r>
-      <w:bookmarkEnd w:id="105"/>
-      <w:bookmarkEnd w:id="106"/>
-      <w:bookmarkEnd w:id="107"/>
-    </w:p>
-    <w:p>
-      <w:pPr>
-        <w:ind w:firstLine="567"/>
-        <w:rPr>
-          <w:lang w:val="vi-VN"/>
-        </w:rPr>
-      </w:pPr>
-      <w:r>
-        <w:t>BLE sử dụng cơ chế advertising (ADV) để thiết bị quảng bá sự hiện diện mà không cần thiết lập kết nối. Đối với Legacy Advertising, phần payload của gói quảng bá có kích thước tối đa 37 byte, bao gồm địa chỉ Bluetooth dài 6 byte và trường Advertising Data có kích thước tối đa 31 byte. Advertising Data được tổ chức theo cấu trúc Length – Type – Value (TLV).</w:t>
-      </w:r>
-    </w:p>
-    <w:p>
-      <w:pPr>
-        <w:ind w:firstLine="567"/>
-        <w:rPr>
-          <w:lang w:val="vi-VN"/>
-        </w:rPr>
-      </w:pPr>
-      <w:r>
-        <w:t>Trong đề tài, Tag sử dụng trường Manufacturer Specific Data với AD Type là 0xFF. Trường này bắt đầu bằng Company Identifier (CID) 0x02E5 của Espressif, tiếp theo là 24 byte payload do hệ thống tự định nghĩa.</w:t>
-      </w:r>
-    </w:p>
-    <w:p>
-      <w:pPr>
-        <w:ind w:firstLine="567"/>
-        <w:rPr>
-          <w:lang w:val="vi-VN"/>
-        </w:rPr>
-      </w:pPr>
-      <w:r>
-        <w:t>Mặc dù Tag sử dụng vi điều khiển Nordic nRF52840, CID 0x02E5 vẫn được giữ nguyên để tương thích với cơ chế xử lý hiện tại của Scanner ESP32. Scanner nhận dạng và lọc gói quảng bá dựa trên CID này, không dựa vào hãng sản xuất của vi điều khiển thực tế trên Tag.</w:t>
-      </w:r>
-    </w:p>
-    <w:p>
-      <w:pPr>
-        <w:ind w:firstLine="567"/>
-        <w:rPr>
-          <w:lang w:val="vi-VN"/>
-        </w:rPr>
-      </w:pPr>
-      <w:r>
-        <w:t>Cấu trúc payload của Tag được định nghĩa như sau:</w:t>
-      </w:r>
-    </w:p>
-    <w:p>
-      <w:pPr>
-        <w:spacing w:line="240" w:lineRule="auto"/>
-        <w:jc w:val="left"/>
-        <w:rPr>
-          <w:lang w:val="vi-VN"/>
-        </w:rPr>
-      </w:pPr>
-      <w:r>
-        <w:t xml:space="preserve">typedef struct </w:t>
-      </w:r>
-    </w:p>
-    <w:p>
-      <w:pPr>
-        <w:spacing w:line="240" w:lineRule="auto"/>
-        <w:jc w:val="left"/>
-        <w:rPr>
-          <w:lang w:val="vi-VN"/>
-        </w:rPr>
-      </w:pPr>
-      <w:r>
-        <w:rPr>
-          <w:lang w:val="vi-VN"/>
-        </w:rPr>
-        <w:t>{</w:t>
-      </w:r>
-    </w:p>
-    <w:p>
-      <w:pPr>
-        <w:spacing w:line="240" w:lineRule="auto"/>
-        <w:ind w:left="720"/>
-        <w:jc w:val="left"/>
-        <w:rPr>
-          <w:lang w:val="vi-VN"/>
-        </w:rPr>
-      </w:pPr>
-      <w:r>
-        <w:t xml:space="preserve">uint8_t uuid[16]; </w:t>
-      </w:r>
-      <w:r>
-        <w:rPr>
-          <w:lang w:val="vi-VN"/>
-        </w:rPr>
-        <w:tab/>
-      </w:r>
-      <w:r>
-        <w:t xml:space="preserve">/* System UUID, có prefix "AB00" */ </w:t>
-      </w:r>
-    </w:p>
-    <w:p>
-      <w:pPr>
-        <w:spacing w:line="240" w:lineRule="auto"/>
-        <w:ind w:left="720"/>
-        <w:jc w:val="left"/>
-        <w:rPr>
-          <w:lang w:val="vi-VN"/>
-        </w:rPr>
-      </w:pPr>
-      <w:r>
-        <w:t xml:space="preserve">uint16_t battery; </w:t>
-      </w:r>
-      <w:r>
-        <w:rPr>
-          <w:lang w:val="vi-VN"/>
-        </w:rPr>
-        <w:tab/>
-      </w:r>
-      <w:r>
-        <w:t xml:space="preserve">/* Phần trăm pin của Tag, từ 0 đến 100 */ </w:t>
-      </w:r>
-    </w:p>
-    <w:p>
-      <w:pPr>
-        <w:spacing w:line="240" w:lineRule="auto"/>
-        <w:ind w:left="720"/>
-        <w:jc w:val="left"/>
-        <w:rPr>
-          <w:lang w:val="vi-VN"/>
-        </w:rPr>
-      </w:pPr>
-      <w:r>
-        <w:t xml:space="preserve">uint16_t minor; </w:t>
-      </w:r>
-      <w:r>
-        <w:rPr>
-          <w:lang w:val="vi-VN"/>
-        </w:rPr>
-        <w:tab/>
-      </w:r>
-      <w:r>
-        <w:t xml:space="preserve">/* Mã định danh Tag, từ 0x0001 đến 0xFFFF */ </w:t>
-      </w:r>
-    </w:p>
-    <w:p>
-      <w:pPr>
-        <w:spacing w:line="240" w:lineRule="auto"/>
-        <w:ind w:left="720"/>
-        <w:jc w:val="left"/>
-        <w:rPr>
-          <w:lang w:val="vi-VN"/>
-        </w:rPr>
-      </w:pPr>
-      <w:r>
-        <w:t xml:space="preserve">int8_t tx_power; </w:t>
-      </w:r>
-      <w:r>
-        <w:rPr>
-          <w:lang w:val="vi-VN"/>
-        </w:rPr>
-        <w:tab/>
-      </w:r>
-      <w:r>
-        <w:t xml:space="preserve">/* Giá trị RSSI tham chiếu tại khoảng cách 1 m */ </w:t>
-      </w:r>
-    </w:p>
-    <w:p>
-      <w:pPr>
-        <w:spacing w:line="240" w:lineRule="auto"/>
-        <w:ind w:left="720"/>
-        <w:jc w:val="left"/>
-        <w:rPr>
-          <w:lang w:val="vi-VN"/>
-        </w:rPr>
-      </w:pPr>
-      <w:r>
-        <w:t xml:space="preserve">uint8_t sequence; </w:t>
-      </w:r>
-      <w:r>
-        <w:rPr>
-          <w:lang w:val="vi-VN"/>
-        </w:rPr>
-        <w:tab/>
-      </w:r>
-      <w:r>
-        <w:t xml:space="preserve">/* Bộ đếm gói tin, tăng sau mỗi lần phát */ </w:t>
-      </w:r>
-    </w:p>
-    <w:p>
-      <w:pPr>
-        <w:spacing w:line="240" w:lineRule="auto"/>
-        <w:ind w:left="720"/>
-        <w:jc w:val="left"/>
-        <w:rPr>
-          <w:lang w:val="vi-VN"/>
-        </w:rPr>
-      </w:pPr>
-      <w:r>
-        <w:t xml:space="preserve">uint16_t mac16; </w:t>
-      </w:r>
-      <w:r>
-        <w:rPr>
-          <w:lang w:val="vi-VN"/>
-        </w:rPr>
-        <w:tab/>
-      </w:r>
-      <w:r>
-        <w:t>/* Mã HMAC rút gọn 16 bit */</w:t>
-      </w:r>
-    </w:p>
-    <w:p>
-      <w:pPr>
-        <w:spacing w:line="240" w:lineRule="auto"/>
-        <w:ind w:left="720"/>
-        <w:jc w:val="left"/>
-      </w:pPr>
-      <w:r>
-        <w:rPr>
-          <w:lang w:val="vi-VN"/>
-        </w:rPr>
-        <w:t>}</w:t>
-      </w:r>
-      <w:r>
-        <w:t>bmt_tag_adv_payload_t;</w:t>
-      </w:r>
-    </w:p>
-    <w:p>
-      <w:pPr>
-        <w:ind w:firstLine="567"/>
-      </w:pPr>
-      <w:r>
-        <w:t>Payload được thiết kế dựa trên cấu trúc iBeacon nhưng đã tùy biến cho hệ thống. Trường major 16 bit được thay bằng trường battery 16 bit để mang phần trăm pin; trường minor được dùng làm mã định danh Tag. Việc giữ nguyên kích thước các trường giúp payload tương thích với bộ phân tích hiện tại của Scanner và duy trì tổng kích thước cấu trúc là 24 byte. Trường tx_power là RSSI tham chiếu tại 1 m, được hiệu chỉnh khi lắp đặt và chỉ dùng làm đầu vào cho phép ước lượng khoảng cách. Trường sequence hỗ trợ phát hiện gói trùng và replay; mac16 là mã xác thực rút gọn, được tính trên toàn bộ cấu trúc khi chính trường mac16 được đặt bằng 0.</w:t>
-      </w:r>
-    </w:p>
-    <w:p>
-      <w:pPr>
-        <w:pStyle w:val="Heading3"/>
-        <w:spacing w:line="276" w:lineRule="auto"/>
-        <w:rPr>
-          <w:rFonts w:ascii="Times New Roman" w:hAnsi="Times New Roman" w:cs="Times New Roman"/>
-        </w:rPr>
-      </w:pPr>
-      <w:bookmarkStart w:id="108" w:name="_Toc236264265"/>
-      <w:bookmarkStart w:id="109" w:name="_Toc236089392"/>
-      <w:bookmarkStart w:id="110" w:name="_Toc236340740"/>
-      <w:r>
-        <w:rPr>
-          <w:rFonts w:ascii="Times New Roman" w:eastAsia="Times New Roman" w:hAnsi="Times New Roman" w:cs="Times New Roman"/>
-        </w:rPr>
-        <w:lastRenderedPageBreak/>
-        <w:t>3.1.2 RSSI và mất mát đường truyền</w:t>
-      </w:r>
-      <w:bookmarkEnd w:id="108"/>
-      <w:bookmarkEnd w:id="109"/>
-      <w:bookmarkEnd w:id="110"/>
-    </w:p>
-    <w:p>
-      <w:pPr>
-        <w:ind w:firstLine="567"/>
-      </w:pPr>
-      <w:r>
-        <w:t>RSSI (Received Signal Strength Indicator) là công suất tín hiệu nhận, đơn vị dBm. BLE thường cho RSSI trong khoảng -30 dBm (gần) đến -100 dBm (gần mất).</w:t>
-      </w:r>
-    </w:p>
-    <w:p>
-      <w:pPr>
-        <w:ind w:firstLine="567"/>
-      </w:pPr>
-      <w:r>
-        <w:t>Trong không gian tự do, công suất tín hiệu giảm theo bình phương khoảng cách. Trong nhà, tường, đồ vật và hiện tượng đa đường làm tín hiệu suy hao phức tạp hơn; đề tài sử dụng mô hình log-distance path loss:</w:t>
-      </w:r>
-    </w:p>
-    <w:p>
-      <w:pPr>
-        <w:ind w:firstLine="0"/>
-        <w:jc w:val="center"/>
-      </w:pPr>
-      <m:oMathPara>
-        <m:oMathParaPr>
-          <m:jc m:val="center"/>
-        </m:oMathParaPr>
-        <m:oMath>
-          <m:sSub>
-            <m:sSubPr>
-              <m:ctrlPr>
-                <w:rPr>
-                  <w:rFonts w:ascii="Cambria Math" w:hAnsi="Cambria Math"/>
-                </w:rPr>
-              </m:ctrlPr>
-            </m:sSubPr>
-            <m:e>
-              <m:r>
-                <w:rPr>
-                  <w:rFonts w:ascii="Cambria Math" w:hAnsi="Cambria Math"/>
-                </w:rPr>
-                <m:t>P</m:t>
-              </m:r>
-            </m:e>
-            <m:sub>
-              <m:r>
-                <w:rPr>
-                  <w:rFonts w:ascii="Cambria Math" w:hAnsi="Cambria Math"/>
-                </w:rPr>
-                <m:t>r</m:t>
-              </m:r>
-            </m:sub>
-          </m:sSub>
-          <m:r>
-            <w:rPr>
-              <w:rFonts w:ascii="Cambria Math" w:hAnsi="Cambria Math"/>
-            </w:rPr>
-            <m:t>(d)</m:t>
-          </m:r>
-          <m:r>
-            <m:rPr>
-              <m:lit/>
-              <m:nor/>
-            </m:rPr>
-            <m:t xml:space="preserve"> = </m:t>
-          </m:r>
-          <m:sSub>
-            <m:sSubPr>
-              <m:ctrlPr>
-                <w:rPr>
-                  <w:rFonts w:ascii="Cambria Math" w:hAnsi="Cambria Math"/>
-                </w:rPr>
-              </m:ctrlPr>
-            </m:sSubPr>
-            <m:e>
-              <m:r>
-                <w:rPr>
-                  <w:rFonts w:ascii="Cambria Math" w:hAnsi="Cambria Math"/>
-                </w:rPr>
-                <m:t>P</m:t>
-              </m:r>
-            </m:e>
-            <m:sub>
-              <m:r>
-                <w:rPr>
-                  <w:rFonts w:ascii="Cambria Math" w:hAnsi="Cambria Math"/>
-                </w:rPr>
-                <m:t>0</m:t>
-              </m:r>
-            </m:sub>
-          </m:sSub>
-          <m:r>
-            <m:rPr>
-              <m:lit/>
-              <m:nor/>
-            </m:rPr>
-            <m:t xml:space="preserve"> - </m:t>
-          </m:r>
-          <m:r>
-            <w:rPr>
-              <w:rFonts w:ascii="Cambria Math" w:hAnsi="Cambria Math"/>
-            </w:rPr>
-            <m:t>10n</m:t>
-          </m:r>
-          <m:r>
-            <m:rPr>
-              <m:lit/>
-              <m:nor/>
-            </m:rPr>
-            <m:t xml:space="preserve"> </m:t>
-          </m:r>
-          <m:r>
-            <w:rPr>
-              <w:rFonts w:ascii="Cambria Math" w:hAnsi="Cambria Math"/>
-            </w:rPr>
-            <m:t>·</m:t>
-          </m:r>
-          <m:r>
-            <m:rPr>
-              <m:lit/>
-              <m:nor/>
-            </m:rPr>
-            <m:t xml:space="preserve"> </m:t>
-          </m:r>
-          <m:sSub>
-            <m:sSubPr>
-              <m:ctrlPr>
-                <w:rPr>
-                  <w:rFonts w:ascii="Cambria Math" w:hAnsi="Cambria Math"/>
-                </w:rPr>
-              </m:ctrlPr>
-            </m:sSubPr>
-            <m:e>
-              <m:r>
-                <w:rPr>
-                  <w:rFonts w:ascii="Cambria Math" w:hAnsi="Cambria Math"/>
-                </w:rPr>
-                <m:t>log</m:t>
-              </m:r>
-            </m:e>
-            <m:sub>
-              <m:r>
-                <w:rPr>
-                  <w:rFonts w:ascii="Cambria Math" w:hAnsi="Cambria Math"/>
-                </w:rPr>
-                <m:t>10</m:t>
-              </m:r>
-            </m:sub>
-          </m:sSub>
-          <m:d>
-            <m:dPr>
-              <m:ctrlPr>
-                <w:rPr>
-                  <w:rFonts w:ascii="Cambria Math" w:hAnsi="Cambria Math"/>
-                </w:rPr>
-              </m:ctrlPr>
-            </m:dPr>
-            <m:e>
-              <m:f>
-                <m:fPr>
-                  <m:ctrlPr>
-                    <w:rPr>
-                      <w:rFonts w:ascii="Cambria Math" w:hAnsi="Cambria Math"/>
-                    </w:rPr>
-                  </m:ctrlPr>
-                </m:fPr>
-                <m:num>
-                  <m:r>
-                    <w:rPr>
-                      <w:rFonts w:ascii="Cambria Math" w:hAnsi="Cambria Math"/>
-                    </w:rPr>
-                    <m:t>d</m:t>
-                  </m:r>
-                </m:num>
-                <m:den>
-                  <m:sSub>
-                    <m:sSubPr>
-                      <m:ctrlPr>
-                        <w:rPr>
-                          <w:rFonts w:ascii="Cambria Math" w:hAnsi="Cambria Math"/>
-                        </w:rPr>
-                      </m:ctrlPr>
-                    </m:sSubPr>
-                    <m:e>
-                      <m:r>
-                        <w:rPr>
-                          <w:rFonts w:ascii="Cambria Math" w:hAnsi="Cambria Math"/>
-                        </w:rPr>
-                        <m:t>d</m:t>
-                      </m:r>
-                    </m:e>
-                    <m:sub>
-                      <m:r>
-                        <w:rPr>
-                          <w:rFonts w:ascii="Cambria Math" w:hAnsi="Cambria Math"/>
-                        </w:rPr>
-                        <m:t>0</m:t>
-                      </m:r>
-                    </m:sub>
-                  </m:sSub>
-                </m:den>
-              </m:f>
-            </m:e>
-          </m:d>
-          <m:r>
-            <m:rPr>
-              <m:lit/>
-              <m:nor/>
-            </m:rPr>
-            <m:t xml:space="preserve"> + </m:t>
-          </m:r>
-          <m:sSub>
-            <m:sSubPr>
-              <m:ctrlPr>
-                <w:rPr>
-                  <w:rFonts w:ascii="Cambria Math" w:hAnsi="Cambria Math"/>
-                </w:rPr>
-              </m:ctrlPr>
-            </m:sSubPr>
-            <m:e>
-              <m:r>
-                <w:rPr>
-                  <w:rFonts w:ascii="Cambria Math" w:hAnsi="Cambria Math"/>
-                </w:rPr>
-                <m:t>X</m:t>
-              </m:r>
-            </m:e>
-            <m:sub>
-              <m:r>
-                <w:rPr>
-                  <w:rFonts w:ascii="Cambria Math" w:hAnsi="Cambria Math"/>
-                </w:rPr>
-                <m:t>σ</m:t>
-              </m:r>
-            </m:sub>
-          </m:sSub>
-        </m:oMath>
-      </m:oMathPara>
-    </w:p>
-    <w:p>
-      <w:pPr>
-        <w:ind w:firstLine="567"/>
-      </w:pPr>
-      <w:r>
-        <w:t>trong đó:</w:t>
-      </w:r>
-    </w:p>
-    <w:p>
-      <w:pPr>
-        <w:pStyle w:val="ListBullet"/>
-      </w:pPr>
-      <m:oMath>
-        <m:sSub>
-          <m:sSubPr>
-            <m:ctrlPr>
-              <w:rPr>
-                <w:rFonts w:ascii="Cambria Math" w:hAnsi="Cambria Math"/>
-              </w:rPr>
-            </m:ctrlPr>
-          </m:sSubPr>
-          <m:e>
-            <m:r>
-              <w:rPr>
-                <w:rFonts w:ascii="Cambria Math" w:hAnsi="Cambria Math"/>
-              </w:rPr>
-              <m:t>P</m:t>
-            </m:r>
-          </m:e>
-          <m:sub>
-            <m:r>
-              <w:rPr>
-                <w:rFonts w:ascii="Cambria Math" w:hAnsi="Cambria Math"/>
-              </w:rPr>
-              <m:t>r</m:t>
-            </m:r>
-          </m:sub>
-        </m:sSub>
-        <m:r>
-          <w:rPr>
-            <w:rFonts w:ascii="Cambria Math" w:hAnsi="Cambria Math"/>
-          </w:rPr>
-          <m:t>(d</m:t>
-        </m:r>
-      </m:oMath>
-      <w:r>
-        <w:t>): công suất nhận tại khoảng cách d (dBm).</w:t>
-      </w:r>
-    </w:p>
-    <w:p>
-      <w:pPr>
-        <w:pStyle w:val="ListBullet"/>
-      </w:pPr>
-      <m:oMath>
-        <m:sSub>
-          <m:sSubPr>
-            <m:ctrlPr>
-              <w:rPr>
-                <w:rFonts w:ascii="Cambria Math" w:hAnsi="Cambria Math"/>
-              </w:rPr>
-            </m:ctrlPr>
-          </m:sSubPr>
-          <m:e>
-            <m:r>
-              <w:rPr>
-                <w:rFonts w:ascii="Cambria Math" w:hAnsi="Cambria Math"/>
-              </w:rPr>
-              <m:t>P</m:t>
-            </m:r>
-          </m:e>
-          <m:sub>
-            <m:r>
-              <w:rPr>
-                <w:rFonts w:ascii="Cambria Math" w:hAnsi="Cambria Math"/>
-              </w:rPr>
-              <m:t>0</m:t>
-            </m:r>
-          </m:sub>
-        </m:sSub>
-      </m:oMath>
-      <w:r>
-        <w:t>: công suất tham chiếu tại khoảng cách d_0 (thường d_0 = 1 m).</w:t>
-      </w:r>
-    </w:p>
-    <w:p>
-      <w:pPr>
-        <w:pStyle w:val="ListBullet"/>
-      </w:pPr>
-      <w:r>
-        <w:t>n: hệ số mất mát đường truyền (path-loss exponent).</w:t>
-      </w:r>
-    </w:p>
-    <w:p>
-      <w:pPr>
-        <w:pStyle w:val="ListBullet"/>
-      </w:pPr>
-      <m:oMath>
-        <m:sSub>
-          <m:sSubPr>
-            <m:ctrlPr>
-              <w:rPr>
-                <w:rFonts w:ascii="Cambria Math" w:hAnsi="Cambria Math"/>
-              </w:rPr>
-            </m:ctrlPr>
-          </m:sSubPr>
-          <m:e>
-            <m:r>
-              <w:rPr>
-                <w:rFonts w:ascii="Cambria Math" w:hAnsi="Cambria Math"/>
-              </w:rPr>
-              <m:t>X</m:t>
-            </m:r>
-          </m:e>
-          <m:sub>
-            <m:r>
-              <w:rPr>
-                <w:rFonts w:ascii="Cambria Math" w:hAnsi="Cambria Math"/>
-              </w:rPr>
-              <m:t>σ</m:t>
-            </m:r>
-          </m:sub>
-        </m:sSub>
-      </m:oMath>
-      <w:r>
-        <w:t>: nhiễu ngẫu nhiên phân phối chuẩn với độ lệch chuẩn .</w:t>
-      </w:r>
-    </w:p>
-    <w:p>
-      <w:pPr>
-        <w:ind w:firstLine="567"/>
-      </w:pPr>
-      <w:r>
-        <w:t>Bỏ thành phần nhiễu ngẫu nhiên khỏi mô hình trên và biến đổi biểu thức để ước lượng khoảng cách:</w:t>
-      </w:r>
-    </w:p>
-    <w:p>
-      <w:pPr>
-        <w:ind w:firstLine="0"/>
-        <w:jc w:val="center"/>
-      </w:pPr>
-      <m:oMathPara>
-        <m:oMathParaPr>
-          <m:jc m:val="center"/>
-        </m:oMathParaPr>
-        <m:oMath>
-          <m:acc>
-            <m:accPr>
-              <m:chr m:val="^"/>
-              <m:ctrlPr>
-                <w:rPr>
-                  <w:rFonts w:ascii="Cambria Math" w:hAnsi="Cambria Math"/>
-                </w:rPr>
-              </m:ctrlPr>
-            </m:accPr>
-            <m:e>
-              <m:r>
-                <w:rPr>
-                  <w:rFonts w:ascii="Cambria Math" w:hAnsi="Cambria Math"/>
-                </w:rPr>
-                <m:t>d</m:t>
-              </m:r>
-            </m:e>
-          </m:acc>
-          <m:r>
-            <m:rPr>
-              <m:lit/>
-              <m:nor/>
-            </m:rPr>
-            <m:t xml:space="preserve"> = </m:t>
-          </m:r>
-          <m:sSub>
-            <m:sSubPr>
-              <m:ctrlPr>
-                <w:rPr>
-                  <w:rFonts w:ascii="Cambria Math" w:hAnsi="Cambria Math"/>
-                </w:rPr>
-              </m:ctrlPr>
-            </m:sSubPr>
-            <m:e>
-              <m:r>
-                <w:rPr>
-                  <w:rFonts w:ascii="Cambria Math" w:hAnsi="Cambria Math"/>
-                </w:rPr>
-                <m:t>d</m:t>
-              </m:r>
-            </m:e>
-            <m:sub>
-              <m:r>
-                <w:rPr>
-                  <w:rFonts w:ascii="Cambria Math" w:hAnsi="Cambria Math"/>
-                </w:rPr>
-                <m:t>0</m:t>
-              </m:r>
-            </m:sub>
-          </m:sSub>
-          <m:r>
-            <m:rPr>
-              <m:lit/>
-              <m:nor/>
-            </m:rPr>
-            <m:t xml:space="preserve"> </m:t>
-          </m:r>
-          <m:r>
-            <w:rPr>
-              <w:rFonts w:ascii="Cambria Math" w:hAnsi="Cambria Math"/>
-            </w:rPr>
-            <m:t>·</m:t>
-          </m:r>
-          <m:r>
-            <m:rPr>
-              <m:lit/>
-              <m:nor/>
-            </m:rPr>
-            <m:t xml:space="preserve"> </m:t>
-          </m:r>
-          <m:sSup>
-            <m:sSupPr>
-              <m:ctrlPr>
-                <w:rPr>
-                  <w:rFonts w:ascii="Cambria Math" w:hAnsi="Cambria Math"/>
-                </w:rPr>
-              </m:ctrlPr>
-            </m:sSupPr>
-            <m:e>
-              <m:r>
-                <w:rPr>
-                  <w:rFonts w:ascii="Cambria Math" w:hAnsi="Cambria Math"/>
-                </w:rPr>
-                <m:t>10</m:t>
-              </m:r>
-            </m:e>
-            <m:sup>
-              <m:f>
-                <m:fPr>
-                  <m:ctrlPr>
-                    <w:rPr>
-                      <w:rFonts w:ascii="Cambria Math" w:hAnsi="Cambria Math"/>
-                    </w:rPr>
-                  </m:ctrlPr>
-                </m:fPr>
-                <m:num>
-                  <m:sSub>
-                    <m:sSubPr>
-                      <m:ctrlPr>
-                        <w:rPr>
-                          <w:rFonts w:ascii="Cambria Math" w:hAnsi="Cambria Math"/>
-                        </w:rPr>
-                      </m:ctrlPr>
-                    </m:sSubPr>
-                    <m:e>
-                      <m:r>
-                        <w:rPr>
-                          <w:rFonts w:ascii="Cambria Math" w:hAnsi="Cambria Math"/>
-                        </w:rPr>
-                        <m:t>P</m:t>
-                      </m:r>
-                    </m:e>
-                    <m:sub>
-                      <m:r>
-                        <w:rPr>
-                          <w:rFonts w:ascii="Cambria Math" w:hAnsi="Cambria Math"/>
-                        </w:rPr>
-                        <m:t>0</m:t>
-                      </m:r>
-                    </m:sub>
-                  </m:sSub>
-                  <m:r>
-                    <m:rPr>
-                      <m:lit/>
-                      <m:nor/>
-                    </m:rPr>
-                    <m:t xml:space="preserve"> - </m:t>
-                  </m:r>
-                  <m:sSub>
-                    <m:sSubPr>
-                      <m:ctrlPr>
-                        <w:rPr>
-                          <w:rFonts w:ascii="Cambria Math" w:hAnsi="Cambria Math"/>
-                        </w:rPr>
-                      </m:ctrlPr>
-                    </m:sSubPr>
-                    <m:e>
-                      <m:r>
-                        <w:rPr>
-                          <w:rFonts w:ascii="Cambria Math" w:hAnsi="Cambria Math"/>
-                        </w:rPr>
-                        <m:t>P</m:t>
-                      </m:r>
-                    </m:e>
-                    <m:sub>
-                      <m:r>
-                        <w:rPr>
-                          <w:rFonts w:ascii="Cambria Math" w:hAnsi="Cambria Math"/>
-                        </w:rPr>
-                        <m:t>r</m:t>
-                      </m:r>
-                    </m:sub>
-                  </m:sSub>
-                </m:num>
-                <m:den>
-                  <m:r>
-                    <w:rPr>
-                      <w:rFonts w:ascii="Cambria Math" w:hAnsi="Cambria Math"/>
-                    </w:rPr>
-                    <m:t>10n</m:t>
-                  </m:r>
-                </m:den>
-              </m:f>
-            </m:sup>
-          </m:sSup>
-        </m:oMath>
-      </m:oMathPara>
-    </w:p>
-    <w:p>
-      <w:pPr>
-        <w:ind w:firstLine="567"/>
-      </w:pPr>
-      <w:r>
-        <w:t>Đề tài đặt RSSI tham chiếu bằng tx_power trong payload, d₀ = 1 m và n = 2,5 cho phép ước lượng khoảng cách tham khảo. Giá trị này chỉ phục vụ chẩn đoán; quyết định phòng chính thức so sánh trực tiếp RSSI đã lọc giữa các Scanner và không phụ thuộc vào khoảng cách suy ra từ mô hình path-loss.</w:t>
-      </w:r>
-    </w:p>
-    <w:p>
-      <w:pPr>
-        <w:pStyle w:val="Heading2"/>
-        <w:spacing w:before="160" w:after="60" w:line="276" w:lineRule="auto"/>
-        <w:rPr>
-          <w:rFonts w:ascii="Times New Roman" w:hAnsi="Times New Roman" w:cs="Times New Roman"/>
-        </w:rPr>
-      </w:pPr>
-      <w:bookmarkStart w:id="111" w:name="_Toc236264266"/>
-      <w:bookmarkStart w:id="112" w:name="_Toc236089393"/>
-      <w:bookmarkStart w:id="113" w:name="_Toc236340741"/>
-      <w:r>
-        <w:rPr>
-          <w:rFonts w:ascii="Times New Roman" w:eastAsia="Times New Roman" w:hAnsi="Times New Roman" w:cs="Times New Roman"/>
-        </w:rPr>
-        <w:t>3.2 BLE Mesh</w:t>
-      </w:r>
-      <w:bookmarkEnd w:id="111"/>
-      <w:bookmarkEnd w:id="112"/>
-      <w:bookmarkEnd w:id="113"/>
-    </w:p>
-    <w:p>
-      <w:pPr>
-        <w:ind w:firstLine="567"/>
-      </w:pPr>
-      <w:r>
-        <w:t>BLE Mesh (chuẩn Bluetooth SIG 2017, bản 1.0.1 năm 2019) cho phép thiết bị BLE tạo mạng lưới, trong đó thông điệp có thể đi qua nhiều hop tới đích. Cơ chế này chỉ áp dụng cho tầng Scanner/Relay/Gateway; Tag không tham gia mesh, không bật chế độ thu và chỉ phát ADV một chiều để tối ưu năng lượng.</w:t>
-      </w:r>
-    </w:p>
-    <w:p>
-      <w:pPr>
-        <w:pStyle w:val="Heading3"/>
-        <w:spacing w:line="276" w:lineRule="auto"/>
-        <w:rPr>
-          <w:rFonts w:ascii="Times New Roman" w:hAnsi="Times New Roman" w:cs="Times New Roman"/>
-        </w:rPr>
-      </w:pPr>
-      <w:bookmarkStart w:id="114" w:name="_Toc236264267"/>
-      <w:bookmarkStart w:id="115" w:name="_Toc236089394"/>
-      <w:bookmarkStart w:id="116" w:name="_Toc236340742"/>
-      <w:r>
-        <w:rPr>
-          <w:rFonts w:ascii="Times New Roman" w:eastAsia="Times New Roman" w:hAnsi="Times New Roman" w:cs="Times New Roman"/>
-        </w:rPr>
-        <w:t>3.2.1 Provisioner và Node</w:t>
-      </w:r>
-      <w:bookmarkEnd w:id="114"/>
-      <w:bookmarkEnd w:id="115"/>
-      <w:bookmarkEnd w:id="116"/>
-    </w:p>
-    <w:p>
-      <w:pPr>
-        <w:ind w:firstLine="567"/>
-      </w:pPr>
-      <w:r>
-        <w:t>Mạng mesh gồm hai vai trò chính:</w:t>
-      </w:r>
-    </w:p>
-    <w:p>
-      <w:pPr>
-        <w:pStyle w:val="ListBullet"/>
-      </w:pPr>
-      <w:r>
-        <w:t>Provisioner: thiết bị có quyền thêm node mới vào mạng, cấp NetKey/AppKey và địa chỉ. Trong đề tài, chỉ có Gateway đóng vai trò này.</w:t>
-      </w:r>
-    </w:p>
-    <w:p>
-      <w:pPr>
-        <w:pStyle w:val="ListBullet"/>
-      </w:pPr>
-      <w:r>
-        <w:t>Node: thành viên bình thường, gửi/nhận thông điệp. Scanner và Relay là Node.</w:t>
-      </w:r>
-    </w:p>
-    <w:p>
-      <w:pPr>
-        <w:ind w:firstLine="567"/>
-      </w:pPr>
-      <w:r>
-        <w:lastRenderedPageBreak/>
-        <w:t>Chuẩn định nghĩa bốn tính năng optional cho Node: Relay (forward gói của node khác), Proxy (bridge BLE Mesh sang smartphone qua GATT), Friend (đóng vai trò cache cho node LPN), Low Power Node – LPN (tiết kiệm pin cực đại). Đề tài không dùng Friend/LPN vì mọi node mesh (Scanner/Relay/Gateway) đều cắm điện; Relay được bật trên tất cả node để tăng khả năng phủ; Proxy để mặc định cho tiện debug.</w:t>
-      </w:r>
-    </w:p>
-    <w:p>
-      <w:pPr>
-        <w:pStyle w:val="Heading3"/>
-        <w:spacing w:line="276" w:lineRule="auto"/>
-        <w:rPr>
-          <w:rFonts w:ascii="Times New Roman" w:hAnsi="Times New Roman" w:cs="Times New Roman"/>
-        </w:rPr>
-      </w:pPr>
-      <w:bookmarkStart w:id="117" w:name="_Toc236264268"/>
-      <w:bookmarkStart w:id="118" w:name="_Toc236089395"/>
-      <w:bookmarkStart w:id="119" w:name="_Toc236340743"/>
-      <w:r>
-        <w:rPr>
-          <w:rFonts w:ascii="Times New Roman" w:eastAsia="Times New Roman" w:hAnsi="Times New Roman" w:cs="Times New Roman"/>
-        </w:rPr>
-        <w:t>3.2.2 Khóa và các layer</w:t>
-      </w:r>
-      <w:bookmarkEnd w:id="117"/>
-      <w:bookmarkEnd w:id="118"/>
-      <w:bookmarkEnd w:id="119"/>
-    </w:p>
-    <w:p>
-      <w:pPr>
-        <w:ind w:firstLine="567"/>
-      </w:pPr>
-      <w:r>
-        <w:t>Hai lớp mã hóa độc lập:</w:t>
-      </w:r>
-    </w:p>
-    <w:p>
-      <w:pPr>
-        <w:pStyle w:val="ListBullet"/>
-      </w:pPr>
-      <w:r>
-        <w:t>Network Layer: mã hóa bằng NetKey (16 byte). Mọi node trong cùng mạng dùng chung NetKey. Đây là lớp forwarding: một node muốn relay gói không cần biết nội dung, chỉ cần NetKey để giải mã header network.</w:t>
-      </w:r>
-    </w:p>
-    <w:p>
-      <w:pPr>
-        <w:pStyle w:val="ListBullet"/>
-      </w:pPr>
-      <w:r>
-        <w:t>Access Layer: mã hóa bằng AppKey (16 byte). Chỉ những node được cấp AppKey mới đọc được nội dung thông điệp. Một mạng có thể có nhiều AppKey cho các nhóm ứng dụng khác nhau.</w:t>
-      </w:r>
-    </w:p>
-    <w:p>
-      <w:pPr>
-        <w:ind w:firstLine="567"/>
-      </w:pPr>
-      <w:r>
-        <w:t>Đề tài dùng 1 NetKey và 1 AppKey mỗi mạng, sinh ngẫu nhiên bằng esp_fill_random() khi Gateway boot lần đầu, lưu NVS.</w:t>
-      </w:r>
-    </w:p>
-    <w:p>
-      <w:pPr>
-        <w:pStyle w:val="Heading3"/>
-        <w:spacing w:line="276" w:lineRule="auto"/>
-        <w:rPr>
-          <w:rFonts w:ascii="Times New Roman" w:hAnsi="Times New Roman" w:cs="Times New Roman"/>
-        </w:rPr>
-      </w:pPr>
-      <w:bookmarkStart w:id="120" w:name="_Toc236264269"/>
-      <w:bookmarkStart w:id="121" w:name="_Toc236089396"/>
-      <w:bookmarkStart w:id="122" w:name="_Toc236340744"/>
-      <w:r>
-        <w:rPr>
-          <w:rFonts w:ascii="Times New Roman" w:eastAsia="Times New Roman" w:hAnsi="Times New Roman" w:cs="Times New Roman"/>
-        </w:rPr>
-        <w:t>3.2.3 Provisioning và Static OOB</w:t>
-      </w:r>
-      <w:bookmarkEnd w:id="120"/>
-      <w:bookmarkEnd w:id="121"/>
-      <w:bookmarkEnd w:id="122"/>
-    </w:p>
-    <w:p>
-      <w:pPr>
-        <w:ind w:firstLine="567"/>
-      </w:pPr>
-      <w:r>
-        <w:t>Quá trình Provisioner thêm một thiết bị unprovisioned vào mạng, chuẩn Mesh định nghĩa 5 bước:</w:t>
-      </w:r>
-    </w:p>
-    <w:p>
-      <w:pPr>
-        <w:pStyle w:val="ListNumber"/>
-        <w:numPr>
-          <w:ilvl w:val="0"/>
-          <w:numId w:val="16"/>
-        </w:numPr>
-      </w:pPr>
-      <w:r>
-        <w:t>Provisioning Beacon: Unprovisioned Device phát quảng bá chứa UUID 128-bit.</w:t>
-      </w:r>
-    </w:p>
-    <w:p>
-      <w:pPr>
-        <w:pStyle w:val="ListNumber"/>
-        <w:numPr>
-          <w:ilvl w:val="0"/>
-          <w:numId w:val="6"/>
-        </w:numPr>
-      </w:pPr>
-      <w:r>
-        <w:t>Invite: Provisioner gửi lời mời kèm khả năng OOB (Out-Of-Band authentication).</w:t>
-      </w:r>
-    </w:p>
-    <w:p>
-      <w:pPr>
-        <w:pStyle w:val="ListNumber"/>
-        <w:numPr>
-          <w:ilvl w:val="0"/>
-          <w:numId w:val="6"/>
-        </w:numPr>
-      </w:pPr>
-      <w:r>
-        <w:t>Public Key exchange: hai bên trao đổi khóa công khai theo ECDH curve P-256.</w:t>
-      </w:r>
-    </w:p>
-    <w:p>
-      <w:pPr>
-        <w:pStyle w:val="ListNumber"/>
-        <w:numPr>
-          <w:ilvl w:val="0"/>
-          <w:numId w:val="6"/>
-        </w:numPr>
-      </w:pPr>
-      <w:r>
-        <w:t>Authentication: xác thực dựa trên OOB (numeric, static, output, input).</w:t>
-      </w:r>
-    </w:p>
-    <w:p>
-      <w:pPr>
-        <w:pStyle w:val="ListNumber"/>
-        <w:numPr>
-          <w:ilvl w:val="0"/>
-          <w:numId w:val="6"/>
-        </w:numPr>
-      </w:pPr>
-      <w:r>
-        <w:t>Data delivery: Provisioner gửi NetKey và địa chỉ unicast đã mã hóa bằng khóa phiên (session key).</w:t>
-      </w:r>
-    </w:p>
-    <w:p>
-      <w:pPr>
-        <w:ind w:firstLine="567"/>
-      </w:pPr>
-      <w:r>
-        <w:t>Đề tài dùng Static OOB: Provisioner và Node cùng biết trước 16 byte bí mật hardcode trong firmware. Node lạ không có giá trị này sẽ fail ở bước 4. Đây là cách đơn giản nhất chặn thiết bị lạ tự join mạng, hợp với triển khai closed-fleet.</w:t>
-      </w:r>
-    </w:p>
-    <w:p>
-      <w:pPr>
-        <w:ind w:firstLine="567"/>
-      </w:pPr>
-      <w:r>
-        <w:t>Năm bước trên là quy trình chuẩn Bluetooth Mesh, áp dụng cho mọi node (Scanner/Relay). Cách Gateway của đề tài vận hành cụ thể quy trình này – nhận diện loại node qua UUID prefix, và hai bước cấu hình bổ sung sau khi provisioning xong (AppKey Add, Model App Bind) – được trình bày chi tiết ở Chương 4, mục firmware Gateway.</w:t>
-      </w:r>
-    </w:p>
-    <w:p>
-      <w:pPr>
-        <w:pStyle w:val="Heading3"/>
-        <w:spacing w:line="276" w:lineRule="auto"/>
-        <w:rPr>
-          <w:rFonts w:ascii="Times New Roman" w:hAnsi="Times New Roman" w:cs="Times New Roman"/>
-        </w:rPr>
-      </w:pPr>
-      <w:bookmarkStart w:id="123" w:name="_Toc236264270"/>
-      <w:bookmarkStart w:id="124" w:name="_Toc236089397"/>
-      <w:bookmarkStart w:id="125" w:name="_Toc236340745"/>
-      <w:r>
-        <w:rPr>
-          <w:rFonts w:ascii="Times New Roman" w:eastAsia="Times New Roman" w:hAnsi="Times New Roman" w:cs="Times New Roman"/>
-        </w:rPr>
-        <w:lastRenderedPageBreak/>
-        <w:t>3.2.4 Vendor Model và opcode</w:t>
-      </w:r>
-      <w:bookmarkEnd w:id="123"/>
-      <w:bookmarkEnd w:id="124"/>
-      <w:bookmarkEnd w:id="125"/>
+      <w:r>
+        <w:t>3.1.4 Vendor Model và opcode</w:t>
+      </w:r>
     </w:p>
     <w:p>
       <w:pPr>
@@ -24145,18 +23043,9 @@
           <w:rFonts w:ascii="Times New Roman" w:hAnsi="Times New Roman" w:cs="Times New Roman"/>
         </w:rPr>
       </w:pPr>
-      <w:bookmarkStart w:id="128" w:name="_Toc236264271"/>
-      <w:bookmarkStart w:id="129" w:name="_Toc236089398"/>
-      <w:bookmarkStart w:id="130" w:name="_Toc236340746"/>
-      <w:r>
-        <w:rPr>
-          <w:rFonts w:ascii="Times New Roman" w:eastAsia="Times New Roman" w:hAnsi="Times New Roman" w:cs="Times New Roman"/>
-        </w:rPr>
-        <w:t>3.2.5 Relay feature</w:t>
-      </w:r>
-      <w:bookmarkEnd w:id="128"/>
-      <w:bookmarkEnd w:id="129"/>
-      <w:bookmarkEnd w:id="130"/>
+      <w:r>
+        <w:t>3.1.5 Relay feature</w:t>
+      </w:r>
     </w:p>
     <w:p>
       <w:pPr>
@@ -24182,18 +23071,17 @@
           <w:rFonts w:ascii="Times New Roman" w:hAnsi="Times New Roman" w:cs="Times New Roman"/>
         </w:rPr>
       </w:pPr>
-      <w:bookmarkStart w:id="131" w:name="_Toc236264272"/>
-      <w:bookmarkStart w:id="132" w:name="_Toc236089399"/>
-      <w:bookmarkStart w:id="133" w:name="_Toc236340747"/>
-      <w:r>
-        <w:rPr>
-          <w:rFonts w:ascii="Times New Roman" w:eastAsia="Times New Roman" w:hAnsi="Times New Roman" w:cs="Times New Roman"/>
-        </w:rPr>
-        <w:t>3.3 Xử lý tín hiệu RSSI</w:t>
-      </w:r>
-      <w:bookmarkEnd w:id="131"/>
-      <w:bookmarkEnd w:id="132"/>
-      <w:bookmarkEnd w:id="133"/>
+      <w:r>
+        <w:t>3.2 Quyết định zone</w:t>
+      </w:r>
+    </w:p>
+    <w:p>
+      <w:pPr>
+        <w:ind w:firstLine="567"/>
+      </w:pPr>
+      <w:r>
+        <w:t>Thuật toán chạy trên server (Rule Chain ThingsBoard), không trên firmware. Nhờ đó Tag không cần bật chế độ thu: Tag chỉ phát ADV một chiều, không nhận lệnh hoặc dữ liệu ngược, giúp đơn giản hóa firmware và giảm tiêu thụ pin so với phương án Tag tự tính zone từ RSSI tổng hợp của nhiều Scanner.</w:t>
+      </w:r>
     </w:p>
     <w:p>
       <w:pPr>
@@ -24203,778 +23091,16 @@
           <w:rFonts w:ascii="Times New Roman" w:hAnsi="Times New Roman" w:cs="Times New Roman"/>
         </w:rPr>
       </w:pPr>
-      <w:bookmarkStart w:id="134" w:name="_Toc236264273"/>
-      <w:bookmarkStart w:id="135" w:name="_Toc236089400"/>
-      <w:bookmarkStart w:id="136" w:name="_Toc236340748"/>
-      <w:r>
-        <w:rPr>
-          <w:rFonts w:ascii="Times New Roman" w:eastAsia="Times New Roman" w:hAnsi="Times New Roman" w:cs="Times New Roman"/>
-        </w:rPr>
-        <w:t>3.3.1 Bộ lọc Kalman 1D</w:t>
-      </w:r>
-      <w:bookmarkEnd w:id="134"/>
-      <w:bookmarkEnd w:id="135"/>
-      <w:bookmarkEnd w:id="136"/>
+      <w:r>
+        <w:t>3.2.1 Chọn Scanner mạnh nhất</w:t>
+      </w:r>
     </w:p>
     <w:p>
       <w:pPr>
         <w:ind w:firstLine="567"/>
       </w:pPr>
       <w:r>
-        <w:t>RSSI thô có phương sai lớn (lệch chuẩn 3–5 dBm ngay khi tag đứng yên). Dùng RSSI thô để quyết định phòng, kết quả nhảy loạn xạ.</w:t>
-      </w:r>
-    </w:p>
-    <w:p>
-      <w:pPr>
-        <w:ind w:firstLine="567"/>
-      </w:pPr>
-      <w:r>
-        <w:t>Bộ lọc Kalman một chiều giả thiết RSSI thực biến đổi chậm và phép đo chịu nhiễu Gaussian. Mỗi mẫu được cập nhật theo các bước sau:</w:t>
-      </w:r>
-    </w:p>
-    <w:p>
-      <w:pPr>
-        <w:ind w:firstLine="0"/>
-        <w:jc w:val="center"/>
-      </w:pPr>
-      <m:oMathPara>
-        <m:oMathParaPr>
-          <m:jc m:val="center"/>
-        </m:oMathParaPr>
-        <m:oMath>
-          <m:sSub>
-            <m:sSubPr>
-              <m:ctrlPr>
-                <w:rPr>
-                  <w:rFonts w:ascii="Cambria Math" w:hAnsi="Cambria Math"/>
-                </w:rPr>
-              </m:ctrlPr>
-            </m:sSubPr>
-            <m:e>
-              <m:r>
-                <w:rPr>
-                  <w:rFonts w:ascii="Cambria Math" w:hAnsi="Cambria Math"/>
-                </w:rPr>
-                <m:t>p</m:t>
-              </m:r>
-            </m:e>
-            <m:sub>
-              <m:r>
-                <w:rPr>
-                  <w:rFonts w:ascii="Cambria Math" w:hAnsi="Cambria Math"/>
-                </w:rPr>
-                <m:t>k</m:t>
-              </m:r>
-            </m:sub>
-          </m:sSub>
-          <m:r>
-            <m:rPr>
-              <m:lit/>
-              <m:nor/>
-            </m:rPr>
-            <m:t xml:space="preserve"> = </m:t>
-          </m:r>
-          <m:sSub>
-            <m:sSubPr>
-              <m:ctrlPr>
-                <w:rPr>
-                  <w:rFonts w:ascii="Cambria Math" w:hAnsi="Cambria Math"/>
-                </w:rPr>
-              </m:ctrlPr>
-            </m:sSubPr>
-            <m:e>
-              <m:r>
-                <w:rPr>
-                  <w:rFonts w:ascii="Cambria Math" w:hAnsi="Cambria Math"/>
-                </w:rPr>
-                <m:t>p</m:t>
-              </m:r>
-            </m:e>
-            <m:sub>
-              <m:r>
-                <w:rPr>
-                  <w:rFonts w:ascii="Cambria Math" w:hAnsi="Cambria Math"/>
-                </w:rPr>
-                <m:t>k</m:t>
-              </m:r>
-              <m:r>
-                <m:rPr>
-                  <m:lit/>
-                  <m:nor/>
-                </m:rPr>
-                <m:t>-</m:t>
-              </m:r>
-              <m:r>
-                <w:rPr>
-                  <w:rFonts w:ascii="Cambria Math" w:hAnsi="Cambria Math"/>
-                </w:rPr>
-                <m:t>1</m:t>
-              </m:r>
-            </m:sub>
-          </m:sSub>
-          <m:r>
-            <m:rPr>
-              <m:lit/>
-              <m:nor/>
-            </m:rPr>
-            <m:t xml:space="preserve"> + </m:t>
-          </m:r>
-          <m:r>
-            <w:rPr>
-              <w:rFonts w:ascii="Cambria Math" w:hAnsi="Cambria Math"/>
-            </w:rPr>
-            <m:t>q</m:t>
-          </m:r>
-        </m:oMath>
-      </m:oMathPara>
-    </w:p>
-    <w:p>
-      <w:pPr>
-        <w:ind w:firstLine="0"/>
-        <w:jc w:val="center"/>
-      </w:pPr>
-      <m:oMathPara>
-        <m:oMathParaPr>
-          <m:jc m:val="center"/>
-        </m:oMathParaPr>
-        <m:oMath>
-          <m:sSub>
-            <m:sSubPr>
-              <m:ctrlPr>
-                <w:rPr>
-                  <w:rFonts w:ascii="Cambria Math" w:hAnsi="Cambria Math"/>
-                </w:rPr>
-              </m:ctrlPr>
-            </m:sSubPr>
-            <m:e>
-              <m:r>
-                <w:rPr>
-                  <w:rFonts w:ascii="Cambria Math" w:hAnsi="Cambria Math"/>
-                </w:rPr>
-                <m:t>K</m:t>
-              </m:r>
-            </m:e>
-            <m:sub>
-              <m:r>
-                <w:rPr>
-                  <w:rFonts w:ascii="Cambria Math" w:hAnsi="Cambria Math"/>
-                </w:rPr>
-                <m:t>k</m:t>
-              </m:r>
-            </m:sub>
-          </m:sSub>
-          <m:r>
-            <m:rPr>
-              <m:lit/>
-              <m:nor/>
-            </m:rPr>
-            <m:t xml:space="preserve"> = </m:t>
-          </m:r>
-          <m:f>
-            <m:fPr>
-              <m:ctrlPr>
-                <w:rPr>
-                  <w:rFonts w:ascii="Cambria Math" w:hAnsi="Cambria Math"/>
-                </w:rPr>
-              </m:ctrlPr>
-            </m:fPr>
-            <m:num>
-              <m:sSub>
-                <m:sSubPr>
-                  <m:ctrlPr>
-                    <w:rPr>
-                      <w:rFonts w:ascii="Cambria Math" w:hAnsi="Cambria Math"/>
-                    </w:rPr>
-                  </m:ctrlPr>
-                </m:sSubPr>
-                <m:e>
-                  <m:r>
-                    <w:rPr>
-                      <w:rFonts w:ascii="Cambria Math" w:hAnsi="Cambria Math"/>
-                    </w:rPr>
-                    <m:t>p</m:t>
-                  </m:r>
-                </m:e>
-                <m:sub>
-                  <m:r>
-                    <w:rPr>
-                      <w:rFonts w:ascii="Cambria Math" w:hAnsi="Cambria Math"/>
-                    </w:rPr>
-                    <m:t>k</m:t>
-                  </m:r>
-                </m:sub>
-              </m:sSub>
-            </m:num>
-            <m:den>
-              <m:sSub>
-                <m:sSubPr>
-                  <m:ctrlPr>
-                    <w:rPr>
-                      <w:rFonts w:ascii="Cambria Math" w:hAnsi="Cambria Math"/>
-                    </w:rPr>
-                  </m:ctrlPr>
-                </m:sSubPr>
-                <m:e>
-                  <m:r>
-                    <w:rPr>
-                      <w:rFonts w:ascii="Cambria Math" w:hAnsi="Cambria Math"/>
-                    </w:rPr>
-                    <m:t>p</m:t>
-                  </m:r>
-                </m:e>
-                <m:sub>
-                  <m:r>
-                    <w:rPr>
-                      <w:rFonts w:ascii="Cambria Math" w:hAnsi="Cambria Math"/>
-                    </w:rPr>
-                    <m:t>k</m:t>
-                  </m:r>
-                </m:sub>
-              </m:sSub>
-              <m:r>
-                <m:rPr>
-                  <m:lit/>
-                  <m:nor/>
-                </m:rPr>
-                <m:t xml:space="preserve"> + </m:t>
-              </m:r>
-              <m:r>
-                <w:rPr>
-                  <w:rFonts w:ascii="Cambria Math" w:hAnsi="Cambria Math"/>
-                </w:rPr>
-                <m:t>r</m:t>
-              </m:r>
-            </m:den>
-          </m:f>
-        </m:oMath>
-      </m:oMathPara>
-    </w:p>
-    <w:p>
-      <w:pPr>
-        <w:ind w:firstLine="0"/>
-        <w:jc w:val="center"/>
-      </w:pPr>
-      <m:oMathPara>
-        <m:oMathParaPr>
-          <m:jc m:val="center"/>
-        </m:oMathParaPr>
-        <m:oMath>
-          <m:sSub>
-            <m:sSubPr>
-              <m:ctrlPr>
-                <w:rPr>
-                  <w:rFonts w:ascii="Cambria Math" w:hAnsi="Cambria Math"/>
-                </w:rPr>
-              </m:ctrlPr>
-            </m:sSubPr>
-            <m:e>
-              <m:r>
-                <w:rPr>
-                  <w:rFonts w:ascii="Cambria Math" w:hAnsi="Cambria Math"/>
-                </w:rPr>
-                <m:t>x</m:t>
-              </m:r>
-            </m:e>
-            <m:sub>
-              <m:r>
-                <w:rPr>
-                  <w:rFonts w:ascii="Cambria Math" w:hAnsi="Cambria Math"/>
-                </w:rPr>
-                <m:t>k</m:t>
-              </m:r>
-            </m:sub>
-          </m:sSub>
-          <m:r>
-            <m:rPr>
-              <m:lit/>
-              <m:nor/>
-            </m:rPr>
-            <m:t xml:space="preserve"> = </m:t>
-          </m:r>
-          <m:sSub>
-            <m:sSubPr>
-              <m:ctrlPr>
-                <w:rPr>
-                  <w:rFonts w:ascii="Cambria Math" w:hAnsi="Cambria Math"/>
-                </w:rPr>
-              </m:ctrlPr>
-            </m:sSubPr>
-            <m:e>
-              <m:r>
-                <w:rPr>
-                  <w:rFonts w:ascii="Cambria Math" w:hAnsi="Cambria Math"/>
-                </w:rPr>
-                <m:t>x</m:t>
-              </m:r>
-            </m:e>
-            <m:sub>
-              <m:r>
-                <w:rPr>
-                  <w:rFonts w:ascii="Cambria Math" w:hAnsi="Cambria Math"/>
-                </w:rPr>
-                <m:t>k</m:t>
-              </m:r>
-              <m:r>
-                <m:rPr>
-                  <m:lit/>
-                  <m:nor/>
-                </m:rPr>
-                <m:t>-</m:t>
-              </m:r>
-              <m:r>
-                <w:rPr>
-                  <w:rFonts w:ascii="Cambria Math" w:hAnsi="Cambria Math"/>
-                </w:rPr>
-                <m:t>1</m:t>
-              </m:r>
-            </m:sub>
-          </m:sSub>
-          <m:r>
-            <m:rPr>
-              <m:lit/>
-              <m:nor/>
-            </m:rPr>
-            <m:t xml:space="preserve"> + </m:t>
-          </m:r>
-          <m:sSub>
-            <m:sSubPr>
-              <m:ctrlPr>
-                <w:rPr>
-                  <w:rFonts w:ascii="Cambria Math" w:hAnsi="Cambria Math"/>
-                </w:rPr>
-              </m:ctrlPr>
-            </m:sSubPr>
-            <m:e>
-              <m:r>
-                <w:rPr>
-                  <w:rFonts w:ascii="Cambria Math" w:hAnsi="Cambria Math"/>
-                </w:rPr>
-                <m:t>K</m:t>
-              </m:r>
-            </m:e>
-            <m:sub>
-              <m:r>
-                <w:rPr>
-                  <w:rFonts w:ascii="Cambria Math" w:hAnsi="Cambria Math"/>
-                </w:rPr>
-                <m:t>k</m:t>
-              </m:r>
-            </m:sub>
-          </m:sSub>
-          <m:r>
-            <m:rPr>
-              <m:lit/>
-              <m:nor/>
-            </m:rPr>
-            <m:t xml:space="preserve"> </m:t>
-          </m:r>
-          <m:r>
-            <w:rPr>
-              <w:rFonts w:ascii="Cambria Math" w:hAnsi="Cambria Math"/>
-            </w:rPr>
-            <m:t>·</m:t>
-          </m:r>
-          <m:r>
-            <m:rPr>
-              <m:lit/>
-              <m:nor/>
-            </m:rPr>
-            <m:t xml:space="preserve"> </m:t>
-          </m:r>
-          <m:d>
-            <m:dPr>
-              <m:ctrlPr>
-                <w:rPr>
-                  <w:rFonts w:ascii="Cambria Math" w:hAnsi="Cambria Math"/>
-                </w:rPr>
-              </m:ctrlPr>
-            </m:dPr>
-            <m:e>
-              <m:sSub>
-                <m:sSubPr>
-                  <m:ctrlPr>
-                    <w:rPr>
-                      <w:rFonts w:ascii="Cambria Math" w:hAnsi="Cambria Math"/>
-                    </w:rPr>
-                  </m:ctrlPr>
-                </m:sSubPr>
-                <m:e>
-                  <m:r>
-                    <w:rPr>
-                      <w:rFonts w:ascii="Cambria Math" w:hAnsi="Cambria Math"/>
-                    </w:rPr>
-                    <m:t>z</m:t>
-                  </m:r>
-                </m:e>
-                <m:sub>
-                  <m:r>
-                    <w:rPr>
-                      <w:rFonts w:ascii="Cambria Math" w:hAnsi="Cambria Math"/>
-                    </w:rPr>
-                    <m:t>k</m:t>
-                  </m:r>
-                </m:sub>
-              </m:sSub>
-              <m:r>
-                <m:rPr>
-                  <m:lit/>
-                  <m:nor/>
-                </m:rPr>
-                <m:t xml:space="preserve"> - </m:t>
-              </m:r>
-              <m:sSub>
-                <m:sSubPr>
-                  <m:ctrlPr>
-                    <w:rPr>
-                      <w:rFonts w:ascii="Cambria Math" w:hAnsi="Cambria Math"/>
-                    </w:rPr>
-                  </m:ctrlPr>
-                </m:sSubPr>
-                <m:e>
-                  <m:r>
-                    <w:rPr>
-                      <w:rFonts w:ascii="Cambria Math" w:hAnsi="Cambria Math"/>
-                    </w:rPr>
-                    <m:t>x</m:t>
-                  </m:r>
-                </m:e>
-                <m:sub>
-                  <m:r>
-                    <w:rPr>
-                      <w:rFonts w:ascii="Cambria Math" w:hAnsi="Cambria Math"/>
-                    </w:rPr>
-                    <m:t>k</m:t>
-                  </m:r>
-                  <m:r>
-                    <m:rPr>
-                      <m:lit/>
-                      <m:nor/>
-                    </m:rPr>
-                    <m:t>-</m:t>
-                  </m:r>
-                  <m:r>
-                    <w:rPr>
-                      <w:rFonts w:ascii="Cambria Math" w:hAnsi="Cambria Math"/>
-                    </w:rPr>
-                    <m:t>1</m:t>
-                  </m:r>
-                </m:sub>
-              </m:sSub>
-            </m:e>
-          </m:d>
-        </m:oMath>
-      </m:oMathPara>
-    </w:p>
-    <w:p>
-      <w:pPr>
-        <w:ind w:firstLine="0"/>
-        <w:jc w:val="center"/>
-      </w:pPr>
-      <m:oMathPara>
-        <m:oMathParaPr>
-          <m:jc m:val="center"/>
-        </m:oMathParaPr>
-        <m:oMath>
-          <m:sSub>
-            <m:sSubPr>
-              <m:ctrlPr>
-                <w:rPr>
-                  <w:rFonts w:ascii="Cambria Math" w:hAnsi="Cambria Math"/>
-                </w:rPr>
-              </m:ctrlPr>
-            </m:sSubPr>
-            <m:e>
-              <m:r>
-                <w:rPr>
-                  <w:rFonts w:ascii="Cambria Math" w:hAnsi="Cambria Math"/>
-                </w:rPr>
-                <m:t>p</m:t>
-              </m:r>
-            </m:e>
-            <m:sub>
-              <m:r>
-                <w:rPr>
-                  <w:rFonts w:ascii="Cambria Math" w:hAnsi="Cambria Math"/>
-                </w:rPr>
-                <m:t>k</m:t>
-              </m:r>
-            </m:sub>
-          </m:sSub>
-          <m:r>
-            <m:rPr>
-              <m:lit/>
-              <m:nor/>
-            </m:rPr>
-            <m:t xml:space="preserve"> = </m:t>
-          </m:r>
-          <m:d>
-            <m:dPr>
-              <m:ctrlPr>
-                <w:rPr>
-                  <w:rFonts w:ascii="Cambria Math" w:hAnsi="Cambria Math"/>
-                </w:rPr>
-              </m:ctrlPr>
-            </m:dPr>
-            <m:e>
-              <m:r>
-                <w:rPr>
-                  <w:rFonts w:ascii="Cambria Math" w:hAnsi="Cambria Math"/>
-                </w:rPr>
-                <m:t>1</m:t>
-              </m:r>
-              <m:r>
-                <m:rPr>
-                  <m:lit/>
-                  <m:nor/>
-                </m:rPr>
-                <m:t xml:space="preserve"> - </m:t>
-              </m:r>
-              <m:sSub>
-                <m:sSubPr>
-                  <m:ctrlPr>
-                    <w:rPr>
-                      <w:rFonts w:ascii="Cambria Math" w:hAnsi="Cambria Math"/>
-                    </w:rPr>
-                  </m:ctrlPr>
-                </m:sSubPr>
-                <m:e>
-                  <m:r>
-                    <w:rPr>
-                      <w:rFonts w:ascii="Cambria Math" w:hAnsi="Cambria Math"/>
-                    </w:rPr>
-                    <m:t>K</m:t>
-                  </m:r>
-                </m:e>
-                <m:sub>
-                  <m:r>
-                    <w:rPr>
-                      <w:rFonts w:ascii="Cambria Math" w:hAnsi="Cambria Math"/>
-                    </w:rPr>
-                    <m:t>k</m:t>
-                  </m:r>
-                </m:sub>
-              </m:sSub>
-            </m:e>
-          </m:d>
-          <m:r>
-            <m:rPr>
-              <m:lit/>
-              <m:nor/>
-            </m:rPr>
-            <m:t xml:space="preserve"> </m:t>
-          </m:r>
-          <m:r>
-            <w:rPr>
-              <w:rFonts w:ascii="Cambria Math" w:hAnsi="Cambria Math"/>
-            </w:rPr>
-            <m:t>·</m:t>
-          </m:r>
-          <m:r>
-            <m:rPr>
-              <m:lit/>
-              <m:nor/>
-            </m:rPr>
-            <m:t xml:space="preserve"> </m:t>
-          </m:r>
-          <m:sSub>
-            <m:sSubPr>
-              <m:ctrlPr>
-                <w:rPr>
-                  <w:rFonts w:ascii="Cambria Math" w:hAnsi="Cambria Math"/>
-                </w:rPr>
-              </m:ctrlPr>
-            </m:sSubPr>
-            <m:e>
-              <m:r>
-                <w:rPr>
-                  <w:rFonts w:ascii="Cambria Math" w:hAnsi="Cambria Math"/>
-                </w:rPr>
-                <m:t>p</m:t>
-              </m:r>
-            </m:e>
-            <m:sub>
-              <m:r>
-                <w:rPr>
-                  <w:rFonts w:ascii="Cambria Math" w:hAnsi="Cambria Math"/>
-                </w:rPr>
-                <m:t>k</m:t>
-              </m:r>
-            </m:sub>
-          </m:sSub>
-        </m:oMath>
-      </m:oMathPara>
-    </w:p>
-    <w:p>
-      <w:pPr>
-        <w:ind w:firstLine="567"/>
-      </w:pPr>
-      <w:r>
-        <w:lastRenderedPageBreak/>
-        <w:t>trong đó:</w:t>
-      </w:r>
-    </w:p>
-    <w:p>
-      <w:pPr>
-        <w:pStyle w:val="ListBullet"/>
-      </w:pPr>
-      <m:oMath>
-        <m:sSub>
-          <m:sSubPr>
-            <m:ctrlPr>
-              <w:rPr>
-                <w:rFonts w:ascii="Cambria Math" w:hAnsi="Cambria Math"/>
-              </w:rPr>
-            </m:ctrlPr>
-          </m:sSubPr>
-          <m:e>
-            <m:r>
-              <w:rPr>
-                <w:rFonts w:ascii="Cambria Math" w:hAnsi="Cambria Math"/>
-              </w:rPr>
-              <m:t>x</m:t>
-            </m:r>
-          </m:e>
-          <m:sub>
-            <m:r>
-              <w:rPr>
-                <w:rFonts w:ascii="Cambria Math" w:hAnsi="Cambria Math"/>
-              </w:rPr>
-              <m:t>k</m:t>
-            </m:r>
-          </m:sub>
-        </m:sSub>
-      </m:oMath>
-      <w:r>
-        <w:t>: RSSI ước lượng sau lần cập nhật thứ k.</w:t>
-      </w:r>
-    </w:p>
-    <w:p>
-      <w:pPr>
-        <w:pStyle w:val="ListBullet"/>
-      </w:pPr>
-      <m:oMath>
-        <m:sSub>
-          <m:sSubPr>
-            <m:ctrlPr>
-              <w:rPr>
-                <w:rFonts w:ascii="Cambria Math" w:hAnsi="Cambria Math"/>
-              </w:rPr>
-            </m:ctrlPr>
-          </m:sSubPr>
-          <m:e>
-            <m:r>
-              <w:rPr>
-                <w:rFonts w:ascii="Cambria Math" w:hAnsi="Cambria Math"/>
-              </w:rPr>
-              <m:t>z</m:t>
-            </m:r>
-          </m:e>
-          <m:sub>
-            <m:r>
-              <w:rPr>
-                <w:rFonts w:ascii="Cambria Math" w:hAnsi="Cambria Math"/>
-              </w:rPr>
-              <m:t>k</m:t>
-            </m:r>
-          </m:sub>
-        </m:sSub>
-      </m:oMath>
-      <w:r>
-        <w:t>: RSSI đo được ở lần thứ k.</w:t>
-      </w:r>
-    </w:p>
-    <w:p>
-      <w:pPr>
-        <w:pStyle w:val="ListBullet"/>
-      </w:pPr>
-      <m:oMath>
-        <m:sSub>
-          <m:sSubPr>
-            <m:ctrlPr>
-              <w:rPr>
-                <w:rFonts w:ascii="Cambria Math" w:hAnsi="Cambria Math"/>
-              </w:rPr>
-            </m:ctrlPr>
-          </m:sSubPr>
-          <m:e>
-            <m:r>
-              <w:rPr>
-                <w:rFonts w:ascii="Cambria Math" w:hAnsi="Cambria Math"/>
-              </w:rPr>
-              <m:t>K</m:t>
-            </m:r>
-          </m:e>
-          <m:sub>
-            <m:r>
-              <w:rPr>
-                <w:rFonts w:ascii="Cambria Math" w:hAnsi="Cambria Math"/>
-              </w:rPr>
-              <m:t>k</m:t>
-            </m:r>
-          </m:sub>
-        </m:sSub>
-      </m:oMath>
-      <w:r>
-        <w:t>: Kalman gain, quyết định tỉ lệ tin vào phép đo mới so với ước lượng cũ.</w:t>
-      </w:r>
-    </w:p>
-    <w:p>
-      <w:pPr>
-        <w:pStyle w:val="ListBullet"/>
-      </w:pPr>
-      <m:oMath>
-        <m:sSub>
-          <m:sSubPr>
-            <m:ctrlPr>
-              <w:rPr>
-                <w:rFonts w:ascii="Cambria Math" w:hAnsi="Cambria Math"/>
-              </w:rPr>
-            </m:ctrlPr>
-          </m:sSubPr>
-          <m:e>
-            <m:r>
-              <w:rPr>
-                <w:rFonts w:ascii="Cambria Math" w:hAnsi="Cambria Math"/>
-              </w:rPr>
-              <m:t>p</m:t>
-            </m:r>
-          </m:e>
-          <m:sub>
-            <m:r>
-              <w:rPr>
-                <w:rFonts w:ascii="Cambria Math" w:hAnsi="Cambria Math"/>
-              </w:rPr>
-              <m:t>k</m:t>
-            </m:r>
-          </m:sub>
-        </m:sSub>
-      </m:oMath>
-      <w:r>
-        <w:t>: hiệp phương sai lỗi ước lượng.</w:t>
-      </w:r>
-    </w:p>
-    <w:p>
-      <w:pPr>
-        <w:pStyle w:val="ListBullet"/>
-      </w:pPr>
-      <w:r>
-        <w:t>q: nhiễu quá trình (process noise), phản ánh mức tin vào tính hằng số.</w:t>
-      </w:r>
-    </w:p>
-    <w:p>
-      <w:pPr>
-        <w:pStyle w:val="ListBullet"/>
-      </w:pPr>
-      <w:r>
-        <w:t>r: nhiễu quan sát (measurement noise), phản ánh độ nhiễu của phép đo.</w:t>
-      </w:r>
-    </w:p>
-    <w:p>
-      <w:pPr>
-        <w:ind w:firstLine="567"/>
-      </w:pPr>
-      <w:r>
-        <w:t>Đề tài chọn q = 0,1 và điều chỉnh r theo phương sai đo bằng trung bình động mũ, đồng thời giới hạn r trong [1,0; 20,0]. Cách làm này tránh hệ số Kalman tiến quá gần 0 khi tín hiệu ổn định hoặc quá gần 1 khi xuất hiện mẫu đột biến. Bộ lọc vì thế làm mượt mạnh hơn trong môi trường nhiễu nhưng vẫn bám theo thay đổi khi RSSI ổn định; thuật toán chạy độc lập trên từng Scanner và không phụ thuộc loại chip của Tag.</w:t>
+        <w:t>Máy chủ lưu RSSI mới nhất của từng Scanner. Ứng viên phòng là phòng của Scanner có RSSI lớn nhất trong cửa sổ dữ liệu tươi; cấu hình Rule Chain hiện tại dùng SCANNER_VALID_MS = 10 000 ms. Scanner có dữ liệu cũ hơn ngưỡng bị loại khỏi phép so sánh. Nếu một phòng có nhiều Scanner, thuật toán lấy giá trị mạnh nhất của phòng đó rồi so sánh với các phòng còn lại.</w:t>
       </w:r>
     </w:p>
     <w:p>
@@ -24985,286 +23111,24 @@
           <w:rFonts w:ascii="Times New Roman" w:hAnsi="Times New Roman" w:cs="Times New Roman"/>
         </w:rPr>
       </w:pPr>
-      <w:bookmarkStart w:id="137" w:name="_Toc236264274"/>
-      <w:bookmarkStart w:id="138" w:name="_Toc236089401"/>
-      <w:bookmarkStart w:id="139" w:name="_Toc236340749"/>
-      <w:r>
-        <w:rPr>
-          <w:rFonts w:ascii="Times New Roman" w:eastAsia="Times New Roman" w:hAnsi="Times New Roman" w:cs="Times New Roman"/>
-        </w:rPr>
-        <w:t>3.3.2 Ước lượng khoảng cách</w:t>
-      </w:r>
-      <w:bookmarkEnd w:id="137"/>
-      <w:bookmarkEnd w:id="138"/>
-      <w:bookmarkEnd w:id="139"/>
+      <w:r>
+        <w:t>3.2.2 Hysteresis chống flapping</w:t>
+      </w:r>
     </w:p>
     <w:p>
       <w:pPr>
         <w:ind w:firstLine="567"/>
       </w:pPr>
       <w:r>
-        <w:t>RSSI đã lọc Kalman đưa vào công thức eq:distance. Bảng tương ứng minh hoạ quan hệ RSSI–khoảng cách với n = 2.5 và tx_power = -59 dBm.</w:t>
-      </w:r>
-    </w:p>
-    <w:p>
-      <w:pPr>
-        <w:pStyle w:val="Caption"/>
-        <w:keepNext/>
-        <w:spacing w:before="60" w:after="120"/>
-        <w:ind w:firstLine="0"/>
-        <w:jc w:val="center"/>
-      </w:pPr>
-      <w:bookmarkStart w:id="140" w:name="_Toc236264399"/>
-      <w:bookmarkStart w:id="141" w:name="_Toc236574198"/>
-      <w:r>
-        <w:rPr>
-          <w:szCs w:val="26"/>
-        </w:rPr>
-        <w:t xml:space="preserve">Bảng </w:t>
-      </w:r>
-      <w:fldSimple w:instr=" SEQ Bảng \* ARABIC ">
-        <w:r>
-          <w:t>4</w:t>
-        </w:r>
-      </w:fldSimple>
-      <w:r>
-        <w:rPr>
-          <w:szCs w:val="26"/>
-        </w:rPr>
-        <w:t>. Quan hệ RSSI với khoảng cách ước lượng (n = 2.5, P_0 = -59 dBm)</w:t>
-      </w:r>
-      <w:bookmarkEnd w:id="140"/>
-      <w:bookmarkEnd w:id="141"/>
-    </w:p>
-    <w:tbl>
-      <w:tblPr>
-        <w:tblStyle w:val="TableGrid"/>
-        <w:tblW w:w="9345" w:type="dxa"/>
-        <w:jc w:val="center"/>
-        <w:tblLayout w:type="fixed"/>
-        <w:tblCellMar>
-          <w:top w:w="100" w:type="dxa"/>
-          <w:left w:w="100" w:type="dxa"/>
-          <w:bottom w:w="100" w:type="dxa"/>
-          <w:right w:w="100" w:type="dxa"/>
-        </w:tblCellMar>
-        <w:tblLook w:val="04A0" w:firstRow="1" w:lastRow="0" w:firstColumn="1" w:lastColumn="0" w:noHBand="0" w:noVBand="1"/>
-      </w:tblPr>
-      <w:tblGrid>
-        <w:gridCol w:w="4672"/>
-        <w:gridCol w:w="4673"/>
-      </w:tblGrid>
-      <w:tr>
-        <w:trPr>
-          <w:cantSplit/>
-          <w:tblHeader/>
-          <w:jc w:val="center"/>
-        </w:trPr>
-        <w:tc>
-          <w:tcPr>
-            <w:tcW w:w="4672" w:type="dxa"/>
-            <w:shd w:val="clear" w:color="auto" w:fill="DBE5F1" w:themeFill="accent1" w:themeFillTint="33"/>
-            <w:vAlign w:val="center"/>
-          </w:tcPr>
-          <w:p>
-            <w:pPr>
-              <w:spacing w:line="240" w:lineRule="auto"/>
-              <w:ind w:firstLine="0"/>
-              <w:jc w:val="center"/>
-            </w:pPr>
-            <w:r>
-              <w:rPr>
-                <w:b/>
-              </w:rPr>
-              <w:t>RSSI (dBm)</w:t>
-            </w:r>
-          </w:p>
-        </w:tc>
-        <w:tc>
-          <w:tcPr>
-            <w:tcW w:w="4673" w:type="dxa"/>
-            <w:shd w:val="clear" w:color="auto" w:fill="DBE5F1" w:themeFill="accent1" w:themeFillTint="33"/>
-            <w:vAlign w:val="center"/>
-          </w:tcPr>
-          <w:p>
-            <w:pPr>
-              <w:spacing w:line="240" w:lineRule="auto"/>
-              <w:ind w:firstLine="0"/>
-              <w:jc w:val="center"/>
-            </w:pPr>
-            <w:r>
-              <w:rPr>
-                <w:b/>
-              </w:rPr>
-              <w:t>Khoảng cách ước lượng (m)</w:t>
-            </w:r>
-          </w:p>
-        </w:tc>
-      </w:tr>
-      <w:tr>
-        <w:trPr>
-          <w:cantSplit/>
-          <w:jc w:val="center"/>
-        </w:trPr>
-        <w:tc>
-          <w:tcPr>
-            <w:tcW w:w="4672" w:type="dxa"/>
-            <w:vAlign w:val="center"/>
-          </w:tcPr>
-          <w:p>
-            <w:pPr>
-              <w:spacing w:line="240" w:lineRule="auto"/>
-              <w:ind w:firstLine="0"/>
-              <w:jc w:val="center"/>
-            </w:pPr>
-            <w:r>
-              <w:t>-59</w:t>
-            </w:r>
-          </w:p>
-        </w:tc>
-        <w:tc>
-          <w:tcPr>
-            <w:tcW w:w="4673" w:type="dxa"/>
-            <w:vAlign w:val="center"/>
-          </w:tcPr>
-          <w:p>
-            <w:pPr>
-              <w:spacing w:line="240" w:lineRule="auto"/>
-              <w:ind w:firstLine="0"/>
-              <w:jc w:val="center"/>
-            </w:pPr>
-            <w:r>
-              <w:t>1.0</w:t>
-            </w:r>
-          </w:p>
-        </w:tc>
-      </w:tr>
-      <w:tr>
-        <w:trPr>
-          <w:cantSplit/>
-          <w:jc w:val="center"/>
-        </w:trPr>
-        <w:tc>
-          <w:tcPr>
-            <w:tcW w:w="4672" w:type="dxa"/>
-            <w:vAlign w:val="center"/>
-          </w:tcPr>
-          <w:p>
-            <w:pPr>
-              <w:spacing w:line="240" w:lineRule="auto"/>
-              <w:ind w:firstLine="0"/>
-              <w:jc w:val="center"/>
-            </w:pPr>
-            <w:r>
-              <w:t>-70</w:t>
-            </w:r>
-          </w:p>
-        </w:tc>
-        <w:tc>
-          <w:tcPr>
-            <w:tcW w:w="4673" w:type="dxa"/>
-            <w:vAlign w:val="center"/>
-          </w:tcPr>
-          <w:p>
-            <w:pPr>
-              <w:spacing w:line="240" w:lineRule="auto"/>
-              <w:ind w:firstLine="0"/>
-              <w:jc w:val="center"/>
-            </w:pPr>
-            <w:r>
-              <w:t>2.8</w:t>
-            </w:r>
-          </w:p>
-        </w:tc>
-      </w:tr>
-      <w:tr>
-        <w:trPr>
-          <w:cantSplit/>
-          <w:jc w:val="center"/>
-        </w:trPr>
-        <w:tc>
-          <w:tcPr>
-            <w:tcW w:w="4672" w:type="dxa"/>
-            <w:vAlign w:val="center"/>
-          </w:tcPr>
-          <w:p>
-            <w:pPr>
-              <w:spacing w:line="240" w:lineRule="auto"/>
-              <w:ind w:firstLine="0"/>
-              <w:jc w:val="center"/>
-            </w:pPr>
-            <w:r>
-              <w:t>-80</w:t>
-            </w:r>
-          </w:p>
-        </w:tc>
-        <w:tc>
-          <w:tcPr>
-            <w:tcW w:w="4673" w:type="dxa"/>
-            <w:vAlign w:val="center"/>
-          </w:tcPr>
-          <w:p>
-            <w:pPr>
-              <w:spacing w:line="240" w:lineRule="auto"/>
-              <w:ind w:firstLine="0"/>
-              <w:jc w:val="center"/>
-            </w:pPr>
-            <w:r>
-              <w:t>6.3</w:t>
-            </w:r>
-          </w:p>
-        </w:tc>
-      </w:tr>
-      <w:tr>
-        <w:trPr>
-          <w:cantSplit/>
-          <w:jc w:val="center"/>
-        </w:trPr>
-        <w:tc>
-          <w:tcPr>
-            <w:tcW w:w="4672" w:type="dxa"/>
-            <w:vAlign w:val="center"/>
-          </w:tcPr>
-          <w:p>
-            <w:pPr>
-              <w:spacing w:line="240" w:lineRule="auto"/>
-              <w:ind w:firstLine="0"/>
-              <w:jc w:val="center"/>
-            </w:pPr>
-            <w:r>
-              <w:t>-90</w:t>
-            </w:r>
-          </w:p>
-        </w:tc>
-        <w:tc>
-          <w:tcPr>
-            <w:tcW w:w="4673" w:type="dxa"/>
-            <w:vAlign w:val="center"/>
-          </w:tcPr>
-          <w:p>
-            <w:pPr>
-              <w:spacing w:line="240" w:lineRule="auto"/>
-              <w:ind w:firstLine="0"/>
-              <w:jc w:val="center"/>
-            </w:pPr>
-            <w:r>
-              <w:t>14.5</w:t>
-            </w:r>
-          </w:p>
-        </w:tc>
-      </w:tr>
-    </w:tbl>
-    <w:p>
-      <w:pPr>
-        <w:ind w:firstLine="0"/>
-      </w:pPr>
+        <w:t>Tag đứng ở biên giữa hai phòng, RSSI hai scanner tương đương, sẽ đảo qua đảo lại; zone nhảy liên tục, dashboard nhấp nháy.</w:t>
+      </w:r>
     </w:p>
     <w:p>
       <w:pPr>
         <w:ind w:firstLine="567"/>
       </w:pPr>
       <w:r>
-        <w:t>Sai số ước lượng khoảng cách tăng nhanh khi RSSI suy giảm. RSSI vẫn hữu ích để phân biệt tương đối “gần” và “xa”, nhưng không đủ ổn định cho định vị chính xác theo centimet; vì vậy đề tài chỉ phân loại phòng, không tính tọa độ (x, y).</w:t>
+        <w:t>Hysteresis chỉ cho phép chuyển phòng khi RSSI của Scanner ứng viên mạnh hơn giá trị tốt nhất của phòng hiện tại ít nhất HYSTERESIS_DBM. Cấu hình hiện tại sử dụng HYSTERESIS_DBM = 5 dB nhằm cân bằng độ ổn định và khả năng phản hồi.</w:t>
       </w:r>
     </w:p>
     <w:p>
@@ -25275,25 +23139,16 @@
           <w:rFonts w:ascii="Times New Roman" w:hAnsi="Times New Roman" w:cs="Times New Roman"/>
         </w:rPr>
       </w:pPr>
-      <w:bookmarkStart w:id="142" w:name="_Toc236264275"/>
-      <w:bookmarkStart w:id="143" w:name="_Toc236089402"/>
-      <w:bookmarkStart w:id="144" w:name="_Toc236340750"/>
-      <w:r>
-        <w:rPr>
-          <w:rFonts w:ascii="Times New Roman" w:eastAsia="Times New Roman" w:hAnsi="Times New Roman" w:cs="Times New Roman"/>
-        </w:rPr>
-        <w:t>3.3.3 Chống replay theo sequence</w:t>
-      </w:r>
-      <w:bookmarkEnd w:id="142"/>
-      <w:bookmarkEnd w:id="143"/>
-      <w:bookmarkEnd w:id="144"/>
+      <w:r>
+        <w:t>3.2.3 Debounce leaky-bucket</w:t>
+      </w:r>
     </w:p>
     <w:p>
       <w:pPr>
         <w:ind w:firstLine="567"/>
       </w:pPr>
       <w:r>
-        <w:t>Sequence 1 byte tăng mỗi lần Tag phát (chu kỳ ngẫu nhiên 900–1100 ms, không cố định – xem Chương 4), tràn về 0 sau 255. Scanner lưu last_sequence cho từng tag, áp dụng:</w:t>
+        <w:t>Hysteresis chưa loại bỏ hoàn toàn các đột biến RSSI ngắn hạn vượt ngưỡng. Vì vậy, hệ thống bổ sung debounce kiểu leaky-bucket:</w:t>
       </w:r>
     </w:p>
     <w:p>
@@ -25301,7 +23156,7 @@
         <w:pStyle w:val="ListBullet"/>
       </w:pPr>
       <w:r>
-        <w:t>Nếu sequence == last_sequence: xem là bản tin trùng. Scanner vẫn cập nhật RSSI, bộ lọc Kalman, last_seen và bộ đếm nhận; trường hợp này không được xem là bằng chứng chống replay.</w:t>
+        <w:t>Giữ candidate_zone và candidate_count.</w:t>
       </w:r>
     </w:p>
     <w:p>
@@ -25310,7 +23165,7 @@
       </w:pPr>
       <w:r>
         <w:lastRenderedPageBreak/>
-        <w:t>Nếu -10 &lt; (sequence - last_sequence) &lt; 0: loại bản tin lùi gần, có thể do đến trễ giữa các kênh quảng cáo hoặc do phát lại một gói vừa ghi nhận.</w:t>
+        <w:t>Báo cáo ủng hộ ứng viên: candidate_count += 1.</w:t>
       </w:r>
     </w:p>
     <w:p>
@@ -25318,7 +23173,7 @@
         <w:pStyle w:val="ListBullet"/>
       </w:pPr>
       <w:r>
-        <w:t>Nếu độ lệch nhỏ hơn -10 hoặc lớn hơn 30: ghi log bước nhảy bất thường, khởi tạo lại Kalman và cập nhật mốc sequence để dung sai với trường hợp Tag khởi động lại. Nhánh này không loại gói một cách tuyệt đối.</w:t>
+        <w:t>Báo cáo phản đối ứng viên: candidate_count -= 1, không đặt lại ngay về 0 (cơ chế “leaky”).</w:t>
       </w:r>
     </w:p>
     <w:p>
@@ -25326,7 +23181,7 @@
         <w:pStyle w:val="ListBullet"/>
       </w:pPr>
       <w:r>
-        <w:t>Ngược lại: cập nhật bình thường.</w:t>
+        <w:t>Chuyển zone khi candidate_count ≥ DEBOUNCE_COUNT (mặc định 2).</w:t>
       </w:r>
     </w:p>
     <w:p>
@@ -25334,7 +23189,7 @@
         <w:ind w:firstLine="567"/>
       </w:pPr>
       <w:r>
-        <w:t>Ngưỡng 30 giúp phân biệt bước tiến bình thường với bước nhảy lớn, nhưng sequence 8 bit và cơ chế khởi tạo lại chỉ tạo một lớp phát hiện replay có giới hạn. Muốn chống replay chặt hơn cần bộ đếm đơn điệu lưu bền, nonce hoặc cửa sổ chống replay không tự chấp nhận lại bước nhảy lớn.</w:t>
+        <w:t>Hysteresis và debounce chạy trong cùng một node của ThingsBoard Rule Chain. Mỗi Scanner gửi báo cáo không đều, trung bình khoảng 0,67 lần/giây do luân phiên quét 800 ms và publish mesh 700 ms. Vì vậy, độ trễ chuyển phòng phải được đo trực tiếp, không thể suy ra đơn giản từ DEBOUNCE_COUNT hoặc giả định mỗi báo cáo cách nhau đúng 1 giây.</w:t>
       </w:r>
     </w:p>
     <w:p>
@@ -25345,25 +23200,8 @@
           <w:rFonts w:ascii="Times New Roman" w:hAnsi="Times New Roman" w:cs="Times New Roman"/>
         </w:rPr>
       </w:pPr>
-      <w:bookmarkStart w:id="145" w:name="_Toc236264276"/>
-      <w:bookmarkStart w:id="146" w:name="_Toc236089403"/>
-      <w:bookmarkStart w:id="147" w:name="_Toc236340751"/>
-      <w:r>
-        <w:rPr>
-          <w:rFonts w:ascii="Times New Roman" w:eastAsia="Times New Roman" w:hAnsi="Times New Roman" w:cs="Times New Roman"/>
-        </w:rPr>
-        <w:t>3.4 Quyết định zone</w:t>
-      </w:r>
-      <w:bookmarkEnd w:id="145"/>
-      <w:bookmarkEnd w:id="146"/>
-      <w:bookmarkEnd w:id="147"/>
-    </w:p>
-    <w:p>
-      <w:pPr>
-        <w:ind w:firstLine="567"/>
-      </w:pPr>
-      <w:r>
-        <w:t>Thuật toán chạy trên server (Rule Chain ThingsBoard), không trên firmware. Nhờ đó Tag không cần bật chế độ thu: Tag chỉ phát ADV một chiều, không nhận lệnh hoặc dữ liệu ngược, giúp đơn giản hóa firmware và giảm tiêu thụ pin so với phương án Tag tự tính zone từ RSSI tổng hợp của nhiều Scanner.</w:t>
+      <w:r>
+        <w:t>3.3 MQTT và TLS</w:t>
       </w:r>
     </w:p>
     <w:p>
@@ -25374,25 +23212,96 @@
           <w:rFonts w:ascii="Times New Roman" w:hAnsi="Times New Roman" w:cs="Times New Roman"/>
         </w:rPr>
       </w:pPr>
-      <w:bookmarkStart w:id="148" w:name="_Toc236264277"/>
-      <w:bookmarkStart w:id="149" w:name="_Toc236089404"/>
-      <w:bookmarkStart w:id="150" w:name="_Toc236340752"/>
-      <w:r>
-        <w:rPr>
-          <w:rFonts w:ascii="Times New Roman" w:eastAsia="Times New Roman" w:hAnsi="Times New Roman" w:cs="Times New Roman"/>
-        </w:rPr>
-        <w:t>3.4.1 Chọn scanner mạnh nhất</w:t>
-      </w:r>
-      <w:bookmarkEnd w:id="148"/>
-      <w:bookmarkEnd w:id="149"/>
-      <w:bookmarkEnd w:id="150"/>
+      <w:r>
+        <w:t>3.3.1 MQTT</w:t>
+      </w:r>
     </w:p>
     <w:p>
       <w:pPr>
         <w:ind w:firstLine="567"/>
       </w:pPr>
       <w:r>
-        <w:t>Máy chủ lưu RSSI mới nhất của từng Scanner. Ứng viên phòng là phòng của Scanner có RSSI lớn nhất trong cửa sổ dữ liệu tươi; cấu hình Rule Chain hiện tại dùng SCANNER_VALID_MS = 10 000 ms. Scanner có dữ liệu cũ hơn ngưỡng bị loại khỏi phép so sánh. Nếu một phòng có nhiều Scanner, thuật toán lấy giá trị mạnh nhất của phòng đó rồi so sánh với các phòng còn lại.</w:t>
+        <w:t>MQTT là giao thức publish/subscribe nhẹ chạy trên TCP. OASIS chuẩn hóa MQTT 3.1.1 năm 2014 và MQTT 5.0 năm 2019; đề tài sử dụng phiên bản 3.1.1.</w:t>
+      </w:r>
+    </w:p>
+    <w:p>
+      <w:pPr>
+        <w:ind w:firstLine="567"/>
+      </w:pPr>
+      <w:r>
+        <w:t>Hai loại thực thể:</w:t>
+      </w:r>
+    </w:p>
+    <w:p>
+      <w:pPr>
+        <w:pStyle w:val="ListBullet"/>
+      </w:pPr>
+      <w:r>
+        <w:t>Broker: máy chủ trung tâm nhận và định tuyến thông điệp. Đề tài dùng broker tích hợp trong ThingsBoard.</w:t>
+      </w:r>
+    </w:p>
+    <w:p>
+      <w:pPr>
+        <w:pStyle w:val="ListBullet"/>
+      </w:pPr>
+      <w:r>
+        <w:t>Client: kết nối tới broker, publish hoặc subscribe thông điệp trên các topic. Gateway là MQTT client.</w:t>
+      </w:r>
+    </w:p>
+    <w:p>
+      <w:pPr>
+        <w:ind w:firstLine="567"/>
+      </w:pPr>
+      <w:r>
+        <w:t>Topic có cấu trúc phân cấp, ví dụ v1/gateway/telemetry, dấu / phân tách các cấp. MQTT hỗ trợ ba mức QoS:</w:t>
+      </w:r>
+    </w:p>
+    <w:p>
+      <w:pPr>
+        <w:pStyle w:val="ListBullet"/>
+      </w:pPr>
+      <w:r>
+        <w:t>QoS 0 (at-most-once): fire-and-forget, không đảm bảo giao.</w:t>
+      </w:r>
+    </w:p>
+    <w:p>
+      <w:pPr>
+        <w:pStyle w:val="ListBullet"/>
+      </w:pPr>
+      <w:r>
+        <w:t>QoS 1 (at-least-once): broker gửi ACK, publisher có thể gửi lại nếu không nhận ACK. Có thể trùng.</w:t>
+      </w:r>
+    </w:p>
+    <w:p>
+      <w:pPr>
+        <w:pStyle w:val="ListBullet"/>
+      </w:pPr>
+      <w:r>
+        <w:t>QoS 2 (exactly-once): handshake 4-way, chi phí cao nhất. Đảm bảo mỗi thông điệp giao đúng 1 lần.</w:t>
+      </w:r>
+    </w:p>
+    <w:p>
+      <w:pPr>
+        <w:ind w:firstLine="567"/>
+      </w:pPr>
+      <w:r>
+        <w:t>Đề tài dùng QoS 0 cho telemetry RSSI liên tục để giảm độ trễ. Các sự kiện quản lý quan trọng có thể dùng QoS 1 khi cần broker xác nhận bằng PUBACK.</w:t>
+      </w:r>
+    </w:p>
+    <w:p>
+      <w:pPr>
+        <w:ind w:firstLine="567"/>
+      </w:pPr>
+      <w:r>
+        <w:t>MQTT còn có retained message (broker giữ thông điệp cuối trên topic, subscriber mới nhận ngay) và Last Will and Testament (broker tự publish khi client mất kết nối đột ngột). Đề tài chưa dùng cả hai.</w:t>
+      </w:r>
+    </w:p>
+    <w:p>
+      <w:pPr>
+        <w:ind w:firstLine="567"/>
+      </w:pPr>
+      <w:r>
+        <w:t>MQTT phù hợp với telemetry liên tục vì giữ kết nối TCP/TLS bền và có overhead nhỏ hơn HTTP polling lặp lại. Tuy nhiên TLS làm tăng chi phí handshake và tài nguyên, nên cần đánh giá đồng thời bảo mật và hiệu năng trên thiết bị IoT [18], [19].</w:t>
       </w:r>
     </w:p>
     <w:p>
@@ -25403,1721 +23312,9 @@
           <w:rFonts w:ascii="Times New Roman" w:hAnsi="Times New Roman" w:cs="Times New Roman"/>
         </w:rPr>
       </w:pPr>
-      <w:bookmarkStart w:id="151" w:name="_Toc236264278"/>
-      <w:bookmarkStart w:id="152" w:name="_Toc236089405"/>
-      <w:bookmarkStart w:id="153" w:name="_Toc236340753"/>
-      <w:r>
-        <w:rPr>
-          <w:rFonts w:ascii="Times New Roman" w:eastAsia="Times New Roman" w:hAnsi="Times New Roman" w:cs="Times New Roman"/>
-        </w:rPr>
-        <w:t>3.4.2 Hysteresis chống flapping</w:t>
-      </w:r>
-      <w:bookmarkEnd w:id="151"/>
-      <w:bookmarkEnd w:id="152"/>
-      <w:bookmarkEnd w:id="153"/>
-    </w:p>
-    <w:p>
-      <w:pPr>
-        <w:ind w:firstLine="567"/>
-      </w:pPr>
-      <w:r>
-        <w:t>Tag đứng ở biên giữa hai phòng, RSSI hai scanner tương đương, sẽ đảo qua đảo lại; zone nhảy liên tục, dashboard nhấp nháy.</w:t>
-      </w:r>
-    </w:p>
-    <w:p>
-      <w:pPr>
-        <w:ind w:firstLine="567"/>
-      </w:pPr>
-      <w:r>
-        <w:t>Hysteresis chỉ cho phép chuyển phòng khi RSSI của Scanner ứng viên mạnh hơn giá trị tốt nhất của phòng hiện tại ít nhất HYSTERESIS_DBM. Cấu hình hiện tại sử dụng HYSTERESIS_DBM = 5 dB nhằm cân bằng độ ổn định và khả năng phản hồi.</w:t>
-      </w:r>
-    </w:p>
-    <w:p>
-      <w:pPr>
-        <w:pStyle w:val="Heading3"/>
-        <w:spacing w:line="276" w:lineRule="auto"/>
-        <w:rPr>
-          <w:rFonts w:ascii="Times New Roman" w:hAnsi="Times New Roman" w:cs="Times New Roman"/>
-        </w:rPr>
-      </w:pPr>
-      <w:bookmarkStart w:id="154" w:name="_Toc236264279"/>
-      <w:bookmarkStart w:id="155" w:name="_Toc236089406"/>
-      <w:bookmarkStart w:id="156" w:name="_Toc236340754"/>
-      <w:r>
-        <w:rPr>
-          <w:rFonts w:ascii="Times New Roman" w:eastAsia="Times New Roman" w:hAnsi="Times New Roman" w:cs="Times New Roman"/>
-        </w:rPr>
-        <w:t>3.4.3 Debounce leaky-bucket</w:t>
-      </w:r>
-      <w:bookmarkEnd w:id="154"/>
-      <w:bookmarkEnd w:id="155"/>
-      <w:bookmarkEnd w:id="156"/>
-    </w:p>
-    <w:p>
-      <w:pPr>
-        <w:ind w:firstLine="567"/>
-      </w:pPr>
-      <w:r>
-        <w:t>Hysteresis chưa loại bỏ hoàn toàn các đột biến RSSI ngắn hạn vượt ngưỡng. Vì vậy, hệ thống bổ sung debounce kiểu leaky-bucket:</w:t>
-      </w:r>
-    </w:p>
-    <w:p>
-      <w:pPr>
-        <w:pStyle w:val="ListBullet"/>
-      </w:pPr>
-      <w:r>
-        <w:t>Giữ candidate_zone và candidate_count.</w:t>
-      </w:r>
-    </w:p>
-    <w:p>
-      <w:pPr>
-        <w:pStyle w:val="ListBullet"/>
-      </w:pPr>
-      <w:r>
-        <w:lastRenderedPageBreak/>
-        <w:t>Báo cáo ủng hộ ứng viên: candidate_count += 1.</w:t>
-      </w:r>
-    </w:p>
-    <w:p>
-      <w:pPr>
-        <w:pStyle w:val="ListBullet"/>
-      </w:pPr>
-      <w:r>
-        <w:t>Báo cáo phản đối ứng viên: candidate_count -= 1, không đặt lại ngay về 0 (cơ chế “leaky”).</w:t>
-      </w:r>
-    </w:p>
-    <w:p>
-      <w:pPr>
-        <w:pStyle w:val="ListBullet"/>
-      </w:pPr>
-      <w:r>
-        <w:t>Chuyển zone khi candidate_count ≥ DEBOUNCE_COUNT (mặc định 2).</w:t>
-      </w:r>
-    </w:p>
-    <w:p>
-      <w:pPr>
-        <w:ind w:firstLine="567"/>
-      </w:pPr>
-      <w:r>
-        <w:t>Hysteresis và debounce chạy trong cùng một node của ThingsBoard Rule Chain. Mỗi Scanner gửi báo cáo không đều, trung bình khoảng 0,67 lần/giây do luân phiên quét 800 ms và publish mesh 700 ms. Vì vậy, độ trễ chuyển phòng phải được đo trực tiếp, không thể suy ra đơn giản từ DEBOUNCE_COUNT hoặc giả định mỗi báo cáo cách nhau đúng 1 giây.</w:t>
-      </w:r>
-    </w:p>
-    <w:p>
-      <w:pPr>
-        <w:pStyle w:val="Heading2"/>
-        <w:spacing w:before="160" w:after="60" w:line="276" w:lineRule="auto"/>
-        <w:rPr>
-          <w:rFonts w:ascii="Times New Roman" w:hAnsi="Times New Roman" w:cs="Times New Roman"/>
-        </w:rPr>
-      </w:pPr>
-      <w:bookmarkStart w:id="157" w:name="_Toc236264280"/>
-      <w:bookmarkStart w:id="158" w:name="_Toc236089407"/>
-      <w:bookmarkStart w:id="159" w:name="_Toc236340755"/>
-      <w:r>
-        <w:rPr>
-          <w:rFonts w:ascii="Times New Roman" w:eastAsia="Times New Roman" w:hAnsi="Times New Roman" w:cs="Times New Roman"/>
-        </w:rPr>
-        <w:t>3.5 Bảo mật</w:t>
-      </w:r>
-      <w:bookmarkEnd w:id="157"/>
-      <w:bookmarkEnd w:id="158"/>
-      <w:bookmarkEnd w:id="159"/>
-    </w:p>
-    <w:p>
-      <w:pPr>
-        <w:ind w:firstLine="567"/>
-      </w:pPr>
-      <w:r>
-        <w:t>Đề tài dùng nhiều lớp bảo mật độc lập, mỗi lớp bảo vệ một điểm yếu khác nhau: HMAC-16 hỗ trợ xác thực beacon và hạn chế replay trong phạm vi thiết kế; MQTTS/HTTPS bảo vệ lớp truyền dẫn; Secure Boot và Flash Encryption hạn chế chỉnh sửa firmware ở lớp thiết bị.</w:t>
-      </w:r>
-    </w:p>
-    <w:p>
-      <w:pPr>
-        <w:pStyle w:val="Heading3"/>
-        <w:spacing w:line="276" w:lineRule="auto"/>
-        <w:rPr>
-          <w:rFonts w:ascii="Times New Roman" w:hAnsi="Times New Roman" w:cs="Times New Roman"/>
-        </w:rPr>
-      </w:pPr>
-      <w:bookmarkStart w:id="160" w:name="_Toc236264281"/>
-      <w:bookmarkStart w:id="161" w:name="_Toc236089408"/>
-      <w:bookmarkStart w:id="162" w:name="_Toc236340756"/>
-      <w:r>
-        <w:rPr>
-          <w:rFonts w:ascii="Times New Roman" w:eastAsia="Times New Roman" w:hAnsi="Times New Roman" w:cs="Times New Roman"/>
-        </w:rPr>
-        <w:t>3.5.1 HMAC-SHA256 và HMAC-16 truncated</w:t>
-      </w:r>
-      <w:bookmarkEnd w:id="160"/>
-      <w:bookmarkEnd w:id="161"/>
-      <w:bookmarkEnd w:id="162"/>
-    </w:p>
-    <w:p>
-      <w:pPr>
-        <w:ind w:firstLine="567"/>
-      </w:pPr>
-      <w:r>
-        <w:t>HMAC tạo mã xác thực từ dữ liệu và khóa bí mật:</w:t>
-      </w:r>
-    </w:p>
-    <w:p>
-      <w:pPr>
-        <w:ind w:firstLine="0"/>
-        <w:jc w:val="center"/>
-      </w:pPr>
-      <m:oMathPara>
-        <m:oMathParaPr>
-          <m:jc m:val="center"/>
-        </m:oMathParaPr>
-        <m:oMath>
-          <m:r>
-            <w:rPr>
-              <w:rFonts w:ascii="Cambria Math" w:hAnsi="Cambria Math"/>
-            </w:rPr>
-            <m:t>HMAC(K,</m:t>
-          </m:r>
-          <m:r>
-            <m:rPr>
-              <m:lit/>
-              <m:nor/>
-            </m:rPr>
-            <m:t xml:space="preserve"> </m:t>
-          </m:r>
-          <m:r>
-            <w:rPr>
-              <w:rFonts w:ascii="Cambria Math" w:hAnsi="Cambria Math"/>
-            </w:rPr>
-            <m:t>m)</m:t>
-          </m:r>
-          <m:r>
-            <m:rPr>
-              <m:lit/>
-              <m:nor/>
-            </m:rPr>
-            <m:t xml:space="preserve"> = </m:t>
-          </m:r>
-          <m:r>
-            <w:rPr>
-              <w:rFonts w:ascii="Cambria Math" w:hAnsi="Cambria Math"/>
-            </w:rPr>
-            <m:t>H</m:t>
-          </m:r>
-          <m:d>
-            <m:dPr>
-              <m:ctrlPr>
-                <w:rPr>
-                  <w:rFonts w:ascii="Cambria Math" w:hAnsi="Cambria Math"/>
-                </w:rPr>
-              </m:ctrlPr>
-            </m:dPr>
-            <m:e>
-              <m:d>
-                <m:dPr>
-                  <m:ctrlPr>
-                    <w:rPr>
-                      <w:rFonts w:ascii="Cambria Math" w:hAnsi="Cambria Math"/>
-                    </w:rPr>
-                  </m:ctrlPr>
-                </m:dPr>
-                <m:e>
-                  <m:r>
-                    <w:rPr>
-                      <w:rFonts w:ascii="Cambria Math" w:hAnsi="Cambria Math"/>
-                    </w:rPr>
-                    <m:t>K'</m:t>
-                  </m:r>
-                  <m:r>
-                    <m:rPr>
-                      <m:lit/>
-                      <m:nor/>
-                    </m:rPr>
-                    <m:t xml:space="preserve"> </m:t>
-                  </m:r>
-                  <m:r>
-                    <w:rPr>
-                      <w:rFonts w:ascii="Cambria Math" w:hAnsi="Cambria Math"/>
-                    </w:rPr>
-                    <m:t>⊕</m:t>
-                  </m:r>
-                  <m:r>
-                    <m:rPr>
-                      <m:lit/>
-                      <m:nor/>
-                    </m:rPr>
-                    <m:t xml:space="preserve"> </m:t>
-                  </m:r>
-                  <m:r>
-                    <w:rPr>
-                      <w:rFonts w:ascii="Cambria Math" w:hAnsi="Cambria Math"/>
-                    </w:rPr>
-                    <m:t>opad</m:t>
-                  </m:r>
-                </m:e>
-              </m:d>
-              <m:r>
-                <m:rPr>
-                  <m:lit/>
-                  <m:nor/>
-                </m:rPr>
-                <m:t xml:space="preserve"> </m:t>
-              </m:r>
-              <m:r>
-                <w:rPr>
-                  <w:rFonts w:ascii="Cambria Math" w:hAnsi="Cambria Math"/>
-                </w:rPr>
-                <m:t>∥</m:t>
-              </m:r>
-              <m:r>
-                <m:rPr>
-                  <m:lit/>
-                  <m:nor/>
-                </m:rPr>
-                <m:t xml:space="preserve"> </m:t>
-              </m:r>
-              <m:r>
-                <w:rPr>
-                  <w:rFonts w:ascii="Cambria Math" w:hAnsi="Cambria Math"/>
-                </w:rPr>
-                <m:t>H</m:t>
-              </m:r>
-              <m:d>
-                <m:dPr>
-                  <m:ctrlPr>
-                    <w:rPr>
-                      <w:rFonts w:ascii="Cambria Math" w:hAnsi="Cambria Math"/>
-                    </w:rPr>
-                  </m:ctrlPr>
-                </m:dPr>
-                <m:e>
-                  <m:d>
-                    <m:dPr>
-                      <m:ctrlPr>
-                        <w:rPr>
-                          <w:rFonts w:ascii="Cambria Math" w:hAnsi="Cambria Math"/>
-                        </w:rPr>
-                      </m:ctrlPr>
-                    </m:dPr>
-                    <m:e>
-                      <m:r>
-                        <w:rPr>
-                          <w:rFonts w:ascii="Cambria Math" w:hAnsi="Cambria Math"/>
-                        </w:rPr>
-                        <m:t>K'</m:t>
-                      </m:r>
-                      <m:r>
-                        <m:rPr>
-                          <m:lit/>
-                          <m:nor/>
-                        </m:rPr>
-                        <m:t xml:space="preserve"> </m:t>
-                      </m:r>
-                      <m:r>
-                        <w:rPr>
-                          <w:rFonts w:ascii="Cambria Math" w:hAnsi="Cambria Math"/>
-                        </w:rPr>
-                        <m:t>⊕</m:t>
-                      </m:r>
-                      <m:r>
-                        <m:rPr>
-                          <m:lit/>
-                          <m:nor/>
-                        </m:rPr>
-                        <m:t xml:space="preserve"> </m:t>
-                      </m:r>
-                      <m:r>
-                        <w:rPr>
-                          <w:rFonts w:ascii="Cambria Math" w:hAnsi="Cambria Math"/>
-                        </w:rPr>
-                        <m:t>ipad</m:t>
-                      </m:r>
-                    </m:e>
-                  </m:d>
-                  <m:r>
-                    <m:rPr>
-                      <m:lit/>
-                      <m:nor/>
-                    </m:rPr>
-                    <m:t xml:space="preserve"> </m:t>
-                  </m:r>
-                  <m:r>
-                    <w:rPr>
-                      <w:rFonts w:ascii="Cambria Math" w:hAnsi="Cambria Math"/>
-                    </w:rPr>
-                    <m:t>∥</m:t>
-                  </m:r>
-                  <m:r>
-                    <m:rPr>
-                      <m:lit/>
-                      <m:nor/>
-                    </m:rPr>
-                    <m:t xml:space="preserve"> </m:t>
-                  </m:r>
-                  <m:r>
-                    <w:rPr>
-                      <w:rFonts w:ascii="Cambria Math" w:hAnsi="Cambria Math"/>
-                    </w:rPr>
-                    <m:t>m</m:t>
-                  </m:r>
-                </m:e>
-              </m:d>
-            </m:e>
-          </m:d>
-        </m:oMath>
-      </m:oMathPara>
-    </w:p>
-    <w:p>
-      <w:pPr>
-        <w:ind w:firstLine="567"/>
-      </w:pPr>
-      <w:r>
-        <w:t>H là hàm băm (SHA-256), K' là khóa đã pad, opad/ipad là hằng.</w:t>
-      </w:r>
-    </w:p>
-    <w:p>
-      <w:pPr>
-        <w:ind w:firstLine="567"/>
-      </w:pPr>
-      <w:r>
-        <w:t>SHA-256 cho ra 32 byte. Payload BLE ADV chỉ có 24 byte khả dụng, không đủ chỗ cho HMAC đầy đủ. Đề tài rút gọn còn 2 byte đầu (HMAC-16). Không gian brute-force giảm còn 65 536 giá trị, tương ứng xác suất đoán đúng 1/65 536 cho mỗi lần thử độc lập. Đây là mức xác thực nhẹ cho prototype, không phù hợp với ứng dụng an ninh cao nếu thiếu giới hạn tốc độ và cơ chế chống replay chặt hơn.</w:t>
-      </w:r>
-      <m:oMath>
-        <m:sSup>
-          <m:sSupPr>
-            <m:ctrlPr>
-              <w:rPr>
-                <w:rFonts w:ascii="Cambria Math" w:hAnsi="Cambria Math"/>
-              </w:rPr>
-            </m:ctrlPr>
-          </m:sSupPr>
-          <m:e>
-            <m:r>
-              <w:rPr>
-                <w:rFonts w:ascii="Cambria Math" w:hAnsi="Cambria Math"/>
-              </w:rPr>
-              <m:t>2</m:t>
-            </m:r>
-          </m:e>
-          <m:sup>
-            <m:r>
-              <w:rPr>
-                <w:rFonts w:ascii="Cambria Math" w:hAnsi="Cambria Math"/>
-              </w:rPr>
-              <m:t>16</m:t>
-            </m:r>
-          </m:sup>
-        </m:sSup>
-      </m:oMath>
-    </w:p>
-    <w:p>
-      <w:pPr>
-        <w:pStyle w:val="Heading3"/>
-        <w:spacing w:line="276" w:lineRule="auto"/>
-        <w:rPr>
-          <w:rFonts w:ascii="Times New Roman" w:hAnsi="Times New Roman" w:cs="Times New Roman"/>
-        </w:rPr>
-      </w:pPr>
-      <w:bookmarkStart w:id="163" w:name="_Toc236264282"/>
-      <w:bookmarkStart w:id="164" w:name="_Toc236089409"/>
-      <w:bookmarkStart w:id="165" w:name="_Toc236340757"/>
-      <w:r>
-        <w:rPr>
-          <w:rFonts w:ascii="Times New Roman" w:eastAsia="Times New Roman" w:hAnsi="Times New Roman" w:cs="Times New Roman"/>
-        </w:rPr>
-        <w:t>3.5.2 Hai cơ chế khóa độc lập</w:t>
-      </w:r>
-      <w:bookmarkEnd w:id="163"/>
-      <w:bookmarkEnd w:id="164"/>
-      <w:bookmarkEnd w:id="165"/>
-    </w:p>
-    <w:p>
-      <w:pPr>
-        <w:ind w:firstLine="567"/>
-      </w:pPr>
-      <w:r>
-        <w:t>Hai lịch trình khóa riêng: một cho Tag beacon, một cho OTA-beacon.</w:t>
-      </w:r>
-    </w:p>
-    <w:p>
-      <w:pPr>
-        <w:ind w:firstLine="567"/>
-      </w:pPr>
-      <w:r>
-        <w:t>(a) Khóa Tag: dẫn xuất theo epoch. Thiết kế lấy ý tưởng từ mật khẩu một lần theo thời gian và cơ chế khóa băm biến đổi theo thời gian để hạn chế replay [13], [14].</w:t>
-      </w:r>
-    </w:p>
-    <w:p>
-      <w:pPr>
-        <w:ind w:firstLine="567"/>
-      </w:pPr>
-      <w:r>
-        <w:t>Tag và Scanner cùng lưu một master key 16 byte hardcode trong firmware. Khóa thực ký từng gói không phải master mà là epoch_key dẫn xuất qua HKDF/PSA key_derivation, tính trên cả hai track firmware (ESP-IDF lẫn Zephyr, đều qua PSA Crypto API):</w:t>
-      </w:r>
-    </w:p>
-    <w:p>
-      <w:pPr>
-        <w:ind w:firstLine="0"/>
-        <w:jc w:val="center"/>
-      </w:pPr>
-      <m:oMathPara>
-        <m:oMathParaPr>
-          <m:jc m:val="center"/>
-        </m:oMathParaPr>
-        <m:oMath>
-          <m:r>
-            <w:rPr>
-              <w:rFonts w:ascii="Cambria Math" w:hAnsi="Cambria Math"/>
-            </w:rPr>
-            <w:lastRenderedPageBreak/>
-            <m:t>epoch</m:t>
-          </m:r>
-          <m:r>
-            <m:rPr>
-              <m:lit/>
-              <m:nor/>
-            </m:rPr>
-            <m:t>_</m:t>
-          </m:r>
-          <m:r>
-            <w:rPr>
-              <w:rFonts w:ascii="Cambria Math" w:hAnsi="Cambria Math"/>
-            </w:rPr>
-            <m:t>counter</m:t>
-          </m:r>
-          <m:r>
-            <m:rPr>
-              <m:lit/>
-              <m:nor/>
-            </m:rPr>
-            <m:t xml:space="preserve"> = </m:t>
-          </m:r>
-          <m:r>
-            <w:rPr>
-              <w:rFonts w:ascii="Cambria Math" w:hAnsi="Cambria Math"/>
-            </w:rPr>
-            <m:t>⌊</m:t>
-          </m:r>
-          <m:f>
-            <m:fPr>
-              <m:ctrlPr>
-                <w:rPr>
-                  <w:rFonts w:ascii="Cambria Math" w:hAnsi="Cambria Math"/>
-                </w:rPr>
-              </m:ctrlPr>
-            </m:fPr>
-            <m:num>
-              <m:r>
-                <w:rPr>
-                  <w:rFonts w:ascii="Cambria Math" w:hAnsi="Cambria Math"/>
-                </w:rPr>
-                <m:t>esp</m:t>
-              </m:r>
-              <m:r>
-                <m:rPr>
-                  <m:lit/>
-                  <m:nor/>
-                </m:rPr>
-                <m:t>_</m:t>
-              </m:r>
-              <m:r>
-                <w:rPr>
-                  <w:rFonts w:ascii="Cambria Math" w:hAnsi="Cambria Math"/>
-                </w:rPr>
-                <m:t>timer</m:t>
-              </m:r>
-              <m:r>
-                <m:rPr>
-                  <m:lit/>
-                  <m:nor/>
-                </m:rPr>
-                <m:t>_</m:t>
-              </m:r>
-              <m:r>
-                <w:rPr>
-                  <w:rFonts w:ascii="Cambria Math" w:hAnsi="Cambria Math"/>
-                </w:rPr>
-                <m:t>get</m:t>
-              </m:r>
-              <m:r>
-                <m:rPr>
-                  <m:lit/>
-                  <m:nor/>
-                </m:rPr>
-                <m:t>_</m:t>
-              </m:r>
-              <m:r>
-                <w:rPr>
-                  <w:rFonts w:ascii="Cambria Math" w:hAnsi="Cambria Math"/>
-                </w:rPr>
-                <m:t>time()</m:t>
-              </m:r>
-            </m:num>
-            <m:den>
-              <m:r>
-                <w:rPr>
-                  <w:rFonts w:ascii="Cambria Math" w:hAnsi="Cambria Math"/>
-                </w:rPr>
-                <m:t>1</m:t>
-              </m:r>
-              <m:r>
-                <m:rPr>
-                  <m:lit/>
-                  <m:nor/>
-                </m:rPr>
-                <m:t xml:space="preserve"> </m:t>
-              </m:r>
-              <m:r>
-                <w:rPr>
-                  <w:rFonts w:ascii="Cambria Math" w:hAnsi="Cambria Math"/>
-                </w:rPr>
-                <m:t>giờ</m:t>
-              </m:r>
-            </m:den>
-          </m:f>
-          <m:r>
-            <w:rPr>
-              <w:rFonts w:ascii="Cambria Math" w:hAnsi="Cambria Math"/>
-            </w:rPr>
-            <m:t>⌋</m:t>
-          </m:r>
-        </m:oMath>
-      </m:oMathPara>
-    </w:p>
-    <w:p>
-      <w:pPr>
-        <w:ind w:firstLine="0"/>
-        <w:jc w:val="center"/>
-      </w:pPr>
-      <m:oMathPara>
-        <m:oMathParaPr>
-          <m:jc m:val="center"/>
-        </m:oMathParaPr>
-        <m:oMath>
-          <m:r>
-            <w:rPr>
-              <w:rFonts w:ascii="Cambria Math" w:hAnsi="Cambria Math"/>
-            </w:rPr>
-            <m:t>epoch</m:t>
-          </m:r>
-          <m:r>
-            <m:rPr>
-              <m:lit/>
-              <m:nor/>
-            </m:rPr>
-            <m:t>_</m:t>
-          </m:r>
-          <m:r>
-            <w:rPr>
-              <w:rFonts w:ascii="Cambria Math" w:hAnsi="Cambria Math"/>
-            </w:rPr>
-            <m:t>key</m:t>
-          </m:r>
-          <m:r>
-            <m:rPr>
-              <m:lit/>
-              <m:nor/>
-            </m:rPr>
-            <m:t xml:space="preserve"> = </m:t>
-          </m:r>
-          <m:r>
-            <w:rPr>
-              <w:rFonts w:ascii="Cambria Math" w:hAnsi="Cambria Math"/>
-            </w:rPr>
-            <m:t>HKDF(master</m:t>
-          </m:r>
-          <m:r>
-            <m:rPr>
-              <m:lit/>
-              <m:nor/>
-            </m:rPr>
-            <m:t>_</m:t>
-          </m:r>
-          <m:r>
-            <w:rPr>
-              <w:rFonts w:ascii="Cambria Math" w:hAnsi="Cambria Math"/>
-            </w:rPr>
-            <m:t>key,</m:t>
-          </m:r>
-          <m:r>
-            <m:rPr>
-              <m:lit/>
-              <m:nor/>
-            </m:rPr>
-            <m:t xml:space="preserve"> </m:t>
-          </m:r>
-          <m:r>
-            <w:rPr>
-              <w:rFonts w:ascii="Cambria Math" w:hAnsi="Cambria Math"/>
-            </w:rPr>
-            <m:t>epoch</m:t>
-          </m:r>
-          <m:r>
-            <m:rPr>
-              <m:lit/>
-              <m:nor/>
-            </m:rPr>
-            <m:t>_</m:t>
-          </m:r>
-          <m:r>
-            <w:rPr>
-              <w:rFonts w:ascii="Cambria Math" w:hAnsi="Cambria Math"/>
-            </w:rPr>
-            <m:t>counter)</m:t>
-          </m:r>
-        </m:oMath>
-      </m:oMathPara>
-    </w:p>
-    <w:p>
-      <w:pPr>
-        <w:ind w:firstLine="567"/>
-      </w:pPr>
-      <w:r>
-        <w:t>Uptime được đọc bằng esp_timer_get_time() trên nhánh ESP32 hoặc k_uptime_get() trên nhánh Zephyr/nRF52840; cả hai biểu diễn thời gian từ khi thiết bị khởi động. Tag không có đồng hồ thời gian thực, nên epoch_counter là số giờ kể từ lúc khởi động, không phải thời gian lịch. Khi nhận Tag lần đầu, Scanner khóa vào epoch hiện hành của Tag (locked_epoch) và sau đó chỉ chấp nhận một cửa sổ hẹp quanh giá trị này.</w:t>
-      </w:r>
-    </w:p>
-    <w:p>
-      <w:pPr>
-        <w:ind w:firstLine="567"/>
-      </w:pPr>
-      <w:r>
-        <w:t>Kết quả: gói bắt ở epoch E không replay được ở epoch E+1 (lệch 1 h). Attacker không có master_key thì không tính được epoch_key mới.</w:t>
-      </w:r>
-    </w:p>
-    <w:p>
-      <w:pPr>
-        <w:ind w:firstLine="567"/>
-      </w:pPr>
-      <w:r>
-        <w:t>(b) Khóa OTA-beacon: xoay đơn giản.</w:t>
-      </w:r>
-    </w:p>
-    <w:p>
-      <w:pPr>
-        <w:ind w:firstLine="567"/>
-      </w:pPr>
-      <w:r>
-        <w:t>Bí mật chia sẻ giữa Gateway và mọi Scanner – chỉ áp dụng cho track ESP32, vì OTA qua mạng chỉ có ở Scanner/Relay/Gateway; Tag nRF52840 cập nhật bằng nạp lại UF2 thủ công, không có cơ chế OTA qua mạng. Gateway xoay khóa mỗi 24 giờ theo wall-clock:</w:t>
-      </w:r>
-    </w:p>
-    <w:p>
-      <w:pPr>
-        <w:pStyle w:val="ListNumber"/>
-        <w:numPr>
-          <w:ilvl w:val="0"/>
-          <w:numId w:val="17"/>
-        </w:numPr>
-      </w:pPr>
-      <w:r>
-        <w:t>Sinh 16 byte ngẫu nhiên bằng esp_fill_random().</w:t>
-      </w:r>
-    </w:p>
-    <w:p>
-      <w:pPr>
-        <w:pStyle w:val="ListNumber"/>
-        <w:numPr>
-          <w:ilvl w:val="0"/>
-          <w:numId w:val="6"/>
-        </w:numPr>
-      </w:pPr>
-      <w:r>
-        <w:t>Import vào PSA. Fail thì huỷ và giữ khóa cũ.</w:t>
-      </w:r>
-    </w:p>
-    <w:p>
-      <w:pPr>
-        <w:pStyle w:val="ListNumber"/>
-        <w:numPr>
-          <w:ilvl w:val="0"/>
-          <w:numId w:val="6"/>
-        </w:numPr>
-      </w:pPr>
-      <w:r>
-        <w:t>Ghi NVS.</w:t>
-      </w:r>
-    </w:p>
-    <w:p>
-      <w:pPr>
-        <w:pStyle w:val="ListNumber"/>
-        <w:numPr>
-          <w:ilvl w:val="0"/>
-          <w:numId w:val="6"/>
-        </w:numPr>
-      </w:pPr>
-      <w:r>
-        <w:t>Push cho từng Scanner qua OTA_KEY_PUSH (đã mã hóa bởi AppKey mesh).</w:t>
-      </w:r>
-    </w:p>
-    <w:p>
-      <w:pPr>
-        <w:ind w:firstLine="567"/>
-      </w:pPr>
-      <w:r>
-        <w:t>Không cần derive theo epoch vì Gateway có mesh path phân phối khóa mới. Replay OTA-beacon cũ hơn 24 h bị Scanner reject.</w:t>
-      </w:r>
-    </w:p>
-    <w:p>
-      <w:pPr>
-        <w:keepNext/>
-        <w:spacing w:before="120" w:after="60"/>
-        <w:jc w:val="center"/>
-      </w:pPr>
-      <w:r>
-        <w:rPr>
-          <w:noProof/>
-        </w:rPr>
-        <w:drawing>
-          <wp:inline distT="0" distB="0" distL="0" distR="0" wp14:anchorId="5AD7F375" wp14:editId="29FDB0A2">
-            <wp:extent cx="6755998" cy="1880558"/>
-            <wp:effectExtent l="0" t="0" r="6985" b="5715"/>
-            <wp:docPr id="1873237583" name="Picture 3"/>
-            <wp:cNvGraphicFramePr>
-              <a:graphicFrameLocks xmlns:a="http://schemas.openxmlformats.org/drawingml/2006/main" noChangeAspect="1"/>
-            </wp:cNvGraphicFramePr>
-            <a:graphic xmlns:a="http://schemas.openxmlformats.org/drawingml/2006/main">
-              <a:graphicData uri="http://schemas.openxmlformats.org/drawingml/2006/picture">
-                <pic:pic xmlns:pic="http://schemas.openxmlformats.org/drawingml/2006/picture">
-                  <pic:nvPicPr>
-                    <pic:cNvPr id="0" name="Picture 6"/>
-                    <pic:cNvPicPr>
-                      <a:picLocks noChangeAspect="1" noChangeArrowheads="1"/>
-                    </pic:cNvPicPr>
-                  </pic:nvPicPr>
-                  <pic:blipFill>
-                    <a:blip r:embed="rId20" cstate="print">
-                      <a:extLst>
-                        <a:ext uri="{28A0092B-C50C-407E-A947-70E740481C1C}">
-                          <a14:useLocalDpi xmlns:a14="http://schemas.microsoft.com/office/drawing/2010/main" val="0"/>
-                        </a:ext>
-                      </a:extLst>
-                    </a:blip>
-                    <a:srcRect/>
-                    <a:stretch>
-                      <a:fillRect/>
-                    </a:stretch>
-                  </pic:blipFill>
-                  <pic:spPr bwMode="auto">
-                    <a:xfrm>
-                      <a:off x="0" y="0"/>
-                      <a:ext cx="6773030" cy="1885299"/>
-                    </a:xfrm>
-                    <a:prstGeom prst="rect">
-                      <a:avLst/>
-                    </a:prstGeom>
-                    <a:noFill/>
-                    <a:ln>
-                      <a:noFill/>
-                    </a:ln>
-                  </pic:spPr>
-                </pic:pic>
-              </a:graphicData>
-            </a:graphic>
-          </wp:inline>
-        </w:drawing>
-      </w:r>
-    </w:p>
-    <w:p>
-      <w:pPr>
-        <w:pStyle w:val="Caption"/>
-        <w:keepNext/>
-        <w:spacing w:before="60" w:after="120"/>
-        <w:ind w:firstLine="0"/>
-        <w:jc w:val="center"/>
-        <w:rPr>
-          <w:bCs w:val="0"/>
-          <w:iCs/>
-          <w:color w:val="000000" w:themeColor="text1"/>
-          <w:szCs w:val="26"/>
-        </w:rPr>
-      </w:pPr>
-      <w:bookmarkStart w:id="166" w:name="_Toc236264379"/>
-      <w:bookmarkStart w:id="167" w:name="_Toc236574177"/>
-      <w:r>
-        <w:rPr>
-          <w:szCs w:val="26"/>
-        </w:rPr>
-        <w:t xml:space="preserve">Hình </w:t>
-      </w:r>
-      <w:fldSimple w:instr=" SEQ Hình \* ARABIC ">
-        <w:r>
-          <w:t>1</w:t>
-        </w:r>
-      </w:fldSimple>
-      <w:r>
-        <w:rPr>
-          <w:szCs w:val="26"/>
-        </w:rPr>
-        <w:t>. Hai vòng đời khóa độc lập của Tag beacon và OTA beacon</w:t>
-      </w:r>
-      <w:bookmarkEnd w:id="166"/>
-      <w:bookmarkEnd w:id="167"/>
-    </w:p>
-    <w:p>
-      <w:pPr>
-        <w:pStyle w:val="Caption"/>
-        <w:keepNext/>
-        <w:spacing w:before="60" w:after="120"/>
-        <w:ind w:firstLine="0"/>
-        <w:jc w:val="center"/>
-        <w:rPr>
-          <w:bCs w:val="0"/>
-          <w:iCs/>
-          <w:color w:val="000000" w:themeColor="text1"/>
-          <w:szCs w:val="26"/>
-        </w:rPr>
-      </w:pPr>
-    </w:p>
-    <w:p>
-      <w:pPr>
-        <w:pStyle w:val="Heading3"/>
-        <w:spacing w:line="276" w:lineRule="auto"/>
-        <w:rPr>
-          <w:rFonts w:ascii="Times New Roman" w:hAnsi="Times New Roman" w:cs="Times New Roman"/>
-        </w:rPr>
-      </w:pPr>
-      <w:bookmarkStart w:id="168" w:name="_Toc236264283"/>
-      <w:bookmarkStart w:id="169" w:name="_Toc236340758"/>
-      <w:r>
-        <w:rPr>
-          <w:rFonts w:ascii="Times New Roman" w:eastAsia="Times New Roman" w:hAnsi="Times New Roman" w:cs="Times New Roman"/>
-        </w:rPr>
-        <w:t>3.5.3 Secure Boot V2 và Flash Encryption</w:t>
-      </w:r>
-      <w:bookmarkEnd w:id="168"/>
-      <w:bookmarkEnd w:id="169"/>
-    </w:p>
-    <w:p>
-      <w:pPr>
-        <w:ind w:firstLine="567"/>
-      </w:pPr>
-      <w:r>
-        <w:t xml:space="preserve">Hai lớp bảo mật ở trên (HMAC beacon, MQTTS/HTTPS) bảo vệ dữ liệu lưu thông nhưng không ngăn kẻ tấn công có quyền truy cập vật lý nạp firmware giả. Secure Boot V2 </w:t>
-      </w:r>
-      <w:r>
-        <w:lastRenderedPageBreak/>
-        <w:t>dùng chữ ký để chỉ cho phép image hợp lệ khởi chạy, còn Flash Encryption bảo vệ nội dung flash; đây là các lớp bảo vệ firmware phù hợp với khuyến nghị tổng quan cho thiết bị nhúng [15], [17].</w:t>
-      </w:r>
-    </w:p>
-    <w:p>
-      <w:pPr>
-        <w:ind w:firstLine="567"/>
-      </w:pPr>
-      <w:r>
-        <w:t>Trên track Tag nRF52840, cơ chế tương đương là MCUboot với chữ ký ECDSA-P256: bootloader thứ hai (chain-load bởi bootloader UF2 gốc của board) chỉ chấp nhận ứng dụng đã ký đúng khoá.</w:t>
-      </w:r>
-    </w:p>
-    <w:p>
-      <w:pPr>
-        <w:ind w:firstLine="567"/>
-      </w:pPr>
-      <w:r>
-        <w:t>Cả hai cơ chế đều làm thay đổi quy trình flash lần đầu so với một chip chưa bật bảo mật gì (chi tiết thao tác thực tế và các lỗi thường gặp khi flash một chip mới ở Chương 4).</w:t>
-      </w:r>
-    </w:p>
-    <w:p>
-      <w:pPr>
-        <w:pStyle w:val="Heading2"/>
-        <w:spacing w:before="160" w:after="60" w:line="276" w:lineRule="auto"/>
-        <w:rPr>
-          <w:rFonts w:ascii="Times New Roman" w:hAnsi="Times New Roman" w:cs="Times New Roman"/>
-        </w:rPr>
-      </w:pPr>
-      <w:bookmarkStart w:id="170" w:name="_Toc236264284"/>
-      <w:bookmarkStart w:id="171" w:name="_Toc236089411"/>
-      <w:bookmarkStart w:id="172" w:name="_Toc236340759"/>
-      <w:r>
-        <w:rPr>
-          <w:rFonts w:ascii="Times New Roman" w:eastAsia="Times New Roman" w:hAnsi="Times New Roman" w:cs="Times New Roman"/>
-        </w:rPr>
-        <w:t>3.6 Cập nhật firmware qua mạng (OTA)</w:t>
-      </w:r>
-      <w:bookmarkEnd w:id="170"/>
-      <w:bookmarkEnd w:id="171"/>
-      <w:bookmarkEnd w:id="172"/>
-    </w:p>
-    <w:p>
-      <w:pPr>
-        <w:pStyle w:val="Heading3"/>
-        <w:spacing w:line="276" w:lineRule="auto"/>
-        <w:rPr>
-          <w:rFonts w:ascii="Times New Roman" w:hAnsi="Times New Roman" w:cs="Times New Roman"/>
-        </w:rPr>
-      </w:pPr>
-      <w:bookmarkStart w:id="173" w:name="_Toc236264285"/>
-      <w:bookmarkStart w:id="174" w:name="_Toc236089412"/>
-      <w:bookmarkStart w:id="175" w:name="_Toc236340760"/>
-      <w:r>
-        <w:rPr>
-          <w:rFonts w:ascii="Times New Roman" w:eastAsia="Times New Roman" w:hAnsi="Times New Roman" w:cs="Times New Roman"/>
-        </w:rPr>
-        <w:t>3.6.1 Kiến trúc esp_https_ota và dual-slot partition</w:t>
-      </w:r>
-      <w:bookmarkEnd w:id="173"/>
-      <w:bookmarkEnd w:id="174"/>
-      <w:bookmarkEnd w:id="175"/>
-    </w:p>
-    <w:p>
-      <w:pPr>
-        <w:ind w:firstLine="567"/>
-      </w:pPr>
-      <w:r>
-        <w:t>ESP-IDF chia flash thành hai slot ứng dụng ota_0 và ota_1, mỗi slot chứa một firmware image. Bootloader chọn slot nào chạy dựa trên bảng ota_data. Khi OTA:</w:t>
-      </w:r>
-    </w:p>
-    <w:p>
-      <w:pPr>
-        <w:pStyle w:val="ListNumber"/>
-        <w:numPr>
-          <w:ilvl w:val="0"/>
-          <w:numId w:val="18"/>
-        </w:numPr>
-      </w:pPr>
-      <w:r>
-        <w:t>Firmware slot S tải image mới về slot S' S.</w:t>
-      </w:r>
-    </w:p>
-    <w:p>
-      <w:pPr>
-        <w:pStyle w:val="ListNumber"/>
-        <w:numPr>
-          <w:ilvl w:val="0"/>
-          <w:numId w:val="6"/>
-        </w:numPr>
-      </w:pPr>
-      <w:r>
-        <w:t>Xác minh chữ ký (Secure Boot V2, mục phần tương ứng) và checksum.</w:t>
-      </w:r>
-    </w:p>
-    <w:p>
-      <w:pPr>
-        <w:pStyle w:val="ListNumber"/>
-        <w:numPr>
-          <w:ilvl w:val="0"/>
-          <w:numId w:val="6"/>
-        </w:numPr>
-      </w:pPr>
-      <w:r>
-        <w:t>Cập nhật ota_data để boot sau chạy slot S'.</w:t>
-      </w:r>
-    </w:p>
-    <w:p>
-      <w:pPr>
-        <w:pStyle w:val="ListNumber"/>
-        <w:numPr>
-          <w:ilvl w:val="0"/>
-          <w:numId w:val="6"/>
-        </w:numPr>
-      </w:pPr>
-      <w:r>
-        <w:t>Reboot.</w:t>
-      </w:r>
-    </w:p>
-    <w:p>
-      <w:pPr>
-        <w:pStyle w:val="ListNumber"/>
-        <w:numPr>
-          <w:ilvl w:val="0"/>
-          <w:numId w:val="6"/>
-        </w:numPr>
-      </w:pPr>
-      <w:r>
-        <w:t>Firmware mới không tự đánh dấu “ok” trong vài giây đầu, bootloader rollback về slot S.</w:t>
-      </w:r>
-    </w:p>
-    <w:p>
-      <w:pPr>
-        <w:ind w:firstLine="567"/>
-      </w:pPr>
-      <w:r>
-        <w:t>Dual-slot giúp thiết bị quay lại image trước nếu cập nhật bị gián đoạn hoặc firmware mới không xác nhận hoạt động. Cơ chế này chỉ áp dụng cho track ESP32; Tag nRF52840 chưa OTA qua mạng. Các yêu cầu về xác thực image, chống downgrade và rollback phù hợp với khảo sát secure firmware OTA [16], [17].</w:t>
-      </w:r>
-    </w:p>
-    <w:p>
-      <w:pPr>
-        <w:spacing w:before="120" w:after="60"/>
-        <w:jc w:val="center"/>
-      </w:pPr>
-    </w:p>
-    <w:p>
-      <w:pPr>
-        <w:keepNext/>
-        <w:spacing w:before="120" w:after="60"/>
-        <w:jc w:val="center"/>
-      </w:pPr>
-      <w:r>
-        <w:rPr>
-          <w:noProof/>
-        </w:rPr>
-        <w:drawing>
-          <wp:inline distT="0" distB="0" distL="0" distR="0" wp14:anchorId="5CE70DF3" wp14:editId="14C378CB">
-            <wp:extent cx="5870300" cy="1834194"/>
-            <wp:effectExtent l="0" t="0" r="0" b="0"/>
-            <wp:docPr id="1810958941" name="Picture 11"/>
-            <wp:cNvGraphicFramePr>
-              <a:graphicFrameLocks xmlns:a="http://schemas.openxmlformats.org/drawingml/2006/main" noChangeAspect="1"/>
-            </wp:cNvGraphicFramePr>
-            <a:graphic xmlns:a="http://schemas.openxmlformats.org/drawingml/2006/main">
-              <a:graphicData uri="http://schemas.openxmlformats.org/drawingml/2006/picture">
-                <pic:pic xmlns:pic="http://schemas.openxmlformats.org/drawingml/2006/picture">
-                  <pic:nvPicPr>
-                    <pic:cNvPr id="0" name="Picture 37"/>
-                    <pic:cNvPicPr>
-                      <a:picLocks noChangeAspect="1" noChangeArrowheads="1"/>
-                    </pic:cNvPicPr>
-                  </pic:nvPicPr>
-                  <pic:blipFill>
-                    <a:blip r:embed="rId21" cstate="print">
-                      <a:extLst>
-                        <a:ext uri="{28A0092B-C50C-407E-A947-70E740481C1C}">
-                          <a14:useLocalDpi xmlns:a14="http://schemas.microsoft.com/office/drawing/2010/main" val="0"/>
-                        </a:ext>
-                      </a:extLst>
-                    </a:blip>
-                    <a:srcRect/>
-                    <a:stretch>
-                      <a:fillRect/>
-                    </a:stretch>
-                  </pic:blipFill>
-                  <pic:spPr bwMode="auto">
-                    <a:xfrm>
-                      <a:off x="0" y="0"/>
-                      <a:ext cx="5881158" cy="1837587"/>
-                    </a:xfrm>
-                    <a:prstGeom prst="rect">
-                      <a:avLst/>
-                    </a:prstGeom>
-                    <a:noFill/>
-                    <a:ln>
-                      <a:noFill/>
-                    </a:ln>
-                  </pic:spPr>
-                </pic:pic>
-              </a:graphicData>
-            </a:graphic>
-          </wp:inline>
-        </w:drawing>
-      </w:r>
-    </w:p>
-    <w:p>
-      <w:pPr>
-        <w:pStyle w:val="Caption"/>
-        <w:keepNext/>
-        <w:spacing w:before="60" w:after="120"/>
-        <w:ind w:firstLine="0"/>
-        <w:jc w:val="center"/>
-        <w:rPr>
-          <w:bCs w:val="0"/>
-          <w:iCs/>
-          <w:color w:val="000000" w:themeColor="text1"/>
-          <w:szCs w:val="26"/>
-        </w:rPr>
-      </w:pPr>
-      <w:bookmarkStart w:id="176" w:name="_Toc236264380"/>
-      <w:bookmarkStart w:id="177" w:name="_Toc236574178"/>
-      <w:r>
-        <w:rPr>
-          <w:szCs w:val="26"/>
-        </w:rPr>
-        <w:t xml:space="preserve">Hình </w:t>
-      </w:r>
-      <w:fldSimple w:instr=" SEQ Hình \* ARABIC ">
-        <w:r>
-          <w:t>2</w:t>
-        </w:r>
-      </w:fldSimple>
-      <w:r>
-        <w:rPr>
-          <w:szCs w:val="26"/>
-        </w:rPr>
-        <w:t>. Luồng cập nhật HTTPS OTA dual-slot và cơ chế rollback</w:t>
-      </w:r>
-      <w:bookmarkEnd w:id="176"/>
-      <w:bookmarkEnd w:id="177"/>
-    </w:p>
-    <w:p>
-      <w:pPr>
-        <w:ind w:firstLine="0"/>
-      </w:pPr>
-    </w:p>
-    <w:p>
-      <w:pPr>
-        <w:pStyle w:val="Heading3"/>
-        <w:spacing w:line="276" w:lineRule="auto"/>
-        <w:rPr>
-          <w:rFonts w:ascii="Times New Roman" w:hAnsi="Times New Roman" w:cs="Times New Roman"/>
-        </w:rPr>
-      </w:pPr>
-      <w:bookmarkStart w:id="178" w:name="_Toc236264286"/>
-      <w:bookmarkStart w:id="179" w:name="_Toc236089413"/>
-      <w:bookmarkStart w:id="180" w:name="_Toc236340761"/>
-      <w:r>
-        <w:rPr>
-          <w:rFonts w:ascii="Times New Roman" w:eastAsia="Times New Roman" w:hAnsi="Times New Roman" w:cs="Times New Roman"/>
-        </w:rPr>
-        <w:lastRenderedPageBreak/>
-        <w:t>3.6.2 SHA256 skip và version compare</w:t>
-      </w:r>
-      <w:bookmarkEnd w:id="178"/>
-      <w:bookmarkEnd w:id="179"/>
-      <w:bookmarkEnd w:id="180"/>
-    </w:p>
-    <w:p>
-      <w:pPr>
-        <w:ind w:firstLine="567"/>
-      </w:pPr>
-      <w:r>
-        <w:t>Trước khi ghi flash, firmware kiểm tra:</w:t>
-      </w:r>
-    </w:p>
-    <w:p>
-      <w:pPr>
-        <w:pStyle w:val="ListBullet"/>
-      </w:pPr>
-      <w:r>
-        <w:t>SHA256 skip: image mới trùng SHA256 image đang chạy (đọc qua esp_app_get_description()) thì bỏ qua. Tránh flash lại chính image hiện tại.</w:t>
-      </w:r>
-    </w:p>
-    <w:p>
-      <w:pPr>
-        <w:pStyle w:val="ListBullet"/>
-      </w:pPr>
-      <w:r>
-        <w:t>Version compare chống downgrade: so sánh PROJECT_VER định dạng YYYYMMDDHHMMSS – mtime file nguồn mới nhất lúc build. Dùng strncmp 14 ký tự cố định, so lexicographic tương đương so thời gian. Chỉ nhận image mới hơn.</w:t>
-      </w:r>
-    </w:p>
-    <w:p>
-      <w:pPr>
-        <w:pStyle w:val="Heading3"/>
-        <w:spacing w:line="276" w:lineRule="auto"/>
-        <w:rPr>
-          <w:rFonts w:ascii="Times New Roman" w:hAnsi="Times New Roman" w:cs="Times New Roman"/>
-        </w:rPr>
-      </w:pPr>
-      <w:bookmarkStart w:id="181" w:name="_Toc236264287"/>
-      <w:bookmarkStart w:id="182" w:name="_Toc236089414"/>
-      <w:bookmarkStart w:id="183" w:name="_Toc236340762"/>
-      <w:r>
-        <w:rPr>
-          <w:rFonts w:ascii="Times New Roman" w:eastAsia="Times New Roman" w:hAnsi="Times New Roman" w:cs="Times New Roman"/>
-        </w:rPr>
-        <w:t>3.6.3 Cơ chế trigger OTA</w:t>
-      </w:r>
-      <w:bookmarkEnd w:id="181"/>
-      <w:bookmarkEnd w:id="182"/>
-      <w:bookmarkEnd w:id="183"/>
-    </w:p>
-    <w:p>
-      <w:pPr>
-        <w:ind w:firstLine="567"/>
-      </w:pPr>
-      <w:r>
-        <w:t>Ba cách kích hoạt OTA:</w:t>
-      </w:r>
-    </w:p>
-    <w:p>
-      <w:pPr>
-        <w:pStyle w:val="ListNumber"/>
-        <w:numPr>
-          <w:ilvl w:val="0"/>
-          <w:numId w:val="19"/>
-        </w:numPr>
-      </w:pPr>
-      <w:r>
-        <w:t>UART thủ công: g trên console Gateway để OTA Gateway, u để OTA tất cả Scanner + Relay.</w:t>
-      </w:r>
-    </w:p>
-    <w:p>
-      <w:pPr>
-        <w:pStyle w:val="ListNumber"/>
-        <w:numPr>
-          <w:ilvl w:val="0"/>
-          <w:numId w:val="6"/>
-        </w:numPr>
-      </w:pPr>
-      <w:r>
-        <w:t>Broadcast beacon: Gateway dùng NimBLE phát beacon (kèm HMAC) trong 15 s. Mọi Scanner nghe và OTA song song. Nhanh hơn unicast qua mesh.</w:t>
-      </w:r>
-    </w:p>
-    <w:p>
-      <w:pPr>
-        <w:pStyle w:val="ListNumber"/>
-        <w:numPr>
-          <w:ilvl w:val="0"/>
-          <w:numId w:val="6"/>
-        </w:numPr>
-      </w:pPr>
-      <w:r>
-        <w:t>Unicast mesh: cho Relay, Gateway gửi OTA_TRIGGER 5 lần cách nhau 500 ms để đảm bảo nhận.</w:t>
-      </w:r>
-    </w:p>
-    <w:p>
-      <w:pPr>
-        <w:ind w:firstLine="567"/>
-      </w:pPr>
-      <w:r>
-        <w:t>OTA xong, node reboot; task report_pending_task phát hiện cờ pending trong NVS và gửi OTA_RESULT (status=0) về Gateway.</w:t>
-      </w:r>
-    </w:p>
-    <w:p>
-      <w:pPr>
-        <w:pStyle w:val="Heading3"/>
-        <w:spacing w:line="276" w:lineRule="auto"/>
-        <w:rPr>
-          <w:rFonts w:ascii="Times New Roman" w:hAnsi="Times New Roman" w:cs="Times New Roman"/>
-        </w:rPr>
-      </w:pPr>
-      <w:bookmarkStart w:id="184" w:name="_Toc236264288"/>
-      <w:bookmarkStart w:id="185" w:name="_Toc236089415"/>
-      <w:bookmarkStart w:id="186" w:name="_Toc236340763"/>
-      <w:r>
-        <w:rPr>
-          <w:rFonts w:ascii="Times New Roman" w:eastAsia="Times New Roman" w:hAnsi="Times New Roman" w:cs="Times New Roman"/>
-        </w:rPr>
-        <w:t>3.6.4 Auto-check</w:t>
-      </w:r>
-      <w:bookmarkEnd w:id="184"/>
-      <w:bookmarkEnd w:id="185"/>
-      <w:bookmarkEnd w:id="186"/>
-    </w:p>
-    <w:p>
-      <w:pPr>
-        <w:ind w:firstLine="567"/>
-      </w:pPr>
-      <w:r>
-        <w:t>Mỗi node có task auto_check_task gọi bmt_ota_trigger() định kỳ. Nhờ SHA256 skip, các lần trigger không có firmware mới kết thúc nhanh (chỉ tải header, so SHA256, huỷ). Nhờ đó mọi node đều lên bản mới không cần điều phối trung tâm.</w:t>
-      </w:r>
-    </w:p>
-    <w:p>
-      <w:pPr>
-        <w:spacing w:before="120" w:after="60"/>
-        <w:jc w:val="center"/>
-      </w:pPr>
-    </w:p>
-    <w:p>
-      <w:pPr>
-        <w:pStyle w:val="Caption"/>
-        <w:keepNext/>
-        <w:spacing w:before="60" w:after="120"/>
-        <w:jc w:val="center"/>
-      </w:pPr>
-      <w:r>
-        <w:rPr>
-          <w:noProof/>
-        </w:rPr>
-        <w:drawing>
-          <wp:inline distT="0" distB="0" distL="0" distR="0" wp14:anchorId="73F95111" wp14:editId="0201A92B">
-            <wp:extent cx="5940425" cy="1856105"/>
-            <wp:effectExtent l="0" t="0" r="3175" b="0"/>
-            <wp:docPr id="131294885" name="Picture 9"/>
-            <wp:cNvGraphicFramePr>
-              <a:graphicFrameLocks xmlns:a="http://schemas.openxmlformats.org/drawingml/2006/main" noChangeAspect="1"/>
-            </wp:cNvGraphicFramePr>
-            <a:graphic xmlns:a="http://schemas.openxmlformats.org/drawingml/2006/main">
-              <a:graphicData uri="http://schemas.openxmlformats.org/drawingml/2006/picture">
-                <pic:pic xmlns:pic="http://schemas.openxmlformats.org/drawingml/2006/picture">
-                  <pic:nvPicPr>
-                    <pic:cNvPr id="0" name="Picture 30"/>
-                    <pic:cNvPicPr>
-                      <a:picLocks noChangeAspect="1" noChangeArrowheads="1"/>
-                    </pic:cNvPicPr>
-                  </pic:nvPicPr>
-                  <pic:blipFill>
-                    <a:blip r:embed="rId22" cstate="print">
-                      <a:extLst>
-                        <a:ext uri="{28A0092B-C50C-407E-A947-70E740481C1C}">
-                          <a14:useLocalDpi xmlns:a14="http://schemas.microsoft.com/office/drawing/2010/main" val="0"/>
-                        </a:ext>
-                      </a:extLst>
-                    </a:blip>
-                    <a:srcRect/>
-                    <a:stretch>
-                      <a:fillRect/>
-                    </a:stretch>
-                  </pic:blipFill>
-                  <pic:spPr bwMode="auto">
-                    <a:xfrm>
-                      <a:off x="0" y="0"/>
-                      <a:ext cx="5940425" cy="1856105"/>
-                    </a:xfrm>
-                    <a:prstGeom prst="rect">
-                      <a:avLst/>
-                    </a:prstGeom>
-                    <a:noFill/>
-                    <a:ln>
-                      <a:noFill/>
-                    </a:ln>
-                  </pic:spPr>
-                </pic:pic>
-              </a:graphicData>
-            </a:graphic>
-          </wp:inline>
-        </w:drawing>
-      </w:r>
-    </w:p>
-    <w:p>
-      <w:pPr>
-        <w:pStyle w:val="Caption"/>
-        <w:keepNext/>
-        <w:spacing w:before="60" w:after="120"/>
-        <w:ind w:firstLine="0"/>
-        <w:jc w:val="center"/>
-      </w:pPr>
-    </w:p>
-    <w:p>
-      <w:pPr>
-        <w:pStyle w:val="Caption"/>
-        <w:ind w:firstLine="0"/>
-        <w:jc w:val="center"/>
-        <w:rPr>
-          <w:bCs w:val="0"/>
-          <w:iCs/>
-          <w:color w:val="000000" w:themeColor="text1"/>
-          <w:szCs w:val="26"/>
-        </w:rPr>
-      </w:pPr>
-      <w:bookmarkStart w:id="187" w:name="_Toc236264381"/>
-      <w:bookmarkStart w:id="188" w:name="_Toc236574179"/>
-      <w:r>
-        <w:rPr>
-          <w:bCs w:val="0"/>
-          <w:iCs/>
-          <w:color w:val="000000" w:themeColor="text1"/>
-          <w:szCs w:val="26"/>
-        </w:rPr>
-        <w:t xml:space="preserve">Hình </w:t>
-      </w:r>
-      <w:r>
-        <w:rPr>
-          <w:bCs w:val="0"/>
-          <w:iCs/>
-          <w:color w:val="000000" w:themeColor="text1"/>
-          <w:szCs w:val="26"/>
-        </w:rPr>
-        <w:fldChar w:fldCharType="begin"/>
-      </w:r>
-      <w:r>
-        <w:rPr>
-          <w:bCs w:val="0"/>
-          <w:iCs/>
-          <w:color w:val="000000" w:themeColor="text1"/>
-          <w:szCs w:val="26"/>
-        </w:rPr>
-        <w:instrText xml:space="preserve"> SEQ Hình \* ARABIC </w:instrText>
-      </w:r>
-      <w:r>
-        <w:rPr>
-          <w:bCs w:val="0"/>
-          <w:iCs/>
-          <w:color w:val="000000" w:themeColor="text1"/>
-          <w:szCs w:val="26"/>
-        </w:rPr>
-        <w:fldChar w:fldCharType="separate"/>
-      </w:r>
-      <w:r>
-        <w:rPr>
-          <w:bCs w:val="0"/>
-          <w:iCs/>
-          <w:color w:val="000000" w:themeColor="text1"/>
-          <w:szCs w:val="26"/>
-        </w:rPr>
-        <w:t>3</w:t>
-      </w:r>
-      <w:r>
-        <w:rPr>
-          <w:bCs w:val="0"/>
-          <w:iCs/>
-          <w:color w:val="000000" w:themeColor="text1"/>
-          <w:szCs w:val="26"/>
-        </w:rPr>
-        <w:fldChar w:fldCharType="end"/>
-      </w:r>
-      <w:r>
-        <w:rPr>
-          <w:bCs w:val="0"/>
-          <w:iCs/>
-          <w:color w:val="000000" w:themeColor="text1"/>
-          <w:szCs w:val="26"/>
-        </w:rPr>
-        <w:t xml:space="preserve">. </w:t>
-      </w:r>
-      <w:r>
-        <w:rPr>
-          <w:bCs w:val="0"/>
-          <w:iCs/>
-          <w:color w:val="000000" w:themeColor="text1"/>
-          <w:szCs w:val="26"/>
-          <w:lang w:val="vi-VN"/>
-        </w:rPr>
-        <w:t>Ba đường kích hoạt OTA và nhánh auto-check độc lập</w:t>
-      </w:r>
-      <w:bookmarkEnd w:id="187"/>
-      <w:bookmarkEnd w:id="188"/>
-    </w:p>
-    <w:p>
-      <w:pPr>
-        <w:pStyle w:val="Caption"/>
-        <w:keepNext/>
-        <w:spacing w:before="60" w:after="120"/>
-        <w:ind w:firstLine="0"/>
-        <w:jc w:val="center"/>
-      </w:pPr>
-    </w:p>
-    <w:p>
-      <w:pPr>
-        <w:pStyle w:val="Heading2"/>
-        <w:spacing w:before="160" w:after="60" w:line="276" w:lineRule="auto"/>
-        <w:rPr>
-          <w:rFonts w:ascii="Times New Roman" w:hAnsi="Times New Roman" w:cs="Times New Roman"/>
-        </w:rPr>
-      </w:pPr>
-      <w:bookmarkStart w:id="189" w:name="_Toc236264289"/>
-      <w:bookmarkStart w:id="190" w:name="_Toc236089416"/>
-      <w:bookmarkStart w:id="191" w:name="_Toc236340764"/>
-      <w:r>
-        <w:rPr>
-          <w:rFonts w:ascii="Times New Roman" w:eastAsia="Times New Roman" w:hAnsi="Times New Roman" w:cs="Times New Roman"/>
-        </w:rPr>
-        <w:t>3.7 MQTT, HTTP và TLS</w:t>
-      </w:r>
-      <w:bookmarkEnd w:id="189"/>
-      <w:bookmarkEnd w:id="190"/>
-      <w:bookmarkEnd w:id="191"/>
-    </w:p>
-    <w:p>
-      <w:pPr>
-        <w:pStyle w:val="Heading3"/>
-        <w:spacing w:line="276" w:lineRule="auto"/>
-        <w:rPr>
-          <w:rFonts w:ascii="Times New Roman" w:hAnsi="Times New Roman" w:cs="Times New Roman"/>
-        </w:rPr>
-      </w:pPr>
-      <w:bookmarkStart w:id="192" w:name="_Toc236264290"/>
-      <w:bookmarkStart w:id="193" w:name="_Toc236089417"/>
-      <w:bookmarkStart w:id="194" w:name="_Toc236340765"/>
-      <w:r>
-        <w:rPr>
-          <w:rFonts w:ascii="Times New Roman" w:eastAsia="Times New Roman" w:hAnsi="Times New Roman" w:cs="Times New Roman"/>
-        </w:rPr>
-        <w:t>3.7.1 MQTT</w:t>
-      </w:r>
-      <w:bookmarkEnd w:id="192"/>
-      <w:bookmarkEnd w:id="193"/>
-      <w:bookmarkEnd w:id="194"/>
-    </w:p>
-    <w:p>
-      <w:pPr>
-        <w:ind w:firstLine="567"/>
-      </w:pPr>
-      <w:r>
-        <w:t>MQTT là giao thức publish/subscribe nhẹ chạy trên TCP. OASIS chuẩn hóa MQTT 3.1.1 năm 2014 và MQTT 5.0 năm 2019; đề tài sử dụng phiên bản 3.1.1.</w:t>
-      </w:r>
-    </w:p>
-    <w:p>
-      <w:pPr>
-        <w:ind w:firstLine="567"/>
-      </w:pPr>
-      <w:r>
-        <w:t>Hai loại thực thể:</w:t>
-      </w:r>
-    </w:p>
-    <w:p>
-      <w:pPr>
-        <w:pStyle w:val="ListBullet"/>
-      </w:pPr>
-      <w:r>
-        <w:t>Broker: máy chủ trung tâm nhận và định tuyến thông điệp. Đề tài dùng broker tích hợp trong ThingsBoard.</w:t>
-      </w:r>
-    </w:p>
-    <w:p>
-      <w:pPr>
-        <w:pStyle w:val="ListBullet"/>
-      </w:pPr>
-      <w:r>
-        <w:t>Client: kết nối tới broker, publish hoặc subscribe thông điệp trên các topic. Gateway là MQTT client.</w:t>
-      </w:r>
-    </w:p>
-    <w:p>
-      <w:pPr>
-        <w:ind w:firstLine="567"/>
-      </w:pPr>
-      <w:r>
-        <w:t>Topic có cấu trúc phân cấp, ví dụ v1/gateway/telemetry, dấu / phân tách các cấp. MQTT hỗ trợ ba mức QoS:</w:t>
-      </w:r>
-    </w:p>
-    <w:p>
-      <w:pPr>
-        <w:pStyle w:val="ListBullet"/>
-      </w:pPr>
-      <w:r>
-        <w:t>QoS 0 (at-most-once): fire-and-forget, không đảm bảo giao.</w:t>
-      </w:r>
-    </w:p>
-    <w:p>
-      <w:pPr>
-        <w:pStyle w:val="ListBullet"/>
-      </w:pPr>
-      <w:r>
-        <w:t>QoS 1 (at-least-once): broker gửi ACK, publisher có thể gửi lại nếu không nhận ACK. Có thể trùng.</w:t>
-      </w:r>
-    </w:p>
-    <w:p>
-      <w:pPr>
-        <w:pStyle w:val="ListBullet"/>
-      </w:pPr>
-      <w:r>
-        <w:t>QoS 2 (exactly-once): handshake 4-way, chi phí cao nhất. Đảm bảo mỗi thông điệp giao đúng 1 lần.</w:t>
-      </w:r>
-    </w:p>
-    <w:p>
-      <w:pPr>
-        <w:ind w:firstLine="567"/>
-      </w:pPr>
-      <w:r>
-        <w:t>Đề tài dùng QoS 0 cho telemetry tag (mất vài gói không sao vì có báo cáo liên tục), QoS 1 cho sự kiện quan trọng như connect device và OTA result (phải giao ít nhất 1 lần).</w:t>
-      </w:r>
-    </w:p>
-    <w:p>
-      <w:pPr>
-        <w:ind w:firstLine="567"/>
-      </w:pPr>
-      <w:r>
-        <w:t>MQTT còn có retained message (broker giữ thông điệp cuối trên topic, subscriber mới nhận ngay) và Last Will and Testament (broker tự publish khi client mất kết nối đột ngột). Đề tài chưa dùng cả hai.</w:t>
-      </w:r>
-    </w:p>
-    <w:p>
-      <w:pPr>
-        <w:ind w:firstLine="567"/>
-      </w:pPr>
-      <w:r>
-        <w:t>MQTT phù hợp với telemetry liên tục vì giữ kết nối TCP/TLS bền và có overhead nhỏ hơn HTTP polling lặp lại. Tuy nhiên TLS làm tăng chi phí handshake và tài nguyên, nên cần đánh giá đồng thời bảo mật và hiệu năng trên thiết bị IoT [18], [19].</w:t>
-      </w:r>
-    </w:p>
-    <w:p>
-      <w:pPr>
-        <w:pStyle w:val="Heading3"/>
-        <w:spacing w:line="276" w:lineRule="auto"/>
-        <w:rPr>
-          <w:rFonts w:ascii="Times New Roman" w:hAnsi="Times New Roman" w:cs="Times New Roman"/>
-        </w:rPr>
-      </w:pPr>
-      <w:bookmarkStart w:id="195" w:name="_Toc236264291"/>
-      <w:bookmarkStart w:id="196" w:name="_Toc236089418"/>
-      <w:bookmarkStart w:id="197" w:name="_Toc236340766"/>
-      <w:r>
-        <w:rPr>
-          <w:rFonts w:ascii="Times New Roman" w:eastAsia="Times New Roman" w:hAnsi="Times New Roman" w:cs="Times New Roman"/>
-        </w:rPr>
-        <w:t>3.7.2 HTTP và HTTPS</w:t>
-      </w:r>
-      <w:bookmarkEnd w:id="195"/>
-      <w:bookmarkEnd w:id="196"/>
-      <w:bookmarkEnd w:id="197"/>
-    </w:p>
-    <w:p>
-      <w:pPr>
-        <w:ind w:firstLine="567"/>
-      </w:pPr>
-      <w:r>
-        <w:t>HTTP là giao thức request-response phổ dụng nhất trên Internet. Đặc điểm:</w:t>
-      </w:r>
-    </w:p>
-    <w:p>
-      <w:pPr>
-        <w:pStyle w:val="ListBullet"/>
-      </w:pPr>
-      <w:r>
-        <w:t>Client gửi request: method (GET, POST, PUT, DELETE,), URL, headers, body tuỳ chọn.</w:t>
-      </w:r>
-    </w:p>
-    <w:p>
-      <w:pPr>
-        <w:pStyle w:val="ListBullet"/>
-      </w:pPr>
-      <w:r>
-        <w:t>Server trả response: status code (200, 404, 500,), headers, body.</w:t>
-      </w:r>
-    </w:p>
-    <w:p>
-      <w:pPr>
-        <w:pStyle w:val="ListBullet"/>
-      </w:pPr>
-      <w:r>
-        <w:t>Stateless: mỗi request độc lập, không giữ session ở tầng giao thức.</w:t>
-      </w:r>
-    </w:p>
-    <w:p>
-      <w:pPr>
-        <w:pStyle w:val="ListBullet"/>
-        <w:numPr>
-          <w:ilvl w:val="0"/>
-          <w:numId w:val="0"/>
-        </w:numPr>
-        <w:ind w:left="720"/>
-        <w:rPr>
-          <w:color w:val="auto"/>
-          <w:sz w:val="24"/>
-        </w:rPr>
-      </w:pPr>
-      <w:r>
-        <w:lastRenderedPageBreak/>
-        <w:t xml:space="preserve">Đề tài sử dụng giao thức HTTPS để tải firmware từ máy chủ. Node gửi yêu cầu HTTP GET đến địa chỉ URL của file firmware, ví dụ: </w:t>
-      </w:r>
-      <w:hyperlink r:id="rId23">
-        <w:r>
-          <w:rPr>
-            <w:rStyle w:val="Hyperlink"/>
-            <w:color w:val="auto"/>
-            <w:u w:val="none"/>
-          </w:rPr>
-          <w:t>https://192.168.1.10:8443/Scanner.bin</w:t>
-        </w:r>
-      </w:hyperlink>
-      <w:r>
-        <w:t>. Sau khi nhận được yêu cầu, máy chủ phản hồi và gửi file Scanner.bin về cho Node. Node tiến hành tải, kiểm tra và ghi firmware mới vào bộ nhớ để thực hiện quá trình cập nhật OTA.</w:t>
-      </w:r>
-    </w:p>
-    <w:p>
-      <w:pPr>
-        <w:ind w:firstLine="567"/>
-      </w:pPr>
-      <w:r>
-        <w:t>Với file lớn, HTTP có chunked transfer encoding: server chia response thành nhiều chunk, gửi lần lượt, chunk rỗng cuối đánh dấu kết thúc. Cho phép streaming mà không cần biết trước tổng kích thước. esp_https_ota dùng chunked để tải firmware.</w:t>
-      </w:r>
-    </w:p>
-    <w:p>
-      <w:pPr>
-        <w:ind w:firstLine="567"/>
-      </w:pPr>
-      <w:r>
-        <w:t>HTTPS là HTTP chạy trên TLS. Chi tiết TLS ở phần sau.</w:t>
-      </w:r>
-    </w:p>
-    <w:p>
-      <w:pPr>
-        <w:ind w:firstLine="567"/>
-      </w:pPr>
-      <w:r>
-        <w:t>HTTPS được dùng cho OTA để bảo vệ tính bí mật và toàn vẹn của firmware cũng như credential nhúng trong image khi truyền qua LAN; các triển khai MQTT/TLS trên IoT cũng nhấn mạnh vai trò của xác thực chứng chỉ và kênh mã hóa [18], [19].</w:t>
-      </w:r>
-    </w:p>
-    <w:p>
-      <w:pPr>
-        <w:pStyle w:val="Heading3"/>
-        <w:spacing w:line="276" w:lineRule="auto"/>
-        <w:rPr>
-          <w:rFonts w:ascii="Times New Roman" w:hAnsi="Times New Roman" w:cs="Times New Roman"/>
-        </w:rPr>
-      </w:pPr>
-      <w:bookmarkStart w:id="198" w:name="_Toc236264292"/>
-      <w:bookmarkStart w:id="199" w:name="_Toc236089419"/>
-      <w:bookmarkStart w:id="200" w:name="_Toc236340767"/>
-      <w:r>
-        <w:rPr>
-          <w:rFonts w:ascii="Times New Roman" w:eastAsia="Times New Roman" w:hAnsi="Times New Roman" w:cs="Times New Roman"/>
-        </w:rPr>
-        <w:t>3.7.3 TLS</w:t>
-      </w:r>
-      <w:bookmarkEnd w:id="198"/>
-      <w:bookmarkEnd w:id="199"/>
-      <w:bookmarkEnd w:id="200"/>
+      <w:r>
+        <w:t>3.3.2 TLS</w:t>
+      </w:r>
     </w:p>
     <w:p>
       <w:pPr>
@@ -27489,61 +23686,50 @@
     </w:p>
     <w:p>
       <w:pPr>
+        <w:pStyle w:val="Heading2"/>
+        <w:spacing w:before="160" w:after="60" w:line="276" w:lineRule="auto"/>
+        <w:rPr>
+          <w:rFonts w:ascii="Times New Roman" w:hAnsi="Times New Roman" w:cs="Times New Roman"/>
+        </w:rPr>
+      </w:pPr>
+      <w:r>
+        <w:t>3.4 Giao thức ThingsBoard Gateway API</w:t>
+      </w:r>
+    </w:p>
+    <w:p>
+      <w:pPr>
+        <w:ind w:firstLine="567"/>
+      </w:pPr>
+      <w:r>
+        <w:t>ThingsBoard cung cấp Gateway API qua MQTT cho thiết bị đóng vai trò gateway cho nhiều sub-device – như Gateway của đề tài đại diện cho toàn bộ Scanner, Relay và Tag trên mesh.</w:t>
+      </w:r>
+    </w:p>
+    <w:p>
+      <w:pPr>
         <w:pStyle w:val="Heading3"/>
         <w:spacing w:line="276" w:lineRule="auto"/>
         <w:rPr>
           <w:rFonts w:ascii="Times New Roman" w:hAnsi="Times New Roman" w:cs="Times New Roman"/>
         </w:rPr>
       </w:pPr>
-      <w:bookmarkStart w:id="205" w:name="_Toc236264293"/>
-      <w:bookmarkStart w:id="206" w:name="_Toc236089420"/>
-      <w:bookmarkStart w:id="207" w:name="_Toc236340768"/>
-      <w:r>
-        <w:rPr>
-          <w:rFonts w:ascii="Times New Roman" w:eastAsia="Times New Roman" w:hAnsi="Times New Roman" w:cs="Times New Roman"/>
-        </w:rPr>
-        <w:lastRenderedPageBreak/>
-        <w:t>3.7.4 Kết hợp: MQTTS và HTTPS dùng chung CA/cert</w:t>
-      </w:r>
-      <w:bookmarkEnd w:id="205"/>
-      <w:bookmarkEnd w:id="206"/>
-      <w:bookmarkEnd w:id="207"/>
+      <w:r>
+        <w:t>3.4.1 Kiến trúc Gateway/Sub-device</w:t>
+      </w:r>
     </w:p>
     <w:p>
       <w:pPr>
         <w:ind w:firstLine="567"/>
       </w:pPr>
       <w:r>
-        <w:t>Đề tài triển khai cả MQTTS (port 8883, Gateway–ThingsBoard) và HTTPS OTA (port 8443, mọi node–nginx serve .bin) trên cùng máy chủ vật lý, dùng chung một self-signed CA và một server cert với CN "bmt-tb.local". CA cert embed vào firmware ở hai chỗ (bmt_mqtt/ca.pem cho MQTTS, bmt_ota/ota_ca.pem cho HTTPS OTA). Regenerate cert phải cập nhật cả hai file, rồi reflash mọi node track ESP32.</w:t>
-      </w:r>
-    </w:p>
-    <w:p>
-      <w:pPr>
-        <w:pStyle w:val="Heading2"/>
-        <w:spacing w:before="160" w:after="60" w:line="276" w:lineRule="auto"/>
-        <w:rPr>
-          <w:rFonts w:ascii="Times New Roman" w:hAnsi="Times New Roman" w:cs="Times New Roman"/>
-        </w:rPr>
-      </w:pPr>
-      <w:bookmarkStart w:id="208" w:name="_Toc236264294"/>
-      <w:bookmarkStart w:id="209" w:name="_Toc236089421"/>
-      <w:bookmarkStart w:id="210" w:name="_Toc236340769"/>
-      <w:r>
-        <w:rPr>
-          <w:rFonts w:ascii="Times New Roman" w:eastAsia="Times New Roman" w:hAnsi="Times New Roman" w:cs="Times New Roman"/>
-        </w:rPr>
-        <w:t>3.8 Giao thức ThingsBoard Gateway API</w:t>
-      </w:r>
-      <w:bookmarkEnd w:id="208"/>
-      <w:bookmarkEnd w:id="209"/>
-      <w:bookmarkEnd w:id="210"/>
+        <w:t>Gateway đăng ký như device thường nhưng bật cờ Is Gateway. Sau đó tự tạo và quản lý sub-device (không cần đăng ký trước) bằng cách publish tới các topic đặc biệt.</w:t>
+      </w:r>
     </w:p>
     <w:p>
       <w:pPr>
         <w:ind w:firstLine="567"/>
       </w:pPr>
       <w:r>
-        <w:t>ThingsBoard cung cấp Gateway API qua MQTT cho thiết bị đóng vai trò gateway cho nhiều sub-device – như Gateway của đề tài đại diện cho toàn bộ Scanner, Relay và Tag trên mesh.</w:t>
+        <w:t>Mỗi sub-device có Device Profile riêng, áp Rule Chain khác nhau. Đề tài dùng hai profile: ble_tag cho Tag, ble_mesh_node cho Scanner/Relay/Gateway.</w:t>
       </w:r>
     </w:p>
     <w:p>
@@ -27554,55 +23740,9 @@
           <w:rFonts w:ascii="Times New Roman" w:hAnsi="Times New Roman" w:cs="Times New Roman"/>
         </w:rPr>
       </w:pPr>
-      <w:bookmarkStart w:id="211" w:name="_Toc236264295"/>
-      <w:bookmarkStart w:id="212" w:name="_Toc236089422"/>
-      <w:bookmarkStart w:id="213" w:name="_Toc236340770"/>
-      <w:r>
-        <w:rPr>
-          <w:rFonts w:ascii="Times New Roman" w:eastAsia="Times New Roman" w:hAnsi="Times New Roman" w:cs="Times New Roman"/>
-        </w:rPr>
-        <w:t>3.8.1 Kiến trúc Gateway/Sub-device</w:t>
-      </w:r>
-      <w:bookmarkEnd w:id="211"/>
-      <w:bookmarkEnd w:id="212"/>
-      <w:bookmarkEnd w:id="213"/>
-    </w:p>
-    <w:p>
-      <w:pPr>
-        <w:ind w:firstLine="567"/>
-      </w:pPr>
-      <w:r>
-        <w:t>Gateway đăng ký như device thường nhưng bật cờ Is Gateway. Sau đó tự tạo và quản lý sub-device (không cần đăng ký trước) bằng cách publish tới các topic đặc biệt.</w:t>
-      </w:r>
-    </w:p>
-    <w:p>
-      <w:pPr>
-        <w:ind w:firstLine="567"/>
-      </w:pPr>
-      <w:r>
-        <w:t>Mỗi sub-device có Device Profile riêng, áp Rule Chain khác nhau. Đề tài dùng hai profile: ble_tag cho Tag, ble_mesh_node cho Scanner/Relay/Gateway.</w:t>
-      </w:r>
-    </w:p>
-    <w:p>
-      <w:pPr>
-        <w:pStyle w:val="Heading3"/>
-        <w:spacing w:line="276" w:lineRule="auto"/>
-        <w:rPr>
-          <w:rFonts w:ascii="Times New Roman" w:hAnsi="Times New Roman" w:cs="Times New Roman"/>
-        </w:rPr>
-      </w:pPr>
-      <w:bookmarkStart w:id="214" w:name="_Toc236264296"/>
-      <w:bookmarkStart w:id="215" w:name="_Toc236089423"/>
-      <w:bookmarkStart w:id="216" w:name="_Toc236340771"/>
-      <w:r>
-        <w:rPr>
-          <w:rFonts w:ascii="Times New Roman" w:eastAsia="Times New Roman" w:hAnsi="Times New Roman" w:cs="Times New Roman"/>
-        </w:rPr>
-        <w:t>3.8.2 Các topic MQTT</w:t>
-      </w:r>
-      <w:bookmarkEnd w:id="214"/>
-      <w:bookmarkEnd w:id="215"/>
-      <w:bookmarkEnd w:id="216"/>
+      <w:r>
+        <w:t>3.4.2 Các topic MQTT</w:t>
+      </w:r>
     </w:p>
     <w:p>
       <w:pPr>
@@ -28029,18 +24169,9 @@
           <w:rFonts w:ascii="Times New Roman" w:hAnsi="Times New Roman" w:cs="Times New Roman"/>
         </w:rPr>
       </w:pPr>
-      <w:bookmarkStart w:id="219" w:name="_Toc236264297"/>
-      <w:bookmarkStart w:id="220" w:name="_Toc236089424"/>
-      <w:bookmarkStart w:id="221" w:name="_Toc236340772"/>
-      <w:r>
-        <w:rPr>
-          <w:rFonts w:ascii="Times New Roman" w:eastAsia="Times New Roman" w:hAnsi="Times New Roman" w:cs="Times New Roman"/>
-        </w:rPr>
-        <w:t>3.8.3 Rule Chain Engine</w:t>
-      </w:r>
-      <w:bookmarkEnd w:id="219"/>
-      <w:bookmarkEnd w:id="220"/>
-      <w:bookmarkEnd w:id="221"/>
+      <w:r>
+        <w:t>3.4.3 Rule Chain Engine</w:t>
+      </w:r>
     </w:p>
     <w:p>
       <w:pPr>
@@ -28310,25 +24441,16 @@
           <w:rFonts w:ascii="Times New Roman" w:hAnsi="Times New Roman" w:cs="Times New Roman"/>
         </w:rPr>
       </w:pPr>
-      <w:bookmarkStart w:id="230" w:name="_Toc236264300"/>
-      <w:bookmarkStart w:id="231" w:name="_Toc236089427"/>
-      <w:bookmarkStart w:id="232" w:name="_Toc236340775"/>
-      <w:r>
-        <w:rPr>
-          <w:rFonts w:ascii="Times New Roman" w:eastAsia="Times New Roman" w:hAnsi="Times New Roman" w:cs="Times New Roman"/>
-        </w:rPr>
-        <w:t>4.2 Firmware Tag</w:t>
-      </w:r>
-      <w:bookmarkEnd w:id="230"/>
-      <w:bookmarkEnd w:id="231"/>
-      <w:bookmarkEnd w:id="232"/>
+      <w:r>
+        <w:t>4.2 Firmware Relay và BLE Mesh dùng chung</w:t>
+      </w:r>
     </w:p>
     <w:p>
       <w:pPr>
         <w:ind w:firstLine="567"/>
       </w:pPr>
       <w:r>
-        <w:t>Tag chạy trên nRF52840 (Zephyr RTOS, nRF Connect SDK), cấp điện bằng pin LiPo. Nhiệm vụ duy nhất: phát advertisement định kỳ có chữ ký.</w:t>
+        <w:t>Relay là node "câm": không có logic ứng dụng riêng, chỉ forward mesh network layer. Đặt giữa các scanner ở xa và Gateway để mở rộng vùng phủ mesh.</w:t>
       </w:r>
     </w:p>
     <w:p>
@@ -28339,499 +24461,16 @@
           <w:rFonts w:ascii="Times New Roman" w:hAnsi="Times New Roman" w:cs="Times New Roman"/>
         </w:rPr>
       </w:pPr>
-      <w:bookmarkStart w:id="233" w:name="_Toc236264301"/>
-      <w:bookmarkStart w:id="234" w:name="_Toc236089428"/>
-      <w:bookmarkStart w:id="235" w:name="_Toc236340776"/>
-      <w:r>
-        <w:rPr>
-          <w:rFonts w:ascii="Times New Roman" w:eastAsia="Times New Roman" w:hAnsi="Times New Roman" w:cs="Times New Roman"/>
-        </w:rPr>
-        <w:lastRenderedPageBreak/>
-        <w:t>4.2.1 Cấu trúc gói ADV 24 byte</w:t>
-      </w:r>
-      <w:bookmarkEnd w:id="233"/>
-      <w:bookmarkEnd w:id="234"/>
-      <w:bookmarkEnd w:id="235"/>
+      <w:r>
+        <w:t>4.2.1 Relay feature ở Network Layer</w:t>
+      </w:r>
     </w:p>
     <w:p>
       <w:pPr>
         <w:ind w:firstLine="567"/>
-        <w:rPr>
-          <w:lang w:val="vi-VN"/>
-        </w:rPr>
-      </w:pPr>
-      <w:r>
-        <w:t xml:space="preserve">Struct bmt_tag_adv_payload_t có tổng 24 byte, đặt trong trường manufacturer-specific data của khung ADV. Tag giữ nguyên Company ID Espressif (0x02E5) dù chạy trên chip Nordic đến Scanner (ESP32) thì vẫn lọc theo đúng CID này, không quan tâm hãng chip thật, nên firmware Scanner không cần sửa gì khi phần cứng Tag đổi từ ESP32 sang nRF52840. </w:t>
-      </w:r>
-    </w:p>
-    <w:p>
-      <w:pPr>
-        <w:pStyle w:val="Caption"/>
-        <w:keepNext/>
-        <w:spacing w:before="60" w:after="120"/>
-        <w:ind w:firstLine="0"/>
-        <w:jc w:val="center"/>
-        <w:rPr>
-          <w:bCs w:val="0"/>
-          <w:iCs/>
-          <w:color w:val="auto"/>
-          <w:szCs w:val="26"/>
-        </w:rPr>
-      </w:pPr>
-      <w:bookmarkStart w:id="236" w:name="_Toc236264401"/>
-      <w:bookmarkStart w:id="237" w:name="_Toc236574200"/>
-      <w:r>
-        <w:rPr>
-          <w:szCs w:val="26"/>
-        </w:rPr>
-        <w:t xml:space="preserve">Bảng </w:t>
-      </w:r>
-      <w:fldSimple w:instr=" SEQ Bảng \* ARABIC ">
-        <w:r>
-          <w:t>6</w:t>
-        </w:r>
-      </w:fldSimple>
-      <w:r>
-        <w:rPr>
-          <w:szCs w:val="26"/>
-        </w:rPr>
-        <w:t>. Layout struct bmt_tag_adv_payload_t (24 byte)</w:t>
-      </w:r>
-      <w:bookmarkEnd w:id="236"/>
-      <w:bookmarkEnd w:id="237"/>
-    </w:p>
-    <w:p>
-      <w:pPr>
-        <w:pStyle w:val="Caption"/>
-        <w:keepNext/>
-        <w:spacing w:before="60" w:after="120"/>
-        <w:ind w:firstLine="0"/>
-        <w:jc w:val="center"/>
-        <w:rPr>
-          <w:bCs w:val="0"/>
-          <w:iCs/>
-          <w:color w:val="auto"/>
-          <w:szCs w:val="26"/>
-        </w:rPr>
-      </w:pPr>
-    </w:p>
-    <w:tbl>
-      <w:tblPr>
-        <w:tblStyle w:val="TableGrid"/>
-        <w:tblW w:w="9345" w:type="dxa"/>
-        <w:jc w:val="center"/>
-        <w:tblLayout w:type="fixed"/>
-        <w:tblCellMar>
-          <w:top w:w="100" w:type="dxa"/>
-          <w:left w:w="100" w:type="dxa"/>
-          <w:bottom w:w="100" w:type="dxa"/>
-          <w:right w:w="100" w:type="dxa"/>
-        </w:tblCellMar>
-        <w:tblLook w:val="04A0" w:firstRow="1" w:lastRow="0" w:firstColumn="1" w:lastColumn="0" w:noHBand="0" w:noVBand="1"/>
-      </w:tblPr>
-      <w:tblGrid>
-        <w:gridCol w:w="3115"/>
-        <w:gridCol w:w="3115"/>
-        <w:gridCol w:w="3115"/>
-      </w:tblGrid>
-      <w:tr>
-        <w:trPr>
-          <w:cantSplit/>
-          <w:tblHeader/>
-          <w:jc w:val="center"/>
-        </w:trPr>
-        <w:tc>
-          <w:tcPr>
-            <w:tcW w:w="3115" w:type="dxa"/>
-            <w:shd w:val="clear" w:color="auto" w:fill="DBE5F1" w:themeFill="accent1" w:themeFillTint="33"/>
-            <w:vAlign w:val="center"/>
-          </w:tcPr>
-          <w:p>
-            <w:pPr>
-              <w:spacing w:line="240" w:lineRule="auto"/>
-              <w:ind w:firstLine="0"/>
-              <w:jc w:val="center"/>
-            </w:pPr>
-            <w:r>
-              <w:rPr>
-                <w:b/>
-              </w:rPr>
-              <w:t>Offset</w:t>
-            </w:r>
-          </w:p>
-        </w:tc>
-        <w:tc>
-          <w:tcPr>
-            <w:tcW w:w="3115" w:type="dxa"/>
-            <w:shd w:val="clear" w:color="auto" w:fill="DBE5F1" w:themeFill="accent1" w:themeFillTint="33"/>
-            <w:vAlign w:val="center"/>
-          </w:tcPr>
-          <w:p>
-            <w:pPr>
-              <w:spacing w:line="240" w:lineRule="auto"/>
-              <w:ind w:firstLine="0"/>
-              <w:jc w:val="center"/>
-            </w:pPr>
-            <w:r>
-              <w:rPr>
-                <w:b/>
-              </w:rPr>
-              <w:t>Trường</w:t>
-            </w:r>
-          </w:p>
-        </w:tc>
-        <w:tc>
-          <w:tcPr>
-            <w:tcW w:w="3115" w:type="dxa"/>
-            <w:shd w:val="clear" w:color="auto" w:fill="DBE5F1" w:themeFill="accent1" w:themeFillTint="33"/>
-            <w:vAlign w:val="center"/>
-          </w:tcPr>
-          <w:p>
-            <w:pPr>
-              <w:spacing w:line="240" w:lineRule="auto"/>
-              <w:ind w:firstLine="0"/>
-              <w:jc w:val="center"/>
-            </w:pPr>
-            <w:r>
-              <w:rPr>
-                <w:b/>
-              </w:rPr>
-              <w:t>Kích thước</w:t>
-            </w:r>
-          </w:p>
-        </w:tc>
-      </w:tr>
-      <w:tr>
-        <w:trPr>
-          <w:cantSplit/>
-          <w:jc w:val="center"/>
-        </w:trPr>
-        <w:tc>
-          <w:tcPr>
-            <w:tcW w:w="3115" w:type="dxa"/>
-            <w:vAlign w:val="center"/>
-          </w:tcPr>
-          <w:p>
-            <w:pPr>
-              <w:spacing w:line="240" w:lineRule="auto"/>
-              <w:ind w:firstLine="0"/>
-              <w:jc w:val="center"/>
-            </w:pPr>
-            <w:r>
-              <w:t>0–15</w:t>
-            </w:r>
-          </w:p>
-        </w:tc>
-        <w:tc>
-          <w:tcPr>
-            <w:tcW w:w="3115" w:type="dxa"/>
-            <w:vAlign w:val="center"/>
-          </w:tcPr>
-          <w:p>
-            <w:pPr>
-              <w:spacing w:line="240" w:lineRule="auto"/>
-              <w:ind w:firstLine="0"/>
-              <w:jc w:val="center"/>
-            </w:pPr>
-            <w:r>
-              <w:t>UUID hệ thống</w:t>
-            </w:r>
-          </w:p>
-        </w:tc>
-        <w:tc>
-          <w:tcPr>
-            <w:tcW w:w="3115" w:type="dxa"/>
-            <w:vAlign w:val="center"/>
-          </w:tcPr>
-          <w:p>
-            <w:pPr>
-              <w:spacing w:line="240" w:lineRule="auto"/>
-              <w:ind w:firstLine="0"/>
-              <w:jc w:val="center"/>
-            </w:pPr>
-            <w:r>
-              <w:t>16 byte</w:t>
-            </w:r>
-          </w:p>
-        </w:tc>
-      </w:tr>
-      <w:tr>
-        <w:trPr>
-          <w:cantSplit/>
-          <w:jc w:val="center"/>
-        </w:trPr>
-        <w:tc>
-          <w:tcPr>
-            <w:tcW w:w="3115" w:type="dxa"/>
-            <w:vAlign w:val="center"/>
-          </w:tcPr>
-          <w:p>
-            <w:pPr>
-              <w:spacing w:line="240" w:lineRule="auto"/>
-              <w:ind w:firstLine="0"/>
-              <w:jc w:val="center"/>
-            </w:pPr>
-            <w:r>
-              <w:t>16–17</w:t>
-            </w:r>
-          </w:p>
-        </w:tc>
-        <w:tc>
-          <w:tcPr>
-            <w:tcW w:w="3115" w:type="dxa"/>
-            <w:vAlign w:val="center"/>
-          </w:tcPr>
-          <w:p>
-            <w:pPr>
-              <w:spacing w:line="240" w:lineRule="auto"/>
-              <w:ind w:firstLine="0"/>
-              <w:jc w:val="center"/>
-            </w:pPr>
-            <w:r>
-              <w:t>Battery (% pin, 0–100)</w:t>
-            </w:r>
-          </w:p>
-        </w:tc>
-        <w:tc>
-          <w:tcPr>
-            <w:tcW w:w="3115" w:type="dxa"/>
-            <w:vAlign w:val="center"/>
-          </w:tcPr>
-          <w:p>
-            <w:pPr>
-              <w:spacing w:line="240" w:lineRule="auto"/>
-              <w:ind w:firstLine="0"/>
-              <w:jc w:val="center"/>
-            </w:pPr>
-            <w:r>
-              <w:t>2 byte</w:t>
-            </w:r>
-          </w:p>
-        </w:tc>
-      </w:tr>
-      <w:tr>
-        <w:trPr>
-          <w:cantSplit/>
-          <w:jc w:val="center"/>
-        </w:trPr>
-        <w:tc>
-          <w:tcPr>
-            <w:tcW w:w="3115" w:type="dxa"/>
-            <w:vAlign w:val="center"/>
-          </w:tcPr>
-          <w:p>
-            <w:pPr>
-              <w:spacing w:line="240" w:lineRule="auto"/>
-              <w:ind w:firstLine="0"/>
-              <w:jc w:val="center"/>
-            </w:pPr>
-            <w:r>
-              <w:t>18–19</w:t>
-            </w:r>
-          </w:p>
-        </w:tc>
-        <w:tc>
-          <w:tcPr>
-            <w:tcW w:w="3115" w:type="dxa"/>
-            <w:vAlign w:val="center"/>
-          </w:tcPr>
-          <w:p>
-            <w:pPr>
-              <w:spacing w:line="240" w:lineRule="auto"/>
-              <w:ind w:firstLine="0"/>
-              <w:jc w:val="center"/>
-            </w:pPr>
-            <w:r>
-              <w:t>Tag ID</w:t>
-            </w:r>
-          </w:p>
-        </w:tc>
-        <w:tc>
-          <w:tcPr>
-            <w:tcW w:w="3115" w:type="dxa"/>
-            <w:vAlign w:val="center"/>
-          </w:tcPr>
-          <w:p>
-            <w:pPr>
-              <w:spacing w:line="240" w:lineRule="auto"/>
-              <w:ind w:firstLine="0"/>
-              <w:jc w:val="center"/>
-            </w:pPr>
-            <w:r>
-              <w:t>2 byte</w:t>
-            </w:r>
-          </w:p>
-        </w:tc>
-      </w:tr>
-      <w:tr>
-        <w:trPr>
-          <w:cantSplit/>
-          <w:jc w:val="center"/>
-        </w:trPr>
-        <w:tc>
-          <w:tcPr>
-            <w:tcW w:w="3115" w:type="dxa"/>
-            <w:vAlign w:val="center"/>
-          </w:tcPr>
-          <w:p>
-            <w:pPr>
-              <w:spacing w:line="240" w:lineRule="auto"/>
-              <w:ind w:firstLine="0"/>
-              <w:jc w:val="center"/>
-            </w:pPr>
-            <w:r>
-              <w:t>20</w:t>
-            </w:r>
-          </w:p>
-        </w:tc>
-        <w:tc>
-          <w:tcPr>
-            <w:tcW w:w="3115" w:type="dxa"/>
-            <w:vAlign w:val="center"/>
-          </w:tcPr>
-          <w:p>
-            <w:pPr>
-              <w:spacing w:line="240" w:lineRule="auto"/>
-              <w:ind w:firstLine="0"/>
-              <w:jc w:val="center"/>
-            </w:pPr>
-            <w:r>
-              <w:t>tx_power (RSSI tại 1 m)</w:t>
-            </w:r>
-          </w:p>
-        </w:tc>
-        <w:tc>
-          <w:tcPr>
-            <w:tcW w:w="3115" w:type="dxa"/>
-            <w:vAlign w:val="center"/>
-          </w:tcPr>
-          <w:p>
-            <w:pPr>
-              <w:spacing w:line="240" w:lineRule="auto"/>
-              <w:ind w:firstLine="0"/>
-              <w:jc w:val="center"/>
-            </w:pPr>
-            <w:r>
-              <w:t>1 byte</w:t>
-            </w:r>
-          </w:p>
-        </w:tc>
-      </w:tr>
-      <w:tr>
-        <w:trPr>
-          <w:cantSplit/>
-          <w:jc w:val="center"/>
-        </w:trPr>
-        <w:tc>
-          <w:tcPr>
-            <w:tcW w:w="3115" w:type="dxa"/>
-            <w:vAlign w:val="center"/>
-          </w:tcPr>
-          <w:p>
-            <w:pPr>
-              <w:spacing w:line="240" w:lineRule="auto"/>
-              <w:ind w:firstLine="0"/>
-              <w:jc w:val="center"/>
-            </w:pPr>
-            <w:r>
-              <w:t>21</w:t>
-            </w:r>
-          </w:p>
-        </w:tc>
-        <w:tc>
-          <w:tcPr>
-            <w:tcW w:w="3115" w:type="dxa"/>
-            <w:vAlign w:val="center"/>
-          </w:tcPr>
-          <w:p>
-            <w:pPr>
-              <w:spacing w:line="240" w:lineRule="auto"/>
-              <w:ind w:firstLine="0"/>
-              <w:jc w:val="center"/>
-            </w:pPr>
-            <w:r>
-              <w:t>Sequence number (0–255, wrap)</w:t>
-            </w:r>
-          </w:p>
-        </w:tc>
-        <w:tc>
-          <w:tcPr>
-            <w:tcW w:w="3115" w:type="dxa"/>
-            <w:vAlign w:val="center"/>
-          </w:tcPr>
-          <w:p>
-            <w:pPr>
-              <w:spacing w:line="240" w:lineRule="auto"/>
-              <w:ind w:firstLine="0"/>
-              <w:jc w:val="center"/>
-            </w:pPr>
-            <w:r>
-              <w:t>1 byte</w:t>
-            </w:r>
-          </w:p>
-        </w:tc>
-      </w:tr>
-      <w:tr>
-        <w:trPr>
-          <w:cantSplit/>
-          <w:jc w:val="center"/>
-        </w:trPr>
-        <w:tc>
-          <w:tcPr>
-            <w:tcW w:w="3115" w:type="dxa"/>
-            <w:vAlign w:val="center"/>
-          </w:tcPr>
-          <w:p>
-            <w:pPr>
-              <w:spacing w:line="240" w:lineRule="auto"/>
-              <w:ind w:firstLine="0"/>
-              <w:jc w:val="center"/>
-            </w:pPr>
-            <w:r>
-              <w:t>22–23</w:t>
-            </w:r>
-          </w:p>
-        </w:tc>
-        <w:tc>
-          <w:tcPr>
-            <w:tcW w:w="3115" w:type="dxa"/>
-            <w:vAlign w:val="center"/>
-          </w:tcPr>
-          <w:p>
-            <w:pPr>
-              <w:spacing w:line="240" w:lineRule="auto"/>
-              <w:ind w:firstLine="0"/>
-              <w:jc w:val="center"/>
-            </w:pPr>
-            <w:r>
-              <w:t>mac16 (HMAC-16, 2 byte cuối HMAC-SHA256)</w:t>
-            </w:r>
-          </w:p>
-        </w:tc>
-        <w:tc>
-          <w:tcPr>
-            <w:tcW w:w="3115" w:type="dxa"/>
-            <w:vAlign w:val="center"/>
-          </w:tcPr>
-          <w:p>
-            <w:pPr>
-              <w:spacing w:line="240" w:lineRule="auto"/>
-              <w:ind w:firstLine="0"/>
-              <w:jc w:val="center"/>
-            </w:pPr>
-            <w:r>
-              <w:t>2 byte</w:t>
-            </w:r>
-          </w:p>
-        </w:tc>
-      </w:tr>
-    </w:tbl>
-    <w:p>
-      <w:pPr>
-        <w:ind w:firstLine="567"/>
-      </w:pPr>
-      <w:r>
-        <w:t>Mac16 được tính bằng HMAC-SHA256 trên toàn bộ struct, theo một quy ước bắt buộc: mac16 phải được gán về 0 trước khi tính chữ ký — nếu không, giá trị chữ ký sẽ phụ thuộc vào chính nó và không thể tính lặp lại được (bài toán tự tham chiếu). Khi xác thực, Scanner làm ngược lại: đọc mac16 nhận được ra một biến riêng, gán lại 0 vào đúng vị trí đó trong gói, rồi tự tính HMAC trên gói đã zero-hoá để so sánh với giá trị vừa đọc. Quy ước zero-hoá này áp dụng giống hệt nhau trên cả hai track firmware (ESP32 và nRF52840), nên Scanner chỉ cần đúng một công thức xác thực duy nhất, không phải phân biệt gói tin đến từ loại chip nào.</w:t>
+      </w:pPr>
+      <w:r>
+        <w:t>Relay được bật thông qua esp_ble_mesh_set_relay(true). Ở lớp mạng, node này nhận mọi gói mesh, giảm TTL đi 1, và forward lại nếu TTL còn &gt;0 và gói chưa qua node này. Đây là hành vi mặc định của BLE Mesh, không cần code ứng dụng.</w:t>
       </w:r>
     </w:p>
     <w:p>
@@ -28842,37 +24481,36 @@
           <w:rFonts w:ascii="Times New Roman" w:hAnsi="Times New Roman" w:cs="Times New Roman"/>
         </w:rPr>
       </w:pPr>
-      <w:bookmarkStart w:id="238" w:name="_Toc236264302"/>
-      <w:bookmarkStart w:id="239" w:name="_Toc236089429"/>
-      <w:bookmarkStart w:id="240" w:name="_Toc236340777"/>
-      <w:r>
+      <w:r>
+        <w:t>4.2.2 Bind AppKey cho vendor model dùng chung</w:t>
+      </w:r>
+    </w:p>
+    <w:p>
+      <w:pPr>
+        <w:ind w:firstLine="567"/>
+      </w:pPr>
+      <w:r>
+        <w:t>Relay bind AppKey với vendor model để nhận các lệnh cấp ứng dụng dùng chung, trong đó có RESET_CMD phục vụ tự phục hồi. Nếu không bind AppKey, opcode không được chuyển lên access layer của Relay.</w:t>
+      </w:r>
+    </w:p>
+    <w:p>
+      <w:pPr>
+        <w:pStyle w:val="Heading2"/>
+        <w:spacing w:before="160" w:after="60" w:line="276" w:lineRule="auto"/>
         <w:rPr>
-          <w:rFonts w:ascii="Times New Roman" w:eastAsia="Times New Roman" w:hAnsi="Times New Roman" w:cs="Times New Roman"/>
+          <w:rFonts w:ascii="Times New Roman" w:hAnsi="Times New Roman" w:cs="Times New Roman"/>
         </w:rPr>
-        <w:t>4.2.2 Tính HMAC qua PSA Crypto API</w:t>
-      </w:r>
-      <w:bookmarkEnd w:id="238"/>
-      <w:bookmarkEnd w:id="239"/>
-      <w:bookmarkEnd w:id="240"/>
+      </w:pPr>
+      <w:r>
+        <w:t>4.3 Firmware Gateway</w:t>
+      </w:r>
     </w:p>
     <w:p>
       <w:pPr>
         <w:ind w:firstLine="567"/>
       </w:pPr>
       <w:r>
-        <w:t>Cả hai track (ESP-IDF lẫn Zephyr/nRF Connect SDK) đều dùng chung PSA Crypto API để tính HMAC-SHA256, cắt lấy 2 byte đầu nhét vào payload.</w:t>
-      </w:r>
-    </w:p>
-    <w:p>
-      <w:pPr>
-        <w:ind w:firstLine="567"/>
-      </w:pPr>
-      <w:r>
-        <w:t xml:space="preserve">Khóa tag không cố định vĩnh viễn: mỗi giờ, tag tự dẫn xuất khóa mới bằng HKDF trên master_key với epoch, BMT_EPOCH_TICK_SEC = 3600. Vì Tag không có RTC/kết nối mạng, epoch là bộ đếm cục bộ tính từ lúc boot (k_uptime_get() / 1000 / 3600), không phải wall-clock. Scanner không biết Tag boot lúc nào nên lần đầu nhận gói hợp lệ nó khóa </w:t>
-      </w:r>
-      <w:r>
-        <w:lastRenderedPageBreak/>
-        <w:t>vào epoch Tag đang dùng (locked_epoch) rồi chỉ chấp nhận cửa sổ hẹp quanh giá trị này. Cơ chế giống TOTP: hai bên không cần trao đổi mà vẫn có cùng khóa tại cùng thời điểm; gói bắt ở epoch E không replay được ở epoch E+1.</w:t>
+        <w:t>Gateway (ESP32-S3) là cầu nối giữa mạng BLE Mesh và ThingsBoard: vừa provision các node, vừa nhận TAG_STATUS, tách xử lý bằng hàng đợi FreeRTOS và truyền telemetry qua MQTTS. Đây là khối triển khai trung tâm của phần B.</w:t>
       </w:r>
     </w:p>
     <w:p>
@@ -28883,315 +24521,9 @@
           <w:rFonts w:ascii="Times New Roman" w:hAnsi="Times New Roman" w:cs="Times New Roman"/>
         </w:rPr>
       </w:pPr>
-      <w:bookmarkStart w:id="241" w:name="_Toc236264303"/>
-      <w:bookmarkStart w:id="242" w:name="_Toc236340778"/>
-      <w:r>
-        <w:rPr>
-          <w:rFonts w:ascii="Times New Roman" w:eastAsia="Times New Roman" w:hAnsi="Times New Roman" w:cs="Times New Roman"/>
-        </w:rPr>
-        <w:t>4.2.3 Chu kỳ phát ngẫu nhiên 900–1100 ms</w:t>
-      </w:r>
-      <w:bookmarkEnd w:id="241"/>
-      <w:bookmarkEnd w:id="242"/>
-    </w:p>
-    <w:p>
-      <w:pPr>
-        <w:ind w:firstLine="567"/>
-      </w:pPr>
-      <w:r>
-        <w:t>Tag chọn ngẫu nhiên khoảng phát trong [900; 1100] ms cho từng gói để giảm khả năng nhiều Tag quảng bá lặp lại cùng thời điểm. Bộ định thời one-shot được khởi động lại bằng chính giá trị vừa chọn. Cách triển khai này cũng khắc phục thiết kế trước đây dùng bộ định thời cố định trong khi khoảng quảng bá của radio thay đổi, vốn có thể làm radio bị khởi động lại giữa chu kỳ và tăng dòng tiêu thụ.</w:t>
-      </w:r>
-    </w:p>
-    <w:p>
-      <w:pPr>
-        <w:ind w:firstLine="567"/>
-      </w:pPr>
-      <w:r>
-        <w:t>Trường sequence là uint8, tăng mỗi lần phát và wrap-around tại 256, dùng cho anti-replay ở Scanner (xem mục phần tương ứng).</w:t>
-      </w:r>
-    </w:p>
-    <w:p>
-      <w:pPr>
-        <w:pStyle w:val="Heading2"/>
-        <w:spacing w:before="160" w:after="60" w:line="276" w:lineRule="auto"/>
-        <w:rPr>
-          <w:rFonts w:ascii="Times New Roman" w:hAnsi="Times New Roman" w:cs="Times New Roman"/>
-        </w:rPr>
-      </w:pPr>
-      <w:bookmarkStart w:id="243" w:name="_Toc236264304"/>
-      <w:bookmarkStart w:id="244" w:name="_Toc236089431"/>
-      <w:bookmarkStart w:id="245" w:name="_Toc236340779"/>
-      <w:r>
-        <w:rPr>
-          <w:rFonts w:ascii="Times New Roman" w:eastAsia="Times New Roman" w:hAnsi="Times New Roman" w:cs="Times New Roman"/>
-        </w:rPr>
-        <w:t>4.3 Firmware Scanner</w:t>
-      </w:r>
-      <w:bookmarkEnd w:id="243"/>
-      <w:bookmarkEnd w:id="244"/>
-      <w:bookmarkEnd w:id="245"/>
-    </w:p>
-    <w:p>
-      <w:pPr>
-        <w:ind w:firstLine="567"/>
-      </w:pPr>
-      <w:r>
-        <w:t>Scanner chạy trên ESP32. Hai nhiệm vụ song song: quét BLE và publish qua mesh, chia sẻ chung 1 radio theo duty cycle.</w:t>
-      </w:r>
-    </w:p>
-    <w:p>
-      <w:pPr>
-        <w:pStyle w:val="Heading3"/>
-        <w:spacing w:line="276" w:lineRule="auto"/>
-        <w:rPr>
-          <w:rFonts w:ascii="Times New Roman" w:hAnsi="Times New Roman" w:cs="Times New Roman"/>
-        </w:rPr>
-      </w:pPr>
-      <w:bookmarkStart w:id="246" w:name="_Toc236264305"/>
-      <w:bookmarkStart w:id="247" w:name="_Toc236089432"/>
-      <w:bookmarkStart w:id="248" w:name="_Toc236340780"/>
-      <w:r>
-        <w:rPr>
-          <w:rFonts w:ascii="Times New Roman" w:eastAsia="Times New Roman" w:hAnsi="Times New Roman" w:cs="Times New Roman"/>
-        </w:rPr>
-        <w:t>4.3.1 Radio time-sharing GAP scan / mesh publish</w:t>
-      </w:r>
-      <w:bookmarkEnd w:id="246"/>
-      <w:bookmarkEnd w:id="247"/>
-      <w:bookmarkEnd w:id="248"/>
-    </w:p>
-    <w:p>
-      <w:pPr>
-        <w:ind w:firstLine="567"/>
-      </w:pPr>
-      <w:r>
-        <w:t>ESP32 dùng một radio chung nên không thể quét GAP và publish mesh hoàn toàn đồng thời. Firmware luân phiên 800 ms quét GAP (scan_interval = 50 đơn vị BLE, tương đương 31,25 ms; scan_window = 30 đơn vị BLE, tương đương 18,75 ms; mỗi đơn vị bằng 0,625 ms) và 700 ms publish mesh. Một chu kỳ kéo dài xấp xỉ 1,5 giây, tương đương khoảng 0,67 báo cáo/giây cho mỗi Scanner; đây là một yếu tố ảnh hưởng đến độ trễ chuyển phòng.</w:t>
-      </w:r>
-    </w:p>
-    <w:p>
-      <w:pPr>
-        <w:pStyle w:val="Heading3"/>
-        <w:spacing w:line="276" w:lineRule="auto"/>
-        <w:rPr>
-          <w:rFonts w:ascii="Times New Roman" w:hAnsi="Times New Roman" w:cs="Times New Roman"/>
-        </w:rPr>
-      </w:pPr>
-      <w:bookmarkStart w:id="249" w:name="_Toc236264306"/>
-      <w:bookmarkStart w:id="250" w:name="_Toc236089433"/>
-      <w:bookmarkStart w:id="251" w:name="_Toc236340781"/>
-      <w:r>
-        <w:rPr>
-          <w:rFonts w:ascii="Times New Roman" w:eastAsia="Times New Roman" w:hAnsi="Times New Roman" w:cs="Times New Roman"/>
-        </w:rPr>
-        <w:t>4.3.2 Tag table và Kalman filter</w:t>
-      </w:r>
-      <w:bookmarkEnd w:id="249"/>
-      <w:bookmarkEnd w:id="250"/>
-      <w:bookmarkEnd w:id="251"/>
-    </w:p>
-    <w:p>
-      <w:pPr>
-        <w:ind w:firstLine="567"/>
-      </w:pPr>
-      <w:r>
-        <w:t>Mỗi scanner giữ bảng nội bộ tối đa BMT_MAX_TAGS = 20 entry (mảng cố định, không cấp phát động, tránh phân mảnh heap). Mỗi entry giữ trạng thái Kalman 1D riêng: r_var khởi tạo và cập nhật theo trung bình động số mũ của bình phương sai lệch (innovation), hệ số = 0.1, giới hạn r [1.0, 20.0] (chi tiết công thức ở Chương 3). RSSI đã lọc dùng để ước lượng khoảng cách qua path-loss, chỉ mang tính tham khảo debug – quyết định phòng chính thức không dùng khoảng cách này mà dùng trực tiếp RSSI lọc so sánh giữa các scanner ở server.</w:t>
-      </w:r>
-    </w:p>
-    <w:p>
-      <w:pPr>
-        <w:pStyle w:val="Heading3"/>
-        <w:spacing w:line="276" w:lineRule="auto"/>
-        <w:rPr>
-          <w:rFonts w:ascii="Times New Roman" w:hAnsi="Times New Roman" w:cs="Times New Roman"/>
-        </w:rPr>
-      </w:pPr>
-      <w:bookmarkStart w:id="252" w:name="_Toc236264307"/>
-      <w:bookmarkStart w:id="253" w:name="_Toc236089434"/>
-      <w:bookmarkStart w:id="254" w:name="_Toc236340782"/>
-      <w:r>
-        <w:rPr>
-          <w:rFonts w:ascii="Times New Roman" w:eastAsia="Times New Roman" w:hAnsi="Times New Roman" w:cs="Times New Roman"/>
-        </w:rPr>
-        <w:lastRenderedPageBreak/>
-        <w:t>4.3.3 Anti-replay và timeout</w:t>
-      </w:r>
-      <w:bookmarkEnd w:id="252"/>
-      <w:bookmarkEnd w:id="253"/>
-      <w:bookmarkEnd w:id="254"/>
-    </w:p>
-    <w:p>
-      <w:pPr>
-        <w:ind w:firstLine="567"/>
-      </w:pPr>
-      <w:r>
-        <w:t>Với mỗi beacon, Scanner so sánh sequence với last_sequence trong bảng. Bản tin trùng vẫn được dùng để làm mới RSSI và last_seen; bản tin lùi gần bị loại; bước nhảy lớn được ghi log rồi khởi tạo lại trạng thái để dung sai với Tag khởi động lại. Vì vậy sequence chỉ là heuristic phát hiện replay có giới hạn. Tag không xuất hiện quá thời gian quy định sẽ bị đánh dấu stale và không được publish lên mesh.</w:t>
-      </w:r>
-    </w:p>
-    <w:p>
-      <w:pPr>
-        <w:pStyle w:val="Heading3"/>
-        <w:spacing w:line="276" w:lineRule="auto"/>
-        <w:rPr>
-          <w:rFonts w:ascii="Times New Roman" w:hAnsi="Times New Roman" w:cs="Times New Roman"/>
-        </w:rPr>
-      </w:pPr>
-      <w:bookmarkStart w:id="255" w:name="_Toc236264308"/>
-      <w:bookmarkStart w:id="256" w:name="_Toc236089435"/>
-      <w:bookmarkStart w:id="257" w:name="_Toc236340783"/>
-      <w:r>
-        <w:rPr>
-          <w:rFonts w:ascii="Times New Roman" w:eastAsia="Times New Roman" w:hAnsi="Times New Roman" w:cs="Times New Roman"/>
-        </w:rPr>
-        <w:t>4.3.4 Gửi TAG_STATUS qua vendor model</w:t>
-      </w:r>
-      <w:bookmarkEnd w:id="255"/>
-      <w:bookmarkEnd w:id="256"/>
-      <w:bookmarkEnd w:id="257"/>
-    </w:p>
-    <w:p>
-      <w:pPr>
-        <w:ind w:firstLine="567"/>
-      </w:pPr>
-      <w:r>
-        <w:t>Sau khi lọc Kalman, scanner gửi mesh message với opcode TAG_STATUS (vendor model 0x02E5/0x0000) tới địa chỉ unicast của Gateway. Payload chỉ chứa scanner_id, tag_id và RSSI đã lọc; không kèm quyết định phòng – đúng nguyên tắc firmware chỉ chuyển dữ liệu thô.</w:t>
-      </w:r>
-    </w:p>
-    <w:p>
-      <w:pPr>
-        <w:pStyle w:val="Heading2"/>
-        <w:spacing w:before="160" w:after="60" w:line="276" w:lineRule="auto"/>
-        <w:rPr>
-          <w:rFonts w:ascii="Times New Roman" w:hAnsi="Times New Roman" w:cs="Times New Roman"/>
-        </w:rPr>
-      </w:pPr>
-      <w:bookmarkStart w:id="258" w:name="_Toc236264309"/>
-      <w:bookmarkStart w:id="259" w:name="_Toc236089436"/>
-      <w:bookmarkStart w:id="260" w:name="_Toc236340784"/>
-      <w:r>
-        <w:rPr>
-          <w:rFonts w:ascii="Times New Roman" w:eastAsia="Times New Roman" w:hAnsi="Times New Roman" w:cs="Times New Roman"/>
-        </w:rPr>
-        <w:t>4.4 Firmware Relay</w:t>
-      </w:r>
-      <w:bookmarkEnd w:id="258"/>
-      <w:bookmarkEnd w:id="259"/>
-      <w:bookmarkEnd w:id="260"/>
-    </w:p>
-    <w:p>
-      <w:pPr>
-        <w:ind w:firstLine="567"/>
-      </w:pPr>
-      <w:r>
-        <w:t>Relay là node "câm": không có logic ứng dụng riêng, chỉ forward mesh network layer. Đặt giữa các scanner ở xa và Gateway để mở rộng vùng phủ mesh.</w:t>
-      </w:r>
-    </w:p>
-    <w:p>
-      <w:pPr>
-        <w:pStyle w:val="Heading3"/>
-        <w:spacing w:line="276" w:lineRule="auto"/>
-        <w:rPr>
-          <w:rFonts w:ascii="Times New Roman" w:hAnsi="Times New Roman" w:cs="Times New Roman"/>
-        </w:rPr>
-      </w:pPr>
-      <w:bookmarkStart w:id="261" w:name="_Toc236264310"/>
-      <w:bookmarkStart w:id="262" w:name="_Toc236089437"/>
-      <w:bookmarkStart w:id="263" w:name="_Toc236340785"/>
-      <w:r>
-        <w:rPr>
-          <w:rFonts w:ascii="Times New Roman" w:eastAsia="Times New Roman" w:hAnsi="Times New Roman" w:cs="Times New Roman"/>
-        </w:rPr>
-        <w:t>4.4.1 Relay feature enabled ở Network Layer</w:t>
-      </w:r>
-      <w:bookmarkEnd w:id="261"/>
-      <w:bookmarkEnd w:id="262"/>
-      <w:bookmarkEnd w:id="263"/>
-    </w:p>
-    <w:p>
-      <w:pPr>
-        <w:ind w:firstLine="567"/>
-      </w:pPr>
-      <w:r>
-        <w:t>Relay được bật thông qua esp_ble_mesh_set_relay(true). Ở lớp mạng, node này nhận mọi gói mesh, giảm TTL đi 1, và forward lại nếu TTL còn &gt;0 và gói chưa qua node này. Đây là hành vi mặc định của BLE Mesh, không cần code ứng dụng.</w:t>
-      </w:r>
-    </w:p>
-    <w:p>
-      <w:pPr>
-        <w:pStyle w:val="Heading3"/>
-        <w:spacing w:line="276" w:lineRule="auto"/>
-        <w:rPr>
-          <w:rFonts w:ascii="Times New Roman" w:hAnsi="Times New Roman" w:cs="Times New Roman"/>
-        </w:rPr>
-      </w:pPr>
-      <w:bookmarkStart w:id="264" w:name="_Toc236264311"/>
-      <w:bookmarkStart w:id="265" w:name="_Toc236089438"/>
-      <w:bookmarkStart w:id="266" w:name="_Toc236340786"/>
-      <w:r>
-        <w:rPr>
-          <w:rFonts w:ascii="Times New Roman" w:eastAsia="Times New Roman" w:hAnsi="Times New Roman" w:cs="Times New Roman"/>
-        </w:rPr>
-        <w:t>4.4.2 Bind AppKey để xử lý RESET_CMD và OTA_TRIGGER</w:t>
-      </w:r>
-      <w:bookmarkEnd w:id="264"/>
-      <w:bookmarkEnd w:id="265"/>
-      <w:bookmarkEnd w:id="266"/>
-    </w:p>
-    <w:p>
-      <w:pPr>
-        <w:ind w:firstLine="567"/>
-      </w:pPr>
-      <w:r>
-        <w:t>Relay vẫn phải bind AppKey với vendor model để nhận được các lệnh cấp ứng dụng (RESET_CMD, OTA_TRIGGER). Không bind AppKey, các opcode này không lên tới access layer của Relay và cơ chế tự phục hồi lẫn OTA đều mất tác dụng.</w:t>
-      </w:r>
-    </w:p>
-    <w:p>
-      <w:pPr>
-        <w:pStyle w:val="Heading2"/>
-        <w:spacing w:before="160" w:after="60" w:line="276" w:lineRule="auto"/>
-        <w:rPr>
-          <w:rFonts w:ascii="Times New Roman" w:hAnsi="Times New Roman" w:cs="Times New Roman"/>
-        </w:rPr>
-      </w:pPr>
-      <w:bookmarkStart w:id="267" w:name="_Toc236264312"/>
-      <w:bookmarkStart w:id="268" w:name="_Toc236089439"/>
-      <w:bookmarkStart w:id="269" w:name="_Toc236340787"/>
-      <w:r>
-        <w:rPr>
-          <w:rFonts w:ascii="Times New Roman" w:eastAsia="Times New Roman" w:hAnsi="Times New Roman" w:cs="Times New Roman"/>
-        </w:rPr>
-        <w:t>4.5 Firmware Gateway</w:t>
-      </w:r>
-      <w:bookmarkEnd w:id="267"/>
-      <w:bookmarkEnd w:id="268"/>
-      <w:bookmarkEnd w:id="269"/>
-    </w:p>
-    <w:p>
-      <w:pPr>
-        <w:ind w:firstLine="567"/>
-      </w:pPr>
-      <w:r>
-        <w:t>Gateway (ESP32-S3) là cầu nối giữa mạng BLE Mesh và ThingsBoard: vừa provision các node, vừa nhận TAG_STATUS, tách xử lý bằng hàng đợi FreeRTOS và truyền telemetry qua MQTTS. Đây là khối triển khai trung tâm của phần B.</w:t>
-      </w:r>
-    </w:p>
-    <w:p>
-      <w:pPr>
-        <w:pStyle w:val="Heading3"/>
-        <w:spacing w:line="276" w:lineRule="auto"/>
-        <w:rPr>
-          <w:rFonts w:ascii="Times New Roman" w:hAnsi="Times New Roman" w:cs="Times New Roman"/>
-        </w:rPr>
-      </w:pPr>
-      <w:bookmarkStart w:id="270" w:name="_Toc236264313"/>
-      <w:bookmarkStart w:id="271" w:name="_Toc236089440"/>
-      <w:bookmarkStart w:id="272" w:name="_Toc236340788"/>
-      <w:r>
-        <w:rPr>
-          <w:rFonts w:ascii="Times New Roman" w:eastAsia="Times New Roman" w:hAnsi="Times New Roman" w:cs="Times New Roman"/>
-        </w:rPr>
-        <w:t>4.5.1 Provisioner AUTO mode</w:t>
-      </w:r>
-      <w:bookmarkEnd w:id="270"/>
-      <w:bookmarkEnd w:id="271"/>
-      <w:bookmarkEnd w:id="272"/>
+      <w:r>
+        <w:t>4.3.1 Provisioner AUTO mode</w:t>
+      </w:r>
     </w:p>
     <w:p>
       <w:pPr>
@@ -29294,168 +24626,16 @@
           <w:rFonts w:ascii="Times New Roman" w:hAnsi="Times New Roman" w:cs="Times New Roman"/>
         </w:rPr>
       </w:pPr>
-      <w:bookmarkStart w:id="275" w:name="_Toc236264314"/>
-      <w:bookmarkStart w:id="276" w:name="_Toc236089441"/>
-      <w:bookmarkStart w:id="277" w:name="_Toc236340789"/>
-      <w:r>
-        <w:rPr>
-          <w:rFonts w:ascii="Times New Roman" w:eastAsia="Times New Roman" w:hAnsi="Times New Roman" w:cs="Times New Roman"/>
-        </w:rPr>
-        <w:t>4.5.2 Bootstrap bảo mật: Secure Boot V2 + Flash Encryption</w:t>
-      </w:r>
-      <w:bookmarkEnd w:id="275"/>
-      <w:bookmarkEnd w:id="276"/>
-      <w:bookmarkEnd w:id="277"/>
+      <w:r>
+        <w:t>4.3.2 MQTT worker và hàng đợi Tag report</w:t>
+      </w:r>
     </w:p>
     <w:p>
       <w:pPr>
         <w:ind w:firstLine="567"/>
       </w:pPr>
       <w:r>
-        <w:t>Ba firmware ESP32 (Gateway, Scanner và Relay) đều bật Secure Boot V2 (ký RSA-3072, khóa riêng secure_boot_keys/bmt_fleet_rsa3072.pem) và Flash Encryption (development mode, khóa sinh tự động trên chip lúc bootstrap). Hai cơ chế này thay đổi quy trình flash lần đầu trên một chip mới so với flash thông thường:</w:t>
-      </w:r>
-    </w:p>
-    <w:p>
-      <w:pPr>
-        <w:pStyle w:val="ListBullet"/>
-      </w:pPr>
-      <w:r>
-        <w:lastRenderedPageBreak/>
-        <w:t>idf.py flash không tự flash bootloader khi Secure Boot đang bật – phải chạy riêng idf.py bootloader-flash một lần trước, nếu không ROM loader đọc vùng bootloader trống, treo ở vòng lặp reset.</w:t>
-      </w:r>
-    </w:p>
-    <w:p>
-      <w:pPr>
-        <w:pStyle w:val="ListBullet"/>
-      </w:pPr>
-      <w:r>
-        <w:t>Lần boot đầu tiên sau khi Flash Encryption kích hoạt, bootloader tự mã hóa lại toàn bộ nội dung flash tại chỗ, đốt efuse FLASH_CRYPT_CNT rồi tự reset – không được ngắt nguồn giữa lúc này.</w:t>
-      </w:r>
-    </w:p>
-    <w:p>
-      <w:pPr>
-        <w:keepNext/>
-        <w:spacing w:before="120" w:after="60"/>
-        <w:jc w:val="center"/>
-      </w:pPr>
-      <w:r>
-        <w:rPr>
-          <w:noProof/>
-        </w:rPr>
-        <w:drawing>
-          <wp:inline distT="0" distB="0" distL="0" distR="0" wp14:anchorId="11D2C874" wp14:editId="5E60BDC4">
-            <wp:extent cx="4070985" cy="6038850"/>
-            <wp:effectExtent l="0" t="0" r="0" b="0"/>
-            <wp:docPr id="14" name="Picture 1715035297"/>
-            <wp:cNvGraphicFramePr>
-              <a:graphicFrameLocks xmlns:a="http://schemas.openxmlformats.org/drawingml/2006/main" noChangeAspect="1"/>
-            </wp:cNvGraphicFramePr>
-            <a:graphic xmlns:a="http://schemas.openxmlformats.org/drawingml/2006/main">
-              <a:graphicData uri="http://schemas.openxmlformats.org/drawingml/2006/picture">
-                <pic:pic xmlns:pic="http://schemas.openxmlformats.org/drawingml/2006/picture">
-                  <pic:nvPicPr>
-                    <pic:cNvPr id="14" name="Picture 1715035297"/>
-                    <pic:cNvPicPr>
-                      <a:picLocks noChangeAspect="1" noChangeArrowheads="1"/>
-                    </pic:cNvPicPr>
-                  </pic:nvPicPr>
-                  <pic:blipFill>
-                    <a:blip r:embed="rId28"/>
-                    <a:stretch>
-                      <a:fillRect/>
-                    </a:stretch>
-                  </pic:blipFill>
-                  <pic:spPr bwMode="auto">
-                    <a:xfrm>
-                      <a:off x="0" y="0"/>
-                      <a:ext cx="4070985" cy="6038850"/>
-                    </a:xfrm>
-                    <a:prstGeom prst="rect">
-                      <a:avLst/>
-                    </a:prstGeom>
-                    <a:noFill/>
-                  </pic:spPr>
-                </pic:pic>
-              </a:graphicData>
-            </a:graphic>
-          </wp:inline>
-        </w:drawing>
-      </w:r>
-    </w:p>
-    <w:p>
-      <w:pPr>
-        <w:pStyle w:val="Caption"/>
-        <w:keepNext/>
-        <w:spacing w:before="60" w:after="120"/>
-        <w:ind w:firstLine="0"/>
-        <w:jc w:val="center"/>
-        <w:rPr>
-          <w:bCs w:val="0"/>
-          <w:iCs/>
-          <w:color w:val="000000" w:themeColor="text1"/>
-          <w:szCs w:val="26"/>
-          <w:lang w:val="vi-VN"/>
-        </w:rPr>
-      </w:pPr>
-      <w:bookmarkStart w:id="278" w:name="_Toc236264386"/>
-      <w:bookmarkStart w:id="279" w:name="_Toc236574184"/>
-      <w:r>
-        <w:rPr>
-          <w:szCs w:val="26"/>
-        </w:rPr>
-        <w:t xml:space="preserve">Hình </w:t>
-      </w:r>
-      <w:fldSimple w:instr=" SEQ Hình \* ARABIC ">
-        <w:r>
-          <w:t>8</w:t>
-        </w:r>
-      </w:fldSimple>
-      <w:r>
-        <w:rPr>
-          <w:szCs w:val="26"/>
-        </w:rPr>
-        <w:t>. Quy trình bootstrap Secure Boot V2 và Flash Encryption trên chip mới</w:t>
-      </w:r>
-      <w:bookmarkEnd w:id="278"/>
-      <w:bookmarkEnd w:id="279"/>
-    </w:p>
-    <w:p>
-      <w:pPr>
-        <w:pStyle w:val="Caption"/>
-        <w:keepNext/>
-        <w:spacing w:before="60" w:after="120"/>
-        <w:ind w:firstLine="0"/>
-        <w:jc w:val="center"/>
-        <w:rPr>
-          <w:bCs w:val="0"/>
-          <w:iCs/>
-          <w:color w:val="auto"/>
-          <w:szCs w:val="26"/>
-        </w:rPr>
-      </w:pPr>
-    </w:p>
-    <w:p>
-      <w:pPr>
-        <w:rPr>
-          <w:lang w:val="vi-VN"/>
-        </w:rPr>
-      </w:pPr>
-    </w:p>
-    <w:p>
-      <w:pPr>
-        <w:pStyle w:val="ListBullet"/>
-      </w:pPr>
-      <w:r>
-        <w:lastRenderedPageBreak/>
-        <w:t>Sau khi FLASH_CRYPT_CNT khác 0 (kiểm tra bằng espefuse.py summary), mọi lần flash lại app/partition-table sau đó phải dùng idf.py encrypted-flash thay vì flash thường; ghi lại bootloader cũng phải dùng esptool write-flash –encrypt.</w:t>
-      </w:r>
-    </w:p>
-    <w:p>
-      <w:pPr>
-        <w:ind w:firstLine="567"/>
-      </w:pPr>
-      <w:r>
-        <w:t>Đây là quy trình khác biệt lớn so với flash một chip chưa bật bảo mật, và nếu bỏ qua sẽ tạo ra lỗi khó chẩn đoán (ROM báo invalid header với giá trị garbage cố định – thực chất là kết quả giải mã AES xác định trên dữ liệu plaintext vừa ghi, không phải nhiễu tín hiệu ngẫu nhiên).</w:t>
+        <w:t>Callback của BLE Mesh chỉ kiểm tra độ dài payload, sao chép TAG_STATUS, ánh xạ địa chỉ nguồn sang MAC của Scanner rồi đưa report vào hàng đợi FreeRTOS có 64 phần tử. Callback không gọi MQTT trực tiếp vì thao tác publish qua TLS có thể block. Một MQTT worker độc lập lấy từng report, dựng JSON theo ThingsBoard Gateway API và publish lên topic v1/gateway/telemetry. Thiết kế producer–consumer giúp luồng BLE Mesh không bị phụ thuộc vào độ trễ mạng IP.</w:t>
       </w:r>
     </w:p>
     <w:p>
@@ -29466,25 +24646,16 @@
           <w:rFonts w:ascii="Times New Roman" w:hAnsi="Times New Roman" w:cs="Times New Roman"/>
         </w:rPr>
       </w:pPr>
-      <w:bookmarkStart w:id="280" w:name="_Toc236264315"/>
-      <w:bookmarkStart w:id="281" w:name="_Toc236089442"/>
-      <w:bookmarkStart w:id="282" w:name="_Toc236340790"/>
-      <w:r>
-        <w:rPr>
-          <w:rFonts w:ascii="Times New Roman" w:eastAsia="Times New Roman" w:hAnsi="Times New Roman" w:cs="Times New Roman"/>
-        </w:rPr>
-        <w:t>4.5.3 MQTT worker và hàng đợi tag report</w:t>
-      </w:r>
-      <w:bookmarkEnd w:id="280"/>
-      <w:bookmarkEnd w:id="281"/>
-      <w:bookmarkEnd w:id="282"/>
+      <w:r>
+        <w:t>4.3.3 Data watchdog và tự phục hồi</w:t>
+      </w:r>
     </w:p>
     <w:p>
       <w:pPr>
         <w:ind w:firstLine="567"/>
       </w:pPr>
       <w:r>
-        <w:t>Callback của BLE Mesh chỉ kiểm tra độ dài payload, sao chép TAG_STATUS, ánh xạ địa chỉ nguồn sang MAC của Scanner rồi đưa report vào hàng đợi FreeRTOS có 64 phần tử. Callback không gọi MQTT trực tiếp vì thao tác publish qua TLS có thể block. Một MQTT worker độc lập lấy từng report, dựng JSON theo ThingsBoard Gateway API và publish lên topic v1/gateway/telemetry. Thiết kế producer–consumer giúp luồng BLE Mesh không bị phụ thuộc vào độ trễ mạng IP.</w:t>
+        <w:t>Gateway theo dõi cả TAG_STATUS và heartbeat của Scanner/Relay trong suốt thời gian chạy, không chỉ ở giai đoạn khởi động. Scanner và Relay gửi heartbeat mỗi 20 giây; node được xem là offline nếu quá 60 giây không có cập nhật. Data watchdog chỉ kích hoạt quy trình reset/re-provision khi toàn tuyến không còn traffic hợp lệ trong ngưỡng cấu hình, tránh nhầm một Tag tạm thời ở ngoài vùng phủ với lỗi toàn mạng.</w:t>
       </w:r>
     </w:p>
     <w:p>
@@ -29495,25 +24666,64 @@
           <w:rFonts w:ascii="Times New Roman" w:hAnsi="Times New Roman" w:cs="Times New Roman"/>
         </w:rPr>
       </w:pPr>
-      <w:bookmarkStart w:id="283" w:name="_Toc236264316"/>
-      <w:bookmarkStart w:id="284" w:name="_Toc236089443"/>
-      <w:bookmarkStart w:id="285" w:name="_Toc236340791"/>
-      <w:r>
+      <w:r>
+        <w:t>4.3.4 Kết nối Wi-Fi, MQTTS và xác thực ThingsBoard</w:t>
+      </w:r>
+    </w:p>
+    <w:p>
+      <w:pPr>
+        <w:ind w:firstLine="567"/>
+      </w:pPr>
+      <w:r>
+        <w:t>Gateway hoạt động ở chế độ Wi-Fi STA và chỉ khởi tạo MQTT sau khi nhận địa chỉ IP. Broker dùng URI mqtts:// với cổng 8883; client xác minh chứng chỉ máy chủ bằng CA nhúng và common name cấu hình. Access token được dùng làm username để ThingsBoard xác thực đúng Gateway. Khi mất kết nối, Wi-Fi và MQTT tự kết nối lại ở nền; dữ liệu RSSI liên tục dùng QoS 0 để giảm độ trễ.</w:t>
+      </w:r>
+    </w:p>
+    <w:p>
+      <w:pPr>
+        <w:pStyle w:val="Heading3"/>
+      </w:pPr>
+      <w:r>
+        <w:t>4.3.5 Phát hiện out_of_range và phục hồi sau mất MQTT</w:t>
+      </w:r>
+    </w:p>
+    <w:p>
+      <w:pPr/>
+      <w:r>
+        <w:t>Gateway duy trì trạng thái gần nhất theo từng Tag. Khi không còn TAG_STATUS hợp lệ trong thời gian quy định, Gateway tạo trạng thái out_of_range. Nếu MQTT đang ngắt đúng thời điểm đó, trạng thái được đánh dấu pending và phát lại sau khi kết nối được khôi phục, nhờ vậy ThingsBoard không tiếp tục hiển thị một phòng cũ vô thời hạn.</w:t>
+      </w:r>
+    </w:p>
+    <w:p>
+      <w:pPr>
+        <w:pStyle w:val="Heading3"/>
+      </w:pPr>
+      <w:r>
+        <w:t>4.3.6 Giới hạn và chính sách mất dữ liệu</w:t>
+      </w:r>
+    </w:p>
+    <w:p>
+      <w:pPr/>
+      <w:r>
+        <w:t>Hàng đợi hiện có 64 phần tử và không phải bộ đệm bền vững. Khi tốc độ nhận vượt khả năng publish hoặc mất mạng kéo dài, report RSSI có thể bị bỏ để ưu tiên dữ liệu mới; đây là lựa chọn phù hợp với telemetry liên tục. Riêng chuyển trạng thái out_of_range được giữ lại để phát lại. Gateway quản lý tối đa 16 Tag đồng thời trong cấu hình hiện tại.</w:t>
+      </w:r>
+    </w:p>
+    <w:p>
+      <w:pPr>
+        <w:pStyle w:val="Heading2"/>
+        <w:spacing w:before="160" w:after="60" w:line="276" w:lineRule="auto"/>
         <w:rPr>
-          <w:rFonts w:ascii="Times New Roman" w:eastAsia="Times New Roman" w:hAnsi="Times New Roman" w:cs="Times New Roman"/>
+          <w:rFonts w:ascii="Times New Roman" w:hAnsi="Times New Roman" w:cs="Times New Roman"/>
         </w:rPr>
-        <w:t>4.5.4 Data watchdog và tự phục hồi</w:t>
-      </w:r>
-      <w:bookmarkEnd w:id="283"/>
-      <w:bookmarkEnd w:id="284"/>
-      <w:bookmarkEnd w:id="285"/>
+      </w:pPr>
+      <w:r>
+        <w:t>4.4 Server-side ThingsBoard</w:t>
+      </w:r>
     </w:p>
     <w:p>
       <w:pPr>
         <w:ind w:firstLine="567"/>
       </w:pPr>
       <w:r>
-        <w:t>Gateway theo dõi cả TAG_STATUS và heartbeat của Scanner/Relay trong suốt thời gian chạy, không chỉ ở giai đoạn khởi động. Scanner và Relay gửi heartbeat mỗi 20 giây; node được xem là offline nếu quá 60 giây không có cập nhật. Data watchdog chỉ kích hoạt quy trình reset/re-provision khi toàn tuyến không còn traffic hợp lệ trong ngưỡng cấu hình, tránh nhầm một Tag tạm thời ở ngoài vùng phủ với lỗi toàn mạng.</w:t>
+        <w:t>Server chạy ThingsBoard CE bằng Docker Compose. Gateway chỉ chịu trách nhiệm chuyển telemetry; việc xác định phòng, lưu trạng thái và trình bày nhiều Tag được thực hiện trên ThingsBoard để có thể thay đổi thuật toán mà không biên dịch lại firmware.</w:t>
       </w:r>
     </w:p>
     <w:p>
@@ -29525,94 +24735,8 @@
         </w:rPr>
       </w:pPr>
       <w:r>
-        <w:t>4.5.5 Kết nối Wi-Fi, MQTTS và xác thực ThingsBoard</w:t>
-      </w:r>
-    </w:p>
-    <w:p>
-      <w:pPr>
-        <w:ind w:firstLine="567"/>
-      </w:pPr>
-      <w:r>
-        <w:t>Gateway hoạt động ở chế độ Wi-Fi STA và chỉ khởi tạo MQTT sau khi nhận địa chỉ IP. Broker dùng URI mqtts:// với cổng 8883; client xác minh chứng chỉ máy chủ bằng CA nhúng và common name cấu hình. Access token được dùng làm username để ThingsBoard xác thực đúng Gateway. Khi mất kết nối, Wi-Fi và MQTT tự kết nối lại ở nền; dữ liệu RSSI liên tục dùng QoS 0 để giảm độ trễ.</w:t>
-      </w:r>
-    </w:p>
-    <w:p>
-      <w:pPr>
-        <w:pStyle w:val="Heading3"/>
-      </w:pPr>
-      <w:r>
-        <w:t>4.5.6 Phát hiện out_of_range và phục hồi sau mất MQTT</w:t>
-      </w:r>
-    </w:p>
-    <w:p>
-      <w:pPr/>
-      <w:r>
-        <w:t>Gateway duy trì trạng thái gần nhất theo từng Tag. Khi không còn TAG_STATUS hợp lệ trong thời gian quy định, Gateway tạo trạng thái out_of_range. Nếu MQTT đang ngắt đúng thời điểm đó, trạng thái được đánh dấu pending và phát lại sau khi kết nối được khôi phục, nhờ vậy ThingsBoard không tiếp tục hiển thị một phòng cũ vô thời hạn.</w:t>
-      </w:r>
-    </w:p>
-    <w:p>
-      <w:pPr>
-        <w:pStyle w:val="Heading3"/>
-      </w:pPr>
-      <w:r>
-        <w:t>4.5.7 Giới hạn và chính sách mất dữ liệu</w:t>
-      </w:r>
-    </w:p>
-    <w:p>
-      <w:pPr/>
-      <w:r>
-        <w:t>Hàng đợi hiện có 64 phần tử và không phải bộ đệm bền vững. Khi tốc độ nhận vượt khả năng publish hoặc mất mạng kéo dài, report RSSI có thể bị bỏ để ưu tiên dữ liệu mới; đây là lựa chọn phù hợp với telemetry liên tục. Riêng chuyển trạng thái out_of_range được giữ lại để phát lại. Gateway quản lý tối đa 16 Tag đồng thời trong cấu hình hiện tại.</w:t>
-      </w:r>
-    </w:p>
-    <w:p>
-      <w:pPr>
-        <w:pStyle w:val="Heading2"/>
-        <w:spacing w:before="160" w:after="60" w:line="276" w:lineRule="auto"/>
-        <w:rPr>
-          <w:rFonts w:ascii="Times New Roman" w:hAnsi="Times New Roman" w:cs="Times New Roman"/>
-        </w:rPr>
-      </w:pPr>
-      <w:bookmarkStart w:id="289" w:name="_Toc236264318"/>
-      <w:bookmarkStart w:id="290" w:name="_Toc236089445"/>
-      <w:bookmarkStart w:id="291" w:name="_Toc236340793"/>
-      <w:r>
-        <w:rPr>
-          <w:rFonts w:ascii="Times New Roman" w:eastAsia="Times New Roman" w:hAnsi="Times New Roman" w:cs="Times New Roman"/>
-        </w:rPr>
-        <w:t>4.6 Server-side ThingsBoard</w:t>
-      </w:r>
-      <w:bookmarkEnd w:id="289"/>
-      <w:bookmarkEnd w:id="290"/>
-      <w:bookmarkEnd w:id="291"/>
-    </w:p>
-    <w:p>
-      <w:pPr>
-        <w:ind w:firstLine="567"/>
-      </w:pPr>
-      <w:r>
-        <w:t>Server chạy ThingsBoard CE bằng Docker Compose. Gateway chỉ chịu trách nhiệm chuyển telemetry; việc xác định phòng, lưu trạng thái và trình bày nhiều Tag được thực hiện trên ThingsBoard để có thể thay đổi thuật toán mà không biên dịch lại firmware.</w:t>
-      </w:r>
-    </w:p>
-    <w:p>
-      <w:pPr>
-        <w:pStyle w:val="Heading3"/>
-        <w:spacing w:line="276" w:lineRule="auto"/>
-        <w:rPr>
-          <w:rFonts w:ascii="Times New Roman" w:hAnsi="Times New Roman" w:cs="Times New Roman"/>
-        </w:rPr>
-      </w:pPr>
-      <w:bookmarkStart w:id="292" w:name="_Toc236264319"/>
-      <w:bookmarkStart w:id="293" w:name="_Toc236089446"/>
-      <w:bookmarkStart w:id="294" w:name="_Toc236340794"/>
-      <w:r>
-        <w:rPr>
-          <w:rFonts w:ascii="Times New Roman" w:eastAsia="Times New Roman" w:hAnsi="Times New Roman" w:cs="Times New Roman"/>
-        </w:rPr>
-        <w:t>4.6.1 Rule chain ble_tag_zone_detection</w:t>
-      </w:r>
-      <w:bookmarkEnd w:id="292"/>
-      <w:bookmarkEnd w:id="293"/>
-      <w:bookmarkEnd w:id="294"/>
+        <w:t>4.4.1 Rule Chain ble_tag_zone_detection</w:t>
+      </w:r>
     </w:p>
     <w:p>
       <w:pPr>
@@ -29824,18 +24948,9 @@
           <w:rFonts w:ascii="Times New Roman" w:hAnsi="Times New Roman" w:cs="Times New Roman"/>
         </w:rPr>
       </w:pPr>
-      <w:bookmarkStart w:id="297" w:name="_Toc236264320"/>
-      <w:bookmarkStart w:id="298" w:name="_Toc236089447"/>
-      <w:bookmarkStart w:id="299" w:name="_Toc236340795"/>
-      <w:r>
-        <w:rPr>
-          <w:rFonts w:ascii="Times New Roman" w:eastAsia="Times New Roman" w:hAnsi="Times New Roman" w:cs="Times New Roman"/>
-        </w:rPr>
-        <w:t>4.6.2 Dashboard Indoor Tracking</w:t>
-      </w:r>
-      <w:bookmarkEnd w:id="297"/>
-      <w:bookmarkEnd w:id="298"/>
-      <w:bookmarkEnd w:id="299"/>
+      <w:r>
+        <w:t>4.4.2 Dashboard Indoor Tracking</w:t>
+      </w:r>
     </w:p>
     <w:p>
       <w:pPr>
@@ -29943,7 +25058,7 @@
         </w:rPr>
       </w:pPr>
       <w:r>
-        <w:t>4.6.3 Attributes, timeseries và định danh child device</w:t>
+        <w:t>4.4.3 Attributes, timeseries và định danh child device</w:t>
       </w:r>
     </w:p>
     <w:p>
@@ -30044,25 +25159,16 @@
           <w:rFonts w:ascii="Times New Roman" w:hAnsi="Times New Roman" w:cs="Times New Roman"/>
         </w:rPr>
       </w:pPr>
-      <w:bookmarkStart w:id="304" w:name="_Toc236264321"/>
-      <w:bookmarkStart w:id="305" w:name="_Toc236089448"/>
-      <w:bookmarkStart w:id="306" w:name="_Toc236340796"/>
-      <w:r>
-        <w:rPr>
-          <w:rFonts w:ascii="Times New Roman" w:eastAsia="Times New Roman" w:hAnsi="Times New Roman" w:cs="Times New Roman"/>
-        </w:rPr>
-        <w:t>4.7 Bảo mật xuyên suốt</w:t>
-      </w:r>
-      <w:bookmarkEnd w:id="304"/>
-      <w:bookmarkEnd w:id="305"/>
-      <w:bookmarkEnd w:id="306"/>
+      <w:r>
+        <w:t>4.5 Hỗ trợ nhiều Tag ở Gateway và ThingsBoard</w:t>
+      </w:r>
     </w:p>
     <w:p>
       <w:pPr>
         <w:ind w:firstLine="567"/>
       </w:pPr>
       <w:r>
-        <w:t>Bảo mật đi qua nhiều lớp độc lập, mỗi lớp có thể triển khai/thay đổi riêng.</w:t>
+        <w:t>Luồng phần B không gắn telemetry vào một Tag cố định. Gateway, ThingsBoard Gateway API, Rule Chain và Dashboard đều giữ định danh Tag xuyên suốt để các Tag được xử lý độc lập.</w:t>
       </w:r>
     </w:p>
     <w:p>
@@ -30073,26 +25179,16 @@
           <w:rFonts w:ascii="Times New Roman" w:hAnsi="Times New Roman" w:cs="Times New Roman"/>
         </w:rPr>
       </w:pPr>
-      <w:bookmarkStart w:id="307" w:name="_Toc236264322"/>
-      <w:bookmarkStart w:id="308" w:name="_Toc236089449"/>
-      <w:bookmarkStart w:id="309" w:name="_Toc236340797"/>
-      <w:r>
-        <w:rPr>
-          <w:rFonts w:ascii="Times New Roman" w:eastAsia="Times New Roman" w:hAnsi="Times New Roman" w:cs="Times New Roman"/>
-        </w:rPr>
-        <w:lastRenderedPageBreak/>
-        <w:t>4.7.1 Static OOB provisioning</w:t>
-      </w:r>
-      <w:bookmarkEnd w:id="307"/>
-      <w:bookmarkEnd w:id="308"/>
-      <w:bookmarkEnd w:id="309"/>
+      <w:r>
+        <w:t>4.5.1 Quản lý trạng thái từng Tag tại Gateway</w:t>
+      </w:r>
     </w:p>
     <w:p>
       <w:pPr>
         <w:ind w:firstLine="567"/>
       </w:pPr>
       <w:r>
-        <w:t>BLE Mesh Provisioner và Node dùng chung một chuỗi Static OOB 16 byte hardcode trong firmware để authenticate lúc provisioning. Kẻ tấn công không có shared secret bị từ chối ở bước authenticate.</w:t>
+        <w:t>Gateway trích tag_id từ TAG_STATUS và dùng khóa này để cập nhật đúng slot trạng thái. Mỗi Tag có thời điểm nhìn thấy gần nhất và cờ out_of_range riêng; vì vậy Tag mất tín hiệu không làm thay đổi trạng thái của Tag khác. Cấu hình hiện tại hỗ trợ tối đa 16 Tag được theo dõi đồng thời.</w:t>
       </w:r>
     </w:p>
     <w:p>
@@ -30103,25 +25199,16 @@
           <w:rFonts w:ascii="Times New Roman" w:hAnsi="Times New Roman" w:cs="Times New Roman"/>
         </w:rPr>
       </w:pPr>
-      <w:bookmarkStart w:id="310" w:name="_Toc236264323"/>
-      <w:bookmarkStart w:id="311" w:name="_Toc236089450"/>
-      <w:bookmarkStart w:id="312" w:name="_Toc236340798"/>
-      <w:r>
-        <w:rPr>
-          <w:rFonts w:ascii="Times New Roman" w:eastAsia="Times New Roman" w:hAnsi="Times New Roman" w:cs="Times New Roman"/>
-        </w:rPr>
-        <w:t>4.7.2 HMAC-16 hai lớp khóa độc lập</w:t>
-      </w:r>
-      <w:bookmarkEnd w:id="310"/>
-      <w:bookmarkEnd w:id="311"/>
-      <w:bookmarkEnd w:id="312"/>
+      <w:r>
+        <w:t>4.5.2 Tách child device và state trong Rule Chain</w:t>
+      </w:r>
     </w:p>
     <w:p>
       <w:pPr>
         <w:ind w:firstLine="567"/>
       </w:pPr>
       <w:r>
-        <w:t>Tag beacon dùng khóa dẫn xuất theo epoch 1 giờ (mục phần tương ứng có phần liên quan về Secure Boot; cơ chế epoch key ở Chương 3); OTA-beacon dùng khóa riêng, Gateway rotate mỗi 24 giờ. Tách biệt để lộ một khóa không ảnh hưởng khóa kia.</w:t>
+        <w:t>Gateway API gắn telemetry với tên child device của Tag. Rule Chain đọc và ghi attributes trên chính originator đó, nên RSSI, timestamp, zone hiện tại và bộ đếm debounce của các Tag không ghi đè lẫn nhau.</w:t>
       </w:r>
     </w:p>
     <w:p>
@@ -30132,25 +25219,36 @@
           <w:rFonts w:ascii="Times New Roman" w:hAnsi="Times New Roman" w:cs="Times New Roman"/>
         </w:rPr>
       </w:pPr>
-      <w:bookmarkStart w:id="313" w:name="_Toc236264324"/>
-      <w:bookmarkStart w:id="314" w:name="_Toc236089451"/>
-      <w:bookmarkStart w:id="315" w:name="_Toc236340799"/>
-      <w:r>
+      <w:r>
+        <w:t>4.5.3 Dashboard tổng quan–chi tiết</w:t>
+      </w:r>
+    </w:p>
+    <w:p>
+      <w:pPr>
+        <w:ind w:firstLine="567"/>
+      </w:pPr>
+      <w:r>
+        <w:t>Bảng All Tags phục vụ quan sát toàn hệ thống; thao tác chọn một hàng chuyển dashboard state sang Selected Tag. Các widget chi tiết sử dụng alias này, tạo một giao diện thống nhất cho một hoặc nhiều Tag mà không cần cấu hình thủ công từng widget theo từng thiết bị.</w:t>
+      </w:r>
+    </w:p>
+    <w:p>
+      <w:pPr>
+        <w:pStyle w:val="Heading2"/>
+        <w:spacing w:before="160" w:after="60" w:line="276" w:lineRule="auto"/>
         <w:rPr>
-          <w:rFonts w:ascii="Times New Roman" w:eastAsia="Times New Roman" w:hAnsi="Times New Roman" w:cs="Times New Roman"/>
+          <w:rFonts w:ascii="Times New Roman" w:hAnsi="Times New Roman" w:cs="Times New Roman"/>
         </w:rPr>
-        <w:t>4.7.3 Secure Boot V2 + Flash Encryption cấp firmware</w:t>
-      </w:r>
-      <w:bookmarkEnd w:id="313"/>
-      <w:bookmarkEnd w:id="314"/>
-      <w:bookmarkEnd w:id="315"/>
+      </w:pPr>
+      <w:r>
+        <w:t>4.6 Cấu trúc source code phần B</w:t>
+      </w:r>
     </w:p>
     <w:p>
       <w:pPr>
         <w:ind w:firstLine="567"/>
       </w:pPr>
       <w:r>
-        <w:t>Xem mục phần tương ứng – đây là lớp bảo mật ở mức firmware/chip, độc lập với lớp bảo mật ở mức giao thức (HMAC beacon, MQTTS). Chặn được cả kịch bản kẻ tấn công có quyền truy cập vật lý cố flash firmware giả mạo qua cổng UART.</w:t>
+        <w:t>Repo tổ chức theo hướng mono-repo:</w:t>
       </w:r>
     </w:p>
     <w:p>
@@ -30161,45 +25259,16 @@
           <w:rFonts w:ascii="Times New Roman" w:hAnsi="Times New Roman" w:cs="Times New Roman"/>
         </w:rPr>
       </w:pPr>
-      <w:bookmarkStart w:id="316" w:name="_Toc236264325"/>
-      <w:bookmarkStart w:id="317" w:name="_Toc236089452"/>
-      <w:bookmarkStart w:id="318" w:name="_Toc236340800"/>
-      <w:r>
-        <w:rPr>
-          <w:rFonts w:ascii="Times New Roman" w:eastAsia="Times New Roman" w:hAnsi="Times New Roman" w:cs="Times New Roman"/>
-        </w:rPr>
-        <w:t>4.7.4 MQTTS với CA nội bộ và xác thực chứng chỉ</w:t>
-      </w:r>
-      <w:bookmarkEnd w:id="316"/>
-      <w:bookmarkEnd w:id="317"/>
-      <w:bookmarkEnd w:id="318"/>
+      <w:r>
+        <w:t>4.6.1 Firmware Gateway và các component phần B</w:t>
+      </w:r>
     </w:p>
     <w:p>
       <w:pPr>
         <w:ind w:firstLine="567"/>
       </w:pPr>
       <w:r>
-        <w:t>Gateway–ThingsBoard qua MQTTS (port 8883) xác minh chuỗi chứng chỉ bằng CA nội bộ. Prototype cấu hình tên kỳ vọng cố định "bmt-tb.local" qua common_name; triển khai thực tế nên dùng SAN phù hợp với hostname/IP.</w:t>
-      </w:r>
-    </w:p>
-    <w:p>
-      <w:pPr>
-        <w:pStyle w:val="Heading2"/>
-        <w:spacing w:before="160" w:after="60" w:line="276" w:lineRule="auto"/>
-        <w:rPr>
-          <w:rFonts w:ascii="Times New Roman" w:hAnsi="Times New Roman" w:cs="Times New Roman"/>
-        </w:rPr>
-      </w:pPr>
-      <w:r>
-        <w:t>4.8 Hỗ trợ nhiều Tag ở Gateway và ThingsBoard</w:t>
-      </w:r>
-    </w:p>
-    <w:p>
-      <w:pPr>
-        <w:ind w:firstLine="567"/>
-      </w:pPr>
-      <w:r>
-        <w:t>Luồng phần B không gắn telemetry vào một Tag cố định. Gateway, ThingsBoard Gateway API, Rule Chain và Dashboard đều giữ định danh Tag xuyên suốt để các Tag được xử lý độc lập.</w:t>
+        <w:t>Phần B tập trung tại apps/gateway. Component bmt_mesh nhận message BLE Mesh và quản lý node; bmt_wifi thiết lập Wi-Fi STA; bmt_mqtt triển khai hàng đợi, worker và MQTTS; bmt_thingsboard đóng gói ThingsBoard Gateway API và trạng thái từng Tag. Firmware Tag/Scanner là đầu vào của giao diện tích hợp và không được tính là phần triển khai cá nhân B.</w:t>
       </w:r>
     </w:p>
     <w:p>
@@ -30211,7 +25280,7 @@
         </w:rPr>
       </w:pPr>
       <w:r>
-        <w:t>4.8.1 Quản lý trạng thái từng Tag tại Gateway</w:t>
+        <w:t>4.6.2 Giao diện với Scanner và Relay dùng chung</w:t>
       </w:r>
     </w:p>
     <w:p>
@@ -30219,7 +25288,7 @@
         <w:ind w:firstLine="567"/>
       </w:pPr>
       <w:r>
-        <w:t>Gateway trích tag_id từ TAG_STATUS và dùng khóa này để cập nhật đúng slot trạng thái. Mỗi Tag có thời điểm nhìn thấy gần nhất và cờ out_of_range riêng; vì vậy Tag mất tín hiệu không làm thay đổi trạng thái của Tag khác. Cấu hình hiện tại hỗ trợ tối đa 16 Tag được theo dõi đồng thời.</w:t>
+        <w:t>Định dạng TAG_STATUS, heartbeat và các opcode vendor là hợp đồng giao tiếp giữa phần firmware edge và Gateway. BLE Mesh, cơ chế provision và Relay được giữ như nội dung chung; phần B bắt đầu tại điểm Gateway nhận, xác thực cấu trúc và xếp hàng message.</w:t>
       </w:r>
     </w:p>
     <w:p>
@@ -30231,127 +25300,8 @@
         </w:rPr>
       </w:pPr>
       <w:r>
-        <w:t>4.8.2 Tách child device và state trong Rule Chain</w:t>
-      </w:r>
-    </w:p>
-    <w:p>
-      <w:pPr>
-        <w:ind w:firstLine="567"/>
-      </w:pPr>
-      <w:r>
-        <w:t>Gateway API gắn telemetry với tên child device của Tag. Rule Chain đọc và ghi attributes trên chính originator đó, nên RSSI, timestamp, zone hiện tại và bộ đếm debounce của các Tag không ghi đè lẫn nhau.</w:t>
-      </w:r>
-    </w:p>
-    <w:p>
-      <w:pPr>
-        <w:pStyle w:val="Heading3"/>
-        <w:spacing w:line="276" w:lineRule="auto"/>
-        <w:rPr>
-          <w:rFonts w:ascii="Times New Roman" w:hAnsi="Times New Roman" w:cs="Times New Roman"/>
-        </w:rPr>
-      </w:pPr>
-      <w:r>
-        <w:t>4.8.3 Dashboard tổng quan–chi tiết</w:t>
-      </w:r>
-    </w:p>
-    <w:p>
-      <w:pPr>
-        <w:ind w:firstLine="567"/>
-      </w:pPr>
-      <w:r>
-        <w:t>Bảng All Tags phục vụ quan sát toàn hệ thống; thao tác chọn một hàng chuyển dashboard state sang Selected Tag. Các widget chi tiết sử dụng alias này, tạo một giao diện thống nhất cho một hoặc nhiều Tag mà không cần cấu hình thủ công từng widget theo từng thiết bị.</w:t>
-      </w:r>
-    </w:p>
-    <w:p>
-      <w:pPr>
-        <w:pStyle w:val="Heading2"/>
-        <w:spacing w:before="160" w:after="60" w:line="276" w:lineRule="auto"/>
-        <w:rPr>
-          <w:rFonts w:ascii="Times New Roman" w:hAnsi="Times New Roman" w:cs="Times New Roman"/>
-        </w:rPr>
-      </w:pPr>
-      <w:bookmarkStart w:id="331" w:name="_Toc236264330"/>
-      <w:bookmarkStart w:id="332" w:name="_Toc236089457"/>
-      <w:bookmarkStart w:id="333" w:name="_Toc236340805"/>
-      <w:r>
-        <w:rPr>
-          <w:rFonts w:ascii="Times New Roman" w:eastAsia="Times New Roman" w:hAnsi="Times New Roman" w:cs="Times New Roman"/>
-        </w:rPr>
-        <w:lastRenderedPageBreak/>
-        <w:t>4.9 Cấu trúc source code</w:t>
-      </w:r>
-      <w:bookmarkEnd w:id="331"/>
-      <w:bookmarkEnd w:id="332"/>
-      <w:bookmarkEnd w:id="333"/>
-    </w:p>
-    <w:p>
-      <w:pPr>
-        <w:ind w:firstLine="567"/>
-      </w:pPr>
-      <w:r>
-        <w:t>Repo tổ chức theo hướng mono-repo:</w:t>
-      </w:r>
-    </w:p>
-    <w:p>
-      <w:pPr>
-        <w:pStyle w:val="Heading3"/>
-        <w:spacing w:line="276" w:lineRule="auto"/>
-        <w:rPr>
-          <w:rFonts w:ascii="Times New Roman" w:hAnsi="Times New Roman" w:cs="Times New Roman"/>
-        </w:rPr>
-      </w:pPr>
-      <w:r>
-        <w:t>4.9.1 Firmware Gateway và các component phần B</w:t>
-      </w:r>
-    </w:p>
-    <w:p>
-      <w:pPr>
-        <w:ind w:firstLine="567"/>
-      </w:pPr>
-      <w:r>
-        <w:t>Phần B tập trung tại apps/gateway. Component bmt_mesh nhận message BLE Mesh và quản lý node; bmt_wifi thiết lập Wi-Fi STA; bmt_mqtt triển khai hàng đợi, worker và MQTTS; bmt_thingsboard đóng gói ThingsBoard Gateway API và trạng thái từng Tag. Firmware Tag/Scanner là đầu vào của giao diện tích hợp và không được tính là phần triển khai cá nhân B.</w:t>
-      </w:r>
-    </w:p>
-    <w:p>
-      <w:pPr>
-        <w:pStyle w:val="Heading3"/>
-        <w:spacing w:line="276" w:lineRule="auto"/>
-        <w:rPr>
-          <w:rFonts w:ascii="Times New Roman" w:hAnsi="Times New Roman" w:cs="Times New Roman"/>
-        </w:rPr>
-      </w:pPr>
-      <w:r>
-        <w:t>4.9.2 Giao diện với Scanner và Relay dùng chung</w:t>
-      </w:r>
-    </w:p>
-    <w:p>
-      <w:pPr>
-        <w:ind w:firstLine="567"/>
-      </w:pPr>
-      <w:r>
-        <w:t>Định dạng TAG_STATUS, heartbeat và các opcode vendor là hợp đồng giao tiếp giữa phần firmware edge và Gateway. BLE Mesh, cơ chế provision và Relay được giữ như nội dung chung; phần B bắt đầu tại điểm Gateway nhận, xác thực cấu trúc và xếp hàng message.</w:t>
-      </w:r>
-    </w:p>
-    <w:p>
-      <w:pPr>
-        <w:pStyle w:val="Heading3"/>
-        <w:spacing w:line="276" w:lineRule="auto"/>
-        <w:rPr>
-          <w:rFonts w:ascii="Times New Roman" w:hAnsi="Times New Roman" w:cs="Times New Roman"/>
-        </w:rPr>
-      </w:pPr>
-      <w:bookmarkStart w:id="338" w:name="_Toc236264333"/>
-      <w:bookmarkStart w:id="339" w:name="_Toc236089460"/>
-      <w:bookmarkStart w:id="340" w:name="_Toc236340808"/>
-      <w:r>
-        <w:rPr>
-          <w:rFonts w:ascii="Times New Roman" w:eastAsia="Times New Roman" w:hAnsi="Times New Roman" w:cs="Times New Roman"/>
-        </w:rPr>
-        <w:t>4.9.3 thingsboard/</w:t>
-      </w:r>
-      <w:bookmarkEnd w:id="338"/>
-      <w:bookmarkEnd w:id="339"/>
-      <w:bookmarkEnd w:id="340"/>
+        <w:t>4.6.3 ThingsBoard</w:t>
+      </w:r>
     </w:p>
     <w:p>
       <w:pPr>
@@ -41813,51 +36763,6 @@
       </w:pPr>
       <w:r>
         <w:t>Đóng góp riêng của phần B: triển khai Gateway nhận TAG_STATUS qua callback BLE Mesh, tách callback và MQTTS bằng hàng đợi FreeRTOS, kết nối Wi-Fi/TLS, đóng gói Gateway API, giám sát heartbeat/data watchdog và phục hồi out_of_range; xây dựng Rule Chain cùng dashboard hỗ trợ nhiều Tag. OTA không thuộc đóng góp cá nhân phần B.</w:t>
-      </w:r>
-    </w:p>
-    <w:p>
-      <w:pPr>
-        <w:pStyle w:val="ListBullet"/>
-      </w:pPr>
-      <w:r>
-        <w:rPr>
-          <w:b/>
-          <w:bCs/>
-        </w:rPr>
-        <w:t>Cơ chế xác thực beacon nhẹ:</w:t>
-      </w:r>
-      <w:r>
-        <w:t xml:space="preserve"> Payload beacon chứa sequence number và mã HMAC-16 được tính từ khóa dẫn xuất theo epoch thời gian. Cơ chế này hỗ trợ phát hiện beacon không hợp lệ và hạn chế replay trong phạm vi thiết kế. Do HMAC được rút gọn còn 16 bit, cơ chế phù hợp với mục tiêu xác thực nhẹ của hệ thống thử nghiệm nhưng không thay thế các giao thức xác thực có độ dài MAC lớn hơn trong ứng dụng yêu cầu bảo mật cao.</w:t>
-      </w:r>
-    </w:p>
-    <w:p>
-      <w:pPr>
-        <w:pStyle w:val="ListBullet"/>
-      </w:pPr>
-      <w:r>
-        <w:rPr>
-          <w:b/>
-          <w:bCs/>
-        </w:rPr>
-        <w:t>Bảo vệ đường truyền và firmware:</w:t>
-      </w:r>
-      <w:r>
-        <w:t xml:space="preserve"> Dữ liệu Gateway–ThingsBoard được truyền bằng MQTTS; firmware OTA được tải qua HTTPS. Các node ESP32 sử dụng Secure Boot V2 và Flash Encryption, trong khi firmware Tag nRF52840 sử dụng MCUboot để kiểm tra chữ ký image. Chứng chỉ máy chủ được xác thực dựa trên CA do hệ thống tự quản lý.</w:t>
-      </w:r>
-    </w:p>
-    <w:p>
-      <w:pPr>
-        <w:pStyle w:val="ListBullet"/>
-      </w:pPr>
-      <w:r>
-        <w:rPr>
-          <w:b/>
-          <w:bCs/>
-        </w:rPr>
-        <w:t>Cơ chế OTA cho các node ESP32:</w:t>
-      </w:r>
-      <w:r>
-        <w:t xml:space="preserve"> Gateway có thể kích hoạt cập nhật đồng thời cho ba Scanner và cập nhật Relay thông qua lệnh mesh. Quá trình OTA có kiểm tra phiên bản, so sánh SHA-256 để bỏ qua image trùng, chống downgrade và xử lý các trường hợp lỗi HTTP, mất Wi-Fi hoặc nhận nhiều lệnh OTA đồng thời. Tag nRF52840 chưa được cập nhật firmware từ xa trong phạm vi hiện tại.</w:t>
       </w:r>
     </w:p>
     <w:p>

--- a/22207073-phan-B.docx
+++ b/22207073-phan-B.docx
@@ -7300,7 +7300,7 @@
         </w:numPr>
       </w:pPr>
       <w:r>
-        <w:t>Hỗ trợ nhiều Tag trên Gateway, Rule Chain và Dashboard; giám sát heartbeat, phát hiện out_of_range và phục hồi trạng thái sau khi MQTT kết nối lại.</w:t>
+        <w:t>Hỗ trợ nhiều Tag trên Gateway, Rule Chain và Dashboard; chủ động thăm dò trạng thái node, phát hiện out_of_range và phục hồi trạng thái sau khi MQTT kết nối lại.</w:t>
       </w:r>
     </w:p>
     <w:p>
@@ -7429,7 +7429,7 @@
         <w:pStyle w:val="ListBullet"/>
       </w:pPr>
       <w:r>
-        <w:t>Giám sát heartbeat, data watchdog trong thời gian chạy và phát lại trạng thái out_of_range sau khi MQTT kết nối lại.</w:t>
+        <w:t>Giám sát node bằng cơ chế Gateway chủ động thăm dò, duy trì data watchdog trong thời gian chạy và phát lại trạng thái out_of_range sau khi MQTT kết nối lại.</w:t>
       </w:r>
     </w:p>
     <w:p>
@@ -11443,7 +11443,7 @@
         <w:ind w:firstLine="567"/>
       </w:pPr>
       <w:r>
-        <w:t>Gateway theo dõi cả TAG_STATUS và heartbeat của Scanner/Relay trong suốt thời gian chạy, không chỉ ở giai đoạn khởi động. Scanner và Relay gửi heartbeat mỗi 20 giây; node được xem là offline nếu quá 60 giây không có cập nhật. Data watchdog chỉ kích hoạt quy trình reset/re-provision khi toàn tuyến không còn traffic hợp lệ trong ngưỡng cấu hình, tránh nhầm một Tag tạm thời ở ngoài vùng phủ với lỗi toàn mạng.</w:t>
+        <w:t>Gateway theo dõi Scanner và Relay trong suốt thời gian chạy bằng cơ chế chủ động thăm dò, không yêu cầu node tự phát heartbeat. Sau thời gian ổn định ban đầu, Gateway dùng Config Client gửi DEFAULT_TTL_GET tới từng node theo chu kỳ 20 giây. Phản hồi hợp lệ cập nhật last_seen và trạng thái online; TAG_STATUS nhận từ Scanner cũng được tính là hoạt động mesh. Node được đánh dấu offline nếu quá 60 giây không nhận được phản hồi hoặc dữ liệu hợp lệ. Data watchdog giám sát traffic ở lớp BLE Mesh và chỉ kích hoạt reset/re-provision khi toàn tuyến im lặng trong ngưỡng cấu hình, tránh nhầm một Tag tạm thời ngoài vùng phủ với lỗi toàn mạng.</w:t>
       </w:r>
     </w:p>
     <w:p>
@@ -12076,7 +12076,7 @@
         <w:ind w:firstLine="567"/>
       </w:pPr>
       <w:r>
-        <w:t>Định dạng TAG_STATUS, heartbeat và các opcode vendor là hợp đồng giao tiếp giữa phần firmware edge và Gateway. BLE Mesh, cơ chế provision và Relay được giữ như nội dung chung; phần B bắt đầu tại điểm Gateway nhận, xác thực cấu trúc và xếp hàng message.</w:t>
+        <w:t>Định dạng TAG_STATUS và các opcode vendor là hợp đồng giao tiếp giữa firmware edge và Gateway. Việc giám sát node được thực hiện bằng Config Client DEFAULT_TTL_GET của BLE Mesh, không dùng một opcode heartbeat riêng. BLE Mesh, cơ chế provision và Relay được giữ như nội dung chung; phần B bắt đầu tại điểm Gateway nhận, xác thực cấu trúc và xếp hàng message.</w:t>
       </w:r>
     </w:p>
     <w:p>
@@ -23550,7 +23550,7 @@
         <w:pStyle w:val="ListBullet"/>
       </w:pPr>
       <w:r>
-        <w:t>Đóng góp riêng của phần B: triển khai Gateway nhận TAG_STATUS qua callback BLE Mesh, tách callback và MQTTS bằng hàng đợi FreeRTOS, kết nối Wi-Fi/TLS, đóng gói Gateway API, giám sát heartbeat/data watchdog và phục hồi out_of_range; xây dựng Rule Chain cùng dashboard hỗ trợ nhiều Tag. OTA không thuộc đóng góp cá nhân phần B.</w:t>
+        <w:t>Đóng góp riêng của phần B: triển khai Gateway nhận TAG_STATUS qua callback BLE Mesh, tách callback và MQTTS bằng hàng đợi FreeRTOS, kết nối Wi-Fi/TLS, đóng gói Gateway API, chủ động thăm dò node bằng Config Client, duy trì data watchdog và phục hồi out_of_range; xây dựng Rule Chain cùng dashboard hỗ trợ nhiều Tag. OTA không thuộc đóng góp cá nhân phần B.</w:t>
       </w:r>
     </w:p>
     <w:p>
@@ -23558,7 +23558,7 @@
         <w:pStyle w:val="ListBullet"/>
       </w:pPr>
       <w:r>
-        <w:t>Khả năng tự phục hồi: Gateway lưu node table và cấu hình mesh trong NVS, theo dõi heartbeat/TAG_STATUS trong thời gian chạy, phát hiện node offline và kích hoạt khôi phục khi toàn tuyến mất traffic. Trạng thái out_of_range được giữ pending để phát lại sau khi MQTT kết nối lại.</w:t>
+        <w:t>Khả năng tự phục hồi: Gateway lưu node table và cấu hình mesh trong NVS, chủ động ping Scanner/Relay bằng DEFAULT_TTL_GET và theo dõi TAG_STATUS trong thời gian chạy. Node bị đánh dấu offline sau 60 giây không có phản hồi hợp lệ; quy trình khôi phục được kích hoạt khi toàn tuyến mất traffic. Trạng thái out_of_range được giữ pending để phát lại sau khi MQTT kết nối lại.</w:t>
       </w:r>
     </w:p>
     <w:p>

--- a/22207073-phan-B.docx
+++ b/22207073-phan-B.docx
@@ -7413,7 +7413,7 @@
         <w:pStyle w:val="ListBullet"/>
       </w:pPr>
       <w:r>
-        <w:t>Rule Chain xác định phòng bằng độ tươi dữ liệu, hysteresis 5 dB và debounce hai lần xác nhận.</w:t>
+        <w:t>Rule Chain xác định phòng bằng cửa sổ dữ liệu tươi 10 000 ms, hysteresis 5 dB và debounce hai lần xác nhận; ngưỡng này độc lập với các timeout cục bộ trên Gateway.</w:t>
       </w:r>
     </w:p>
     <w:p>
@@ -11477,7 +11477,13 @@
     <w:p>
       <w:pPr/>
       <w:r>
-        <w:t>Gateway duy trì trạng thái gần nhất theo từng Tag. Khi không còn TAG_STATUS hợp lệ trong thời gian quy định, Gateway tạo trạng thái out_of_range. Nếu MQTT đang ngắt đúng thời điểm đó, trạng thái được đánh dấu pending và phát lại sau khi kết nối được khôi phục, nhờ vậy ThingsBoard không tiếp tục hiển thị một phòng cũ vô thời hạn.</w:t>
+        <w:t>Gateway duy trì thời điểm nhận report gần nhất theo từng Tag. Khi quá BMT_TAG_OUT_OF_RANGE_MS = 10 000 ms không nhận TAG_STATUS hợp lệ, Gateway tạo trạng thái out_of_range. Nếu MQTT đang ngắt đúng thời điểm đó, trạng thái được đánh dấu pending và phát lại sau khi kết nối được khôi phục, nhờ vậy ThingsBoard không tiếp tục hiển thị một phòng cũ vô thời hạn.</w:t>
+      </w:r>
+    </w:p>
+    <w:p>
+      <w:pPr/>
+      <w:r>
+        <w:t>Gateway còn khai báo BMT_SCANNER_VALID_MS = 3 500 ms để phân loại mẫu RSSI của từng Scanner là FRESH hoặc STALE trong bảng trạng thái cục bộ và log chẩn đoán. Ngưỡng 3,5 giây này không tham gia thuật toán quyết định phòng trên ThingsBoard và cũng không phải timeout out_of_range của Tag.</w:t>
       </w:r>
     </w:p>
     <w:p>
@@ -11615,7 +11621,7 @@
         <w:ind w:firstLine="567"/>
       </w:pPr>
       <w:r>
-        <w:t>Các tham số hysteresis, debounce và SCANNER_VALID_MS được khai báo trong script của Rule Chain và có thể sửa qua giao diện ThingsBoard mà không cần biên dịch lại firmware. Cấu hình vận hành hiện tại lần lượt là 5 dB, hai lần xác nhận và 10 000 ms.</w:t>
+        <w:t>Các tham số hysteresis, debounce và SCANNER_VALID_MS được khai báo trong script của Rule Chain và có thể sửa qua giao diện ThingsBoard mà không cần biên dịch lại firmware. Cấu hình vận hành hiện tại lần lượt là 5 dB, hai lần xác nhận và 10 000 ms. Đây là cửa sổ độ tươi dùng khi so sánh RSSI giữa các Scanner, không phải BMT_SCANNER_VALID_MS = 3 500 ms dùng cho chẩn đoán cục bộ trên Gateway và không phải BMT_TAG_OUT_OF_RANGE_MS = 10 000 ms dùng để phát hiện Tag ngừng report.</w:t>
       </w:r>
     </w:p>
     <w:p>
@@ -12096,7 +12102,7 @@
         <w:ind w:firstLine="567"/>
       </w:pPr>
       <w:r>
-        <w:t>Server assets gồm docker-compose.yml, rulechain/ble_tag_zone_detection.json và dashboard/indoor_tracking.json. Rule Chain chứa ánh xạ Scanner–phòng, độ tươi 10 000 ms, hysteresis 5 dB và debounce hai lần; dashboard export chứa alias All Tags, Selected Tag và hành động chọn Tag từ bảng.</w:t>
+        <w:t>Server assets gồm docker-compose.yml, rulechain/ble_tag_zone_detection.json và dashboard/indoor_tracking.json. Rule Chain chứa ánh xạ Scanner–phòng, SCANNER_VALID_MS = 10 000 ms, hysteresis 5 dB và debounce hai lần; dashboard export chứa alias All Tags, Selected Tag và hành động chọn Tag từ bảng. Hằng số cùng tên ở Gateway có giá trị 3 500 ms nhưng chỉ phục vụ log chẩn đoán, nên hai giá trị phải được đọc theo đúng lớp xử lý.</w:t>
       </w:r>
     </w:p>
     <w:p>
@@ -23566,11 +23572,7 @@
         <w:pStyle w:val="ListBullet"/>
       </w:pPr>
       <w:r>
-        <w:rPr>
-          <w:szCs w:val="26"/>
-        </w:rPr>
-        <w:lastRenderedPageBreak/>
-        <w:t>Cơ chế hạn chế flapping có thể tinh chỉnh: Rule Chain dùng hysteresis 5 dB, debounce leaky-bucket và giới hạn độ tươi dữ liệu. Trong 35 cửa sổ sau Grace, 22 lần đổi zone tạo 7 chu kỳ flapping hoàn chỉnh, tương đương 0,20 chu kỳ/phút.</w:t>
+        <w:t>Cơ chế hạn chế flapping có thể tinh chỉnh: Rule Chain dùng hysteresis 5 dB, debounce leaky-bucket và cửa sổ độ tươi 10 000 ms. Ngưỡng này thuộc server-side, tách biệt với freshness chẩn đoán 3 500 ms và timeout out_of_range 10 000 ms trên Gateway. Trong 35 cửa sổ sau Grace, 22 lần đổi zone tạo 7 chu kỳ flapping hoàn chỉnh, tương đương 0,20 chu kỳ/phút.</w:t>
       </w:r>
     </w:p>
     <w:p>

--- a/22207073-phan-B.docx
+++ b/22207073-phan-B.docx
@@ -7264,7 +7264,7 @@
         </w:numPr>
       </w:pPr>
       <w:r>
-        <w:t>Tích hợp Gateway vào kiến trúc chung: nhận TAG_STATUS từ BLE Mesh, quản lý node và chuyển dữ liệu sang mạng IP mà không thực hiện quyết định phòng trong firmware.</w:t>
+        <w:t>Tích hợp Gateway vào kiến trúc chung: nhận TAG_STATUS từ BLE Mesh, quản lý node và chuyển dữ liệu sang mạng IP. Gateway không chạy thuật toán so sánh RSSI, hysteresis hoặc debounce để đưa ra phòng chính thức; các bước này thuộc ThingsBoard Rule Chain.</w:t>
       </w:r>
     </w:p>
     <w:p>
@@ -7954,17 +7954,7 @@
         <w:pStyle w:val="ListBullet"/>
       </w:pPr>
       <w:r>
-        <w:lastRenderedPageBreak/>
-        <w:t>Rule Chain Engine cho phép định nghĩa luồng xử lý dữ liệu bằng UI kéo</w:t>
-      </w:r>
-      <w:r>
-        <w:rPr>
-          <w:lang w:val="vi-VN"/>
-        </w:rPr>
-        <w:t xml:space="preserve">, </w:t>
-      </w:r>
-      <w:r>
-        <w:t>thả – toàn bộ logic chọn phòng nằm ở đây, không nằm trong firmware.</w:t>
+        <w:t>Rule Chain Engine cho phép định nghĩa luồng xử lý dữ liệu bằng UI kéo, thả. Thuật toán chọn phòng chính thức — gồm so sánh RSSI, độ tươi, hysteresis và debounce — nằm tại đây. Gateway chỉ giữ state cục bộ tối thiểu để quản lý Tag và phát hiện timeout, không sử dụng state đó làm kết quả định vị chính thức.</w:t>
       </w:r>
     </w:p>
     <w:p>
@@ -11477,7 +11467,7 @@
     <w:p>
       <w:pPr/>
       <w:r>
-        <w:t>Gateway duy trì thời điểm nhận report gần nhất theo từng Tag. Khi quá BMT_TAG_OUT_OF_RANGE_MS = 10 000 ms không nhận TAG_STATUS hợp lệ, Gateway tạo trạng thái out_of_range. Nếu MQTT đang ngắt đúng thời điểm đó, trạng thái được đánh dấu pending và phát lại sau khi kết nối được khôi phục, nhờ vậy ThingsBoard không tiếp tục hiển thị một phòng cũ vô thời hạn.</w:t>
+        <w:t>Gateway chạy zone_timeout_task theo chu kỳ 1 giây và duy trì last_any_report_ms riêng cho từng Tag. Khi quá BMT_TAG_OUT_OF_RANGE_MS = 10 000 ms không nhận TAG_STATUS hợp lệ, Gateway đặt marker cục bộ về BMT_ZONE_UNKNOWN, xoá các cờ Scanner hợp lệ và publish current_zone = out_of_range cùng current_zone_num = 0 lên v1/gateway/attributes với QoS 1. Đây là trạng thái timeout do Gateway phát hiện, không phải kết quả của thuật toán so sánh RSSI trên Rule Chain.</w:t>
       </w:r>
     </w:p>
     <w:p>
@@ -11497,7 +11487,7 @@
     <w:p>
       <w:pPr/>
       <w:r>
-        <w:t>Hàng đợi hiện có 64 phần tử và không phải bộ đệm bền vững. Khi tốc độ nhận vượt khả năng publish hoặc mất mạng kéo dài, report RSSI có thể bị bỏ để ưu tiên dữ liệu mới; đây là lựa chọn phù hợp với telemetry liên tục. Riêng chuyển trạng thái out_of_range được giữ lại để phát lại. Gateway quản lý tối đa 16 Tag đồng thời trong cấu hình hiện tại.</w:t>
+        <w:t>Nếu publish out_of_range không thực hiện được vì MQTT đang ngắt, Gateway đặt cờ out_of_range_pending cho đúng Tag. Khi nhận MQTT_EVENT_CONNECTED, Gateway khai báo lại các node/Tag đã biết với ThingsBoard rồi phát lại những trạng thái pending. Một TAG_STATUS mới đến trước lúc reconnect sẽ xoá pending vì dữ liệu mới đã thay thế trạng thái mất vùng phủ cũ. Hàng đợi RSSI có 64 phần tử và không phải bộ đệm bền vững; report thường có thể bị bỏ khi quá tải hoặc mất mạng kéo dài. Gateway quản lý tối đa 16 Tag đồng thời.</w:t>
       </w:r>
     </w:p>
     <w:p>
@@ -11517,7 +11507,7 @@
         <w:ind w:firstLine="567"/>
       </w:pPr>
       <w:r>
-        <w:t>Server chạy ThingsBoard CE bằng Docker Compose. Gateway chỉ chịu trách nhiệm chuyển telemetry; việc xác định phòng, lưu trạng thái và trình bày nhiều Tag được thực hiện trên ThingsBoard để có thể thay đổi thuật toán mà không biên dịch lại firmware.</w:t>
+        <w:t>Server chạy ThingsBoard CE bằng Docker Compose. Gateway chịu trách nhiệm tiếp nhận và chuyển telemetry, quản lý vòng đời child device, công bố trạng thái node và phát hiện timeout out_of_range. ThingsBoard chịu trách nhiệm chạy thuật toán xác định phòng chính thức, lưu attributes/timeseries và trình bày nhiều Tag. Ranh giới này cho phép thay đổi ánh xạ phòng, hysteresis hoặc debounce mà không biên dịch lại firmware.</w:t>
       </w:r>
     </w:p>
     <w:p>
@@ -11858,7 +11848,7 @@
     <w:p>
       <w:pPr/>
       <w:r>
-        <w:t>Mỗi Tag được ThingsBoard tạo thành một child device riêng qua Gateway API, với tag_id làm định danh ổn định. SERVER_SCOPE attributes lưu trạng thái mới nhất như current_zone, current_zone_label, current_rssi và current_scanner; timeseries lưu current_zone_num cùng RSSI của từng Scanner để vẽ lịch sử và phân tích độ trễ. Việc tách entity theo Tag bảo đảm rule chain và dashboard xử lý đúng khi có từ hai Tag trở lên.</w:t>
+        <w:t>Mỗi Tag được ThingsBoard tạo thành một child device riêng qua Gateway API, với tag_id làm định danh ổn định. Với report thông thường, Rule Chain ghi SERVER_SCOPE attributes như current_zone, current_zone_label, current_rssi và current_scanner, đồng thời ghi current_zone_num cùng RSSI từng Scanner vào timeseries. Riêng timeout out_of_range do Gateway phát hiện được publish trực tiếp lên attributes với current_zone = out_of_range và current_zone_num = 0; nó không đi qua nhánh timeseries của Rule Chain. Việc tách entity theo Tag bảo đảm state của các Tag không ghi đè lẫn nhau.</w:t>
       </w:r>
     </w:p>
     <w:p>
@@ -11982,7 +11972,7 @@
         <w:ind w:firstLine="567"/>
       </w:pPr>
       <w:r>
-        <w:t>Gateway trích tag_id từ TAG_STATUS và dùng khóa này để cập nhật đúng slot trạng thái. Mỗi Tag có thời điểm nhìn thấy gần nhất và cờ out_of_range riêng; vì vậy Tag mất tín hiệu không làm thay đổi trạng thái của Tag khác. Cấu hình hiện tại hỗ trợ tối đa 16 Tag được theo dõi đồng thời.</w:t>
+        <w:t>Gateway trích tag_id từ TAG_STATUS và dùng khóa này để cập nhật đúng slot trạng thái. Mỗi Tag có last_any_report_ms, marker current_zone_id cục bộ và cờ out_of_range_pending riêng; các trường này chỉ phục vụ quản lý timeout và replay, không thay thế current_zone do Rule Chain quyết định. Vì vậy một Tag mất tín hiệu không làm thay đổi state của Tag khác. Cấu hình hiện tại hỗ trợ tối đa 16 Tag.</w:t>
       </w:r>
     </w:p>
     <w:p>
@@ -23591,7 +23581,7 @@
         <w:pStyle w:val="ListBullet"/>
       </w:pPr>
       <w:r>
-        <w:t>Khả năng tái sử dụng: Gateway và ThingsBoard tách rõ thu nhận, vận chuyển và quyết định phòng. Mỗi Tag là một child device với state độc lập; dashboard tổng quan–chi tiết cho phép mở rộng số Tag trong giới hạn tài nguyên mà không nhân bản logic xử lý.</w:t>
+        <w:t>Khả năng tái sử dụng: Gateway đảm nhiệm thu nhận, vận chuyển, vòng đời child device và timeout; ThingsBoard đảm nhiệm thuật toán quyết định phòng chính thức cùng lưu trữ server-side. Mỗi Tag có state độc lập; dashboard tổng quan–chi tiết cho phép mở rộng số Tag trong giới hạn tài nguyên mà không nhân bản logic xử lý.</w:t>
       </w:r>
     </w:p>
     <w:p>

--- a/22207073-phan-B.docx
+++ b/22207073-phan-B.docx
@@ -2412,17 +2412,7 @@
         <w:pStyle w:val="TOC3"/>
       </w:pPr>
       <w:r>
-        <w:t>6.3.1 Định vị tọa độ (x, y) bằng trilateration</w:t>
-        <w:tab/>
-        <w:t>48</w:t>
-      </w:r>
-    </w:p>
-    <w:p>
-      <w:pPr>
-        <w:pStyle w:val="TOC3"/>
-      </w:pPr>
-      <w:r>
-        <w:t>6.3.2 Học máy hiệu chỉnh path-loss theo môi trường</w:t>
+        <w:t>6.3.1 Fleet management đa site</w:t>
         <w:tab/>
         <w:t>49</w:t>
       </w:r>
@@ -2432,27 +2422,7 @@
         <w:pStyle w:val="TOC3"/>
       </w:pPr>
       <w:r>
-        <w:t>6.3.3 Fleet management đa site</w:t>
-        <w:tab/>
-        <w:t>49</w:t>
-      </w:r>
-    </w:p>
-    <w:p>
-      <w:pPr>
-        <w:pStyle w:val="TOC3"/>
-      </w:pPr>
-      <w:r>
-        <w:t>6.3.4 Chống nhiễu 2.4 GHz</w:t>
-        <w:tab/>
-        <w:t>49</w:t>
-      </w:r>
-    </w:p>
-    <w:p>
-      <w:pPr>
-        <w:pStyle w:val="TOC3"/>
-      </w:pPr>
-      <w:r>
-        <w:t>6.3.5 Tích hợp thêm cảm biến trên Tag</w:t>
+        <w:t>6.3.2 Chống nhiễu 2.4 GHz</w:t>
         <w:tab/>
         <w:t>49</w:t>
       </w:r>
@@ -7730,13 +7700,8 @@
             <w:vAlign w:val="center"/>
           </w:tcPr>
           <w:p>
-            <w:pPr>
-              <w:spacing w:line="240" w:lineRule="auto"/>
-              <w:ind w:firstLine="0"/>
-              <w:jc w:val="center"/>
-            </w:pPr>
-            <w:r>
-              <w:t>16 MB flash, Wi-Fi và BLE đồng thời; Secure Boot V2 + Flash Encryption.</w:t>
+            <w:r>
+              <w:t>16 MB flash; chạy đồng thời Wi-Fi, MQTTS và BLE Mesh.</w:t>
             </w:r>
           </w:p>
         </w:tc>
@@ -7784,13 +7749,8 @@
             <w:vAlign w:val="center"/>
           </w:tcPr>
           <w:p>
-            <w:pPr>
-              <w:spacing w:line="240" w:lineRule="auto"/>
-              <w:ind w:firstLine="0"/>
-              <w:jc w:val="center"/>
-            </w:pPr>
-            <w:r>
-              <w:t>Cùng loại board, chia sẻ chung 1 firmware OTA; mỗi phòng bố trí 1 scanner.</w:t>
+            <w:r>
+              <w:t>Mỗi phòng bố trí một Scanner và gửi TAG_STATUS qua BLE Mesh.</w:t>
             </w:r>
           </w:p>
         </w:tc>
@@ -9645,168 +9605,6 @@
           </w:p>
         </w:tc>
       </w:tr>
-      <w:tr>
-        <w:trPr>
-          <w:cantSplit/>
-          <w:jc w:val="center"/>
-        </w:trPr>
-        <w:tc>
-          <w:tcPr>
-            <w:tcW w:w="3116" w:type="dxa"/>
-            <w:vAlign w:val="center"/>
-          </w:tcPr>
-          <w:p>
-            <w:pPr>
-              <w:spacing w:line="240" w:lineRule="auto"/>
-              <w:ind w:firstLine="0"/>
-              <w:jc w:val="center"/>
-            </w:pPr>
-            <w:r>
-              <w:t>OTA_TRIGGER</w:t>
-            </w:r>
-          </w:p>
-        </w:tc>
-        <w:tc>
-          <w:tcPr>
-            <w:tcW w:w="3115" w:type="dxa"/>
-            <w:vAlign w:val="center"/>
-          </w:tcPr>
-          <w:p>
-            <w:pPr>
-              <w:spacing w:line="240" w:lineRule="auto"/>
-              <w:ind w:firstLine="0"/>
-              <w:jc w:val="center"/>
-            </w:pPr>
-            <w:r>
-              <w:t>Gateway Node</w:t>
-            </w:r>
-          </w:p>
-        </w:tc>
-        <w:tc>
-          <w:tcPr>
-            <w:tcW w:w="3114" w:type="dxa"/>
-            <w:vAlign w:val="center"/>
-          </w:tcPr>
-          <w:p>
-            <w:pPr>
-              <w:spacing w:line="240" w:lineRule="auto"/>
-              <w:ind w:firstLine="0"/>
-              <w:jc w:val="center"/>
-            </w:pPr>
-            <w:r>
-              <w:t>Bắt đầu WiFi OTA.</w:t>
-            </w:r>
-          </w:p>
-        </w:tc>
-      </w:tr>
-      <w:tr>
-        <w:trPr>
-          <w:cantSplit/>
-          <w:jc w:val="center"/>
-        </w:trPr>
-        <w:tc>
-          <w:tcPr>
-            <w:tcW w:w="3116" w:type="dxa"/>
-            <w:vAlign w:val="center"/>
-          </w:tcPr>
-          <w:p>
-            <w:pPr>
-              <w:spacing w:line="240" w:lineRule="auto"/>
-              <w:ind w:firstLine="0"/>
-              <w:jc w:val="center"/>
-            </w:pPr>
-            <w:r>
-              <w:t>OTA_RESULT</w:t>
-            </w:r>
-          </w:p>
-        </w:tc>
-        <w:tc>
-          <w:tcPr>
-            <w:tcW w:w="3115" w:type="dxa"/>
-            <w:vAlign w:val="center"/>
-          </w:tcPr>
-          <w:p>
-            <w:pPr>
-              <w:spacing w:line="240" w:lineRule="auto"/>
-              <w:ind w:firstLine="0"/>
-              <w:jc w:val="center"/>
-            </w:pPr>
-            <w:r>
-              <w:t>Node Gateway</w:t>
-            </w:r>
-          </w:p>
-        </w:tc>
-        <w:tc>
-          <w:tcPr>
-            <w:tcW w:w="3114" w:type="dxa"/>
-            <w:vAlign w:val="center"/>
-          </w:tcPr>
-          <w:p>
-            <w:pPr>
-              <w:spacing w:line="240" w:lineRule="auto"/>
-              <w:ind w:firstLine="0"/>
-              <w:jc w:val="center"/>
-            </w:pPr>
-            <w:r>
-              <w:t>Báo kết quả OTA (0=OK, 1=FAIL).</w:t>
-            </w:r>
-          </w:p>
-        </w:tc>
-      </w:tr>
-      <w:tr>
-        <w:trPr>
-          <w:cantSplit/>
-          <w:jc w:val="center"/>
-        </w:trPr>
-        <w:tc>
-          <w:tcPr>
-            <w:tcW w:w="3116" w:type="dxa"/>
-            <w:vAlign w:val="center"/>
-          </w:tcPr>
-          <w:p>
-            <w:pPr>
-              <w:spacing w:line="240" w:lineRule="auto"/>
-              <w:ind w:firstLine="0"/>
-              <w:jc w:val="center"/>
-            </w:pPr>
-            <w:r>
-              <w:t>OTA_KEY_PUSH</w:t>
-            </w:r>
-          </w:p>
-        </w:tc>
-        <w:tc>
-          <w:tcPr>
-            <w:tcW w:w="3115" w:type="dxa"/>
-            <w:vAlign w:val="center"/>
-          </w:tcPr>
-          <w:p>
-            <w:pPr>
-              <w:spacing w:line="240" w:lineRule="auto"/>
-              <w:ind w:firstLine="0"/>
-              <w:jc w:val="center"/>
-            </w:pPr>
-            <w:r>
-              <w:t>Gateway Scanner</w:t>
-            </w:r>
-          </w:p>
-        </w:tc>
-        <w:tc>
-          <w:tcPr>
-            <w:tcW w:w="3114" w:type="dxa"/>
-            <w:vAlign w:val="center"/>
-          </w:tcPr>
-          <w:p>
-            <w:pPr>
-              <w:spacing w:line="240" w:lineRule="auto"/>
-              <w:ind w:firstLine="0"/>
-              <w:jc w:val="center"/>
-            </w:pPr>
-            <w:r>
-              <w:t>Đẩy khoá HMAC OTA-beacon mới.</w:t>
-            </w:r>
-          </w:p>
-        </w:tc>
-      </w:tr>
     </w:tbl>
     <w:p>
       <w:pPr>
@@ -10911,13 +10709,8 @@
             <w:vAlign w:val="center"/>
           </w:tcPr>
           <w:p>
-            <w:pPr>
-              <w:spacing w:line="240" w:lineRule="auto"/>
-              <w:ind w:firstLine="0"/>
-              <w:jc w:val="center"/>
-            </w:pPr>
-            <w:r>
-              <w:t>RPC (ví dụ trigger OTA).</w:t>
+            <w:r>
+              <w:t>Nhận RPC quản lý từ broker.</w:t>
             </w:r>
           </w:p>
         </w:tc>
@@ -23708,23 +23501,16 @@
           <w:rFonts w:ascii="Times New Roman" w:hAnsi="Times New Roman" w:cs="Times New Roman"/>
         </w:rPr>
       </w:pPr>
-      <w:bookmarkStart w:id="490" w:name="_Toc236264373"/>
-      <w:bookmarkStart w:id="491" w:name="_Toc236340851"/>
-      <w:r>
-        <w:rPr>
-          <w:rFonts w:ascii="Times New Roman" w:eastAsia="Times New Roman" w:hAnsi="Times New Roman" w:cs="Times New Roman"/>
-        </w:rPr>
-        <w:t>6.3.1 Định vị tọa độ (x, y) bằng trilateration</w:t>
-      </w:r>
-      <w:bookmarkEnd w:id="490"/>
-      <w:bookmarkEnd w:id="491"/>
+      <w:r>
+        <w:t>6.3.1 Fleet management đa site</w:t>
+      </w:r>
     </w:p>
     <w:p>
       <w:pPr>
         <w:ind w:firstLine="567"/>
       </w:pPr>
       <w:r>
-        <w:t>Hệ thống hiện phân loại phòng từ RSSI tương đối. Có thể mở rộng bằng cách hiệu chỉnh mô hình path-loss, thu đồng thời RSSI từ ít nhất ba Scanner, giải trilateration và dùng Kalman 2D hoặc particle filter để làm mượt quỹ đạo [5], [6].</w:t>
+        <w:t>Hiện chỉ 1 gateway trên 1 LAN. Mở rộng: nhiều gateway ở nhiều toà nhà, sync config (khóa HMAC, ngưỡng thuật toán) và telemetry qua cloud ThingsBoard PE (Professional Edition) hoặc self-host cluster. Đòi hỏi thêm cơ chế phân quyền theo tenant, dashboard cấp portfolio.</w:t>
       </w:r>
     </w:p>
     <w:p>
@@ -23735,117 +23521,16 @@
           <w:rFonts w:ascii="Times New Roman" w:hAnsi="Times New Roman" w:cs="Times New Roman"/>
         </w:rPr>
       </w:pPr>
-      <w:bookmarkStart w:id="492" w:name="_Toc236264374"/>
-      <w:bookmarkStart w:id="493" w:name="_Toc236089496"/>
-      <w:bookmarkStart w:id="494" w:name="_Toc236340852"/>
-      <w:r>
-        <w:rPr>
-          <w:rFonts w:ascii="Times New Roman" w:eastAsia="Times New Roman" w:hAnsi="Times New Roman" w:cs="Times New Roman"/>
-        </w:rPr>
-        <w:t>6.3.2 Học máy hiệu chỉnh path-loss theo môi trường</w:t>
-      </w:r>
-      <w:bookmarkEnd w:id="492"/>
-      <w:bookmarkEnd w:id="493"/>
-      <w:bookmarkEnd w:id="494"/>
+      <w:r>
+        <w:t>6.3.2 Chống nhiễu 2.4 GHz</w:t>
+      </w:r>
     </w:p>
     <w:p>
       <w:pPr>
         <w:ind w:firstLine="567"/>
       </w:pPr>
       <w:r>
-        <w:t>Hệ số path-loss n = 2,5 hiện chỉ phục vụ phép ước lượng khoảng cách tham khảo, không tham gia trực tiếp vào quyết định phòng. Trong hướng phát triển, mô hình hồi quy có thể học tham số theo từng cặp Tag–Scanner hoặc theo trạng thái môi trường từ dữ liệu ground truth; mô hình phải được kiểm chứng trên tập đo độc lập trước khi triển khai.</w:t>
-      </w:r>
-    </w:p>
-    <w:p>
-      <w:pPr>
-        <w:pStyle w:val="Heading3"/>
-        <w:spacing w:line="276" w:lineRule="auto"/>
-        <w:rPr>
-          <w:rFonts w:ascii="Times New Roman" w:hAnsi="Times New Roman" w:cs="Times New Roman"/>
-        </w:rPr>
-      </w:pPr>
-      <w:bookmarkStart w:id="495" w:name="_Toc236264375"/>
-      <w:bookmarkStart w:id="496" w:name="_Toc236089497"/>
-      <w:bookmarkStart w:id="497" w:name="_Toc236340853"/>
-      <w:r>
-        <w:rPr>
-          <w:rFonts w:ascii="Times New Roman" w:eastAsia="Times New Roman" w:hAnsi="Times New Roman" w:cs="Times New Roman"/>
-        </w:rPr>
-        <w:t>6.3.3 Fleet management đa site</w:t>
-      </w:r>
-      <w:bookmarkEnd w:id="495"/>
-      <w:bookmarkEnd w:id="496"/>
-      <w:bookmarkEnd w:id="497"/>
-    </w:p>
-    <w:p>
-      <w:pPr>
-        <w:ind w:firstLine="567"/>
-      </w:pPr>
-      <w:r>
-        <w:t>Hiện chỉ 1 gateway trên 1 LAN. Mở rộng: nhiều gateway ở nhiều toà nhà, sync config (khóa HMAC, ngưỡng thuật toán) và telemetry qua cloud ThingsBoard PE (Professional Edition) hoặc self-host cluster. Đòi hỏi thêm cơ chế phân quyền theo tenant, dashboard cấp portfolio.</w:t>
-      </w:r>
-    </w:p>
-    <w:p>
-      <w:pPr>
-        <w:pStyle w:val="Heading3"/>
-        <w:spacing w:line="276" w:lineRule="auto"/>
-        <w:rPr>
-          <w:rFonts w:ascii="Times New Roman" w:hAnsi="Times New Roman" w:cs="Times New Roman"/>
-        </w:rPr>
-      </w:pPr>
-      <w:bookmarkStart w:id="498" w:name="_Toc236264376"/>
-      <w:bookmarkStart w:id="499" w:name="_Toc236089498"/>
-      <w:bookmarkStart w:id="500" w:name="_Toc236340854"/>
-      <w:r>
-        <w:rPr>
-          <w:rFonts w:ascii="Times New Roman" w:eastAsia="Times New Roman" w:hAnsi="Times New Roman" w:cs="Times New Roman"/>
-        </w:rPr>
-        <w:t>6.3.4 Chống nhiễu 2.4 GHz</w:t>
-      </w:r>
-      <w:bookmarkEnd w:id="498"/>
-      <w:bookmarkEnd w:id="499"/>
-      <w:bookmarkEnd w:id="500"/>
-    </w:p>
-    <w:p>
-      <w:pPr>
-        <w:ind w:firstLine="567"/>
-      </w:pPr>
-      <w:r>
         <w:t>Cần đánh giá khả năng cùng tồn tại với Wi-Fi bằng phép đo có kiểm soát lưu lượng 2,4 GHz và khảo sát Bluetooth LE Coded PHY nếu phần cứng hai phía hỗ trợ. Mỗi thay đổi phải được đo lại về tỷ lệ nhận gói, độ trễ và độ chính xác thay vì chỉ suy luận từ công suất phát.</w:t>
-      </w:r>
-    </w:p>
-    <w:p>
-      <w:pPr>
-        <w:pStyle w:val="Heading3"/>
-        <w:spacing w:line="276" w:lineRule="auto"/>
-        <w:rPr>
-          <w:rFonts w:ascii="Times New Roman" w:hAnsi="Times New Roman" w:cs="Times New Roman"/>
-        </w:rPr>
-      </w:pPr>
-      <w:bookmarkStart w:id="501" w:name="_Toc236264377"/>
-      <w:bookmarkStart w:id="502" w:name="_Toc236089499"/>
-      <w:bookmarkStart w:id="503" w:name="_Toc236340855"/>
-      <w:r>
-        <w:rPr>
-          <w:rFonts w:ascii="Times New Roman" w:eastAsia="Times New Roman" w:hAnsi="Times New Roman" w:cs="Times New Roman"/>
-        </w:rPr>
-        <w:t>6.3.5 Tích hợp thêm cảm biến trên Tag</w:t>
-      </w:r>
-      <w:bookmarkEnd w:id="501"/>
-      <w:bookmarkEnd w:id="502"/>
-      <w:bookmarkEnd w:id="503"/>
-    </w:p>
-    <w:p>
-      <w:pPr>
-        <w:ind w:firstLine="567"/>
-      </w:pPr>
-      <w:r>
-        <w:t>Tag hiện chỉ phát beacon. Nếu thêm gia tốc kế MPU6050, tag có thể phát hiện té ngã (đột biến gia tốc), phát hiện tag không di chuyển (tag bị quên), hoặc dead-reckoning ngắn hạn khi mất BLE. Dữ liệu này gửi kèm trong payload ADV mở rộng (Bluetooth 5) hoặc qua GATT connection khi cần.</w:t>
-      </w:r>
-    </w:p>
-    <w:p>
-      <w:r>
-        <w:br w:type="page"/>
       </w:r>
     </w:p>
     <w:p>
@@ -24343,192 +24028,6 @@
           </w:p>
         </w:tc>
       </w:tr>
-      <w:tr>
-        <w:trPr>
-          <w:cantSplit/>
-          <w:jc w:val="center"/>
-        </w:trPr>
-        <w:tc>
-          <w:tcPr>
-            <w:tcW w:w="3402" w:type="dxa"/>
-            <w:vAlign w:val="center"/>
-          </w:tcPr>
-          <w:p>
-            <w:pPr>
-              <w:spacing w:line="240" w:lineRule="auto"/>
-              <w:ind w:firstLine="0"/>
-              <w:jc w:val="center"/>
-            </w:pPr>
-            <w:r>
-              <w:t>OTA_TRIGGER</w:t>
-            </w:r>
-            <w:r>
-              <w:br/>
-              <w:t>C6 E5 02</w:t>
-            </w:r>
-          </w:p>
-        </w:tc>
-        <w:tc>
-          <w:tcPr>
-            <w:tcW w:w="2324" w:type="dxa"/>
-            <w:vAlign w:val="center"/>
-          </w:tcPr>
-          <w:p>
-            <w:pPr>
-              <w:spacing w:line="240" w:lineRule="auto"/>
-              <w:ind w:firstLine="0"/>
-              <w:jc w:val="center"/>
-            </w:pPr>
-            <w:r>
-              <w:t>Gateway→Node</w:t>
-            </w:r>
-            <w:r>
-              <w:br/>
-              <w:t>1 byte</w:t>
-            </w:r>
-          </w:p>
-        </w:tc>
-        <w:tc>
-          <w:tcPr>
-            <w:tcW w:w="3628" w:type="dxa"/>
-            <w:vAlign w:val="center"/>
-          </w:tcPr>
-          <w:p>
-            <w:pPr>
-              <w:spacing w:line="240" w:lineRule="auto"/>
-              <w:ind w:firstLine="0"/>
-              <w:jc w:val="center"/>
-            </w:pPr>
-            <w:r>
-              <w:t>Kích hoạt quy trình Wi-Fi/HTTPS OTA cho Scanner hoặc Relay.</w:t>
-            </w:r>
-          </w:p>
-        </w:tc>
-      </w:tr>
-      <w:tr>
-        <w:trPr>
-          <w:cantSplit/>
-          <w:jc w:val="center"/>
-        </w:trPr>
-        <w:tc>
-          <w:tcPr>
-            <w:tcW w:w="3402" w:type="dxa"/>
-            <w:vAlign w:val="center"/>
-          </w:tcPr>
-          <w:p>
-            <w:pPr>
-              <w:spacing w:line="240" w:lineRule="auto"/>
-              <w:ind w:firstLine="0"/>
-              <w:jc w:val="center"/>
-            </w:pPr>
-            <w:r>
-              <w:t>OTA_RESULT</w:t>
-            </w:r>
-            <w:r>
-              <w:br/>
-              <w:t>C7 E5 02</w:t>
-            </w:r>
-          </w:p>
-        </w:tc>
-        <w:tc>
-          <w:tcPr>
-            <w:tcW w:w="2324" w:type="dxa"/>
-            <w:vAlign w:val="center"/>
-          </w:tcPr>
-          <w:p>
-            <w:pPr>
-              <w:spacing w:line="240" w:lineRule="auto"/>
-              <w:ind w:firstLine="0"/>
-              <w:jc w:val="center"/>
-            </w:pPr>
-            <w:r>
-              <w:t>Node→Gateway</w:t>
-            </w:r>
-            <w:r>
-              <w:br/>
-              <w:t>1 byte</w:t>
-            </w:r>
-          </w:p>
-        </w:tc>
-        <w:tc>
-          <w:tcPr>
-            <w:tcW w:w="3628" w:type="dxa"/>
-            <w:vAlign w:val="center"/>
-          </w:tcPr>
-          <w:p>
-            <w:pPr>
-              <w:spacing w:line="240" w:lineRule="auto"/>
-              <w:ind w:firstLine="0"/>
-              <w:jc w:val="center"/>
-            </w:pPr>
-            <w:r>
-              <w:t>Trả trạng thái OTA; 0 là thành công, giá trị khác 0 là lỗi.</w:t>
-            </w:r>
-          </w:p>
-        </w:tc>
-      </w:tr>
-      <w:tr>
-        <w:trPr>
-          <w:cantSplit/>
-          <w:jc w:val="center"/>
-        </w:trPr>
-        <w:tc>
-          <w:tcPr>
-            <w:tcW w:w="3402" w:type="dxa"/>
-            <w:vAlign w:val="center"/>
-          </w:tcPr>
-          <w:p>
-            <w:pPr>
-              <w:spacing w:line="240" w:lineRule="auto"/>
-              <w:ind w:firstLine="0"/>
-              <w:jc w:val="center"/>
-            </w:pPr>
-            <w:r>
-              <w:t>OTA_KEY_PUSH</w:t>
-            </w:r>
-            <w:r>
-              <w:br/>
-              <w:t>C8 E5 02</w:t>
-            </w:r>
-          </w:p>
-        </w:tc>
-        <w:tc>
-          <w:tcPr>
-            <w:tcW w:w="2324" w:type="dxa"/>
-            <w:vAlign w:val="center"/>
-          </w:tcPr>
-          <w:p>
-            <w:pPr>
-              <w:spacing w:line="240" w:lineRule="auto"/>
-              <w:ind w:firstLine="0"/>
-              <w:jc w:val="center"/>
-            </w:pPr>
-            <w:r>
-              <w:t>Gateway→Scanner</w:t>
-            </w:r>
-            <w:r>
-              <w:br/>
-              <w:t>16 byte</w:t>
-            </w:r>
-          </w:p>
-        </w:tc>
-        <w:tc>
-          <w:tcPr>
-            <w:tcW w:w="3628" w:type="dxa"/>
-            <w:vAlign w:val="center"/>
-          </w:tcPr>
-          <w:p>
-            <w:pPr>
-              <w:spacing w:line="240" w:lineRule="auto"/>
-              <w:ind w:firstLine="0"/>
-              <w:jc w:val="center"/>
-            </w:pPr>
-            <w:r>
-              <w:t>Đẩy khóa HMAC 16 byte cho OTA-beacon qua kênh Mesh đã bảo vệ bằng AppKey.</w:t>
-            </w:r>
-          </w:p>
-        </w:tc>
-      </w:tr>
     </w:tbl>
     <w:p>
       <w:pPr>
@@ -25158,69 +24657,6 @@
                 <w:szCs w:val="26"/>
               </w:rPr>
               <w:t>UUID 128 bit do đề tài tự định nghĩa để nhận dạng Tag; không phải Assigned Number của SIG.</w:t>
-            </w:r>
-          </w:p>
-        </w:tc>
-      </w:tr>
-      <w:tr>
-        <w:trPr>
-          <w:cantSplit/>
-          <w:jc w:val="center"/>
-        </w:trPr>
-        <w:tc>
-          <w:tcPr>
-            <w:tcW w:w="2268" w:type="dxa"/>
-            <w:vAlign w:val="center"/>
-          </w:tcPr>
-          <w:p>
-            <w:pPr>
-              <w:spacing w:line="240" w:lineRule="auto"/>
-              <w:ind w:firstLine="0"/>
-              <w:jc w:val="center"/>
-            </w:pPr>
-            <w:r>
-              <w:rPr>
-                <w:szCs w:val="26"/>
-              </w:rPr>
-              <w:t>OTA command</w:t>
-            </w:r>
-          </w:p>
-        </w:tc>
-        <w:tc>
-          <w:tcPr>
-            <w:tcW w:w="1701" w:type="dxa"/>
-            <w:vAlign w:val="center"/>
-          </w:tcPr>
-          <w:p>
-            <w:pPr>
-              <w:spacing w:line="240" w:lineRule="auto"/>
-              <w:ind w:firstLine="0"/>
-              <w:jc w:val="center"/>
-            </w:pPr>
-            <w:r>
-              <w:rPr>
-                <w:szCs w:val="26"/>
-              </w:rPr>
-              <w:t>0xFA</w:t>
-            </w:r>
-          </w:p>
-        </w:tc>
-        <w:tc>
-          <w:tcPr>
-            <w:tcW w:w="5386" w:type="dxa"/>
-            <w:vAlign w:val="center"/>
-          </w:tcPr>
-          <w:p>
-            <w:pPr>
-              <w:spacing w:line="240" w:lineRule="auto"/>
-              <w:ind w:firstLine="0"/>
-              <w:jc w:val="center"/>
-            </w:pPr>
-            <w:r>
-              <w:rPr>
-                <w:szCs w:val="26"/>
-              </w:rPr>
-              <w:t>Mã lệnh nội bộ trong Manufacturer Specific Data để kích hoạt OTA-beacon.</w:t>
             </w:r>
           </w:p>
         </w:tc>

--- a/22207073-phan-B.docx
+++ b/22207073-phan-B.docx
@@ -7323,7 +7323,7 @@
         <w:pStyle w:val="ListBullet"/>
       </w:pPr>
       <w:r>
-        <w:t>Số thiết bị: 1–N tag, 3 scanner cố định (mỗi phòng bố trí 1 scanner), 1 relay, 1 gateway. Mesh cho phép mở rộng nhưng đề tài không đo scale trên 10 tag hay trên 3 scanner.</w:t>
+        <w:t>Số thiết bị thực nghiệm: 1 Tag, 3 Scanner cố định (mỗi phòng 1 Scanner), 1 Relay và 1 Gateway. Firmware Gateway dành 16 slot theo dõi Tag, 8 slot RSSI Scanner trên mỗi Tag và node table tối đa 10 node; các giới hạn này là capacity tĩnh của source, không phải quy mô đã được kiểm chứng thực nghiệm.</w:t>
       </w:r>
     </w:p>
     <w:p>
@@ -9861,7 +9861,7 @@
         <w:ind w:firstLine="567"/>
       </w:pPr>
       <w:r>
-        <w:t>Đề tài dùng QoS 0 cho telemetry RSSI liên tục để giảm độ trễ. Các sự kiện quản lý quan trọng có thể dùng QoS 1 khi cần broker xác nhận bằng PUBACK.</w:t>
+        <w:t>Source dùng QoS 0 cho telemetry RSSI liên tục. Các bản tin connect/disconnect child device, attributes, trạng thái node, trạng thái out_of_range và thông tin online của Gateway dùng QoS 1 để nhận PUBACK; QoS 2 không được sử dụng.</w:t>
       </w:r>
     </w:p>
     <w:p>
@@ -10305,7 +10305,7 @@
         <w:ind w:firstLine="567"/>
       </w:pPr>
       <w:r>
-        <w:t>Mỗi sub-device có Device Profile riêng, áp Rule Chain khác nhau. Đề tài dùng hai profile: ble_tag cho Tag, ble_mesh_node cho Scanner/Relay/Gateway.</w:t>
+        <w:t>Các child device dùng Device Profile theo vai trò: ble_tag cho Tag và ble_mesh_node cho Scanner/Relay. Gateway là device cha được xác thực bằng access token, không được tạo lại như một child device thuộc profile ble_mesh_node.</w:t>
       </w:r>
     </w:p>
     <w:p>
@@ -10729,7 +10729,7 @@
         <w:ind w:firstLine="567"/>
       </w:pPr>
       <w:r>
-        <w:t>"bmt_tag_0x0001": [ "ts": 1732345678000, "values": "scanner_id": "12a60986e694", "rssi": -47, “battery” :82 ]</w:t>
+        <w:t>{"bmt_tag_0x0001":[{"ts":1732345678000,"values":{"scanner_id":"125ba3077000","rssi":-47,"battery":82}}]}</w:t>
       </w:r>
     </w:p>
     <w:p>
@@ -10814,7 +10814,7 @@
         <w:ind w:firstLine="567"/>
       </w:pPr>
       <w:r>
-        <w:t>Đề tài dùng rule chain ble_tag_zone_detection cho profile ble_tag, thực hiện toàn bộ logic map scanneròng, hysteresis và debounce đã nêu ở mục phần tương ứng. Implementation chi tiết (số node, luồng rẽ nhánh) ở Chương 4.</w:t>
+        <w:t>Đề tài dùng Rule Chain ble_tag_zone_detection cho profile ble_tag, thực hiện ánh xạ Scanner–phòng, kiểm tra độ tươi, hysteresis và debounce. Chi tiết bảy node và hai nhánh ghi attributes/timeseries được trình bày ở Chương 4.</w:t>
       </w:r>
     </w:p>
     <w:p>
@@ -11226,7 +11226,7 @@
         <w:ind w:firstLine="567"/>
       </w:pPr>
       <w:r>
-        <w:t>Gateway theo dõi Scanner và Relay trong suốt thời gian chạy bằng cơ chế chủ động thăm dò, không yêu cầu node tự phát heartbeat. Sau thời gian ổn định ban đầu, Gateway dùng Config Client gửi DEFAULT_TTL_GET tới từng node theo chu kỳ 20 giây. Phản hồi hợp lệ cập nhật last_seen và trạng thái online; TAG_STATUS nhận từ Scanner cũng được tính là hoạt động mesh. Node được đánh dấu offline nếu quá 60 giây không nhận được phản hồi hoặc dữ liệu hợp lệ. Data watchdog giám sát traffic ở lớp BLE Mesh và chỉ kích hoạt reset/re-provision khi toàn tuyến im lặng trong ngưỡng cấu hình, tránh nhầm một Tag tạm thời ngoài vùng phủ với lỗi toàn mạng.</w:t>
+        <w:t>Gateway theo dõi Scanner và Relay trong suốt thời gian chạy bằng cơ chế chủ động thăm dò, không yêu cầu node tự phát heartbeat. Sau thời gian ổn định ban đầu, Gateway dùng Config Client gửi DEFAULT_TTL_GET tới từng node theo chu kỳ 20 giây. Phản hồi hợp lệ cập nhật last_seen và trạng thái online; TAG_STATUS nhận từ Scanner cũng được tính là hoạt động mesh. Node được đánh dấu offline nếu quá 60 giây không nhận được phản hồi hoặc dữ liệu hợp lệ. Data watchdog chờ ổn định 15 giây rồi giám sát bộ đếm traffic theo từng cửa sổ 300 giây. Nếu toàn tuyến im lặng, Gateway phát RESET_CMD tối đa 5 lần, cách nhau 1,5 giây; sau khi có ít nhất một lần gửi thành công, nó chờ node 12 giây, xoá state mesh/node/Tag và reboot để auto-provision lại.</w:t>
       </w:r>
     </w:p>
     <w:p>
@@ -11246,7 +11246,7 @@
         <w:ind w:firstLine="567"/>
       </w:pPr>
       <w:r>
-        <w:t>Gateway hoạt động ở chế độ Wi-Fi STA và chỉ khởi tạo MQTT sau khi nhận địa chỉ IP. Broker dùng URI mqtts:// với cổng 8883; client xác minh chứng chỉ máy chủ bằng CA nhúng và common name cấu hình. Access token được dùng làm username để ThingsBoard xác thực đúng Gateway. Khi mất kết nối, Wi-Fi và MQTT tự kết nối lại ở nền; dữ liệu RSSI liên tục dùng QoS 0 để giảm độ trễ.</w:t>
+        <w:t>Gateway hoạt động ở chế độ Wi-Fi STA. bmt_wifi_init chờ tối đa 15 giây để nhận địa chỉ IP; sau đó app_main vẫn khởi tạo MQTT dù Wi-Fi đã sẵn sàng hay vừa timeout. MQTT dùng URI mqtts:// trên cổng 8883, CA nhúng, common name bmt-tb.local và access token làm username. Network timeout được đặt 500 ms, còn reconnect timeout là 5 giây; Wi-Fi tiếp tục reconnect ở nền nếu kết nối đến muộn hoặc bị gián đoạn.</w:t>
       </w:r>
     </w:p>
     <w:p>
@@ -11280,7 +11280,7 @@
     <w:p>
       <w:pPr/>
       <w:r>
-        <w:t>Nếu publish out_of_range không thực hiện được vì MQTT đang ngắt, Gateway đặt cờ out_of_range_pending cho đúng Tag. Khi nhận MQTT_EVENT_CONNECTED, Gateway khai báo lại các node/Tag đã biết với ThingsBoard rồi phát lại những trạng thái pending. Một TAG_STATUS mới đến trước lúc reconnect sẽ xoá pending vì dữ liệu mới đã thay thế trạng thái mất vùng phủ cũ. Hàng đợi RSSI có 64 phần tử và không phải bộ đệm bền vững; report thường có thể bị bỏ khi quá tải hoặc mất mạng kéo dài. Gateway quản lý tối đa 16 Tag đồng thời.</w:t>
+        <w:t>Nếu publish out_of_range không thực hiện được vì MQTT đang ngắt, Gateway đặt cờ out_of_range_pending cho đúng Tag. Khi nhận MQTT_EVENT_CONNECTED, Gateway khai báo lại các node/Tag đã biết rồi phát lại trạng thái pending; TAG_STATUS mới đến trước reconnect sẽ xoá pending cũ. Hàng đợi RSSI có 64 phần tử, xQueueSend dùng thời gian chờ bằng 0 và không phải bộ đệm bền vững. Khi hàng đợi đầy, report mới bị bỏ; khi MQTT đang ngắt, worker vẫn lấy report khỏi queue nhưng bmt_thingsboard không publish, vì vậy report đó cũng không được giữ để gửi lại. Chỉ out_of_range có cơ chế pending/replay riêng.</w:t>
       </w:r>
     </w:p>
     <w:p>
@@ -11320,7 +11320,7 @@
         <w:ind w:firstLine="567"/>
       </w:pPr>
       <w:r>
-        <w:t>Đây là bộ não phía server, gồm 7 node (không phải một chuỗi tuyến tính đơn giản – rẽ nhánh sau bước hysteresis):</w:t>
+        <w:t>Đây là bộ não phía server, gồm đúng 7 node. Sau Apply hysteresis, luồng rẽ thành hai nhánh độc lập để ghi attributes và timeseries:</w:t>
       </w:r>
     </w:p>
     <w:p>
@@ -11372,7 +11372,7 @@
         </w:numPr>
       </w:pPr>
       <w:r>
-        <w:t>Rẽ hai nhánh song song sau bước 3:</w:t>
+        <w:t>Build attrs payload: tạo SERVER_SCOPE payload gồm role, current_zone, current_zone_label, current_rssi, current_scanner, last_seen, candidate_zone, candidate_count, battery và snapshot RSSI/timestamp của ba Scanner.</w:t>
       </w:r>
     </w:p>
     <w:p>
@@ -11384,7 +11384,7 @@
         </w:numPr>
       </w:pPr>
       <w:r>
-        <w:t>Build attrs payload Save tag state: ghi current_zone, current_zone_label (tên phòng đã format sẵn để hiển thị), current_rssi, current_scanner vào SERVER_SCOPE attribute (chỉ giữ giá trị mới nhất).</w:t>
+        <w:t>Save tag state: ghi payload trên thành SERVER_SCOPE attributes của đúng child device Tag; attributes chỉ giữ trạng thái mới nhất.</w:t>
       </w:r>
     </w:p>
     <w:p>
@@ -11396,7 +11396,15 @@
         </w:numPr>
       </w:pPr>
       <w:r>
-        <w:t>Build TS payload Save zone history: ghi current_zone_num và RSSI từng scanner thành timeseries (có lịch sử theo thời gian) – cần thiết để phân tích lại latency chuyển phòng sau này, khác với attribute chỉ có giá trị hiện tại.</w:t>
+        <w:t>Build TS payload: tạo timeseries payload gồm current_zone_num, current_rssi, RSSI/timestamp/độ tuổi của ba Scanner, candidate_zone_num, candidate_count, incoming_scanner_num và incoming_rssi.</w:t>
+      </w:r>
+    </w:p>
+    <w:p>
+      <w:pPr>
+        <w:pStyle w:val="ListNumber"/>
+      </w:pPr>
+      <w:r>
+        <w:t>Save zone history: ghi payload timeseries để lưu lịch sử theo thời gian, phục vụ dashboard và phân tích độ trễ.</w:t>
       </w:r>
     </w:p>
     <w:p>
@@ -11641,7 +11649,7 @@
     <w:p>
       <w:pPr/>
       <w:r>
-        <w:t>Mỗi Tag được ThingsBoard tạo thành một child device riêng qua Gateway API, với tag_id làm định danh ổn định. Với report thông thường, Rule Chain ghi SERVER_SCOPE attributes như current_zone, current_zone_label, current_rssi và current_scanner, đồng thời ghi current_zone_num cùng RSSI từng Scanner vào timeseries. Riêng timeout out_of_range do Gateway phát hiện được publish trực tiếp lên attributes với current_zone = out_of_range và current_zone_num = 0; nó không đi qua nhánh timeseries của Rule Chain. Việc tách entity theo Tag bảo đảm state của các Tag không ghi đè lẫn nhau.</w:t>
+        <w:t>Mỗi Tag là một child device tên bmt_tag_0x%04x, profile ble_tag và role tag; Scanner/Relay dùng tên bmt_node_&lt;12 ký tự MAC&gt;, profile ble_mesh_node cùng role scan hoặc relay. Với report thông thường, Rule Chain ghi SERVER_SCOPE attributes và timeseries theo đúng child device. Timeout out_of_range được Gateway publish trực tiếp lên attributes với current_zone = out_of_range và current_zone_num = 0, không đi qua nhánh timeseries. Việc tách entity bảo đảm state của các Tag không ghi đè lẫn nhau.</w:t>
       </w:r>
     </w:p>
     <w:p>
@@ -11845,7 +11853,7 @@
         <w:ind w:firstLine="567"/>
       </w:pPr>
       <w:r>
-        <w:t>Phần B tập trung tại apps/gateway. Component bmt_mesh nhận message BLE Mesh và quản lý node; bmt_wifi thiết lập Wi-Fi STA; bmt_mqtt triển khai hàng đợi, worker và MQTTS; bmt_thingsboard đóng gói ThingsBoard Gateway API và trạng thái từng Tag. Firmware Tag/Scanner là đầu vào của giao diện tích hợp và không được tính là phần triển khai cá nhân B.</w:t>
+        <w:t>Phần B tập trung tại apps/gateway. bmt_mesh nhận BLE Mesh message, provision và ping node; bmt_wifi quản lý Wi-Fi STA; bmt_mqtt triển khai queue, worker và MQTTS; bmt_thingsboard đóng gói Gateway API, child device và out_of_range; bmt_zone giữ bảng tối đa 16 Tag; bmt_watchdog giám sát traffic mesh; bmt_node_table persist tối đa 10 node trong NVS. Firmware Tag/Scanner chỉ là đầu vào của giao diện tích hợp.</w:t>
       </w:r>
     </w:p>
     <w:p>

--- a/22207073-phan-B.docx
+++ b/22207073-phan-B.docx
@@ -7126,7 +7126,7 @@
         <w:ind w:firstLine="567"/>
       </w:pPr>
       <w:r>
-        <w:t>Bệnh viện muốn biết bệnh nhân đang ở phòng nào. Kho muốn theo dõi xe nâng, dụng cụ. Nhà dưỡng lão muốn phát hiện người cao tuổi té ngã hay đi lạc. Ba ví dụ trên đều cần định vị trong nhà; các hệ thống BLE đã được nghiên cứu cho cả theo dõi chăm sóc người cao tuổi và y tế [7], [8].</w:t>
+        <w:t>Bệnh viện muốn biết bệnh nhân đang ở phòng nào. Kho muốn theo dõi xe nâng, dụng cụ. Nhà dưỡng lão muốn phát hiện người cao tuổi té ngã hay đi lạc. Ba ví dụ trên đều cần định vị trong nhà; các hệ thống BLE đã được nghiên cứu cho cả theo dõi chăm sóc người cao tuổi và y tế [6], [7].</w:t>
       </w:r>
     </w:p>
     <w:p>
@@ -7169,7 +7169,7 @@
         <w:pStyle w:val="ListBullet"/>
       </w:pPr>
       <w:r>
-        <w:t>BLE (Bluetooth Low Energy) beacon: thẻ nhỏ phát quảng bá, đầu đọc lấy cường độ tín hiệu (RSSI) để suy ra khoảng cách hoặc vùng. Thẻ có chi phí thấp và pin có thể dùng từ vài tháng đến vài năm [4], [6].</w:t>
+        <w:t>BLE (Bluetooth Low Energy) beacon: thẻ nhỏ phát quảng bá, đầu đọc lấy cường độ tín hiệu (RSSI) để suy ra khoảng cách hoặc vùng. Thẻ có chi phí thấp và pin có thể dùng từ vài tháng đến vài năm [4], [5].</w:t>
       </w:r>
     </w:p>
     <w:p>
@@ -8395,7 +8395,7 @@
         <w:ind w:firstLine="567"/>
       </w:pPr>
       <w:r>
-        <w:t>Ưu điểm của BLE beacon là chi phí thấp và tiêu thụ năng lượng nhỏ. Nhược điểm là RSSI biến động do đa đường truyền, che khuất và hướng anten, do đó thường cần bộ lọc và hiệu chỉnh theo môi trường; một scanner đơn cũng khó phủ nhiều phòng cách nhau bởi tường [4], [20].</w:t>
+        <w:t>Ưu điểm của BLE beacon là chi phí thấp và tiêu thụ năng lượng nhỏ. Nhược điểm là RSSI biến động do đa đường truyền, che khuất và hướng anten, do đó thường cần bộ lọc và hiệu chỉnh theo môi trường; một scanner đơn cũng khó phủ nhiều phòng cách nhau bởi tường [4], [10].</w:t>
       </w:r>
     </w:p>
     <w:p>
@@ -9165,7 +9165,7 @@
         <w:ind w:firstLine="567"/>
       </w:pPr>
       <w:r>
-        <w:t>BLE Mesh (chuẩn Bluetooth SIG 2017, bản 1.0.1 năm 2019) cho phép thiết bị BLE tạo mạng lưới, trong đó thông điệp có thể đi qua nhiều hop tới đích. Cơ chế này chỉ áp dụng cho tầng Scanner/Relay/Gateway; Tag không tham gia mesh, không bật chế độ thu và chỉ phát ADV một chiều để tối ưu năng lượng.</w:t>
+        <w:t>BLE Mesh (chuẩn Bluetooth SIG 2017, bản 1.0.1 năm 2019) cho phép thiết bị BLE tạo mạng lưới, trong đó thông điệp có thể đi qua nhiều hop tới đích. Cơ chế này chỉ áp dụng cho tầng Scanner/Relay/Gateway; Tag không tham gia mesh, không bật chế độ thu và chỉ phát ADV một chiều để tối ưu năng lượng. [12]</w:t>
       </w:r>
     </w:p>
     <w:p>
@@ -9877,7 +9877,7 @@
         <w:ind w:firstLine="567"/>
       </w:pPr>
       <w:r>
-        <w:t>MQTT phù hợp với telemetry liên tục vì giữ kết nối TCP/TLS bền và có overhead nhỏ hơn HTTP polling lặp lại. Tuy nhiên TLS làm tăng chi phí handshake và tài nguyên, nên cần đánh giá đồng thời bảo mật và hiệu năng trên thiết bị IoT [18], [19].</w:t>
+        <w:t>MQTT phù hợp với telemetry liên tục vì giữ kết nối TCP/TLS bền và có overhead nhỏ hơn HTTP polling lặp lại. Tuy nhiên TLS làm tăng chi phí handshake và tài nguyên, nên cần đánh giá đồng thời bảo mật và hiệu năng trên thiết bị IoT [8], [9].</w:t>
       </w:r>
     </w:p>
     <w:p>
@@ -12582,19 +12582,7 @@
         <w:ind w:firstLine="567"/>
       </w:pPr>
       <w:r>
-        <w:t xml:space="preserve">Trong phép đo, Scanner 01 đặt trên tủ lạnh ở độ cao khoảng 2,0 m; Scanner 02 đặt gần máy tính ở độ cao khoảng 1,75 m; Scanner 03 đặt trên nóc tủ ở độ cao khoảng </w:t>
-      </w:r>
-      <w:r>
-        <w:t>1</w:t>
-      </w:r>
-      <w:r>
-        <w:t>,</w:t>
-      </w:r>
-      <w:r>
-        <w:t>5</w:t>
-      </w:r>
-      <w:r>
-        <w:t xml:space="preserve"> m. Gateway đặt gần router Wi-Fi và Relay đặt tại hành lang. Tọa độ, độ cao, hướng anten, vật cản và bề mặt kim loại được xem là biến thiết kế vì chúng ảnh hưởng rõ rệt đến RSSI trong nhà [4], [6], [20]. Sự không đồng nhất về độ cao là một giới hạn của phép đo hiện tại.</w:t>
+        <w:t>Trong phép đo, Scanner 01 đặt trên tủ lạnh ở độ cao khoảng 2,0 m; Scanner 02 đặt gần máy tính ở độ cao khoảng 1,75 m; Scanner 03 đặt trên nóc tủ ở độ cao khoảng 1,5 m. Gateway đặt gần router Wi-Fi và Relay đặt tại hành lang. Tọa độ, độ cao, hướng anten, vật cản và bề mặt kim loại được xem là biến thiết kế vì chúng ảnh hưởng rõ rệt đến RSSI trong nhà [4], [5], [10]. Sự không đồng nhất về độ cao là một giới hạn của phép đo hiện tại.</w:t>
       </w:r>
     </w:p>
     <w:p>
@@ -22357,7 +22345,7 @@
         <w:pStyle w:val="ListBullet"/>
       </w:pPr>
       <w:r>
-        <w:t>RSSI vẫn nhạy với người di chuyển, cửa đóng/mở và bố trí phần cứng. Qua ba phiên, độ chính xác gộp đạt 91,27% và macro-F1 đạt 91,33%, nhưng 88,30% số lỗi tập trung ở cặp Phòng 2–Phòng 3 [4], [20].</w:t>
+        <w:t>RSSI vẫn nhạy với người di chuyển, cửa đóng/mở và bố trí phần cứng. Qua ba phiên, độ chính xác gộp đạt 91,27% và macro-F1 đạt 91,33%, nhưng 88,30% số lỗi tập trung ở cặp Phòng 2–Phòng 3 [4], [10].</w:t>
       </w:r>
     </w:p>
     <w:p>
@@ -23598,7 +23586,7 @@
         <w:ind w:left="510" w:hanging="510"/>
       </w:pPr>
       <w:r>
-        <w:t>[5] Bembenik, R., &amp; Falcman, K. (2020). BLE indoor positioning system using RSSI-based trilateration. Journal of Wireless Mobile Networks, Ubiquitous Computing, and Dependable Applications, 11(3), 50–69.</w:t>
+        <w:t>[5] Zhuang, Y., Yang, J., Li, Y., Qi, L., &amp; El-Sheimy, N. (2016). Smartphone-based indoor localization with Bluetooth Low Energy beacons. Sensors, 16(5), 596.</w:t>
       </w:r>
     </w:p>
     <w:p>
@@ -23606,7 +23594,7 @@
         <w:ind w:left="510" w:hanging="510"/>
       </w:pPr>
       <w:r>
-        <w:t>[6] Zhuang, Y., Yang, J., Li, Y., Qi, L., &amp; El-Sheimy, N. (2016). Smartphone-based indoor localization with Bluetooth Low Energy beacons. Sensors, 16(5), 596.</w:t>
+        <w:t>[6] Wang, H., Ganesh, G., Zon, M., Ghosh, O., Siu, H., &amp; Fang, Q. (2025). A BLE-based turnkey indoor positioning system for mobility assessment in aging-in-place settings. PLOS Digital Health, 4(4), e0000774.</w:t>
       </w:r>
     </w:p>
     <w:p>
@@ -23614,7 +23602,7 @@
         <w:ind w:left="510" w:hanging="510"/>
       </w:pPr>
       <w:r>
-        <w:t>[7] Wang, H., Ganesh, G., Zon, M., Ghosh, O., Siu, H., &amp; Fang, Q. (2025). A BLE-based turnkey indoor positioning system for mobility assessment in aging-in-place settings. PLOS Digital Health, 4(4), e0000774.</w:t>
+        <w:t>[7] Skýpalová, E., Boroš, M., Loveček, T., &amp; Veľas, A. (2025). Innovative indoor positioning: BLE beacons for healthcare tracking. Electronics, 14(10), 2018.</w:t>
       </w:r>
     </w:p>
     <w:p>
@@ -23622,7 +23610,7 @@
         <w:ind w:left="510" w:hanging="510"/>
       </w:pPr>
       <w:r>
-        <w:t>[8] Skýpalová, E., Boroš, M., Loveček, T., &amp; Veľas, A. (2025). Innovative indoor positioning: BLE beacons for healthcare tracking. Electronics, 14(10), 2018.</w:t>
+        <w:t>[8] Al-Muqarm, A. A., Alkhafajee, A., Alwan, A., &amp; Alardawy, Z. (2022). Security and performance analysis of MQTT with TLS in IoT networks. In International Conference on Engineering Technology and Their Applications (IICETA).</w:t>
       </w:r>
     </w:p>
     <w:p>
@@ -23630,7 +23618,7 @@
         <w:ind w:left="510" w:hanging="510"/>
       </w:pPr>
       <w:r>
-        <w:t>[9] Kalynchuk, T. N. (2026). Indoor positioning with Bluetooth Low Energy and Extended Kalman Filter. Electronics and Information Technologies, 33, 31–42.</w:t>
+        <w:t>[9] Paris, I. L. B. M., Habaebi, M. H., &amp; Zyoud, A. M. (2023). Implementation of SSL/TLS security with MQTT protocol in an IoT environment. Wireless Personal Communications, 132(1), 163–182.</w:t>
       </w:r>
     </w:p>
     <w:p>
@@ -23638,91 +23626,7 @@
         <w:ind w:left="510" w:hanging="510"/>
       </w:pPr>
       <w:r>
-        <w:t>[10] Wu, J., Nan, Y., Kumar, V., Tian, D. J., Bianchi, A., Payer, M., &amp; Xu, D. (2020). BLESA: Spoofing attacks against reconnections in Bluetooth Low Energy. In 14th USENIX Workshop on Offensive Technologies (WOOT 20).</w:t>
-      </w:r>
-    </w:p>
-    <w:p>
-      <w:pPr>
-        <w:ind w:left="510" w:hanging="510"/>
-      </w:pPr>
-      <w:r>
-        <w:t>[11] Ferrag, M. A., Maglaras, L. A., Janicke, H., &amp; Jiang, J. (2016). Authentication protocols for the Internet of Things: A comprehensive survey. arXiv:1612.07206.</w:t>
-      </w:r>
-    </w:p>
-    <w:p>
-      <w:pPr>
-        <w:ind w:left="510" w:hanging="510"/>
-      </w:pPr>
-      <w:r>
-        <w:t xml:space="preserve">[12] Mesa-Simon, M., Escobar-Molero, A., Parrilla, L., Morales, D. P., Álvarez-Bermejo, J. A., &amp; Romero, F. J. (2025). Integration of hardware security modules into BLE </w:t>
-      </w:r>
-      <w:r>
-        <w:lastRenderedPageBreak/>
-        <w:t>beacons: Fundamentals and use in a secure and private geofencing application. Internet of Things, 101762.</w:t>
-      </w:r>
-    </w:p>
-    <w:p>
-      <w:pPr>
-        <w:ind w:left="510" w:hanging="510"/>
-      </w:pPr>
-      <w:r>
-        <w:t>[13] M'Raihi, D., Machani, S., Pei, M., &amp; Rydell, J. (2011). TOTP: Time-based one-time password algorithm (RFC 6238). Internet Engineering Task Force.</w:t>
-      </w:r>
-    </w:p>
-    <w:p>
-      <w:pPr>
-        <w:ind w:left="510" w:hanging="510"/>
-      </w:pPr>
-      <w:r>
-        <w:t>[14] Gupta, B. (2016). A replay-attack-resistant message authentication scheme using time-based keying hash functions and unique message identifiers. arXiv:1602.02148.</w:t>
-      </w:r>
-    </w:p>
-    <w:p>
-      <w:pPr>
-        <w:ind w:left="510" w:hanging="510"/>
-      </w:pPr>
-      <w:r>
-        <w:t>[15] Wang, R., &amp; Yan, Y. (2022). A survey of secure boot schemes for embedded devices. In 2022 24th International Conference on Advanced Communication Technology (ICACT) (pp. 224–227). IEEE.</w:t>
-      </w:r>
-    </w:p>
-    <w:p>
-      <w:pPr>
-        <w:ind w:left="510" w:hanging="510"/>
-      </w:pPr>
-      <w:r>
-        <w:t>[16] El Jaouhari, S., &amp; Bouvet, E. (2022). Secure firmware over-the-air updates for IoT: Survey, challenges, and discussions. Internet of Things, 18, 100508.</w:t>
-      </w:r>
-    </w:p>
-    <w:p>
-      <w:pPr>
-        <w:ind w:left="510" w:hanging="510"/>
-      </w:pPr>
-      <w:r>
-        <w:t>[17] Haq, S. U., Singh, Y., Sharma, A., Gupta, R., &amp; Gupta, D. (2023). A survey on IoT and embedded-device firmware security: Architecture, extraction techniques, and vulnerability analysis frameworks. Discover Internet of Things, 3(1), 17.</w:t>
-      </w:r>
-    </w:p>
-    <w:p>
-      <w:pPr>
-        <w:ind w:left="510" w:hanging="510"/>
-      </w:pPr>
-      <w:r>
-        <w:t>[18] Al-Muqarm, A. A., Alkhafajee, A., Alwan, A., &amp; Alardawy, Z. (2022). Security and performance analysis of MQTT with TLS in IoT networks. In International Conference on Engineering Technology and Their Applications (IICETA).</w:t>
-      </w:r>
-    </w:p>
-    <w:p>
-      <w:pPr>
-        <w:ind w:left="510" w:hanging="510"/>
-      </w:pPr>
-      <w:r>
-        <w:t>[19] Paris, I. L. B. M., Habaebi, M. H., &amp; Zyoud, A. M. (2023). Implementation of SSL/TLS security with MQTT protocol in an IoT environment. Wireless Personal Communications, 132(1), 163–182.</w:t>
-      </w:r>
-    </w:p>
-    <w:p>
-      <w:pPr>
-        <w:ind w:left="510" w:hanging="510"/>
-      </w:pPr>
-      <w:r>
-        <w:t>[20] Ramirez, R., Huang, C. Y., Liao, C. A., Lin, P. T., Lin, H. W., &amp; Liang, S. H. (2021). A practice of BLE RSSI measurement for indoor positioning. Sensors, 21(15), 5181.</w:t>
+        <w:t>[10] Ramirez, R., Huang, C. Y., Liao, C. A., Lin, P. T., Lin, H. W., &amp; Liang, S. H. (2021). A practice of BLE RSSI measurement for indoor positioning. Sensors, 21(15), 5181.</w:t>
       </w:r>
     </w:p>
     <w:p>
@@ -23734,10 +23638,7 @@
         </w:rPr>
       </w:pPr>
       <w:r>
-        <w:rPr>
-          <w:szCs w:val="26"/>
-        </w:rPr>
-        <w:t>[21] Bluetooth Special Interest Group. (2026). Assigned Numbers.</w:t>
+        <w:t>[11] Bluetooth Special Interest Group. (2026). Assigned Numbers.</w:t>
       </w:r>
     </w:p>
     <w:p>
@@ -23761,13 +23662,7 @@
         <w:ind w:firstLine="0"/>
       </w:pPr>
       <w:r>
-        <w:rPr>
-          <w:szCs w:val="26"/>
-        </w:rPr>
-        <w:t>[22] Bluetooth Special Interest Group. (2023). Mesh Protocol Specification (Version 1.1). https://www.bluetooth.com/specifications/specs/mesh-protocol/</w:t>
-      </w:r>
-      <w:r>
-        <w:br w:type="page"/>
+        <w:t>[12] Bluetooth Special Interest Group. (2023). Mesh Protocol Specification (Version 1.1). https://www.bluetooth.com/specifications/specs/mesh-protocol/</w:t>
       </w:r>
     </w:p>
     <w:p>
@@ -23793,10 +23688,7 @@
         <w:ind w:firstLine="567"/>
       </w:pPr>
       <w:r>
-        <w:rPr>
-          <w:szCs w:val="26"/>
-        </w:rPr>
-        <w:t>Các giá trị dưới đây được đối chiếu với mã nguồn Gateway, Scanner, Relay và Tag. Vendor opcode của đề tài là Access opcode ba octet; các AD Type và Company Identifier được đối chiếu theo Bluetooth SIG [21], [22].</w:t>
+        <w:t>Các giá trị dưới đây được đối chiếu với mã nguồn Gateway, Scanner, Relay và Tag. Vendor opcode của đề tài là Access opcode ba octet; các AD Type và Company Identifier được đối chiếu theo Bluetooth SIG [11], [12].</w:t>
       </w:r>
     </w:p>
     <w:p>
@@ -24528,16 +24420,8 @@
             <w:vAlign w:val="center"/>
           </w:tcPr>
           <w:p>
-            <w:pPr>
-              <w:spacing w:line="240" w:lineRule="auto"/>
-              <w:ind w:firstLine="0"/>
-              <w:jc w:val="center"/>
-            </w:pPr>
-            <w:r>
-              <w:rPr>
-                <w:szCs w:val="26"/>
-              </w:rPr>
-              <w:t>Bluetooth SIG cấp cho Espressif Systems (Shanghai) Co., Ltd.; đề tài dùng để tương thích với Scanner.</w:t>
+            <w:r>
+              <w:t>Bluetooth SIG cấp cho Espressif Systems (Shanghai) Co., Ltd.; đề tài dùng để tương thích với Scanner [11].</w:t>
             </w:r>
           </w:p>
         </w:tc>

--- a/22207073-phan-B.docx
+++ b/22207073-phan-B.docx
@@ -22166,7 +22166,7 @@
         <w:ind w:firstLine="567"/>
       </w:pPr>
       <w:r>
-        <w:t>Ứng dụng nRF Connect trên Android phát một ADV có cùng CID 0x02E5, UUID, battery, Tag ID, tx_power và sequence như Tag thật nhưng dùng mac16 ngẫu nhiên. Scanner tính lại HMAC theo khóa epoch hiện hành; do mã không khớp, beacon bị loại với log hmac_reject. Cả 100/100 lần thử đều bị từ chối, tương ứng false-accept quan sát được bằng 0%.</w:t>
+        <w:t>Ứng dụng RNF Digital Innovation Beacon Toolkit trên iOS phát một ADV có cùng CID 0x02E5, UUID, battery, Tag ID, tx_power và sequence như Tag thật nhưng dùng mac16 ngẫu nhiên. Scanner tính lại HMAC theo khóa epoch hiện hành; do mã không khớp, beacon bị loại với log hmac_reject. Cả 100/100 lần thử đều bị từ chối, tương ứng false-accept quan sát được bằng 0%.</w:t>
       </w:r>
     </w:p>
     <w:p>
@@ -22195,11 +22195,7 @@
         <w:ind w:firstLine="567"/>
       </w:pPr>
       <w:r>
-        <w:t xml:space="preserve">Trong phép thử, một ADV hợp lệ được ghi bằng btmon, phát lại sau 15 phút bằng nRF Connect và không làm hệ thống chọn một trạng thái mới. Tuy nhiên, code hiện tại không loại mọi trường hợp replay theo sequence: bản tin trùng vẫn làm mới số đo, bản tin lùi gần bị loại, còn bước nhảy lớn làm khởi tạo lại trạng thái để dung sai với Tag khởi động </w:t>
-      </w:r>
-      <w:r>
-        <w:lastRenderedPageBreak/>
-        <w:t>lại. HMAC-16 xác thực nội dung nhưng không tự bảo đảm tính mới. Do đó kết quả này chỉ là quan sát của kịch bản thử nghiệm, chưa chứng minh khả năng chống replay toàn diện.</w:t>
+        <w:t>Trong phép thử, một ADV hợp lệ được ghi bằng btmon, phát lại sau 15 phút bằng RNF Digital Innovation Beacon Toolkit và không làm hệ thống chọn một trạng thái mới. Tuy nhiên, code hiện tại không loại mọi trường hợp replay theo sequence: bản tin trùng vẫn làm mới số đo, bản tin lùi gần bị loại, còn bước nhảy lớn làm khởi tạo lại trạng thái để dung sai với Tag khởi động lại. HMAC-16 xác thực nội dung nhưng không tự bảo đảm tính mới. Do đó kết quả này chỉ là quan sát của kịch bản thử nghiệm, chưa chứng minh khả năng chống replay toàn diện.</w:t>
       </w:r>
     </w:p>
     <w:p>

--- a/22207073-phan-B.docx
+++ b/22207073-phan-B.docx
@@ -349,12 +349,7 @@
         </w:rPr>
       </w:pPr>
       <w:r>
-        <w:rPr>
-          <w:b/>
-          <w:color w:val="EE0000"/>
-          <w:sz w:val="36"/>
-        </w:rPr>
-        <w:t>HỆ THỐNG THU NHẬN DỮ LIỆU DỰA TRÊN BLE MESH VÀ ESP32</w:t>
+        <w:t>XÂY DỰNG HỆ THỐNG THU NHẬN VÀ XỬ LÝ DỮ LIỆU DỰA TRÊN BLE MESH TÍCH HỢP MÁY CHỦ IoT THINGSBOARD</w:t>
       </w:r>
     </w:p>
     <w:p>
@@ -826,28 +821,7 @@
         </w:rPr>
       </w:pPr>
       <w:r>
-        <w:rPr>
-          <w:b/>
-          <w:color w:val="993366"/>
-          <w:sz w:val="36"/>
-        </w:rPr>
-        <w:t>HỆ THỐNG THU NHẬN DỮ LIỆU DỰA TRÊN BLE MESH</w:t>
-      </w:r>
-      <w:r>
-        <w:rPr>
-          <w:b/>
-          <w:color w:val="993366"/>
-          <w:sz w:val="36"/>
-        </w:rPr>
-        <w:t xml:space="preserve"> VÀ </w:t>
-      </w:r>
-      <w:r>
-        <w:rPr>
-          <w:b/>
-          <w:color w:val="993366"/>
-          <w:sz w:val="36"/>
-        </w:rPr>
-        <w:t>RSSI</w:t>
+        <w:t>XÂY DỰNG HỆ THỐNG THU NHẬN VÀ XỬ LÝ DỮ LIỆU DỰA TRÊN BLE MESH TÍCH HỢP MÁY CHỦ IoT THINGSBOARD</w:t>
       </w:r>
     </w:p>
     <w:p>
@@ -860,31 +834,7 @@
         </w:rPr>
       </w:pPr>
       <w:r>
-        <w:rPr>
-          <w:b/>
-          <w:color w:val="000080"/>
-          <w:sz w:val="30"/>
-          <w:szCs w:val="30"/>
-        </w:rPr>
-        <w:t>BLE MESH</w:t>
-      </w:r>
-      <w:r>
-        <w:rPr>
-          <w:b/>
-          <w:color w:val="000080"/>
-          <w:sz w:val="30"/>
-          <w:szCs w:val="30"/>
-        </w:rPr>
-        <w:t xml:space="preserve"> AND RSSI </w:t>
-      </w:r>
-      <w:r>
-        <w:rPr>
-          <w:b/>
-          <w:color w:val="000080"/>
-          <w:sz w:val="30"/>
-          <w:szCs w:val="30"/>
-        </w:rPr>
-        <w:t>-BASED DATA ACQUISITION SYSTEM</w:t>
+        <w:t>DEVELOPMENT OF A BLE MESH-BASED DATA ACQUISITION AND PROCESSING SYSTEM INTEGRATED WITH THE THINGSBOARD IoT SERVER</w:t>
       </w:r>
     </w:p>
     <w:p>
@@ -1106,19 +1056,7 @@
     </w:p>
     <w:p>
       <w:r>
-        <w:t>Tôi xin cam đoan khóa luận tốt nghiệp “</w:t>
-      </w:r>
-      <w:r>
-        <w:t>Hệ thống thu nhận dữ liệu dựa trên BLE Mesh</w:t>
-      </w:r>
-      <w:r>
-        <w:t xml:space="preserve"> và </w:t>
-      </w:r>
-      <w:r>
-        <w:t>RSSI</w:t>
-      </w:r>
-      <w:r>
-        <w:t>” là công trình nghiên cứu của bản thân tôi dưới sự hướng dẫn của TS. Huỳnh Hữu Thuận.</w:t>
+        <w:t>Tôi xin cam đoan khóa luận tốt nghiệp “Xây dựng hệ thống thu nhận và xử lý dữ liệu dựa trên BLE Mesh tích hợp máy chủ IoT ThingsBoard” là công trình nghiên cứu của bản thân tôi dưới sự hướng dẫn của TS. Huỳnh Hữu Thuận.</w:t>
       </w:r>
     </w:p>
     <w:p>

--- a/22207073-phan-B.docx
+++ b/22207073-phan-B.docx
@@ -349,6 +349,11 @@
         </w:rPr>
       </w:pPr>
       <w:r>
+        <w:rPr>
+          <w:b/>
+          <w:color w:val="EE0000"/>
+          <w:sz w:val="36"/>
+        </w:rPr>
         <w:t>XÂY DỰNG HỆ THỐNG THU NHẬN VÀ XỬ LÝ DỮ LIỆU DỰA TRÊN BLE MESH TÍCH HỢP MÁY CHỦ IoT THINGSBOARD</w:t>
       </w:r>
     </w:p>
@@ -821,6 +826,11 @@
         </w:rPr>
       </w:pPr>
       <w:r>
+        <w:rPr>
+          <w:b/>
+          <w:color w:val="993366"/>
+          <w:sz w:val="36"/>
+        </w:rPr>
         <w:t>XÂY DỰNG HỆ THỐNG THU NHẬN VÀ XỬ LÝ DỮ LIỆU DỰA TRÊN BLE MESH TÍCH HỢP MÁY CHỦ IoT THINGSBOARD</w:t>
       </w:r>
     </w:p>
@@ -834,6 +844,12 @@
         </w:rPr>
       </w:pPr>
       <w:r>
+        <w:rPr>
+          <w:b/>
+          <w:color w:val="000080"/>
+          <w:sz w:val="30"/>
+          <w:szCs w:val="30"/>
+        </w:rPr>
         <w:t>DEVELOPMENT OF A BLE MESH-BASED DATA ACQUISITION AND PROCESSING SYSTEM INTEGRATED WITH THE THINGSBOARD IoT SERVER</w:t>
       </w:r>
     </w:p>

--- a/22207073-phan-B.docx
+++ b/22207073-phan-B.docx
@@ -1182,82 +1182,6 @@
       </w:pPr>
       <w:r>
         <w:t>Từ khóa – BLE Mesh, Gateway, FreeRTOS, MQTT, TLS, ThingsBoard, Rule Chain, định vị trong nhà.</w:t>
-      </w:r>
-    </w:p>
-    <w:p>
-      <w:pPr>
-        <w:pStyle w:val="Heading1"/>
-        <w:spacing w:before="120" w:after="60"/>
-        <w:rPr>
-          <w:rFonts w:ascii="Times New Roman" w:eastAsia="Times New Roman" w:hAnsi="Times New Roman" w:cs="Times New Roman"/>
-        </w:rPr>
-      </w:pPr>
-      <w:bookmarkStart w:id="5" w:name="_Toc236340704"/>
-      <w:r>
-        <w:rPr>
-          <w:rFonts w:ascii="Times New Roman" w:eastAsia="Times New Roman" w:hAnsi="Times New Roman" w:cs="Times New Roman"/>
-        </w:rPr>
-        <w:lastRenderedPageBreak/>
-        <w:t>ABSTRACT</w:t>
-      </w:r>
-      <w:bookmarkEnd w:id="5"/>
-    </w:p>
-    <w:p>
-      <w:pPr>
-        <w:spacing w:after="80" w:line="276" w:lineRule="auto"/>
-        <w:ind w:firstLine="567"/>
-        <w:rPr>
-          <w:szCs w:val="26"/>
-        </w:rPr>
-      </w:pPr>
-      <w:r>
-        <w:rPr>
-          <w:szCs w:val="26"/>
-        </w:rPr>
-        <w:t>Global Positioning System signals are unreliable indoors, while hospitals, factories, and care facilities increasingly need low-cost tracking of people and assets. Bluetooth Low Energy beacons are suitable for this task because they consume little energy and can be deployed with inexpensive hardware.</w:t>
-      </w:r>
-    </w:p>
-    <w:p>
-      <w:pPr>
-        <w:spacing w:after="80" w:line="276" w:lineRule="auto"/>
-        <w:ind w:firstLine="567"/>
-        <w:rPr>
-          <w:szCs w:val="26"/>
-        </w:rPr>
-      </w:pPr>
-      <w:r>
-        <w:t>This thesis develops an open, self-hosted room-level indoor positioning system comprising Tags, three Scanners, a Relay, and a Gateway. Within Part B, the overall architecture and Bluetooth Mesh are retained as shared content, while the implementation focuses on the Gateway data path. TAG_STATUS messages are decoupled from MQTTS publishing through a FreeRTOS queue and forwarded to ThingsBoard. A Rule Chain applies sample freshness, hysteresis, and debounce to select the room. Each Tag is represented by an independent child device and state, and the dashboard supports selecting a Tag to inspect its current status and history.</w:t>
-      </w:r>
-    </w:p>
-    <w:p>
-      <w:pPr>
-        <w:spacing w:after="80" w:line="276" w:lineRule="auto"/>
-        <w:ind w:firstLine="567"/>
-        <w:rPr>
-          <w:szCs w:val="26"/>
-        </w:rPr>
-      </w:pPr>
-      <w:r>
-        <w:rPr>
-          <w:szCs w:val="26"/>
-        </w:rPr>
-        <w:t>Three measurement sessions produced 2,160 eligible one-second observations. Telemetry was available for 2,153 observations, and 1,965 were classified correctly, yielding 91.27% accuracy, 91.33% macro-F1, and 99.68% coverage. For 32 protocol-compliant room transitions, the median latency was 10.00 s, the mean was 13.34 ± 12.55 s, and the 95th percentile was 47.90 s; 29 of 32 transitions converged within the 30 s grace period. Across 35 post-grace walking windows, 22 zone changes formed seven complete flapping cycles and three incomplete excursions, corresponding to 0.20 cycles per minute. Most errors and flapping events occurred near the boundary between Rooms 2 and 3.</w:t>
-      </w:r>
-    </w:p>
-    <w:p>
-      <w:pPr>
-        <w:spacing w:before="120"/>
-        <w:rPr>
-          <w:szCs w:val="26"/>
-        </w:rPr>
-      </w:pPr>
-      <w:r>
-        <w:t>Keywords – Bluetooth Mesh, Gateway, FreeRTOS, MQTT, TLS, ThingsBoard, Rule Chain, indoor positioning.</w:t>
-      </w:r>
-    </w:p>
-    <w:p>
-      <w:r>
-        <w:br w:type="page"/>
       </w:r>
     </w:p>
     <w:p>

--- a/22207073-phan-B.docx
+++ b/22207073-phan-B.docx
@@ -1212,7 +1212,7 @@
       <w:r>
         <w:t>CHƯƠNG 1: GIỚI THIỆU</w:t>
         <w:tab/>
-        <w:t>3</w:t>
+        <w:t>2</w:t>
       </w:r>
     </w:p>
     <w:p>
@@ -1222,7 +1222,7 @@
       <w:r>
         <w:t>1.1 Bối cảnh và động lực thực hiện</w:t>
         <w:tab/>
-        <w:t>3</w:t>
+        <w:t>2</w:t>
       </w:r>
     </w:p>
     <w:p>
@@ -1242,7 +1242,7 @@
       <w:r>
         <w:t>1.3 Phạm vi</w:t>
         <w:tab/>
-        <w:t>4</w:t>
+        <w:t>3</w:t>
       </w:r>
     </w:p>
     <w:p>
@@ -1262,7 +1262,7 @@
       <w:r>
         <w:t>1.4 Các công cụ và board mạch phát triển</w:t>
         <w:tab/>
-        <w:t>5</w:t>
+        <w:t>4</w:t>
       </w:r>
     </w:p>
     <w:p>
@@ -1272,7 +1272,7 @@
       <w:r>
         <w:t>1.4.1 Framework ESP-IDF v6.0.1</w:t>
         <w:tab/>
-        <w:t>5</w:t>
+        <w:t>4</w:t>
       </w:r>
     </w:p>
     <w:p>
@@ -1292,7 +1292,7 @@
       <w:r>
         <w:t>1.4.3 ThingsBoard CE</w:t>
         <w:tab/>
-        <w:t>6</w:t>
+        <w:t>5</w:t>
       </w:r>
     </w:p>
     <w:p>
@@ -1322,7 +1322,7 @@
       <w:r>
         <w:t>CHƯƠNG 2: TỔNG QUAN NGHIÊN CỨU</w:t>
         <w:tab/>
-        <w:t>8</w:t>
+        <w:t>7</w:t>
       </w:r>
     </w:p>
     <w:p>
@@ -1332,7 +1332,7 @@
       <w:r>
         <w:t>2.1 Các phương pháp định vị trong nhà</w:t>
         <w:tab/>
-        <w:t>8</w:t>
+        <w:t>7</w:t>
       </w:r>
     </w:p>
     <w:p>
@@ -1342,7 +1342,7 @@
       <w:r>
         <w:t>2.1.1 Fingerprinting bằng Wi-Fi RSSI</w:t>
         <w:tab/>
-        <w:t>8</w:t>
+        <w:t>7</w:t>
       </w:r>
     </w:p>
     <w:p>
@@ -1352,7 +1352,7 @@
       <w:r>
         <w:t>2.1.2 BLE beacon với một đầu quét</w:t>
         <w:tab/>
-        <w:t>8</w:t>
+        <w:t>7</w:t>
       </w:r>
     </w:p>
     <w:p>
@@ -1362,7 +1362,7 @@
       <w:r>
         <w:t>2.1.3 Ultra-Wideband (UWB)</w:t>
         <w:tab/>
-        <w:t>8</w:t>
+        <w:t>7</w:t>
       </w:r>
     </w:p>
     <w:p>
@@ -1372,7 +1372,7 @@
       <w:r>
         <w:t>2.1.4 Hệ thống hybrid</w:t>
         <w:tab/>
-        <w:t>9</w:t>
+        <w:t>8</w:t>
       </w:r>
     </w:p>
     <w:p>
@@ -1382,7 +1382,7 @@
       <w:r>
         <w:t>2.2 So sánh giải pháp thương mại</w:t>
         <w:tab/>
-        <w:t>9</w:t>
+        <w:t>8</w:t>
       </w:r>
     </w:p>
     <w:p>
@@ -1392,7 +1392,7 @@
       <w:r>
         <w:t>2.2.1 Estimote</w:t>
         <w:tab/>
-        <w:t>9</w:t>
+        <w:t>8</w:t>
       </w:r>
     </w:p>
     <w:p>
@@ -1402,7 +1402,7 @@
       <w:r>
         <w:t>2.2.2 Kontakt.io</w:t>
         <w:tab/>
-        <w:t>9</w:t>
+        <w:t>8</w:t>
       </w:r>
     </w:p>
     <w:p>
@@ -1412,7 +1412,7 @@
       <w:r>
         <w:t>2.2.3 Aruba Meridian</w:t>
         <w:tab/>
-        <w:t>9</w:t>
+        <w:t>8</w:t>
       </w:r>
     </w:p>
     <w:p>
@@ -1422,7 +1422,7 @@
       <w:r>
         <w:t>2.3 Các nghiên cứu học thuật liên quan</w:t>
         <w:tab/>
-        <w:t>10</w:t>
+        <w:t>9</w:t>
       </w:r>
     </w:p>
     <w:p>
@@ -1432,7 +1432,7 @@
       <w:r>
         <w:t>2.3.1 Bluetooth Mesh cho IoT</w:t>
         <w:tab/>
-        <w:t>10</w:t>
+        <w:t>9</w:t>
       </w:r>
     </w:p>
     <w:p>
@@ -1442,7 +1442,7 @@
       <w:r>
         <w:t>2.4 Khoảng trống nghiên cứu</w:t>
         <w:tab/>
-        <w:t>10</w:t>
+        <w:t>9</w:t>
       </w:r>
     </w:p>
     <w:p>
@@ -1452,7 +1452,7 @@
       <w:r>
         <w:t>CHƯƠNG 3: CƠ SỞ LÝ THUYẾT</w:t>
         <w:tab/>
-        <w:t>10</w:t>
+        <w:t>9</w:t>
       </w:r>
     </w:p>
     <w:p>
@@ -1462,7 +1462,7 @@
       <w:r>
         <w:t>3.1 BLE Mesh</w:t>
         <w:tab/>
-        <w:t>10</w:t>
+        <w:t>9</w:t>
       </w:r>
     </w:p>
     <w:p>
@@ -1472,7 +1472,7 @@
       <w:r>
         <w:t>3.1.1 Provisioner và Node</w:t>
         <w:tab/>
-        <w:t>10</w:t>
+        <w:t>9</w:t>
       </w:r>
     </w:p>
     <w:p>
@@ -1482,7 +1482,7 @@
       <w:r>
         <w:t>3.1.2 Khóa và các layer</w:t>
         <w:tab/>
-        <w:t>11</w:t>
+        <w:t>10</w:t>
       </w:r>
     </w:p>
     <w:p>
@@ -1492,7 +1492,7 @@
       <w:r>
         <w:t>3.1.3 Provisioning và Static OOB</w:t>
         <w:tab/>
-        <w:t>11</w:t>
+        <w:t>10</w:t>
       </w:r>
     </w:p>
     <w:p>
@@ -1502,7 +1502,7 @@
       <w:r>
         <w:t>3.1.4 Vendor Model và opcode</w:t>
         <w:tab/>
-        <w:t>12</w:t>
+        <w:t>11</w:t>
       </w:r>
     </w:p>
     <w:p>
@@ -1512,7 +1512,7 @@
       <w:r>
         <w:t>3.1.5 Relay feature</w:t>
         <w:tab/>
-        <w:t>12</w:t>
+        <w:t>11</w:t>
       </w:r>
     </w:p>
     <w:p>
@@ -1522,7 +1522,7 @@
       <w:r>
         <w:t>3.2 Quyết định zone</w:t>
         <w:tab/>
-        <w:t>12</w:t>
+        <w:t>11</w:t>
       </w:r>
     </w:p>
     <w:p>
@@ -1532,7 +1532,7 @@
       <w:r>
         <w:t>3.2.1 Chọn Scanner mạnh nhất</w:t>
         <w:tab/>
-        <w:t>12</w:t>
+        <w:t>11</w:t>
       </w:r>
     </w:p>
     <w:p>
@@ -1542,7 +1542,7 @@
       <w:r>
         <w:t>3.2.2 Hysteresis chống flapping</w:t>
         <w:tab/>
-        <w:t>13</w:t>
+        <w:t>11</w:t>
       </w:r>
     </w:p>
     <w:p>
@@ -1552,7 +1552,7 @@
       <w:r>
         <w:t>3.2.3 Debounce leaky-bucket</w:t>
         <w:tab/>
-        <w:t>13</w:t>
+        <w:t>12</w:t>
       </w:r>
     </w:p>
     <w:p>
@@ -1562,7 +1562,7 @@
       <w:r>
         <w:t>3.3 MQTT và TLS</w:t>
         <w:tab/>
-        <w:t>13</w:t>
+        <w:t>12</w:t>
       </w:r>
     </w:p>
     <w:p>
@@ -1572,7 +1572,7 @@
       <w:r>
         <w:t>3.3.1 MQTT</w:t>
         <w:tab/>
-        <w:t>13</w:t>
+        <w:t>12</w:t>
       </w:r>
     </w:p>
     <w:p>
@@ -1582,7 +1582,7 @@
       <w:r>
         <w:t>3.3.2 TLS</w:t>
         <w:tab/>
-        <w:t>14</w:t>
+        <w:t>13</w:t>
       </w:r>
     </w:p>
     <w:p>
@@ -1592,7 +1592,7 @@
       <w:r>
         <w:t>3.4 Giao thức ThingsBoard Gateway API</w:t>
         <w:tab/>
-        <w:t>17</w:t>
+        <w:t>16</w:t>
       </w:r>
     </w:p>
     <w:p>
@@ -1602,7 +1602,7 @@
       <w:r>
         <w:t>3.4.1 Kiến trúc Gateway/Sub-device</w:t>
         <w:tab/>
-        <w:t>17</w:t>
+        <w:t>16</w:t>
       </w:r>
     </w:p>
     <w:p>
@@ -1612,7 +1612,7 @@
       <w:r>
         <w:t>3.4.2 Các topic MQTT</w:t>
         <w:tab/>
-        <w:t>17</w:t>
+        <w:t>16</w:t>
       </w:r>
     </w:p>
     <w:p>
@@ -1622,7 +1622,7 @@
       <w:r>
         <w:t>3.4.3 Rule Chain Engine</w:t>
         <w:tab/>
-        <w:t>17</w:t>
+        <w:t>16</w:t>
       </w:r>
     </w:p>
     <w:p>
@@ -1632,7 +1632,7 @@
       <w:r>
         <w:t>CHƯƠNG 4: TRIỂN KHAI HỆ THỐNG</w:t>
         <w:tab/>
-        <w:t>19</w:t>
+        <w:t>18</w:t>
       </w:r>
     </w:p>
     <w:p>
@@ -1642,7 +1642,7 @@
       <w:r>
         <w:t>4.1 Kiến trúc tổng thể</w:t>
         <w:tab/>
-        <w:t>19</w:t>
+        <w:t>18</w:t>
       </w:r>
     </w:p>
     <w:p>
@@ -1652,7 +1652,7 @@
       <w:r>
         <w:t>4.2 Firmware Relay và BLE Mesh dùng chung</w:t>
         <w:tab/>
-        <w:t>19</w:t>
+        <w:t>18</w:t>
       </w:r>
     </w:p>
     <w:p>
@@ -1662,7 +1662,7 @@
       <w:r>
         <w:t>4.2.1 Relay feature ở Network Layer</w:t>
         <w:tab/>
-        <w:t>20</w:t>
+        <w:t>19</w:t>
       </w:r>
     </w:p>
     <w:p>
@@ -1672,7 +1672,7 @@
       <w:r>
         <w:t>4.2.2 Bind AppKey cho vendor model dùng chung</w:t>
         <w:tab/>
-        <w:t>20</w:t>
+        <w:t>19</w:t>
       </w:r>
     </w:p>
     <w:p>
@@ -1682,7 +1682,7 @@
       <w:r>
         <w:t>4.3 Firmware Gateway</w:t>
         <w:tab/>
-        <w:t>20</w:t>
+        <w:t>19</w:t>
       </w:r>
     </w:p>
     <w:p>
@@ -1692,7 +1692,7 @@
       <w:r>
         <w:t>4.3.1 Provisioner AUTO mode</w:t>
         <w:tab/>
-        <w:t>20</w:t>
+        <w:t>19</w:t>
       </w:r>
     </w:p>
     <w:p>
@@ -1702,7 +1702,7 @@
       <w:r>
         <w:t>4.3.2 MQTT worker và hàng đợi Tag report</w:t>
         <w:tab/>
-        <w:t>21</w:t>
+        <w:t>20</w:t>
       </w:r>
     </w:p>
     <w:p>
@@ -1712,7 +1712,7 @@
       <w:r>
         <w:t>4.3.3 Data watchdog và tự phục hồi</w:t>
         <w:tab/>
-        <w:t>22</w:t>
+        <w:t>21</w:t>
       </w:r>
     </w:p>
     <w:p>
@@ -1722,7 +1722,7 @@
       <w:r>
         <w:t>4.3.4 Kết nối Wi-Fi, MQTTS và xác thực ThingsBoard</w:t>
         <w:tab/>
-        <w:t>22</w:t>
+        <w:t>21</w:t>
       </w:r>
     </w:p>
     <w:p>
@@ -1732,7 +1732,7 @@
       <w:r>
         <w:t>4.3.5 Phát hiện out_of_range và phục hồi sau mất MQTT</w:t>
         <w:tab/>
-        <w:t>22</w:t>
+        <w:t>21</w:t>
       </w:r>
     </w:p>
     <w:p>
@@ -1762,7 +1762,7 @@
       <w:r>
         <w:t>4.4.1 Rule Chain ble_tag_zone_detection</w:t>
         <w:tab/>
-        <w:t>23</w:t>
+        <w:t>22</w:t>
       </w:r>
     </w:p>
     <w:p>
@@ -2282,7 +2282,7 @@
       <w:r>
         <w:t>6.3 Hướng phát triển</w:t>
         <w:tab/>
-        <w:t>48</w:t>
+        <w:t>49</w:t>
       </w:r>
     </w:p>
     <w:p>
@@ -2312,7 +2312,7 @@
       <w:r>
         <w:t>TÀI LIỆU THAM KHẢO</w:t>
         <w:tab/>
-        <w:t>7</w:t>
+        <w:t>49</w:t>
       </w:r>
     </w:p>
     <w:p>
@@ -2322,7 +2322,7 @@
       <w:r>
         <w:t>PHỤ LỤC A: OPCODE VÀ MÃ ĐỊNH DANH BLUETOOTH</w:t>
         <w:tab/>
-        <w:t>52</w:t>
+        <w:t>50</w:t>
       </w:r>
     </w:p>
     <w:p>
@@ -6586,7 +6586,7 @@
       <w:r>
         <w:t>Hình 1. Mô hình mô tả hoạt động của TLS</w:t>
         <w:tab/>
-        <w:t>15</w:t>
+        <w:t>14</w:t>
       </w:r>
     </w:p>
     <w:p>
@@ -6596,7 +6596,7 @@
       <w:r>
         <w:t>Hình 2. Chuỗi thiết lập kênh MQTTS/TLS giữa Gateway và ThingsBoard</w:t>
         <w:tab/>
-        <w:t>16</w:t>
+        <w:t>15</w:t>
       </w:r>
     </w:p>
     <w:p>
@@ -6606,7 +6606,7 @@
       <w:r>
         <w:t>Hình 3. Mô hình kiến trúc hệ thống định vị theo phòng ở phiên bản hiện tại</w:t>
         <w:tab/>
-        <w:t>19</w:t>
+        <w:t>18</w:t>
       </w:r>
     </w:p>
     <w:p>
@@ -6616,7 +6616,7 @@
       <w:r>
         <w:t>Hình 4. Luồng Gateway tự động provision và cấu hình Scanner/Relay</w:t>
         <w:tab/>
-        <w:t>21</w:t>
+        <w:t>20</w:t>
       </w:r>
     </w:p>
     <w:p>
@@ -6634,7 +6634,7 @@
         <w:pStyle w:val="TableofFigures"/>
       </w:pPr>
       <w:r>
-        <w:t>Hình 6. Giao diện tổng quan Dashboard Indoor Tracking trên ThingsBoard</w:t>
+        <w:t>Hình 6. Dashboard tổng quan nhiều Tag và thông tin chi tiết của Tag được chọn</w:t>
         <w:tab/>
         <w:t>25</w:t>
       </w:r>
@@ -6654,7 +6654,7 @@
         <w:pStyle w:val="TableofFigures"/>
       </w:pPr>
       <w:r>
-        <w:t>Hình 8. Trạng thái kết nối của các node và telemetry trên ThingsBoard</w:t>
+        <w:t>Hình 8. Trạng thái kết nối của Gateway, Scanner và Tag trên ThingsBoard</w:t>
         <w:tab/>
         <w:t>27</w:t>
       </w:r>
@@ -6764,7 +6764,7 @@
       <w:r>
         <w:t>Bảng 2. So sánh các giải pháp indoor positioning thương mại</w:t>
         <w:tab/>
-        <w:t>9</w:t>
+        <w:t>8</w:t>
       </w:r>
     </w:p>
     <w:p>
@@ -6774,7 +6774,7 @@
       <w:r>
         <w:t>Bảng 3. Các opcode Vendor Model dùng trong đề tài</w:t>
         <w:tab/>
-        <w:t>12</w:t>
+        <w:t>11</w:t>
       </w:r>
     </w:p>
     <w:p>
@@ -6784,7 +6784,7 @@
       <w:r>
         <w:t>Bảng 4. Các topic MQTT dùng trong ThingsBoard Gateway API</w:t>
         <w:tab/>
-        <w:t>17</w:t>
+        <w:t>16</w:t>
       </w:r>
     </w:p>
     <w:p>
@@ -6914,7 +6914,7 @@
       <w:r>
         <w:t>Bảng 17. Kết quả flapping trong 35 cửa sổ sau Grace</w:t>
         <w:tab/>
-        <w:t>42</w:t>
+        <w:t>2</w:t>
       </w:r>
     </w:p>
     <w:p>
@@ -6924,7 +6924,7 @@
       <w:r>
         <w:t>Bảng 18. Thời gian OTA (giây)</w:t>
         <w:tab/>
-        <w:t>43</w:t>
+        <w:t>2</w:t>
       </w:r>
     </w:p>
     <w:p>
@@ -6934,7 +6934,7 @@
       <w:r>
         <w:t>Bảng 19. So sánh định tính với một số giải pháp thương mại</w:t>
         <w:tab/>
-        <w:t>46</w:t>
+        <w:t>2</w:t>
       </w:r>
     </w:p>
     <w:p>
@@ -6944,7 +6944,7 @@
       <w:r>
         <w:t>Bảng 20. Các vendor opcode của hệ thống</w:t>
         <w:tab/>
-        <w:t>52</w:t>
+        <w:t>2</w:t>
       </w:r>
     </w:p>
     <w:p>
@@ -6954,7 +6954,7 @@
       <w:r>
         <w:t>Bảng 21. Các mã định danh Bluetooth dùng trong hệ thống</w:t>
         <w:tab/>
-        <w:t>52</w:t>
+        <w:t>2</w:t>
       </w:r>
     </w:p>
     <w:p>
@@ -7427,27 +7427,9 @@
           <w:szCs w:val="26"/>
         </w:rPr>
       </w:pPr>
-      <w:bookmarkStart w:id="39" w:name="_Toc236264396"/>
-      <w:bookmarkStart w:id="40" w:name="_Toc236574195"/>
-      <w:r>
-        <w:rPr>
-          <w:szCs w:val="26"/>
-        </w:rPr>
-        <w:t xml:space="preserve">Bảng </w:t>
-      </w:r>
-      <w:fldSimple w:instr=" SEQ Bảng \* ARABIC ">
-        <w:r>
-          <w:t>1</w:t>
-        </w:r>
-      </w:fldSimple>
-      <w:r>
-        <w:rPr>
-          <w:szCs w:val="26"/>
-        </w:rPr>
-        <w:t>. Danh mục phần cứng</w:t>
-      </w:r>
-      <w:bookmarkEnd w:id="39"/>
-      <w:bookmarkEnd w:id="40"/>
+      <w:r>
+        <w:t>Bảng 1. Danh mục phần cứng</w:t>
+      </w:r>
     </w:p>
     <w:tbl>
       <w:tblPr>
@@ -8402,27 +8384,9 @@
           <w:szCs w:val="26"/>
         </w:rPr>
       </w:pPr>
-      <w:bookmarkStart w:id="70" w:name="_Toc236264397"/>
-      <w:bookmarkStart w:id="71" w:name="_Toc236574196"/>
-      <w:r>
-        <w:rPr>
-          <w:szCs w:val="26"/>
-        </w:rPr>
-        <w:t xml:space="preserve">Bảng </w:t>
-      </w:r>
-      <w:fldSimple w:instr=" SEQ Bảng \* ARABIC ">
-        <w:r>
-          <w:t>2</w:t>
-        </w:r>
-      </w:fldSimple>
-      <w:r>
-        <w:rPr>
-          <w:szCs w:val="26"/>
-        </w:rPr>
-        <w:t>. So sánh các giải pháp indoor positioning thương mại</w:t>
-      </w:r>
-      <w:bookmarkEnd w:id="70"/>
-      <w:bookmarkEnd w:id="71"/>
+      <w:r>
+        <w:t>Bảng 2. So sánh các giải pháp indoor positioning thương mại</w:t>
+      </w:r>
     </w:p>
     <w:tbl>
       <w:tblPr>
@@ -9267,27 +9231,9 @@
         <w:ind w:firstLine="0"/>
         <w:jc w:val="center"/>
       </w:pPr>
-      <w:bookmarkStart w:id="126" w:name="_Toc236264398"/>
-      <w:bookmarkStart w:id="127" w:name="_Toc236574197"/>
-      <w:r>
-        <w:rPr>
-          <w:szCs w:val="26"/>
-        </w:rPr>
-        <w:t xml:space="preserve">Bảng </w:t>
-      </w:r>
-      <w:fldSimple w:instr=" SEQ Bảng \* ARABIC ">
-        <w:r>
-          <w:t>3</w:t>
-        </w:r>
-      </w:fldSimple>
-      <w:r>
-        <w:rPr>
-          <w:szCs w:val="26"/>
-        </w:rPr>
-        <w:t>. Các opcode Vendor Model dùng trong đề tài</w:t>
-      </w:r>
-      <w:bookmarkEnd w:id="126"/>
-      <w:bookmarkEnd w:id="127"/>
+      <w:r>
+        <w:t>Bảng 3. Các opcode Vendor Model dùng trong đề tài</w:t>
+      </w:r>
     </w:p>
     <w:tbl>
       <w:tblPr>
@@ -9897,27 +9843,9 @@
           <w:szCs w:val="26"/>
         </w:rPr>
       </w:pPr>
-      <w:bookmarkStart w:id="201" w:name="_Toc236264382"/>
-      <w:bookmarkStart w:id="202" w:name="_Toc236574180"/>
-      <w:r>
-        <w:rPr>
-          <w:szCs w:val="26"/>
-        </w:rPr>
-        <w:t xml:space="preserve">Hình </w:t>
-      </w:r>
-      <w:fldSimple w:instr=" SEQ Hình \* ARABIC ">
-        <w:r>
-          <w:t>4</w:t>
-        </w:r>
-      </w:fldSimple>
-      <w:r>
-        <w:rPr>
-          <w:szCs w:val="26"/>
-        </w:rPr>
-        <w:t>. Mô hình mô tả hoạt động của TLS</w:t>
-      </w:r>
-      <w:bookmarkEnd w:id="201"/>
-      <w:bookmarkEnd w:id="202"/>
+      <w:r>
+        <w:t>Hình 1. Mô hình mô tả hoạt động của TLS</w:t>
+      </w:r>
     </w:p>
     <w:p>
       <w:pPr>
@@ -10077,27 +10005,9 @@
           <w:szCs w:val="26"/>
         </w:rPr>
       </w:pPr>
-      <w:bookmarkStart w:id="203" w:name="_Toc236264383"/>
-      <w:bookmarkStart w:id="204" w:name="_Toc236574181"/>
-      <w:r>
-        <w:rPr>
-          <w:szCs w:val="26"/>
-        </w:rPr>
-        <w:t xml:space="preserve">Hình </w:t>
-      </w:r>
-      <w:fldSimple w:instr=" SEQ Hình \* ARABIC ">
-        <w:r>
-          <w:t>5</w:t>
-        </w:r>
-      </w:fldSimple>
-      <w:r>
-        <w:rPr>
-          <w:szCs w:val="26"/>
-        </w:rPr>
-        <w:t>. Chuỗi thiết lập kênh MQTTS/TLS giữa Gateway và ThingsBoard</w:t>
-      </w:r>
-      <w:bookmarkEnd w:id="203"/>
-      <w:bookmarkEnd w:id="204"/>
+      <w:r>
+        <w:t>Hình 2. Chuỗi thiết lập kênh MQTTS/TLS giữa Gateway và ThingsBoard</w:t>
+      </w:r>
     </w:p>
     <w:p>
       <w:pPr>
@@ -10220,27 +10130,9 @@
           <w:szCs w:val="26"/>
         </w:rPr>
       </w:pPr>
-      <w:bookmarkStart w:id="217" w:name="_Toc236264400"/>
-      <w:bookmarkStart w:id="218" w:name="_Toc236574199"/>
-      <w:r>
-        <w:rPr>
-          <w:szCs w:val="26"/>
-        </w:rPr>
-        <w:t xml:space="preserve">Bảng </w:t>
-      </w:r>
-      <w:fldSimple w:instr=" SEQ Bảng \* ARABIC ">
-        <w:r>
-          <w:t>5</w:t>
-        </w:r>
-      </w:fldSimple>
-      <w:r>
-        <w:rPr>
-          <w:szCs w:val="26"/>
-        </w:rPr>
-        <w:t>. Các topic MQTT dùng trong ThingsBoard Gateway API</w:t>
-      </w:r>
-      <w:bookmarkEnd w:id="217"/>
-      <w:bookmarkEnd w:id="218"/>
+      <w:r>
+        <w:t>Bảng 4. Các topic MQTT dùng trong ThingsBoard Gateway API</w:t>
+      </w:r>
     </w:p>
     <w:tbl>
       <w:tblPr>
@@ -10860,27 +10752,9 @@
           <w:szCs w:val="26"/>
         </w:rPr>
       </w:pPr>
-      <w:bookmarkStart w:id="228" w:name="_Toc236264384"/>
-      <w:bookmarkStart w:id="229" w:name="_Toc236574182"/>
-      <w:r>
-        <w:rPr>
-          <w:szCs w:val="26"/>
-        </w:rPr>
-        <w:t xml:space="preserve">Hình </w:t>
-      </w:r>
-      <w:fldSimple w:instr=" SEQ Hình \* ARABIC ">
-        <w:r>
-          <w:t>6</w:t>
-        </w:r>
-      </w:fldSimple>
-      <w:r>
-        <w:rPr>
-          <w:szCs w:val="26"/>
-        </w:rPr>
-        <w:t>. Mô hình kiến trúc hệ thống định vị theo phòng ở phiên bản hiện tại</w:t>
-      </w:r>
-      <w:bookmarkEnd w:id="228"/>
-      <w:bookmarkEnd w:id="229"/>
+      <w:r>
+        <w:t>Hình 3. Mô hình kiến trúc hệ thống định vị theo phòng ở phiên bản hiện tại</w:t>
+      </w:r>
     </w:p>
     <w:p>
       <w:pPr>
@@ -11045,27 +10919,9 @@
           <w:szCs w:val="26"/>
         </w:rPr>
       </w:pPr>
-      <w:bookmarkStart w:id="273" w:name="_Toc236264385"/>
-      <w:bookmarkStart w:id="274" w:name="_Toc236574183"/>
-      <w:r>
-        <w:rPr>
-          <w:szCs w:val="26"/>
-        </w:rPr>
-        <w:t xml:space="preserve">Hình </w:t>
-      </w:r>
-      <w:fldSimple w:instr=" SEQ Hình \* ARABIC ">
-        <w:r>
-          <w:t>7</w:t>
-        </w:r>
-      </w:fldSimple>
-      <w:r>
-        <w:rPr>
-          <w:szCs w:val="26"/>
-        </w:rPr>
-        <w:t>. Luồng Gateway tự động provision và cấu hình Scanner/Relay</w:t>
-      </w:r>
-      <w:bookmarkEnd w:id="273"/>
-      <w:bookmarkEnd w:id="274"/>
+      <w:r>
+        <w:t>Hình 4. Luồng Gateway tự động provision và cấu hình Scanner/Relay</w:t>
+      </w:r>
     </w:p>
     <w:p>
       <w:pPr>
@@ -11366,27 +11222,9 @@
           <w:szCs w:val="26"/>
         </w:rPr>
       </w:pPr>
-      <w:bookmarkStart w:id="295" w:name="_Toc236264387"/>
-      <w:bookmarkStart w:id="296" w:name="_Toc236574185"/>
-      <w:r>
-        <w:rPr>
-          <w:szCs w:val="26"/>
-        </w:rPr>
-        <w:t xml:space="preserve">Hình </w:t>
-      </w:r>
-      <w:fldSimple w:instr=" SEQ Hình \* ARABIC ">
-        <w:r>
-          <w:t>9</w:t>
-        </w:r>
-      </w:fldSimple>
-      <w:r>
-        <w:rPr>
-          <w:szCs w:val="26"/>
-        </w:rPr>
-        <w:t>. Luồng xử lý dữ liệu và quyết định phòng từ Tag đến ThingsBoard</w:t>
-      </w:r>
-      <w:bookmarkEnd w:id="295"/>
-      <w:bookmarkEnd w:id="296"/>
+      <w:r>
+        <w:t>Hình 5. Luồng xử lý dữ liệu và quyết định phòng từ Tag đến ThingsBoard</w:t>
+      </w:r>
     </w:p>
     <w:p>
       <w:pPr>
@@ -11433,41 +11271,33 @@
     </w:p>
     <w:p>
       <w:r>
-        <w:rPr>
-          <w:noProof/>
-        </w:rPr>
         <w:drawing>
-          <wp:inline distT="0" distB="0" distL="0" distR="0" wp14:anchorId="7A070017" wp14:editId="799B5D6D">
-            <wp:extent cx="5940425" cy="1994535"/>
-            <wp:effectExtent l="0" t="0" r="0" b="0"/>
-            <wp:docPr id="16" name="Image3"/>
+          <wp:inline xmlns:a="http://schemas.openxmlformats.org/drawingml/2006/main" xmlns:pic="http://schemas.openxmlformats.org/drawingml/2006/picture">
+            <wp:extent cx="5760720" cy="2990088"/>
+            <wp:docPr id="1371157983" name="Picture 1371157983"/>
             <wp:cNvGraphicFramePr>
-              <a:graphicFrameLocks xmlns:a="http://schemas.openxmlformats.org/drawingml/2006/main" noChangeAspect="1"/>
+              <a:graphicFrameLocks noChangeAspect="1"/>
             </wp:cNvGraphicFramePr>
-            <a:graphic xmlns:a="http://schemas.openxmlformats.org/drawingml/2006/main">
+            <a:graphic>
               <a:graphicData uri="http://schemas.openxmlformats.org/drawingml/2006/picture">
-                <pic:pic xmlns:pic="http://schemas.openxmlformats.org/drawingml/2006/picture">
+                <pic:pic>
                   <pic:nvPicPr>
-                    <pic:cNvPr id="16" name="Image3"/>
-                    <pic:cNvPicPr>
-                      <a:picLocks noChangeAspect="1" noChangeArrowheads="1"/>
-                    </pic:cNvPicPr>
+                    <pic:cNvPr id="0" name="Screenshot from 2026-08-02 23-14-10.png"/>
+                    <pic:cNvPicPr/>
                   </pic:nvPicPr>
                   <pic:blipFill>
-                    <a:blip r:embed="rId30"/>
+                    <a:blip r:embed="rId45"/>
+                    <a:srcRect t="10400" r="2800"/>
                     <a:stretch>
                       <a:fillRect/>
                     </a:stretch>
                   </pic:blipFill>
-                  <pic:spPr bwMode="auto">
+                  <pic:spPr>
                     <a:xfrm>
                       <a:off x="0" y="0"/>
-                      <a:ext cx="5940425" cy="1994535"/>
+                      <a:ext cx="5760720" cy="2990088"/>
                     </a:xfrm>
-                    <a:prstGeom prst="rect">
-                      <a:avLst/>
-                    </a:prstGeom>
-                    <a:noFill/>
+                    <a:prstGeom prst="rect"/>
                   </pic:spPr>
                 </pic:pic>
               </a:graphicData>
@@ -11489,27 +11319,9 @@
           <w:szCs w:val="26"/>
         </w:rPr>
       </w:pPr>
-      <w:bookmarkStart w:id="300" w:name="_Toc236264388"/>
-      <w:bookmarkStart w:id="301" w:name="_Toc236574186"/>
-      <w:r>
-        <w:rPr>
-          <w:szCs w:val="26"/>
-        </w:rPr>
-        <w:t xml:space="preserve">Hình </w:t>
-      </w:r>
-      <w:fldSimple w:instr=" SEQ Hình \* ARABIC ">
-        <w:r>
-          <w:t>10</w:t>
-        </w:r>
-      </w:fldSimple>
-      <w:r>
-        <w:rPr>
-          <w:szCs w:val="26"/>
-        </w:rPr>
-        <w:t>. Giao diện tổng quan Dashboard Indoor Tracking trên ThingsBoard</w:t>
-      </w:r>
-      <w:bookmarkEnd w:id="300"/>
-      <w:bookmarkEnd w:id="301"/>
+      <w:r>
+        <w:t>Hình 6. Dashboard tổng quan nhiều Tag và thông tin chi tiết của Tag được chọn</w:t>
+      </w:r>
     </w:p>
     <w:p>
       <w:pPr>
@@ -11592,27 +11404,9 @@
           <w:szCs w:val="26"/>
         </w:rPr>
       </w:pPr>
-      <w:bookmarkStart w:id="302" w:name="_Toc236264389"/>
-      <w:bookmarkStart w:id="303" w:name="_Toc236574187"/>
-      <w:r>
-        <w:rPr>
-          <w:szCs w:val="26"/>
-        </w:rPr>
-        <w:t xml:space="preserve">Hình </w:t>
-      </w:r>
-      <w:fldSimple w:instr=" SEQ Hình \* ARABIC ">
-        <w:r>
-          <w:t>11</w:t>
-        </w:r>
-      </w:fldSimple>
-      <w:r>
-        <w:rPr>
-          <w:szCs w:val="26"/>
-        </w:rPr>
-        <w:t>. Widget hiển thị lịch sử phòng được hệ thống dự đoán theo thời gian</w:t>
-      </w:r>
-      <w:bookmarkEnd w:id="302"/>
-      <w:bookmarkEnd w:id="303"/>
+      <w:r>
+        <w:t>Hình 7. Widget hiển thị lịch sử phòng được hệ thống dự đoán theo thời gian</w:t>
+      </w:r>
     </w:p>
     <w:p>
       <w:pPr>
@@ -11776,41 +11570,33 @@
     </w:p>
     <w:p>
       <w:r>
-        <w:rPr>
-          <w:noProof/>
-        </w:rPr>
         <w:drawing>
-          <wp:inline distT="0" distB="0" distL="0" distR="0" wp14:anchorId="13CC20FA" wp14:editId="1919DA7C">
-            <wp:extent cx="5940425" cy="1609090"/>
-            <wp:effectExtent l="0" t="0" r="0" b="0"/>
-            <wp:docPr id="18" name="Image5"/>
+          <wp:inline xmlns:a="http://schemas.openxmlformats.org/drawingml/2006/main" xmlns:pic="http://schemas.openxmlformats.org/drawingml/2006/picture">
+            <wp:extent cx="5760720" cy="1325880"/>
+            <wp:docPr id="1371157984" name="Picture 1371157984"/>
             <wp:cNvGraphicFramePr>
-              <a:graphicFrameLocks xmlns:a="http://schemas.openxmlformats.org/drawingml/2006/main" noChangeAspect="1"/>
+              <a:graphicFrameLocks noChangeAspect="1"/>
             </wp:cNvGraphicFramePr>
-            <a:graphic xmlns:a="http://schemas.openxmlformats.org/drawingml/2006/main">
+            <a:graphic>
               <a:graphicData uri="http://schemas.openxmlformats.org/drawingml/2006/picture">
-                <pic:pic xmlns:pic="http://schemas.openxmlformats.org/drawingml/2006/picture">
+                <pic:pic>
                   <pic:nvPicPr>
-                    <pic:cNvPr id="18" name="Image5"/>
-                    <pic:cNvPicPr>
-                      <a:picLocks noChangeAspect="1" noChangeArrowheads="1"/>
-                    </pic:cNvPicPr>
+                    <pic:cNvPr id="0" name="Screenshot from 2026-08-02 23-14-25.png"/>
+                    <pic:cNvPicPr/>
                   </pic:nvPicPr>
                   <pic:blipFill>
-                    <a:blip r:embed="rId32"/>
+                    <a:blip r:embed="rId46"/>
+                    <a:srcRect t="10400" r="2800" b="49400"/>
                     <a:stretch>
                       <a:fillRect/>
                     </a:stretch>
                   </pic:blipFill>
-                  <pic:spPr bwMode="auto">
+                  <pic:spPr>
                     <a:xfrm>
                       <a:off x="0" y="0"/>
-                      <a:ext cx="5940425" cy="1609090"/>
+                      <a:ext cx="5760720" cy="1325880"/>
                     </a:xfrm>
-                    <a:prstGeom prst="rect">
-                      <a:avLst/>
-                    </a:prstGeom>
-                    <a:noFill/>
+                    <a:prstGeom prst="rect"/>
                   </pic:spPr>
                 </pic:pic>
               </a:graphicData>
@@ -11833,7 +11619,7 @@
         </w:rPr>
       </w:pPr>
       <w:r>
-        <w:t>Hình . Trạng thái kết nối của các node và telemetry trên ThingsBoard</w:t>
+        <w:t>Hình 8. Trạng thái kết nối của Gateway, Scanner và Tag trên ThingsBoard</w:t>
       </w:r>
     </w:p>
     <w:p>
@@ -11991,27 +11777,9 @@
           <w:szCs w:val="26"/>
         </w:rPr>
       </w:pPr>
-      <w:bookmarkStart w:id="351" w:name="_Toc236264391"/>
-      <w:bookmarkStart w:id="352" w:name="_Toc236574189"/>
-      <w:r>
-        <w:rPr>
-          <w:szCs w:val="26"/>
-        </w:rPr>
-        <w:t xml:space="preserve">Hình </w:t>
-      </w:r>
-      <w:fldSimple w:instr=" SEQ Hình \* ARABIC ">
-        <w:r>
-          <w:t>13</w:t>
-        </w:r>
-      </w:fldSimple>
-      <w:r>
-        <w:rPr>
-          <w:szCs w:val="26"/>
-        </w:rPr>
-        <w:t>. Sơ đồ mặt bằng thí nghiệm</w:t>
-      </w:r>
-      <w:bookmarkEnd w:id="351"/>
-      <w:bookmarkEnd w:id="352"/>
+      <w:r>
+        <w:t>Hình 9. Sơ đồ mặt bằng thí nghiệm</w:t>
+      </w:r>
     </w:p>
     <w:p>
       <w:pPr>
@@ -12069,28 +11837,9 @@
           <w:szCs w:val="26"/>
         </w:rPr>
       </w:pPr>
-      <w:bookmarkStart w:id="356" w:name="_Toc236264402"/>
-      <w:bookmarkStart w:id="357" w:name="_Toc236574201"/>
-      <w:r>
-        <w:rPr>
-          <w:szCs w:val="26"/>
-        </w:rPr>
-        <w:lastRenderedPageBreak/>
-        <w:t xml:space="preserve">Bảng </w:t>
-      </w:r>
-      <w:fldSimple w:instr=" SEQ Bảng \* ARABIC ">
-        <w:r>
-          <w:t>7</w:t>
-        </w:r>
-      </w:fldSimple>
-      <w:r>
-        <w:rPr>
-          <w:szCs w:val="26"/>
-        </w:rPr>
-        <w:t>. Bố trí thí nghiệm của cấu hình 3 phòng–3 Scanner</w:t>
-      </w:r>
-      <w:bookmarkEnd w:id="356"/>
-      <w:bookmarkEnd w:id="357"/>
+      <w:r>
+        <w:t>Bảng 5. Bố trí thí nghiệm của cấu hình 3 phòng–3 Scanner</w:t>
+      </w:r>
     </w:p>
     <w:tbl>
       <w:tblPr>
@@ -12574,27 +12323,9 @@
           <w:szCs w:val="26"/>
         </w:rPr>
       </w:pPr>
-      <w:bookmarkStart w:id="361" w:name="_Toc236264392"/>
-      <w:bookmarkStart w:id="362" w:name="_Toc236574190"/>
-      <w:r>
-        <w:rPr>
-          <w:szCs w:val="26"/>
-        </w:rPr>
-        <w:t xml:space="preserve">Hình </w:t>
-      </w:r>
-      <w:fldSimple w:instr=" SEQ Hình \* ARABIC ">
-        <w:r>
-          <w:t>14</w:t>
-        </w:r>
-      </w:fldSimple>
-      <w:r>
-        <w:rPr>
-          <w:szCs w:val="26"/>
-        </w:rPr>
-        <w:t>. Quy trình ghi ground truth và tạo cửa sổ đánh giá sau Grace 30 giây</w:t>
-      </w:r>
-      <w:bookmarkEnd w:id="361"/>
-      <w:bookmarkEnd w:id="362"/>
+      <w:r>
+        <w:t>Hình 10. Quy trình ghi ground truth và tạo cửa sổ đánh giá sau Grace 30 giây</w:t>
+      </w:r>
     </w:p>
     <w:p>
       <w:pPr>
@@ -12730,27 +12461,9 @@
           <w:szCs w:val="26"/>
         </w:rPr>
       </w:pPr>
-      <w:bookmarkStart w:id="372" w:name="_Toc236264403"/>
-      <w:bookmarkStart w:id="373" w:name="_Toc236574202"/>
-      <w:r>
-        <w:rPr>
-          <w:szCs w:val="26"/>
-        </w:rPr>
-        <w:t xml:space="preserve">Bảng </w:t>
-      </w:r>
-      <w:fldSimple w:instr=" SEQ Bảng \* ARABIC ">
-        <w:r>
-          <w:t>8</w:t>
-        </w:r>
-      </w:fldSimple>
-      <w:r>
-        <w:rPr>
-          <w:szCs w:val="26"/>
-        </w:rPr>
-        <w:t>. Các phiên ground truth được sử dụng</w:t>
-      </w:r>
-      <w:bookmarkEnd w:id="372"/>
-      <w:bookmarkEnd w:id="373"/>
+      <w:r>
+        <w:t>Bảng 6. Các phiên ground truth được sử dụng</w:t>
+      </w:r>
     </w:p>
     <w:p>
       <w:pPr>
@@ -13251,27 +12964,9 @@
           <w:szCs w:val="26"/>
         </w:rPr>
       </w:pPr>
-      <w:bookmarkStart w:id="377" w:name="_Toc236264404"/>
-      <w:bookmarkStart w:id="378" w:name="_Toc236574203"/>
-      <w:r>
-        <w:rPr>
-          <w:szCs w:val="26"/>
-        </w:rPr>
-        <w:t xml:space="preserve">Bảng </w:t>
-      </w:r>
-      <w:fldSimple w:instr=" SEQ Bảng \* ARABIC ">
-        <w:r>
-          <w:t>9</w:t>
-        </w:r>
-      </w:fldSimple>
-      <w:r>
-        <w:rPr>
-          <w:szCs w:val="26"/>
-        </w:rPr>
-        <w:t>. Phân bố mẫu đánh giá và coverage theo phòng của ba phiên</w:t>
-      </w:r>
-      <w:bookmarkEnd w:id="377"/>
-      <w:bookmarkEnd w:id="378"/>
+      <w:r>
+        <w:t>Bảng 7. Phân bố mẫu đánh giá và coverage theo phòng của ba phiên</w:t>
+      </w:r>
     </w:p>
     <w:p>
       <w:pPr>
@@ -14200,28 +13895,9 @@
           <w:szCs w:val="26"/>
         </w:rPr>
       </w:pPr>
-      <w:bookmarkStart w:id="385" w:name="_Toc236264405"/>
-      <w:bookmarkStart w:id="386" w:name="_Toc236574204"/>
-      <w:r>
-        <w:rPr>
-          <w:szCs w:val="26"/>
-        </w:rPr>
-        <w:lastRenderedPageBreak/>
-        <w:t xml:space="preserve">Bảng </w:t>
-      </w:r>
-      <w:fldSimple w:instr=" SEQ Bảng \* ARABIC ">
-        <w:r>
-          <w:t>10</w:t>
-        </w:r>
-      </w:fldSimple>
-      <w:r>
-        <w:rPr>
-          <w:szCs w:val="26"/>
-        </w:rPr>
-        <w:t>. Thống kê RSSI của ba scanner khi Tag được đặt cố định theo phòng</w:t>
-      </w:r>
-      <w:bookmarkEnd w:id="385"/>
-      <w:bookmarkEnd w:id="386"/>
+      <w:r>
+        <w:t>Bảng 8. Thống kê RSSI của ba scanner khi Tag được đặt cố định theo phòng</w:t>
+      </w:r>
     </w:p>
     <w:tbl>
       <w:tblPr>
@@ -15944,27 +15620,9 @@
           <w:szCs w:val="26"/>
         </w:rPr>
       </w:pPr>
-      <w:bookmarkStart w:id="387" w:name="_Toc236264393"/>
-      <w:bookmarkStart w:id="388" w:name="_Toc236574191"/>
-      <w:r>
-        <w:rPr>
-          <w:szCs w:val="26"/>
-        </w:rPr>
-        <w:t xml:space="preserve">Hình </w:t>
-      </w:r>
-      <w:fldSimple w:instr=" SEQ Hình \* ARABIC ">
-        <w:r>
-          <w:t>15</w:t>
-        </w:r>
-      </w:fldSimple>
-      <w:r>
-        <w:rPr>
-          <w:szCs w:val="26"/>
-        </w:rPr>
-        <w:t>. RSSI của ba scanner khi Tag được đặt cố định tại Phòng 2</w:t>
-      </w:r>
-      <w:bookmarkEnd w:id="387"/>
-      <w:bookmarkEnd w:id="388"/>
+      <w:r>
+        <w:t>Hình 11. RSSI của ba scanner khi Tag được đặt cố định tại Phòng 2</w:t>
+      </w:r>
     </w:p>
     <w:p>
       <w:pPr>
@@ -16029,27 +15687,9 @@
           <w:szCs w:val="26"/>
         </w:rPr>
       </w:pPr>
-      <w:bookmarkStart w:id="389" w:name="_Toc236264394"/>
-      <w:bookmarkStart w:id="390" w:name="_Toc236574192"/>
-      <w:r>
-        <w:rPr>
-          <w:szCs w:val="26"/>
-        </w:rPr>
-        <w:t xml:space="preserve">Hình </w:t>
-      </w:r>
-      <w:fldSimple w:instr=" SEQ Hình \* ARABIC ">
-        <w:r>
-          <w:t>16</w:t>
-        </w:r>
-      </w:fldSimple>
-      <w:r>
-        <w:rPr>
-          <w:szCs w:val="26"/>
-        </w:rPr>
-        <w:t>. RSSI của ba scanner khi Tag được đặt cố định tại Phòng 3</w:t>
-      </w:r>
-      <w:bookmarkEnd w:id="389"/>
-      <w:bookmarkEnd w:id="390"/>
+      <w:r>
+        <w:t>Hình 12. RSSI của ba scanner khi Tag được đặt cố định tại Phòng 3</w:t>
+      </w:r>
     </w:p>
     <w:p>
       <w:r>
@@ -16120,27 +15760,9 @@
           <w:szCs w:val="26"/>
         </w:rPr>
       </w:pPr>
-      <w:bookmarkStart w:id="391" w:name="_Toc236264395"/>
-      <w:bookmarkStart w:id="392" w:name="_Toc236574193"/>
-      <w:r>
-        <w:rPr>
-          <w:szCs w:val="26"/>
-        </w:rPr>
-        <w:t xml:space="preserve">Hình </w:t>
-      </w:r>
-      <w:fldSimple w:instr=" SEQ Hình \* ARABIC ">
-        <w:r>
-          <w:t>17</w:t>
-        </w:r>
-      </w:fldSimple>
-      <w:r>
-        <w:rPr>
-          <w:szCs w:val="26"/>
-        </w:rPr>
-        <w:t>. RSSI của ba scanner khi Tag được đặt cố định tại Phòng 1</w:t>
-      </w:r>
-      <w:bookmarkEnd w:id="391"/>
-      <w:bookmarkEnd w:id="392"/>
+      <w:r>
+        <w:t>Hình 13. RSSI của ba scanner khi Tag được đặt cố định tại Phòng 1</w:t>
+      </w:r>
     </w:p>
     <w:p>
       <w:pPr>
@@ -16199,27 +15821,9 @@
           <w:szCs w:val="26"/>
         </w:rPr>
       </w:pPr>
-      <w:bookmarkStart w:id="395" w:name="_Toc236264406"/>
-      <w:bookmarkStart w:id="396" w:name="_Toc236574205"/>
-      <w:r>
-        <w:rPr>
-          <w:szCs w:val="26"/>
-        </w:rPr>
-        <w:t xml:space="preserve">Bảng </w:t>
-      </w:r>
-      <w:fldSimple w:instr=" SEQ Bảng \* ARABIC ">
-        <w:r>
-          <w:t>11</w:t>
-        </w:r>
-      </w:fldSimple>
-      <w:r>
-        <w:rPr>
-          <w:szCs w:val="26"/>
-        </w:rPr>
-        <w:t>. Thời gian khởi động và đưa hệ thống vào hoạt động</w:t>
-      </w:r>
-      <w:bookmarkEnd w:id="395"/>
-      <w:bookmarkEnd w:id="396"/>
+      <w:r>
+        <w:t>Bảng 9. Thời gian khởi động và đưa hệ thống vào hoạt động</w:t>
+      </w:r>
     </w:p>
     <w:p>
       <w:pPr>
@@ -16592,27 +16196,9 @@
           <w:szCs w:val="26"/>
         </w:rPr>
       </w:pPr>
-      <w:bookmarkStart w:id="403" w:name="_Toc236264407"/>
-      <w:bookmarkStart w:id="404" w:name="_Toc236574206"/>
-      <w:r>
-        <w:rPr>
-          <w:szCs w:val="26"/>
-        </w:rPr>
-        <w:t xml:space="preserve">Bảng </w:t>
-      </w:r>
-      <w:fldSimple w:instr=" SEQ Bảng \* ARABIC ">
-        <w:r>
-          <w:t>12</w:t>
-        </w:r>
-      </w:fldSimple>
-      <w:r>
-        <w:rPr>
-          <w:szCs w:val="26"/>
-        </w:rPr>
-        <w:t>. Tóm tắt kết quả định vị của Phiên 1</w:t>
-      </w:r>
-      <w:bookmarkEnd w:id="403"/>
-      <w:bookmarkEnd w:id="404"/>
+      <w:r>
+        <w:t>Bảng 10. Tóm tắt kết quả định vị của Phiên 1</w:t>
+      </w:r>
     </w:p>
     <w:p>
       <w:pPr>
@@ -17288,27 +16874,9 @@
           <w:szCs w:val="26"/>
         </w:rPr>
       </w:pPr>
-      <w:bookmarkStart w:id="405" w:name="_Toc236264408"/>
-      <w:bookmarkStart w:id="406" w:name="_Toc236574207"/>
-      <w:r>
-        <w:rPr>
-          <w:szCs w:val="26"/>
-        </w:rPr>
-        <w:t xml:space="preserve">Bảng </w:t>
-      </w:r>
-      <w:fldSimple w:instr=" SEQ Bảng \* ARABIC ">
-        <w:r>
-          <w:t>13</w:t>
-        </w:r>
-      </w:fldSimple>
-      <w:r>
-        <w:rPr>
-          <w:szCs w:val="26"/>
-        </w:rPr>
-        <w:t>. Tóm tắt kết quả định vị của Phiên 2</w:t>
-      </w:r>
-      <w:bookmarkEnd w:id="405"/>
-      <w:bookmarkEnd w:id="406"/>
+      <w:r>
+        <w:t>Bảng 11. Tóm tắt kết quả định vị của Phiên 2</w:t>
+      </w:r>
     </w:p>
     <w:tbl>
       <w:tblPr>
@@ -17961,27 +17529,9 @@
           <w:szCs w:val="26"/>
         </w:rPr>
       </w:pPr>
-      <w:bookmarkStart w:id="407" w:name="_Toc236264409"/>
-      <w:bookmarkStart w:id="408" w:name="_Toc236574208"/>
-      <w:r>
-        <w:rPr>
-          <w:szCs w:val="26"/>
-        </w:rPr>
-        <w:t xml:space="preserve">Bảng </w:t>
-      </w:r>
-      <w:fldSimple w:instr=" SEQ Bảng \* ARABIC ">
-        <w:r>
-          <w:t>14</w:t>
-        </w:r>
-      </w:fldSimple>
-      <w:r>
-        <w:rPr>
-          <w:szCs w:val="26"/>
-        </w:rPr>
-        <w:t>. Tóm tắt kết quả định vị của Phiên 3</w:t>
-      </w:r>
-      <w:bookmarkEnd w:id="407"/>
-      <w:bookmarkEnd w:id="408"/>
+      <w:r>
+        <w:t>Bảng 12. Tóm tắt kết quả định vị của Phiên 3</w:t>
+      </w:r>
     </w:p>
     <w:tbl>
       <w:tblPr>
@@ -18687,27 +18237,9 @@
           <w:szCs w:val="26"/>
         </w:rPr>
       </w:pPr>
-      <w:bookmarkStart w:id="409" w:name="_Toc236264410"/>
-      <w:bookmarkStart w:id="410" w:name="_Toc236574209"/>
-      <w:r>
-        <w:rPr>
-          <w:szCs w:val="26"/>
-        </w:rPr>
-        <w:t xml:space="preserve">Bảng </w:t>
-      </w:r>
-      <w:fldSimple w:instr=" SEQ Bảng \* ARABIC ">
-        <w:r>
-          <w:t>15</w:t>
-        </w:r>
-      </w:fldSimple>
-      <w:r>
-        <w:rPr>
-          <w:szCs w:val="26"/>
-        </w:rPr>
-        <w:t>. Ma trận nhầm lẫn gộp của ba phiên đo</w:t>
-      </w:r>
-      <w:bookmarkEnd w:id="409"/>
-      <w:bookmarkEnd w:id="410"/>
+      <w:r>
+        <w:t>Bảng 13. Ma trận nhầm lẫn gộp của ba phiên đo</w:t>
+      </w:r>
     </w:p>
     <w:p>
       <w:pPr>
@@ -18790,27 +18322,9 @@
           <w:szCs w:val="26"/>
         </w:rPr>
       </w:pPr>
-      <w:bookmarkStart w:id="411" w:name="_Toc236264411"/>
-      <w:bookmarkStart w:id="412" w:name="_Toc236574210"/>
-      <w:r>
-        <w:rPr>
-          <w:szCs w:val="26"/>
-        </w:rPr>
-        <w:t xml:space="preserve">Bảng </w:t>
-      </w:r>
-      <w:fldSimple w:instr=" SEQ Bảng \* ARABIC ">
-        <w:r>
-          <w:t>16</w:t>
-        </w:r>
-      </w:fldSimple>
-      <w:r>
-        <w:rPr>
-          <w:szCs w:val="26"/>
-        </w:rPr>
-        <w:t>. Precision, recall và F1-score theo từng phòng</w:t>
-      </w:r>
-      <w:bookmarkEnd w:id="411"/>
-      <w:bookmarkEnd w:id="412"/>
+      <w:r>
+        <w:t>Bảng 14. Precision, recall và F1-score theo từng phòng</w:t>
+      </w:r>
     </w:p>
     <w:tbl>
       <w:tblPr>
@@ -19663,27 +19177,9 @@
           <w:szCs w:val="26"/>
         </w:rPr>
       </w:pPr>
-      <w:bookmarkStart w:id="417" w:name="_Toc236264412"/>
-      <w:bookmarkStart w:id="418" w:name="_Toc236574211"/>
-      <w:r>
-        <w:rPr>
-          <w:szCs w:val="26"/>
-        </w:rPr>
-        <w:t xml:space="preserve">Bảng </w:t>
-      </w:r>
-      <w:fldSimple w:instr=" SEQ Bảng \* ARABIC ">
-        <w:r>
-          <w:t>17</w:t>
-        </w:r>
-      </w:fldSimple>
-      <w:r>
-        <w:rPr>
-          <w:szCs w:val="26"/>
-        </w:rPr>
-        <w:t>. Số lần flap trong 5 phút tại biên phòng</w:t>
-      </w:r>
-      <w:bookmarkEnd w:id="417"/>
-      <w:bookmarkEnd w:id="418"/>
+      <w:r>
+        <w:t>Bảng 15. Số lần flap trong 5 phút tại biên phòng</w:t>
+      </w:r>
     </w:p>
     <w:tbl>
       <w:tblPr>
@@ -20064,25 +19560,9 @@
         <w:spacing w:before="60" w:after="120"/>
         <w:jc w:val="center"/>
       </w:pPr>
-      <w:bookmarkStart w:id="420" w:name="_Toc236574212"/>
-      <w:r>
-        <w:rPr>
-          <w:szCs w:val="26"/>
-        </w:rPr>
-        <w:t xml:space="preserve">Bảng </w:t>
-      </w:r>
-      <w:fldSimple w:instr=" SEQ Bảng \* ARABIC ">
-        <w:r>
-          <w:t>18</w:t>
-        </w:r>
-      </w:fldSimple>
-      <w:r>
-        <w:rPr>
-          <w:szCs w:val="26"/>
-        </w:rPr>
-        <w:t>. Thống kê độ trễ chuyển phòng của ba phiên đo</w:t>
-      </w:r>
-      <w:bookmarkEnd w:id="420"/>
+      <w:r>
+        <w:t>Bảng 16. Thống kê độ trễ chuyển phòng của ba phiên đo</w:t>
+      </w:r>
     </w:p>
     <w:tbl>
       <w:tblPr>
@@ -20543,25 +20023,9 @@
         <w:spacing w:before="60" w:after="120"/>
         <w:jc w:val="center"/>
       </w:pPr>
-      <w:bookmarkStart w:id="421" w:name="_Toc236574194"/>
-      <w:r>
-        <w:rPr>
-          <w:szCs w:val="26"/>
-        </w:rPr>
-        <w:t xml:space="preserve">Hình </w:t>
-      </w:r>
-      <w:fldSimple w:instr=" SEQ Hình \* ARABIC ">
-        <w:r>
-          <w:t>18</w:t>
-        </w:r>
-      </w:fldSimple>
-      <w:r>
-        <w:rPr>
-          <w:szCs w:val="26"/>
-        </w:rPr>
-        <w:t>. Độ trễ chuyển phòng theo từng sự kiện trong ba phiên đo</w:t>
-      </w:r>
-      <w:bookmarkEnd w:id="421"/>
+      <w:r>
+        <w:t>Hình 14. Độ trễ chuyển phòng theo từng sự kiện trong ba phiên đo</w:t>
+      </w:r>
     </w:p>
     <w:p>
       <w:pPr>
@@ -20613,25 +20077,9 @@
         <w:spacing w:before="60" w:after="120"/>
         <w:jc w:val="center"/>
       </w:pPr>
-      <w:bookmarkStart w:id="423" w:name="_Toc236574213"/>
-      <w:r>
-        <w:rPr>
-          <w:szCs w:val="26"/>
-        </w:rPr>
-        <w:t xml:space="preserve">Bảng </w:t>
-      </w:r>
-      <w:fldSimple w:instr=" SEQ Bảng \* ARABIC ">
-        <w:r>
-          <w:t>19</w:t>
-        </w:r>
-      </w:fldSimple>
-      <w:r>
-        <w:rPr>
-          <w:szCs w:val="26"/>
-        </w:rPr>
-        <w:t>. Kết quả flapping trong 35 cửa sổ sau Grace</w:t>
-      </w:r>
-      <w:bookmarkEnd w:id="423"/>
+      <w:r>
+        <w:t>Bảng 17. Kết quả flapping trong 35 cửa sổ sau Grace</w:t>
+      </w:r>
     </w:p>
     <w:tbl>
       <w:tblPr>
@@ -21660,27 +21108,9 @@
           <w:szCs w:val="26"/>
         </w:rPr>
       </w:pPr>
-      <w:bookmarkStart w:id="442" w:name="_Toc236264413"/>
-      <w:bookmarkStart w:id="443" w:name="_Toc236574214"/>
-      <w:r>
-        <w:rPr>
-          <w:szCs w:val="26"/>
-        </w:rPr>
-        <w:t xml:space="preserve">Bảng </w:t>
-      </w:r>
-      <w:fldSimple w:instr=" SEQ Bảng \* ARABIC ">
-        <w:r>
-          <w:t>20</w:t>
-        </w:r>
-      </w:fldSimple>
-      <w:r>
-        <w:rPr>
-          <w:szCs w:val="26"/>
-        </w:rPr>
-        <w:t>. Thời gian OTA (giây)</w:t>
-      </w:r>
-      <w:bookmarkEnd w:id="442"/>
-      <w:bookmarkEnd w:id="443"/>
+      <w:r>
+        <w:t>Bảng 18. Thời gian OTA (giây)</w:t>
+      </w:r>
     </w:p>
     <w:tbl>
       <w:tblPr>
@@ -22285,27 +21715,9 @@
           <w:szCs w:val="26"/>
         </w:rPr>
       </w:pPr>
-      <w:bookmarkStart w:id="476" w:name="_Toc236264414"/>
-      <w:bookmarkStart w:id="477" w:name="_Toc236574215"/>
-      <w:r>
-        <w:rPr>
-          <w:szCs w:val="26"/>
-        </w:rPr>
-        <w:t xml:space="preserve">Bảng </w:t>
-      </w:r>
-      <w:fldSimple w:instr=" SEQ Bảng \* ARABIC ">
-        <w:r>
-          <w:t>21</w:t>
-        </w:r>
-      </w:fldSimple>
-      <w:r>
-        <w:rPr>
-          <w:szCs w:val="26"/>
-        </w:rPr>
-        <w:t>. So sánh định tính với một số giải pháp thương mại</w:t>
-      </w:r>
-      <w:bookmarkEnd w:id="476"/>
-      <w:bookmarkEnd w:id="477"/>
+      <w:r>
+        <w:t>Bảng 19. So sánh định tính với một số giải pháp thương mại</w:t>
+      </w:r>
     </w:p>
     <w:tbl>
       <w:tblPr>
@@ -23572,25 +22984,9 @@
         <w:spacing w:before="60" w:after="120"/>
         <w:jc w:val="center"/>
       </w:pPr>
-      <w:bookmarkStart w:id="507" w:name="_Toc236574216"/>
-      <w:r>
-        <w:rPr>
-          <w:szCs w:val="26"/>
-        </w:rPr>
-        <w:t xml:space="preserve">Bảng </w:t>
-      </w:r>
-      <w:fldSimple w:instr=" SEQ Bảng \* ARABIC ">
-        <w:r>
-          <w:t>22</w:t>
-        </w:r>
-      </w:fldSimple>
-      <w:r>
-        <w:rPr>
-          <w:szCs w:val="26"/>
-        </w:rPr>
-        <w:t>. Các vendor opcode của hệ thống</w:t>
-      </w:r>
-      <w:bookmarkEnd w:id="507"/>
+      <w:r>
+        <w:t>Bảng 20. Các vendor opcode của hệ thống</w:t>
+      </w:r>
     </w:p>
     <w:tbl>
       <w:tblPr>
@@ -23821,25 +23217,9 @@
         <w:spacing w:before="60" w:after="120"/>
         <w:jc w:val="center"/>
       </w:pPr>
-      <w:bookmarkStart w:id="508" w:name="_Toc236574217"/>
-      <w:r>
-        <w:rPr>
-          <w:szCs w:val="26"/>
-        </w:rPr>
-        <w:t xml:space="preserve">Bảng </w:t>
-      </w:r>
-      <w:fldSimple w:instr=" SEQ Bảng \* ARABIC ">
-        <w:r>
-          <w:t>23</w:t>
-        </w:r>
-      </w:fldSimple>
-      <w:r>
-        <w:rPr>
-          <w:szCs w:val="26"/>
-        </w:rPr>
-        <w:t>. Các mã định danh Bluetooth dùng trong hệ thống</w:t>
-      </w:r>
-      <w:bookmarkEnd w:id="508"/>
+      <w:r>
+        <w:t>Bảng 21. Các mã định danh Bluetooth dùng trong hệ thống</w:t>
+      </w:r>
     </w:p>
     <w:tbl>
       <w:tblPr>

--- a/22207073-phan-B.docx
+++ b/22207073-phan-B.docx
@@ -523,11 +523,6 @@
       </w:r>
     </w:p>
     <w:p>
-      <w:r>
-        <w:br w:type="page"/>
-      </w:r>
-    </w:p>
-    <w:p>
       <w:pPr>
         <w:tabs>
           <w:tab w:val="left" w:pos="3630"/>
@@ -990,17 +985,6 @@
         </w:rPr>
         <w:t xml:space="preserve"> HỮU THUẬN</w:t>
       </w:r>
-    </w:p>
-    <w:p>
-      <w:pPr>
-        <w:spacing w:after="200"/>
-        <w:jc w:val="center"/>
-        <w:rPr>
-          <w:b/>
-          <w:color w:val="000080"/>
-          <w:lang w:val="vi-VN"/>
-        </w:rPr>
-      </w:pPr>
     </w:p>
     <w:p>
       <w:pPr>

--- a/22207073-phan-B.docx
+++ b/22207073-phan-B.docx
@@ -1036,6 +1036,7 @@
     <w:p>
       <w:pPr>
         <w:pStyle w:val="Heading1"/>
+        <w:pageBreakBefore/>
         <w:rPr>
           <w:rFonts w:ascii="Times New Roman" w:hAnsi="Times New Roman" w:cs="Times New Roman"/>
         </w:rPr>
@@ -1105,13 +1106,9 @@
       </w:r>
     </w:p>
     <w:p>
-      <w:r>
-        <w:br w:type="page"/>
-      </w:r>
-    </w:p>
-    <w:p>
       <w:pPr>
         <w:pStyle w:val="Heading1"/>
+        <w:pageBreakBefore/>
         <w:spacing w:after="120" w:line="240" w:lineRule="auto"/>
         <w:rPr>
           <w:rFonts w:ascii="Times New Roman" w:hAnsi="Times New Roman" w:cs="Times New Roman"/>
@@ -1145,7 +1142,7 @@
         <w:ind w:firstLine="567"/>
       </w:pPr>
       <w:r>
-        <w:t>Khóa luận xây dựng hệ thống định vị mức phòng gồm Tag, ba Scanner, Relay và Gateway. Trong phạm vi phần B, kiến trúc tổng thể và BLE Mesh được giữ làm nội dung chung; trọng tâm là Gateway nhận TAG_STATUS, tách callback và MQTTS bằng hàng đợi FreeRTOS, rồi chuyển telemetry lên ThingsBoard. Rule Chain dùng độ tươi dữ liệu, hysteresis và debounce để quyết định phòng. Mỗi Tag được quản lý bằng child device và state độc lập; dashboard hỗ trợ chọn Tag để xem trạng thái và lịch sử.</w:t>
+        <w:t>Khóa luận xây dựng hệ thống định vị mức phòng gồm Tag, ba Scanner, Relay và Gateway. Gateway nhận TAG_STATUS, tách callback và MQTTS bằng hàng đợi FreeRTOS, rồi chuyển telemetry lên ThingsBoard. Rule Chain dùng độ tươi dữ liệu, hysteresis và debounce để quyết định phòng. Mỗi Tag được quản lý bằng child device và trạng thái độc lập; dashboard hỗ trợ chọn Tag để xem trạng thái và lịch sử.</w:t>
       </w:r>
     </w:p>
     <w:p>
@@ -1171,6 +1168,7 @@
     <w:p>
       <w:pPr>
         <w:pStyle w:val="Heading1"/>
+        <w:pageBreakBefore/>
         <w:spacing w:after="120" w:line="240" w:lineRule="auto"/>
         <w:rPr>
           <w:rFonts w:ascii="Times New Roman" w:hAnsi="Times New Roman" w:cs="Times New Roman"/>
@@ -1196,7 +1194,7 @@
       <w:r>
         <w:t>CHƯƠNG 1: GIỚI THIỆU</w:t>
         <w:tab/>
-        <w:t>2</w:t>
+        <w:t>3</w:t>
       </w:r>
     </w:p>
     <w:p>
@@ -1206,7 +1204,7 @@
       <w:r>
         <w:t>1.1 Bối cảnh và động lực thực hiện</w:t>
         <w:tab/>
-        <w:t>2</w:t>
+        <w:t>3</w:t>
       </w:r>
     </w:p>
     <w:p>
@@ -1226,7 +1224,7 @@
       <w:r>
         <w:t>1.3 Phạm vi</w:t>
         <w:tab/>
-        <w:t>3</w:t>
+        <w:t>4</w:t>
       </w:r>
     </w:p>
     <w:p>
@@ -1234,7 +1232,7 @@
         <w:pStyle w:val="TOC3"/>
       </w:pPr>
       <w:r>
-        <w:t>1.3.1 Phạm vi nội dung phần B</w:t>
+        <w:t>1.3.1 Phạm vi thu nhận và xử lý dữ liệu</w:t>
         <w:tab/>
         <w:t>4</w:t>
       </w:r>
@@ -1246,7 +1244,7 @@
       <w:r>
         <w:t>1.4 Các công cụ và board mạch phát triển</w:t>
         <w:tab/>
-        <w:t>4</w:t>
+        <w:t>5</w:t>
       </w:r>
     </w:p>
     <w:p>
@@ -1256,7 +1254,7 @@
       <w:r>
         <w:t>1.4.1 Framework ESP-IDF v6.0.1</w:t>
         <w:tab/>
-        <w:t>4</w:t>
+        <w:t>5</w:t>
       </w:r>
     </w:p>
     <w:p>
@@ -1276,7 +1274,7 @@
       <w:r>
         <w:t>1.4.3 ThingsBoard CE</w:t>
         <w:tab/>
-        <w:t>5</w:t>
+        <w:t>6</w:t>
       </w:r>
     </w:p>
     <w:p>
@@ -1296,7 +1294,7 @@
       <w:r>
         <w:t>1.5 Cấu trúc của khóa luận</w:t>
         <w:tab/>
-        <w:t>6</w:t>
+        <w:t>7</w:t>
       </w:r>
     </w:p>
     <w:p>
@@ -1306,7 +1304,7 @@
       <w:r>
         <w:t>CHƯƠNG 2: TỔNG QUAN NGHIÊN CỨU</w:t>
         <w:tab/>
-        <w:t>7</w:t>
+        <w:t>8</w:t>
       </w:r>
     </w:p>
     <w:p>
@@ -1316,7 +1314,7 @@
       <w:r>
         <w:t>2.1 Các phương pháp định vị trong nhà</w:t>
         <w:tab/>
-        <w:t>7</w:t>
+        <w:t>8</w:t>
       </w:r>
     </w:p>
     <w:p>
@@ -1326,7 +1324,7 @@
       <w:r>
         <w:t>2.1.1 Fingerprinting bằng Wi-Fi RSSI</w:t>
         <w:tab/>
-        <w:t>7</w:t>
+        <w:t>8</w:t>
       </w:r>
     </w:p>
     <w:p>
@@ -1336,7 +1334,7 @@
       <w:r>
         <w:t>2.1.2 BLE beacon với một đầu quét</w:t>
         <w:tab/>
-        <w:t>7</w:t>
+        <w:t>8</w:t>
       </w:r>
     </w:p>
     <w:p>
@@ -1346,7 +1344,7 @@
       <w:r>
         <w:t>2.1.3 Ultra-Wideband (UWB)</w:t>
         <w:tab/>
-        <w:t>7</w:t>
+        <w:t>8</w:t>
       </w:r>
     </w:p>
     <w:p>
@@ -1356,7 +1354,7 @@
       <w:r>
         <w:t>2.1.4 Hệ thống hybrid</w:t>
         <w:tab/>
-        <w:t>8</w:t>
+        <w:t>9</w:t>
       </w:r>
     </w:p>
     <w:p>
@@ -1366,7 +1364,7 @@
       <w:r>
         <w:t>2.2 So sánh giải pháp thương mại</w:t>
         <w:tab/>
-        <w:t>8</w:t>
+        <w:t>9</w:t>
       </w:r>
     </w:p>
     <w:p>
@@ -1376,7 +1374,7 @@
       <w:r>
         <w:t>2.2.1 Estimote</w:t>
         <w:tab/>
-        <w:t>8</w:t>
+        <w:t>9</w:t>
       </w:r>
     </w:p>
     <w:p>
@@ -1386,7 +1384,7 @@
       <w:r>
         <w:t>2.2.2 Kontakt.io</w:t>
         <w:tab/>
-        <w:t>8</w:t>
+        <w:t>9</w:t>
       </w:r>
     </w:p>
     <w:p>
@@ -1396,7 +1394,7 @@
       <w:r>
         <w:t>2.2.3 Aruba Meridian</w:t>
         <w:tab/>
-        <w:t>8</w:t>
+        <w:t>9</w:t>
       </w:r>
     </w:p>
     <w:p>
@@ -1406,7 +1404,7 @@
       <w:r>
         <w:t>2.3 Các nghiên cứu học thuật liên quan</w:t>
         <w:tab/>
-        <w:t>9</w:t>
+        <w:t>10</w:t>
       </w:r>
     </w:p>
     <w:p>
@@ -1416,7 +1414,7 @@
       <w:r>
         <w:t>2.3.1 Bluetooth Mesh cho IoT</w:t>
         <w:tab/>
-        <w:t>9</w:t>
+        <w:t>10</w:t>
       </w:r>
     </w:p>
     <w:p>
@@ -1426,7 +1424,7 @@
       <w:r>
         <w:t>2.4 Khoảng trống nghiên cứu</w:t>
         <w:tab/>
-        <w:t>9</w:t>
+        <w:t>10</w:t>
       </w:r>
     </w:p>
     <w:p>
@@ -1436,7 +1434,7 @@
       <w:r>
         <w:t>CHƯƠNG 3: CƠ SỞ LÝ THUYẾT</w:t>
         <w:tab/>
-        <w:t>9</w:t>
+        <w:t>11</w:t>
       </w:r>
     </w:p>
     <w:p>
@@ -1446,7 +1444,7 @@
       <w:r>
         <w:t>3.1 BLE Mesh</w:t>
         <w:tab/>
-        <w:t>9</w:t>
+        <w:t>11</w:t>
       </w:r>
     </w:p>
     <w:p>
@@ -1456,7 +1454,7 @@
       <w:r>
         <w:t>3.1.1 Provisioner và Node</w:t>
         <w:tab/>
-        <w:t>9</w:t>
+        <w:t>11</w:t>
       </w:r>
     </w:p>
     <w:p>
@@ -1466,7 +1464,7 @@
       <w:r>
         <w:t>3.1.2 Khóa và các layer</w:t>
         <w:tab/>
-        <w:t>10</w:t>
+        <w:t>11</w:t>
       </w:r>
     </w:p>
     <w:p>
@@ -1476,7 +1474,7 @@
       <w:r>
         <w:t>3.1.3 Provisioning và Static OOB</w:t>
         <w:tab/>
-        <w:t>10</w:t>
+        <w:t>11</w:t>
       </w:r>
     </w:p>
     <w:p>
@@ -1486,7 +1484,7 @@
       <w:r>
         <w:t>3.1.4 Vendor Model và opcode</w:t>
         <w:tab/>
-        <w:t>11</w:t>
+        <w:t>12</w:t>
       </w:r>
     </w:p>
     <w:p>
@@ -1496,7 +1494,7 @@
       <w:r>
         <w:t>3.1.5 Relay feature</w:t>
         <w:tab/>
-        <w:t>11</w:t>
+        <w:t>12</w:t>
       </w:r>
     </w:p>
     <w:p>
@@ -1506,7 +1504,7 @@
       <w:r>
         <w:t>3.2 Quyết định zone</w:t>
         <w:tab/>
-        <w:t>11</w:t>
+        <w:t>12</w:t>
       </w:r>
     </w:p>
     <w:p>
@@ -1516,7 +1514,7 @@
       <w:r>
         <w:t>3.2.1 Chọn Scanner mạnh nhất</w:t>
         <w:tab/>
-        <w:t>11</w:t>
+        <w:t>13</w:t>
       </w:r>
     </w:p>
     <w:p>
@@ -1526,7 +1524,7 @@
       <w:r>
         <w:t>3.2.2 Hysteresis chống flapping</w:t>
         <w:tab/>
-        <w:t>11</w:t>
+        <w:t>13</w:t>
       </w:r>
     </w:p>
     <w:p>
@@ -1536,7 +1534,7 @@
       <w:r>
         <w:t>3.2.3 Debounce leaky-bucket</w:t>
         <w:tab/>
-        <w:t>12</w:t>
+        <w:t>13</w:t>
       </w:r>
     </w:p>
     <w:p>
@@ -1546,7 +1544,7 @@
       <w:r>
         <w:t>3.3 MQTT và TLS</w:t>
         <w:tab/>
-        <w:t>12</w:t>
+        <w:t>13</w:t>
       </w:r>
     </w:p>
     <w:p>
@@ -1556,7 +1554,7 @@
       <w:r>
         <w:t>3.3.1 MQTT</w:t>
         <w:tab/>
-        <w:t>12</w:t>
+        <w:t>13</w:t>
       </w:r>
     </w:p>
     <w:p>
@@ -1566,7 +1564,7 @@
       <w:r>
         <w:t>3.3.2 TLS</w:t>
         <w:tab/>
-        <w:t>13</w:t>
+        <w:t>14</w:t>
       </w:r>
     </w:p>
     <w:p>
@@ -1576,7 +1574,7 @@
       <w:r>
         <w:t>3.4 Giao thức ThingsBoard Gateway API</w:t>
         <w:tab/>
-        <w:t>16</w:t>
+        <w:t>17</w:t>
       </w:r>
     </w:p>
     <w:p>
@@ -1586,7 +1584,7 @@
       <w:r>
         <w:t>3.4.1 Kiến trúc Gateway/Sub-device</w:t>
         <w:tab/>
-        <w:t>16</w:t>
+        <w:t>17</w:t>
       </w:r>
     </w:p>
     <w:p>
@@ -1596,7 +1594,7 @@
       <w:r>
         <w:t>3.4.2 Các topic MQTT</w:t>
         <w:tab/>
-        <w:t>16</w:t>
+        <w:t>17</w:t>
       </w:r>
     </w:p>
     <w:p>
@@ -1606,7 +1604,7 @@
       <w:r>
         <w:t>3.4.3 Rule Chain Engine</w:t>
         <w:tab/>
-        <w:t>16</w:t>
+        <w:t>17</w:t>
       </w:r>
     </w:p>
     <w:p>
@@ -1616,7 +1614,7 @@
       <w:r>
         <w:t>CHƯƠNG 4: TRIỂN KHAI HỆ THỐNG</w:t>
         <w:tab/>
-        <w:t>18</w:t>
+        <w:t>19</w:t>
       </w:r>
     </w:p>
     <w:p>
@@ -1626,7 +1624,7 @@
       <w:r>
         <w:t>4.1 Kiến trúc tổng thể</w:t>
         <w:tab/>
-        <w:t>18</w:t>
+        <w:t>19</w:t>
       </w:r>
     </w:p>
     <w:p>
@@ -1636,7 +1634,7 @@
       <w:r>
         <w:t>4.2 Firmware Relay và BLE Mesh dùng chung</w:t>
         <w:tab/>
-        <w:t>18</w:t>
+        <w:t>19</w:t>
       </w:r>
     </w:p>
     <w:p>
@@ -1646,7 +1644,7 @@
       <w:r>
         <w:t>4.2.1 Relay feature ở Network Layer</w:t>
         <w:tab/>
-        <w:t>19</w:t>
+        <w:t>20</w:t>
       </w:r>
     </w:p>
     <w:p>
@@ -1656,7 +1654,7 @@
       <w:r>
         <w:t>4.2.2 Bind AppKey cho vendor model dùng chung</w:t>
         <w:tab/>
-        <w:t>19</w:t>
+        <w:t>20</w:t>
       </w:r>
     </w:p>
     <w:p>
@@ -1666,7 +1664,7 @@
       <w:r>
         <w:t>4.3 Firmware Gateway</w:t>
         <w:tab/>
-        <w:t>19</w:t>
+        <w:t>20</w:t>
       </w:r>
     </w:p>
     <w:p>
@@ -1676,7 +1674,7 @@
       <w:r>
         <w:t>4.3.1 Provisioner AUTO mode</w:t>
         <w:tab/>
-        <w:t>19</w:t>
+        <w:t>20</w:t>
       </w:r>
     </w:p>
     <w:p>
@@ -1686,7 +1684,7 @@
       <w:r>
         <w:t>4.3.2 MQTT worker và hàng đợi Tag report</w:t>
         <w:tab/>
-        <w:t>20</w:t>
+        <w:t>21</w:t>
       </w:r>
     </w:p>
     <w:p>
@@ -1696,7 +1694,7 @@
       <w:r>
         <w:t>4.3.3 Data watchdog và tự phục hồi</w:t>
         <w:tab/>
-        <w:t>21</w:t>
+        <w:t>22</w:t>
       </w:r>
     </w:p>
     <w:p>
@@ -1706,7 +1704,7 @@
       <w:r>
         <w:t>4.3.4 Kết nối Wi-Fi, MQTTS và xác thực ThingsBoard</w:t>
         <w:tab/>
-        <w:t>21</w:t>
+        <w:t>22</w:t>
       </w:r>
     </w:p>
     <w:p>
@@ -1716,7 +1714,7 @@
       <w:r>
         <w:t>4.3.5 Phát hiện out_of_range và phục hồi sau mất MQTT</w:t>
         <w:tab/>
-        <w:t>21</w:t>
+        <w:t>22</w:t>
       </w:r>
     </w:p>
     <w:p>
@@ -1726,7 +1724,7 @@
       <w:r>
         <w:t>4.3.6 Giới hạn và chính sách mất dữ liệu</w:t>
         <w:tab/>
-        <w:t>22</w:t>
+        <w:t>23</w:t>
       </w:r>
     </w:p>
     <w:p>
@@ -1736,7 +1734,7 @@
       <w:r>
         <w:t>4.4 Server-side ThingsBoard</w:t>
         <w:tab/>
-        <w:t>22</w:t>
+        <w:t>23</w:t>
       </w:r>
     </w:p>
     <w:p>
@@ -1746,7 +1744,7 @@
       <w:r>
         <w:t>4.4.1 Rule Chain ble_tag_zone_detection</w:t>
         <w:tab/>
-        <w:t>22</w:t>
+        <w:t>23</w:t>
       </w:r>
     </w:p>
     <w:p>
@@ -1756,7 +1754,7 @@
       <w:r>
         <w:t>4.4.2 Dashboard Indoor Tracking</w:t>
         <w:tab/>
-        <w:t>25</w:t>
+        <w:t>26</w:t>
       </w:r>
     </w:p>
     <w:p>
@@ -1766,7 +1764,7 @@
       <w:r>
         <w:t>4.4.3 Attributes, timeseries và định danh child device</w:t>
         <w:tab/>
-        <w:t>25</w:t>
+        <w:t>26</w:t>
       </w:r>
     </w:p>
     <w:p>
@@ -1776,7 +1774,7 @@
       <w:r>
         <w:t>4.5 Hỗ trợ nhiều Tag ở Gateway và ThingsBoard</w:t>
         <w:tab/>
-        <w:t>26</w:t>
+        <w:t>27</w:t>
       </w:r>
     </w:p>
     <w:p>
@@ -1786,7 +1784,7 @@
       <w:r>
         <w:t>4.5.1 Quản lý trạng thái từng Tag tại Gateway</w:t>
         <w:tab/>
-        <w:t>26</w:t>
+        <w:t>27</w:t>
       </w:r>
     </w:p>
     <w:p>
@@ -1796,7 +1794,7 @@
       <w:r>
         <w:t>4.5.2 Tách child device và state trong Rule Chain</w:t>
         <w:tab/>
-        <w:t>26</w:t>
+        <w:t>27</w:t>
       </w:r>
     </w:p>
     <w:p>
@@ -1806,7 +1804,7 @@
       <w:r>
         <w:t>4.5.3 Dashboard tổng quan–chi tiết</w:t>
         <w:tab/>
-        <w:t>26</w:t>
+        <w:t>27</w:t>
       </w:r>
     </w:p>
     <w:p>
@@ -1814,9 +1812,9 @@
         <w:pStyle w:val="TOC2"/>
       </w:pPr>
       <w:r>
-        <w:t>4.6 Cấu trúc source code phần B</w:t>
+        <w:t>4.6 Cấu trúc source code Gateway và ThingsBoard</w:t>
         <w:tab/>
-        <w:t>27</w:t>
+        <w:t>28</w:t>
       </w:r>
     </w:p>
     <w:p>
@@ -1824,9 +1822,9 @@
         <w:pStyle w:val="TOC3"/>
       </w:pPr>
       <w:r>
-        <w:t>4.6.1 Firmware Gateway và các component phần B</w:t>
+        <w:t>4.6.1 Firmware Gateway và các component liên quan</w:t>
         <w:tab/>
-        <w:t>27</w:t>
+        <w:t>28</w:t>
       </w:r>
     </w:p>
     <w:p>
@@ -1836,7 +1834,7 @@
       <w:r>
         <w:t>4.6.2 Giao diện với Scanner và Relay dùng chung</w:t>
         <w:tab/>
-        <w:t>27</w:t>
+        <w:t>28</w:t>
       </w:r>
     </w:p>
     <w:p>
@@ -1846,7 +1844,7 @@
       <w:r>
         <w:t>4.6.3 ThingsBoard</w:t>
         <w:tab/>
-        <w:t>27</w:t>
+        <w:t>28</w:t>
       </w:r>
     </w:p>
     <w:p>
@@ -1856,7 +1854,7 @@
       <w:r>
         <w:t>CHƯƠNG 5: KẾT QUẢ THỰC NGHIỆM</w:t>
         <w:tab/>
-        <w:t>29</w:t>
+        <w:t>30</w:t>
       </w:r>
     </w:p>
     <w:p>
@@ -1866,7 +1864,7 @@
       <w:r>
         <w:t>5.1 Thiết lập đo của kiến trúc hiện tại</w:t>
         <w:tab/>
-        <w:t>29</w:t>
+        <w:t>30</w:t>
       </w:r>
     </w:p>
     <w:p>
@@ -1876,7 +1874,7 @@
       <w:r>
         <w:t>5.1.1 Cấu hình hệ thống và biến quan sát</w:t>
         <w:tab/>
-        <w:t>29</w:t>
+        <w:t>30</w:t>
       </w:r>
     </w:p>
     <w:p>
@@ -1886,7 +1884,7 @@
       <w:r>
         <w:t>5.1.2 Bố trí ba phòng và ba Scanner</w:t>
         <w:tab/>
-        <w:t>29</w:t>
+        <w:t>30</w:t>
       </w:r>
     </w:p>
     <w:p>
@@ -1896,7 +1894,7 @@
       <w:r>
         <w:t>5.1.3 Nguồn dữ liệu và quy trình Grace 30 giây</w:t>
         <w:tab/>
-        <w:t>30</w:t>
+        <w:t>31</w:t>
       </w:r>
     </w:p>
     <w:p>
@@ -1906,7 +1904,7 @@
       <w:r>
         <w:t>5.1.4 Quy tắc tạo tập đánh giá</w:t>
         <w:tab/>
-        <w:t>31</w:t>
+        <w:t>32</w:t>
       </w:r>
     </w:p>
     <w:p>
@@ -1916,7 +1914,7 @@
       <w:r>
         <w:t>5.2 Tập ground truth của cấu hình 3 Scanner</w:t>
         <w:tab/>
-        <w:t>32</w:t>
+        <w:t>33</w:t>
       </w:r>
     </w:p>
     <w:p>
@@ -1926,7 +1924,7 @@
       <w:r>
         <w:t>5.2.1 Phạm vi bản ghi và tách phiên đo</w:t>
         <w:tab/>
-        <w:t>32</w:t>
+        <w:t>33</w:t>
       </w:r>
     </w:p>
     <w:p>
@@ -1936,7 +1934,7 @@
       <w:r>
         <w:t>5.2.2 Phân bố thời gian và telemetry theo phòng</w:t>
         <w:tab/>
-        <w:t>32</w:t>
+        <w:t>33</w:t>
       </w:r>
     </w:p>
     <w:p>
@@ -1946,7 +1944,7 @@
       <w:r>
         <w:t>5.2.3 Giá trị sử dụng và giới hạn của tập ground truth</w:t>
         <w:tab/>
-        <w:t>33</w:t>
+        <w:t>34</w:t>
       </w:r>
     </w:p>
     <w:p>
@@ -1956,7 +1954,7 @@
       <w:r>
         <w:t>5.3 Đánh giá đặc trưng RSSI theo phòng</w:t>
         <w:tab/>
-        <w:t>33</w:t>
+        <w:t>34</w:t>
       </w:r>
     </w:p>
     <w:p>
@@ -1966,7 +1964,7 @@
       <w:r>
         <w:t>5.3.1 Cách thu thập và xử lý dữ liệu RSSI</w:t>
         <w:tab/>
-        <w:t>33</w:t>
+        <w:t>34</w:t>
       </w:r>
     </w:p>
     <w:p>
@@ -1976,7 +1974,7 @@
       <w:r>
         <w:t>5.4 Thời gian khởi động và đưa hệ thống vào hoạt động</w:t>
         <w:tab/>
-        <w:t>36</w:t>
+        <w:t>37</w:t>
       </w:r>
     </w:p>
     <w:p>
@@ -2006,7 +2004,7 @@
       <w:r>
         <w:t>5.5.2 Kết quả định lượng</w:t>
         <w:tab/>
-        <w:t>37</w:t>
+        <w:t>38</w:t>
       </w:r>
     </w:p>
     <w:p>
@@ -2016,7 +2014,7 @@
       <w:r>
         <w:t>5.5.3 Phân tích sai số và giới hạn</w:t>
         <w:tab/>
-        <w:t>39</w:t>
+        <w:t>40</w:t>
       </w:r>
     </w:p>
     <w:p>
@@ -2026,7 +2024,7 @@
       <w:r>
         <w:t>5.6 Độ trễ chuyển phòng và flapping</w:t>
         <w:tab/>
-        <w:t>40</w:t>
+        <w:t>41</w:t>
       </w:r>
     </w:p>
     <w:p>
@@ -2036,7 +2034,7 @@
       <w:r>
         <w:t>5.6.1 Phép thử độc lập tại biên phòng</w:t>
         <w:tab/>
-        <w:t>40</w:t>
+        <w:t>41</w:t>
       </w:r>
     </w:p>
     <w:p>
@@ -2046,7 +2044,7 @@
       <w:r>
         <w:t>5.6.2 Độ trễ chuyển phòng trong ba phiên</w:t>
         <w:tab/>
-        <w:t>41</w:t>
+        <w:t>42</w:t>
       </w:r>
     </w:p>
     <w:p>
@@ -2056,7 +2054,7 @@
       <w:r>
         <w:t>5.6.3 Flapping trong ba phiên ground truth</w:t>
         <w:tab/>
-        <w:t>42</w:t>
+        <w:t>43</w:t>
       </w:r>
     </w:p>
     <w:p>
@@ -2096,7 +2094,7 @@
       <w:r>
         <w:t>5.7.3 Rút Relay</w:t>
         <w:tab/>
-        <w:t>43</w:t>
+        <w:t>44</w:t>
       </w:r>
     </w:p>
     <w:p>
@@ -2106,7 +2104,7 @@
       <w:r>
         <w:t>5.8 OTA</w:t>
         <w:tab/>
-        <w:t>43</w:t>
+        <w:t>44</w:t>
       </w:r>
     </w:p>
     <w:p>
@@ -2116,7 +2114,7 @@
       <w:r>
         <w:t>5.8.1 Thời gian OTA</w:t>
         <w:tab/>
-        <w:t>43</w:t>
+        <w:t>44</w:t>
       </w:r>
     </w:p>
     <w:p>
@@ -2156,7 +2154,7 @@
       <w:r>
         <w:t>5.9 Bảo mật beacon</w:t>
         <w:tab/>
-        <w:t>44</w:t>
+        <w:t>45</w:t>
       </w:r>
     </w:p>
     <w:p>
@@ -2166,7 +2164,7 @@
       <w:r>
         <w:t>5.9.1 Giả beacon bằng smartphone</w:t>
         <w:tab/>
-        <w:t>44</w:t>
+        <w:t>45</w:t>
       </w:r>
     </w:p>
     <w:p>
@@ -2176,7 +2174,7 @@
       <w:r>
         <w:t>5.9.2 Replay attack</w:t>
         <w:tab/>
-        <w:t>44</w:t>
+        <w:t>45</w:t>
       </w:r>
     </w:p>
     <w:p>
@@ -2216,7 +2214,7 @@
       <w:r>
         <w:t>5.10.2 Hạn chế</w:t>
         <w:tab/>
-        <w:t>45</w:t>
+        <w:t>46</w:t>
       </w:r>
     </w:p>
     <w:p>
@@ -2236,7 +2234,7 @@
       <w:r>
         <w:t>CHƯƠNG 6: KẾT LUẬN</w:t>
         <w:tab/>
-        <w:t>47</w:t>
+        <w:t>48</w:t>
       </w:r>
     </w:p>
     <w:p>
@@ -2246,7 +2244,7 @@
       <w:r>
         <w:t>6.1 Tóm tắt đóng góp</w:t>
         <w:tab/>
-        <w:t>47</w:t>
+        <w:t>48</w:t>
       </w:r>
     </w:p>
     <w:p>
@@ -2256,7 +2254,7 @@
       <w:r>
         <w:t>6.2 Hạn chế</w:t>
         <w:tab/>
-        <w:t>48</w:t>
+        <w:t>49</w:t>
       </w:r>
     </w:p>
     <w:p>
@@ -2286,7 +2284,7 @@
       <w:r>
         <w:t>6.3.2 Chống nhiễu 2.4 GHz</w:t>
         <w:tab/>
-        <w:t>49</w:t>
+        <w:t>50</w:t>
       </w:r>
     </w:p>
     <w:p>
@@ -2296,7 +2294,7 @@
       <w:r>
         <w:t>TÀI LIỆU THAM KHẢO</w:t>
         <w:tab/>
-        <w:t>49</w:t>
+        <w:t>51</w:t>
       </w:r>
     </w:p>
     <w:p>
@@ -2306,12 +2304,13 @@
       <w:r>
         <w:t>PHỤ LỤC A: OPCODE VÀ MÃ ĐỊNH DANH BLUETOOTH</w:t>
         <w:tab/>
-        <w:t>50</w:t>
+        <w:t>52</w:t>
       </w:r>
     </w:p>
     <w:p>
       <w:pPr>
         <w:pStyle w:val="Heading1"/>
+        <w:pageBreakBefore/>
         <w:spacing w:before="240" w:after="120" w:line="240" w:lineRule="auto"/>
         <w:rPr>
           <w:rFonts w:ascii="Times New Roman" w:hAnsi="Times New Roman" w:cs="Times New Roman"/>
@@ -6543,6 +6542,7 @@
     <w:p>
       <w:pPr>
         <w:pStyle w:val="Heading1"/>
+        <w:pageBreakBefore/>
         <w:spacing w:before="240" w:after="120" w:line="240" w:lineRule="auto"/>
         <w:rPr>
           <w:rFonts w:ascii="Times New Roman" w:hAnsi="Times New Roman" w:cs="Times New Roman"/>
@@ -6570,7 +6570,7 @@
       <w:r>
         <w:t>Hình 1. Mô hình mô tả hoạt động của TLS</w:t>
         <w:tab/>
-        <w:t>14</w:t>
+        <w:t>15</w:t>
       </w:r>
     </w:p>
     <w:p>
@@ -6580,7 +6580,7 @@
       <w:r>
         <w:t>Hình 2. Chuỗi thiết lập kênh MQTTS/TLS giữa Gateway và ThingsBoard</w:t>
         <w:tab/>
-        <w:t>15</w:t>
+        <w:t>16</w:t>
       </w:r>
     </w:p>
     <w:p>
@@ -6590,7 +6590,7 @@
       <w:r>
         <w:t>Hình 3. Mô hình kiến trúc hệ thống định vị theo phòng ở phiên bản hiện tại</w:t>
         <w:tab/>
-        <w:t>18</w:t>
+        <w:t>19</w:t>
       </w:r>
     </w:p>
     <w:p>
@@ -6600,7 +6600,7 @@
       <w:r>
         <w:t>Hình 4. Luồng Gateway tự động provision và cấu hình Scanner/Relay</w:t>
         <w:tab/>
-        <w:t>20</w:t>
+        <w:t>21</w:t>
       </w:r>
     </w:p>
     <w:p>
@@ -6610,7 +6610,7 @@
       <w:r>
         <w:t>Hình 5. Luồng xử lý dữ liệu và quyết định phòng từ Tag đến ThingsBoard</w:t>
         <w:tab/>
-        <w:t>24</w:t>
+        <w:t>25</w:t>
       </w:r>
     </w:p>
     <w:p>
@@ -6620,7 +6620,7 @@
       <w:r>
         <w:t>Hình 6. Dashboard tổng quan nhiều Tag và thông tin chi tiết của Tag được chọn</w:t>
         <w:tab/>
-        <w:t>25</w:t>
+        <w:t>26</w:t>
       </w:r>
     </w:p>
     <w:p>
@@ -6630,7 +6630,7 @@
       <w:r>
         <w:t>Hình 7. Widget hiển thị lịch sử phòng được hệ thống dự đoán theo thời gian</w:t>
         <w:tab/>
-        <w:t>26</w:t>
+        <w:t>27</w:t>
       </w:r>
     </w:p>
     <w:p>
@@ -6640,7 +6640,7 @@
       <w:r>
         <w:t>Hình 8. Trạng thái kết nối của Gateway, Scanner và Tag trên ThingsBoard</w:t>
         <w:tab/>
-        <w:t>27</w:t>
+        <w:t>28</w:t>
       </w:r>
     </w:p>
     <w:p>
@@ -6650,7 +6650,7 @@
       <w:r>
         <w:t>Hình 9. Sơ đồ mặt bằng thí nghiệm</w:t>
         <w:tab/>
-        <w:t>29</w:t>
+        <w:t>30</w:t>
       </w:r>
     </w:p>
     <w:p>
@@ -6660,7 +6660,7 @@
       <w:r>
         <w:t>Hình 10. Quy trình ghi ground truth và tạo cửa sổ đánh giá sau Grace 30 giây</w:t>
         <w:tab/>
-        <w:t>31</w:t>
+        <w:t>32</w:t>
       </w:r>
     </w:p>
     <w:p>
@@ -6670,7 +6670,7 @@
       <w:r>
         <w:t>Hình 11. RSSI của ba scanner khi Tag được đặt cố định tại Phòng 2</w:t>
         <w:tab/>
-        <w:t>35</w:t>
+        <w:t>36</w:t>
       </w:r>
     </w:p>
     <w:p>
@@ -6680,7 +6680,7 @@
       <w:r>
         <w:t>Hình 12. RSSI của ba scanner khi Tag được đặt cố định tại Phòng 3</w:t>
         <w:tab/>
-        <w:t>35</w:t>
+        <w:t>36</w:t>
       </w:r>
     </w:p>
     <w:p>
@@ -6706,6 +6706,7 @@
     <w:p>
       <w:pPr>
         <w:pStyle w:val="Heading1"/>
+        <w:pageBreakBefore/>
         <w:spacing w:after="120" w:line="240" w:lineRule="auto"/>
         <w:rPr>
           <w:rFonts w:ascii="Times New Roman" w:hAnsi="Times New Roman" w:cs="Times New Roman"/>
@@ -6748,7 +6749,7 @@
       <w:r>
         <w:t>Bảng 2. So sánh các giải pháp indoor positioning thương mại</w:t>
         <w:tab/>
-        <w:t>8</w:t>
+        <w:t>9</w:t>
       </w:r>
     </w:p>
     <w:p>
@@ -6758,7 +6759,7 @@
       <w:r>
         <w:t>Bảng 3. Các opcode Vendor Model dùng trong đề tài</w:t>
         <w:tab/>
-        <w:t>11</w:t>
+        <w:t>12</w:t>
       </w:r>
     </w:p>
     <w:p>
@@ -6768,7 +6769,7 @@
       <w:r>
         <w:t>Bảng 4. Các topic MQTT dùng trong ThingsBoard Gateway API</w:t>
         <w:tab/>
-        <w:t>16</w:t>
+        <w:t>17</w:t>
       </w:r>
     </w:p>
     <w:p>
@@ -6778,7 +6779,7 @@
       <w:r>
         <w:t>Bảng 5. Bố trí thí nghiệm của cấu hình 3 phòng–3 Scanner</w:t>
         <w:tab/>
-        <w:t>30</w:t>
+        <w:t>31</w:t>
       </w:r>
     </w:p>
     <w:p>
@@ -6788,7 +6789,7 @@
       <w:r>
         <w:t>Bảng 6. Các phiên ground truth được sử dụng</w:t>
         <w:tab/>
-        <w:t>32</w:t>
+        <w:t>33</w:t>
       </w:r>
     </w:p>
     <w:p>
@@ -6798,7 +6799,7 @@
       <w:r>
         <w:t>Bảng 7. Phân bố mẫu đánh giá và coverage theo phòng của ba phiên</w:t>
         <w:tab/>
-        <w:t>32</w:t>
+        <w:t>33</w:t>
       </w:r>
     </w:p>
     <w:p>
@@ -6808,7 +6809,7 @@
       <w:r>
         <w:t>Bảng 8. Thống kê RSSI của ba scanner khi Tag được đặt cố định theo phòng</w:t>
         <w:tab/>
-        <w:t>34</w:t>
+        <w:t>35</w:t>
       </w:r>
     </w:p>
     <w:p>
@@ -6818,7 +6819,7 @@
       <w:r>
         <w:t>Bảng 9. Thời gian khởi động và đưa hệ thống vào hoạt động</w:t>
         <w:tab/>
-        <w:t>36</w:t>
+        <w:t>37</w:t>
       </w:r>
     </w:p>
     <w:p>
@@ -6828,7 +6829,7 @@
       <w:r>
         <w:t>Bảng 10. Tóm tắt kết quả định vị của Phiên 1</w:t>
         <w:tab/>
-        <w:t>37</w:t>
+        <w:t>38</w:t>
       </w:r>
     </w:p>
     <w:p>
@@ -6848,7 +6849,7 @@
       <w:r>
         <w:t>Bảng 12. Tóm tắt kết quả định vị của Phiên 3</w:t>
         <w:tab/>
-        <w:t>38</w:t>
+        <w:t>39</w:t>
       </w:r>
     </w:p>
     <w:p>
@@ -6858,7 +6859,7 @@
       <w:r>
         <w:t>Bảng 13. Ma trận nhầm lẫn gộp của ba phiên đo</w:t>
         <w:tab/>
-        <w:t>39</w:t>
+        <w:t>40</w:t>
       </w:r>
     </w:p>
     <w:p>
@@ -6868,7 +6869,7 @@
       <w:r>
         <w:t>Bảng 14. Precision, recall và F1-score theo từng phòng</w:t>
         <w:tab/>
-        <w:t>39</w:t>
+        <w:t>40</w:t>
       </w:r>
     </w:p>
     <w:p>
@@ -6878,7 +6879,7 @@
       <w:r>
         <w:t>Bảng 15. Số lần flap trong 5 phút tại biên phòng</w:t>
         <w:tab/>
-        <w:t>40</w:t>
+        <w:t>41</w:t>
       </w:r>
     </w:p>
     <w:p>
@@ -6888,7 +6889,7 @@
       <w:r>
         <w:t>Bảng 16. Thống kê độ trễ chuyển phòng của ba phiên đo</w:t>
         <w:tab/>
-        <w:t>41</w:t>
+        <w:t>42</w:t>
       </w:r>
     </w:p>
     <w:p>
@@ -6898,7 +6899,7 @@
       <w:r>
         <w:t>Bảng 17. Kết quả flapping trong 35 cửa sổ sau Grace</w:t>
         <w:tab/>
-        <w:t>2</w:t>
+        <w:t>43</w:t>
       </w:r>
     </w:p>
     <w:p>
@@ -6908,7 +6909,7 @@
       <w:r>
         <w:t>Bảng 18. Thời gian OTA (giây)</w:t>
         <w:tab/>
-        <w:t>2</w:t>
+        <w:t>44</w:t>
       </w:r>
     </w:p>
     <w:p>
@@ -6918,7 +6919,7 @@
       <w:r>
         <w:t>Bảng 19. So sánh định tính với một số giải pháp thương mại</w:t>
         <w:tab/>
-        <w:t>2</w:t>
+        <w:t>46</w:t>
       </w:r>
     </w:p>
     <w:p>
@@ -6928,7 +6929,7 @@
       <w:r>
         <w:t>Bảng 20. Các vendor opcode của hệ thống</w:t>
         <w:tab/>
-        <w:t>2</w:t>
+        <w:t>52</w:t>
       </w:r>
     </w:p>
     <w:p>
@@ -6938,12 +6939,13 @@
       <w:r>
         <w:t>Bảng 21. Các mã định danh Bluetooth dùng trong hệ thống</w:t>
         <w:tab/>
-        <w:t>2</w:t>
+        <w:t>52</w:t>
       </w:r>
     </w:p>
     <w:p>
       <w:pPr>
         <w:pStyle w:val="Heading1"/>
+        <w:pageBreakBefore/>
         <w:spacing w:after="120" w:line="240" w:lineRule="auto"/>
         <w:rPr>
           <w:rFonts w:ascii="Times New Roman" w:hAnsi="Times New Roman" w:cs="Times New Roman"/>
@@ -7084,7 +7086,7 @@
         <w:ind w:firstLine="567"/>
       </w:pPr>
       <w:r>
-        <w:t>Trong phạm vi phần B, tài liệu đặt các mục tiêu sau:</w:t>
+        <w:t>Trong phạm vi nghiên cứu, đề tài đặt các mục tiêu sau:</w:t>
       </w:r>
     </w:p>
     <w:p>
@@ -7209,19 +7211,19 @@
         <w:pStyle w:val="Heading3"/>
       </w:pPr>
       <w:r>
-        <w:t>1.3.1 Phạm vi nội dung phần B</w:t>
+        <w:t>1.3.1 Phạm vi thu nhận và xử lý dữ liệu</w:t>
       </w:r>
     </w:p>
     <w:p>
       <w:pPr/>
       <w:r>
-        <w:t>Phần B tập trung vào tuyến xử lý từ Gateway đến nền tảng ThingsBoard. Kiến trúc tổng thể, BLE Mesh và kết quả thực nghiệm là nội dung dùng chung của hai thành viên nên được giữ nguyên trong tài liệu.</w:t>
+        <w:t>Đề tài tập trung xây dựng tuyến thu nhận và xử lý dữ liệu từ mạng BLE Mesh, qua Gateway, đến máy chủ IoT ThingsBoard.</w:t>
       </w:r>
     </w:p>
     <w:p>
       <w:pPr/>
       <w:r>
-        <w:t>Các nội dung do phần B triển khai và trình bày gồm:</w:t>
+        <w:t>Các nội dung triển khai và trình bày gồm:</w:t>
       </w:r>
     </w:p>
     <w:p>
@@ -7365,7 +7367,7 @@
         <w:ind w:firstLine="567"/>
       </w:pPr>
       <w:r>
-        <w:t>Phần B cố định ESP-IDF v6.0.1 để môi trường biên dịch, FreeRTOS, Wi-Fi, TLS và API BLE Mesh nhất quán trong quá trình triển khai Gateway.</w:t>
+        <w:t>Đề tài sử dụng ESP-IDF v6.0.1 để môi trường biên dịch, FreeRTOS, Wi-Fi, TLS và API BLE Mesh nhất quán trong quá trình triển khai Gateway.</w:t>
       </w:r>
     </w:p>
     <w:p>
@@ -7894,7 +7896,7 @@
         <w:pStyle w:val="ListBullet"/>
       </w:pPr>
       <w:r>
-        <w:t>Chương 3 – Cơ sở lý thuyết phần B: BLE Mesh dùng chung; thuật toán quyết định zone; MQTT/TLS và ThingsBoard Gateway API.</w:t>
+        <w:t>Chương 3 – Cơ sở lý thuyết: BLE Mesh; thuật toán quyết định zone; MQTT/TLS và ThingsBoard Gateway API.</w:t>
       </w:r>
     </w:p>
     <w:p>
@@ -7902,7 +7904,7 @@
         <w:pStyle w:val="ListBullet"/>
       </w:pPr>
       <w:r>
-        <w:t>Chương 4 – Triển khai phần B: Giữ nguyên kiến trúc tổng thể và Relay/BLE Mesh dùng chung; đi sâu vào Gateway, hàng đợi FreeRTOS, Wi-Fi/MQTTS, ThingsBoard Gateway API, Rule Chain, dashboard nhiều Tag và cơ chế giám sát–khôi phục kết nối.</w:t>
+        <w:t>Chương 4 – Triển khai hệ thống: Trình bày kiến trúc tổng thể, Relay/BLE Mesh, Gateway, hàng đợi FreeRTOS, Wi-Fi/MQTTS, ThingsBoard Gateway API, Rule Chain, dashboard nhiều Tag và cơ chế giám sát–khôi phục kết nối.</w:t>
       </w:r>
     </w:p>
     <w:p>
@@ -7930,13 +7932,9 @@
       </w:r>
     </w:p>
     <w:p>
-      <w:r>
-        <w:br w:type="page"/>
-      </w:r>
-    </w:p>
-    <w:p>
       <w:pPr>
         <w:pStyle w:val="Heading1"/>
+        <w:pageBreakBefore/>
         <w:spacing w:after="120" w:line="240" w:lineRule="auto"/>
         <w:rPr>
           <w:rFonts w:ascii="Times New Roman" w:hAnsi="Times New Roman" w:cs="Times New Roman"/>
@@ -8949,12 +8947,13 @@
     <w:p>
       <w:pPr/>
       <w:r>
-        <w:t>Khoảng trống phần B tập trung xử lý là một Gateway tự host có ranh giới trách nhiệm rõ ràng: firmware chỉ thu nhận và chuyển telemetry; ThingsBoard chịu trách nhiệm xác định phòng, lưu trạng thái và hiển thị. Hệ thống đồng thời cần xử lý nhiều Tag độc lập và phục hồi hợp lý khi BLE Mesh, Wi-Fi hoặc MQTT gián đoạn.</w:t>
+        <w:t>Khoảng trống đề tài tập trung xử lý là một Gateway tự host có ranh giới trách nhiệm rõ ràng: firmware chỉ thu nhận và chuyển telemetry; ThingsBoard chịu trách nhiệm xác định phòng, lưu trạng thái và hiển thị. Hệ thống đồng thời cần xử lý nhiều Tag độc lập và phục hồi hợp lý khi BLE Mesh, Wi-Fi hoặc MQTT gián đoạn.</w:t>
       </w:r>
     </w:p>
     <w:p>
       <w:pPr>
         <w:pStyle w:val="Heading1"/>
+        <w:pageBreakBefore/>
         <w:spacing w:after="120" w:line="240" w:lineRule="auto"/>
         <w:rPr>
           <w:rFonts w:ascii="Times New Roman" w:hAnsi="Times New Roman" w:cs="Times New Roman"/>
@@ -10572,13 +10571,9 @@
       </w:r>
     </w:p>
     <w:p>
-      <w:r>
-        <w:br w:type="page"/>
-      </w:r>
-    </w:p>
-    <w:p>
       <w:pPr>
         <w:pStyle w:val="Heading1"/>
+        <w:pageBreakBefore/>
         <w:spacing w:after="120" w:line="240" w:lineRule="auto"/>
         <w:rPr>
           <w:rFonts w:ascii="Times New Roman" w:hAnsi="Times New Roman" w:cs="Times New Roman"/>
@@ -10817,7 +10812,7 @@
         <w:ind w:firstLine="567"/>
       </w:pPr>
       <w:r>
-        <w:t>Gateway (ESP32-S3) là cầu nối giữa mạng BLE Mesh và ThingsBoard: vừa provision các node, vừa nhận TAG_STATUS, tách xử lý bằng hàng đợi FreeRTOS và truyền telemetry qua MQTTS. Đây là khối triển khai trung tâm của phần B.</w:t>
+        <w:t>Gateway (ESP32-S3) là cầu nối giữa mạng BLE Mesh và ThingsBoard: vừa provision các node, vừa nhận TAG_STATUS, tách xử lý bằng hàng đợi FreeRTOS và truyền telemetry qua MQTTS. Đây là khối trung tâm của tuyến thu nhận và chuyển tiếp dữ liệu.</w:t>
       </w:r>
     </w:p>
     <w:p>
@@ -11409,7 +11404,7 @@
         <w:ind w:firstLine="567"/>
       </w:pPr>
       <w:r>
-        <w:t>Luồng phần B không gắn telemetry vào một Tag cố định. Gateway, ThingsBoard Gateway API, Rule Chain và Dashboard đều giữ định danh Tag xuyên suốt để các Tag được xử lý độc lập.</w:t>
+        <w:t>Luồng xử lý không gắn telemetry vào một Tag cố định. Gateway, ThingsBoard Gateway API, Rule Chain và Dashboard đều giữ định danh Tag xuyên suốt để các Tag được xử lý độc lập.</w:t>
       </w:r>
     </w:p>
     <w:p>
@@ -11481,7 +11476,7 @@
         </w:rPr>
       </w:pPr>
       <w:r>
-        <w:t>4.6 Cấu trúc source code phần B</w:t>
+        <w:t>4.6 Cấu trúc source code Gateway và ThingsBoard</w:t>
       </w:r>
     </w:p>
     <w:p>
@@ -11501,7 +11496,7 @@
         </w:rPr>
       </w:pPr>
       <w:r>
-        <w:t>4.6.1 Firmware Gateway và các component phần B</w:t>
+        <w:t>4.6.1 Firmware Gateway và các component liên quan</w:t>
       </w:r>
     </w:p>
     <w:p>
@@ -11509,7 +11504,7 @@
         <w:ind w:firstLine="567"/>
       </w:pPr>
       <w:r>
-        <w:t>Phần B tập trung tại apps/gateway. bmt_mesh nhận BLE Mesh message, provision và ping node; bmt_wifi quản lý Wi-Fi STA; bmt_mqtt triển khai queue, worker và MQTTS; bmt_thingsboard đóng gói Gateway API, child device và out_of_range; bmt_zone giữ bảng tối đa 16 Tag; bmt_watchdog giám sát traffic mesh; bmt_node_table persist tối đa 10 node trong NVS. Firmware Tag/Scanner chỉ là đầu vào của giao diện tích hợp.</w:t>
+        <w:t>Mã nguồn Gateway tập trung tại apps/gateway. bmt_mesh nhận BLE Mesh message, provision và ping node; bmt_wifi quản lý Wi-Fi STA; bmt_mqtt triển khai queue, worker và MQTTS; bmt_thingsboard đóng gói Gateway API, child device và out_of_range; bmt_zone giữ bảng tối đa 16 Tag; bmt_watchdog giám sát traffic mesh; bmt_node_table lưu tối đa 10 node trong NVS. Firmware Tag/Scanner cung cấp dữ liệu đầu vào cho giao diện tích hợp.</w:t>
       </w:r>
     </w:p>
     <w:p>
@@ -11529,7 +11524,7 @@
         <w:ind w:firstLine="567"/>
       </w:pPr>
       <w:r>
-        <w:t>Định dạng TAG_STATUS và các opcode vendor là hợp đồng giao tiếp giữa firmware edge và Gateway. Việc giám sát node được thực hiện bằng Config Client DEFAULT_TTL_GET của BLE Mesh, không dùng một opcode heartbeat riêng. BLE Mesh, cơ chế provision và Relay được giữ như nội dung chung; phần B bắt đầu tại điểm Gateway nhận, xác thực cấu trúc và xếp hàng message.</w:t>
+        <w:t>Định dạng TAG_STATUS và các opcode vendor là hợp đồng giao tiếp giữa firmware edge và Gateway. Việc giám sát node được thực hiện bằng Config Client DEFAULT_TTL_GET của BLE Mesh, không dùng một opcode heartbeat riêng. Sau khi nhận dữ liệu, Gateway xác thực cấu trúc và xếp hàng message để chuyển lên máy chủ.</w:t>
       </w:r>
     </w:p>
     <w:p>
@@ -11619,13 +11614,9 @@
     <w:p/>
     <w:p/>
     <w:p>
-      <w:r>
-        <w:br w:type="page"/>
-      </w:r>
-    </w:p>
-    <w:p>
       <w:pPr>
         <w:pStyle w:val="Heading1"/>
+        <w:pageBreakBefore/>
         <w:spacing w:before="240" w:after="120" w:line="240" w:lineRule="auto"/>
         <w:rPr>
           <w:rFonts w:ascii="Times New Roman" w:hAnsi="Times New Roman" w:cs="Times New Roman"/>
@@ -15536,11 +15527,6 @@
       </w:r>
     </w:p>
     <w:p>
-      <w:r>
-        <w:br w:type="page"/>
-      </w:r>
-    </w:p>
-    <w:p>
       <w:pPr>
         <w:keepNext/>
         <w:jc w:val="center"/>
@@ -15676,11 +15662,6 @@
       </w:r>
     </w:p>
     <w:p>
-      <w:r>
-        <w:br w:type="page"/>
-      </w:r>
-    </w:p>
-    <w:p>
       <w:pPr>
         <w:keepNext/>
         <w:jc w:val="center"/>
@@ -22530,13 +22511,9 @@
       </w:r>
     </w:p>
     <w:p>
-      <w:r>
-        <w:br w:type="page"/>
-      </w:r>
-    </w:p>
-    <w:p>
       <w:pPr>
         <w:pStyle w:val="Heading1"/>
+        <w:pageBreakBefore/>
         <w:spacing w:after="120" w:line="240" w:lineRule="auto"/>
         <w:rPr>
           <w:rFonts w:ascii="Times New Roman" w:hAnsi="Times New Roman" w:cs="Times New Roman"/>
@@ -22582,7 +22559,7 @@
         <w:ind w:firstLine="567"/>
       </w:pPr>
       <w:r>
-        <w:t>Đề tài xây dựng một hệ thống định vị trong nhà mức phòng, mã nguồn mở, tự host được từ đầu tới cuối. Kiến trúc, BLE Mesh và kết quả Chương 5 là thành quả chung. Trong đó, đóng góp cá nhân của phần B là Gateway và tuyến xử lý server-side; các đóng góp của toàn hệ thống gồm:</w:t>
+        <w:t>Đề tài xây dựng một hệ thống định vị trong nhà mức phòng, mã nguồn mở và có thể tự host từ đầu tới cuối. Các đóng góp chính của hệ thống gồm:</w:t>
       </w:r>
     </w:p>
     <w:p>
@@ -22605,7 +22582,7 @@
         <w:pStyle w:val="ListBullet"/>
       </w:pPr>
       <w:r>
-        <w:t>Đóng góp riêng của phần B: triển khai Gateway nhận TAG_STATUS qua callback BLE Mesh, tách callback và MQTTS bằng hàng đợi FreeRTOS, kết nối Wi-Fi/TLS, đóng gói Gateway API, chủ động thăm dò node bằng Config Client, duy trì data watchdog và phục hồi out_of_range; xây dựng Rule Chain cùng dashboard hỗ trợ nhiều Tag. OTA không thuộc đóng góp cá nhân phần B.</w:t>
+        <w:t>Triển khai Gateway nhận TAG_STATUS qua callback BLE Mesh, tách callback và MQTTS bằng hàng đợi FreeRTOS, kết nối Wi-Fi/TLS, đóng gói Gateway API, chủ động thăm dò node bằng Config Client, duy trì data watchdog và phục hồi out_of_range; xây dựng Rule Chain cùng dashboard hỗ trợ nhiều Tag.</w:t>
       </w:r>
     </w:p>
     <w:p>
@@ -22802,6 +22779,7 @@
     <w:p>
       <w:pPr>
         <w:pStyle w:val="Heading1"/>
+        <w:pageBreakBefore/>
         <w:spacing w:after="120" w:line="240" w:lineRule="auto"/>
         <w:rPr>
           <w:rFonts w:ascii="Times New Roman" w:hAnsi="Times New Roman" w:cs="Times New Roman"/>
@@ -22938,6 +22916,7 @@
     <w:p>
       <w:pPr>
         <w:pStyle w:val="Heading1"/>
+        <w:pageBreakBefore/>
         <w:spacing w:before="120" w:after="60"/>
         <w:rPr>
           <w:rFonts w:ascii="Times New Roman" w:eastAsia="Times New Roman" w:hAnsi="Times New Roman" w:cs="Times New Roman"/>
